--- a/IT25102813-lab-01.docx
+++ b/IT25102813-lab-01.docx
@@ -39,33 +39,714 @@
         <w:spacing/>
         <w:ind/>
         <w:rPr>
-          <w:highlight w:val="none"/>
-        </w:rPr>
-      </w:pPr>
-      <w:r>
-        <w:rPr>
+          <w:b/>
+          <w:bCs/>
+          <w:sz w:val="28"/>
+          <w:szCs w:val="28"/>
+          <w:highlight w:val="none"/>
+        </w:rPr>
+      </w:pPr>
+      <w:r>
+        <w:rPr>
+          <w:b/>
+          <w:bCs/>
+          <w:sz w:val="28"/>
+          <w:szCs w:val="28"/>
           <w:highlight w:val="none"/>
         </w:rPr>
         <w:t xml:space="preserve">Exercise 1</w:t>
       </w:r>
-      <w:r/>
-    </w:p>
-    <w:p>
-      <w:pPr>
-        <w:pBdr/>
-        <w:spacing/>
-        <w:ind/>
-        <w:rPr>
-          <w:highlight w:val="none"/>
-        </w:rPr>
-      </w:pPr>
-      <w:r>
-        <w:rPr>
+      <w:r>
+        <w:rPr>
+          <w:b/>
+          <w:bCs/>
+          <w:sz w:val="28"/>
+          <w:szCs w:val="28"/>
+          <w:highlight w:val="none"/>
+        </w:rPr>
+      </w:r>
+    </w:p>
+    <w:p>
+      <w:pPr>
+        <w:pBdr/>
+        <w:spacing/>
+        <w:ind/>
+        <w:rPr/>
+      </w:pPr>
+      <w:r>
+        <w:rPr>
+          <w:b w:val="0"/>
+          <w:bCs w:val="0"/>
+          <w:sz w:val="22"/>
+          <w:szCs w:val="22"/>
+          <w:highlight w:val="none"/>
+        </w:rPr>
+        <w:t xml:space="preserve">import java.util.Scanner;</w:t>
+      </w:r>
+      <w:r/>
+    </w:p>
+    <w:p>
+      <w:pPr>
+        <w:pBdr/>
+        <w:spacing/>
+        <w:ind/>
+        <w:rPr/>
+      </w:pPr>
+      <w:r>
+        <w:rPr>
+          <w:b w:val="0"/>
+          <w:bCs w:val="0"/>
+          <w:sz w:val="22"/>
+          <w:szCs w:val="22"/>
+          <w:highlight w:val="none"/>
+        </w:rPr>
+      </w:r>
+      <w:r/>
+    </w:p>
+    <w:p>
+      <w:pPr>
+        <w:pBdr/>
+        <w:spacing/>
+        <w:ind/>
+        <w:rPr/>
+      </w:pPr>
+      <w:r>
+        <w:rPr>
+          <w:b w:val="0"/>
+          <w:bCs w:val="0"/>
+          <w:sz w:val="22"/>
+          <w:szCs w:val="22"/>
+          <w:highlight w:val="none"/>
+        </w:rPr>
+        <w:t xml:space="preserve">public class Welcome{</w:t>
+      </w:r>
+      <w:r/>
+    </w:p>
+    <w:p>
+      <w:pPr>
+        <w:pBdr/>
+        <w:spacing/>
+        <w:ind/>
+        <w:rPr/>
+      </w:pPr>
+      <w:r>
+        <w:rPr>
+          <w:b w:val="0"/>
+          <w:bCs w:val="0"/>
+          <w:sz w:val="22"/>
+          <w:szCs w:val="22"/>
+          <w:highlight w:val="none"/>
+        </w:rPr>
+        <w:t xml:space="preserve">        public static void main(String[] args){</w:t>
+      </w:r>
+      <w:r/>
+    </w:p>
+    <w:p>
+      <w:pPr>
+        <w:pBdr/>
+        <w:spacing/>
+        <w:ind/>
+        <w:rPr/>
+      </w:pPr>
+      <w:r>
+        <w:rPr>
+          <w:b w:val="0"/>
+          <w:bCs w:val="0"/>
+          <w:sz w:val="22"/>
+          <w:szCs w:val="22"/>
+          <w:highlight w:val="none"/>
+        </w:rPr>
+        <w:t xml:space="preserve">        Scanner scanner = new Scanner(System.in);</w:t>
+      </w:r>
+      <w:r/>
+    </w:p>
+    <w:p>
+      <w:pPr>
+        <w:pBdr/>
+        <w:spacing/>
+        <w:ind/>
+        <w:rPr/>
+      </w:pPr>
+      <w:r>
+        <w:rPr>
+          <w:b w:val="0"/>
+          <w:bCs w:val="0"/>
+          <w:sz w:val="22"/>
+          <w:szCs w:val="22"/>
+          <w:highlight w:val="none"/>
+        </w:rPr>
+      </w:r>
+      <w:r/>
+    </w:p>
+    <w:p>
+      <w:pPr>
+        <w:pBdr/>
+        <w:spacing/>
+        <w:ind/>
+        <w:rPr/>
+      </w:pPr>
+      <w:r>
+        <w:rPr>
+          <w:b w:val="0"/>
+          <w:bCs w:val="0"/>
+          <w:sz w:val="22"/>
+          <w:szCs w:val="22"/>
+          <w:highlight w:val="none"/>
+        </w:rPr>
+        <w:t xml:space="preserve">        //Getting input - first name</w:t>
+      </w:r>
+      <w:r/>
+    </w:p>
+    <w:p>
+      <w:pPr>
+        <w:pBdr/>
+        <w:spacing/>
+        <w:ind/>
+        <w:rPr/>
+      </w:pPr>
+      <w:r>
+        <w:rPr>
+          <w:b w:val="0"/>
+          <w:bCs w:val="0"/>
+          <w:sz w:val="22"/>
+          <w:szCs w:val="22"/>
+          <w:highlight w:val="none"/>
+        </w:rPr>
+        <w:t xml:space="preserve">        System.out.print("Enter your first name ");</w:t>
+      </w:r>
+      <w:r/>
+    </w:p>
+    <w:p>
+      <w:pPr>
+        <w:pBdr/>
+        <w:spacing/>
+        <w:ind/>
+        <w:rPr/>
+      </w:pPr>
+      <w:r>
+        <w:rPr>
+          <w:b w:val="0"/>
+          <w:bCs w:val="0"/>
+          <w:sz w:val="22"/>
+          <w:szCs w:val="22"/>
+          <w:highlight w:val="none"/>
+        </w:rPr>
+        <w:t xml:space="preserve">        String f_name = scanner.nextLine();</w:t>
+      </w:r>
+      <w:r/>
+    </w:p>
+    <w:p>
+      <w:pPr>
+        <w:pBdr/>
+        <w:spacing/>
+        <w:ind/>
+        <w:rPr/>
+      </w:pPr>
+      <w:r>
+        <w:rPr>
+          <w:b w:val="0"/>
+          <w:bCs w:val="0"/>
+          <w:sz w:val="22"/>
+          <w:szCs w:val="22"/>
+          <w:highlight w:val="none"/>
+        </w:rPr>
+      </w:r>
+      <w:r/>
+    </w:p>
+    <w:p>
+      <w:pPr>
+        <w:pBdr/>
+        <w:spacing/>
+        <w:ind/>
+        <w:rPr/>
+      </w:pPr>
+      <w:r>
+        <w:rPr>
+          <w:b w:val="0"/>
+          <w:bCs w:val="0"/>
+          <w:sz w:val="22"/>
+          <w:szCs w:val="22"/>
+          <w:highlight w:val="none"/>
+        </w:rPr>
+        <w:t xml:space="preserve">        //Getting input - last name</w:t>
+      </w:r>
+      <w:r/>
+    </w:p>
+    <w:p>
+      <w:pPr>
+        <w:pBdr/>
+        <w:spacing/>
+        <w:ind/>
+        <w:rPr/>
+      </w:pPr>
+      <w:r>
+        <w:rPr>
+          <w:b w:val="0"/>
+          <w:bCs w:val="0"/>
+          <w:sz w:val="22"/>
+          <w:szCs w:val="22"/>
+          <w:highlight w:val="none"/>
+        </w:rPr>
+        <w:t xml:space="preserve">        System.out.print("Enter your last name ");</w:t>
+      </w:r>
+      <w:r/>
+    </w:p>
+    <w:p>
+      <w:pPr>
+        <w:pBdr/>
+        <w:spacing/>
+        <w:ind/>
+        <w:rPr/>
+      </w:pPr>
+      <w:r>
+        <w:rPr>
+          <w:b w:val="0"/>
+          <w:bCs w:val="0"/>
+          <w:sz w:val="22"/>
+          <w:szCs w:val="22"/>
+          <w:highlight w:val="none"/>
+        </w:rPr>
+        <w:t xml:space="preserve">        String l_name = scanner.nextLine();</w:t>
+      </w:r>
+      <w:r/>
+    </w:p>
+    <w:p>
+      <w:pPr>
+        <w:pBdr/>
+        <w:spacing/>
+        <w:ind/>
+        <w:rPr/>
+      </w:pPr>
+      <w:r>
+        <w:rPr>
+          <w:b w:val="0"/>
+          <w:bCs w:val="0"/>
+          <w:sz w:val="22"/>
+          <w:szCs w:val="22"/>
+          <w:highlight w:val="none"/>
+        </w:rPr>
+      </w:r>
+      <w:r/>
+    </w:p>
+    <w:p>
+      <w:pPr>
+        <w:pBdr/>
+        <w:spacing/>
+        <w:ind/>
+        <w:rPr/>
+      </w:pPr>
+      <w:r>
+        <w:rPr>
+          <w:b w:val="0"/>
+          <w:bCs w:val="0"/>
+          <w:sz w:val="22"/>
+          <w:szCs w:val="22"/>
+          <w:highlight w:val="none"/>
+        </w:rPr>
+        <w:t xml:space="preserve">        //printing output</w:t>
+      </w:r>
+      <w:r/>
+    </w:p>
+    <w:p>
+      <w:pPr>
+        <w:pBdr/>
+        <w:spacing/>
+        <w:ind/>
+        <w:rPr/>
+      </w:pPr>
+      <w:r>
+        <w:rPr>
+          <w:b w:val="0"/>
+          <w:bCs w:val="0"/>
+          <w:sz w:val="22"/>
+          <w:szCs w:val="22"/>
+          <w:highlight w:val="none"/>
+        </w:rPr>
+        <w:t xml:space="preserve">        System.out.printf("Welcome to Second Year %s %s\n", f_name, l_name);</w:t>
+      </w:r>
+      <w:r/>
+    </w:p>
+    <w:p>
+      <w:pPr>
+        <w:pBdr/>
+        <w:spacing/>
+        <w:ind/>
+        <w:rPr/>
+      </w:pPr>
+      <w:r>
+        <w:rPr>
+          <w:b w:val="0"/>
+          <w:bCs w:val="0"/>
+          <w:sz w:val="22"/>
+          <w:szCs w:val="22"/>
+          <w:highlight w:val="none"/>
+        </w:rPr>
+        <w:t xml:space="preserve">        scanner.close();</w:t>
+      </w:r>
+      <w:r/>
+    </w:p>
+    <w:p>
+      <w:pPr>
+        <w:pBdr/>
+        <w:spacing/>
+        <w:ind/>
+        <w:rPr/>
+      </w:pPr>
+      <w:r>
+        <w:rPr>
+          <w:b w:val="0"/>
+          <w:bCs w:val="0"/>
+          <w:sz w:val="22"/>
+          <w:szCs w:val="22"/>
+          <w:highlight w:val="none"/>
+        </w:rPr>
+        <w:t xml:space="preserve">        }</w:t>
+      </w:r>
+      <w:r/>
+    </w:p>
+    <w:p>
+      <w:pPr>
+        <w:pBdr/>
+        <w:spacing/>
+        <w:ind/>
+        <w:rPr>
+          <w:b w:val="0"/>
+          <w:bCs w:val="0"/>
+          <w:sz w:val="22"/>
+          <w:szCs w:val="22"/>
+          <w:highlight w:val="none"/>
+        </w:rPr>
+      </w:pPr>
+      <w:r>
+        <w:rPr>
+          <w:b w:val="0"/>
+          <w:bCs w:val="0"/>
+          <w:sz w:val="22"/>
+          <w:szCs w:val="22"/>
+          <w:highlight w:val="none"/>
+        </w:rPr>
+        <w:t xml:space="preserve">}</w:t>
+      </w:r>
+      <w:r/>
+      <w:r>
+        <w:rPr>
+          <w:b w:val="0"/>
+          <w:bCs w:val="0"/>
+          <w:sz w:val="22"/>
+          <w:szCs w:val="22"/>
+          <w:highlight w:val="none"/>
+        </w:rPr>
+      </w:r>
+      <w:r>
+        <w:rPr>
+          <w:b/>
+          <w:bCs/>
+          <w:sz w:val="28"/>
+          <w:szCs w:val="28"/>
+          <w:highlight w:val="none"/>
+        </w:rPr>
+      </w:r>
+      <w:r>
+        <w:rPr>
+          <w:b w:val="0"/>
+          <w:bCs w:val="0"/>
+          <w:sz w:val="22"/>
+          <w:szCs w:val="22"/>
+          <w:highlight w:val="none"/>
+        </w:rPr>
+      </w:r>
+    </w:p>
+    <w:p>
+      <w:pPr>
+        <w:pBdr/>
+        <w:spacing/>
+        <w:ind/>
+        <w:rPr>
+          <w:b/>
+          <w:bCs/>
+          <w:sz w:val="28"/>
+          <w:szCs w:val="28"/>
+          <w:highlight w:val="none"/>
+        </w:rPr>
+      </w:pPr>
+      <w:r>
+        <w:rPr>
+          <w:b/>
+          <w:bCs/>
+          <w:sz w:val="28"/>
+          <w:szCs w:val="28"/>
+          <w:highlight w:val="none"/>
+        </w:rPr>
+        <w:t xml:space="preserve">Output</w:t>
+      </w:r>
+      <w:r>
+        <w:rPr>
+          <w:b/>
+          <w:bCs/>
+          <w:sz w:val="28"/>
+          <w:szCs w:val="28"/>
+          <w:highlight w:val="none"/>
+        </w:rPr>
+      </w:r>
+    </w:p>
+    <w:p>
+      <w:pPr>
+        <w:pBdr/>
+        <w:spacing/>
+        <w:ind/>
+        <w:rPr>
+          <w:b w:val="0"/>
+          <w:bCs w:val="0"/>
+          <w:sz w:val="22"/>
+          <w:szCs w:val="22"/>
+        </w:rPr>
+      </w:pPr>
+      <w:r>
+        <w:rPr>
+          <w:b w:val="0"/>
+          <w:bCs w:val="0"/>
+          <w:sz w:val="22"/>
+          <w:szCs w:val="22"/>
+          <w:highlight w:val="none"/>
+        </w:rPr>
+        <w:t xml:space="preserve">Enter your first name Abivarsan</w:t>
+      </w:r>
+      <w:r>
+        <w:rPr>
+          <w:b w:val="0"/>
+          <w:bCs w:val="0"/>
+          <w:sz w:val="18"/>
+          <w:szCs w:val="18"/>
+        </w:rPr>
+      </w:r>
+    </w:p>
+    <w:p>
+      <w:pPr>
+        <w:pBdr/>
+        <w:spacing/>
+        <w:ind/>
+        <w:rPr>
+          <w:b w:val="0"/>
+          <w:bCs w:val="0"/>
+          <w:sz w:val="22"/>
+          <w:szCs w:val="22"/>
+        </w:rPr>
+      </w:pPr>
+      <w:r>
+        <w:rPr>
+          <w:b w:val="0"/>
+          <w:bCs w:val="0"/>
+          <w:sz w:val="22"/>
+          <w:szCs w:val="22"/>
+          <w:highlight w:val="none"/>
+        </w:rPr>
+        <w:t xml:space="preserve">Enter your last name Yogeswaran</w:t>
+      </w:r>
+      <w:r>
+        <w:rPr>
+          <w:b w:val="0"/>
+          <w:bCs w:val="0"/>
+          <w:sz w:val="18"/>
+          <w:szCs w:val="18"/>
+        </w:rPr>
+      </w:r>
+    </w:p>
+    <w:p>
+      <w:pPr>
+        <w:pBdr/>
+        <w:spacing/>
+        <w:ind/>
+        <w:rPr>
+          <w:b w:val="0"/>
+          <w:bCs w:val="0"/>
+          <w:sz w:val="22"/>
+          <w:szCs w:val="22"/>
+          <w:highlight w:val="none"/>
+        </w:rPr>
+      </w:pPr>
+      <w:r>
+        <w:rPr>
+          <w:b w:val="0"/>
+          <w:bCs w:val="0"/>
+          <w:sz w:val="22"/>
+          <w:szCs w:val="22"/>
+          <w:highlight w:val="none"/>
+        </w:rPr>
+        <w:t xml:space="preserve">Welcome to Second Year Abivarsan Yogeswaran</w:t>
+      </w:r>
+      <w:r>
+        <w:rPr>
+          <w:b w:val="0"/>
+          <w:bCs w:val="0"/>
+          <w:sz w:val="22"/>
+          <w:szCs w:val="22"/>
+          <w:highlight w:val="none"/>
+        </w:rPr>
+      </w:r>
+      <w:r>
+        <w:rPr>
+          <w:b w:val="0"/>
+          <w:bCs w:val="0"/>
+          <w:sz w:val="22"/>
+          <w:szCs w:val="22"/>
+          <w:highlight w:val="none"/>
+        </w:rPr>
+      </w:r>
+    </w:p>
+    <w:p>
+      <w:pPr>
+        <w:pBdr/>
+        <w:spacing/>
+        <w:ind/>
+        <w:rPr>
+          <w:b/>
+          <w:bCs/>
+          <w:sz w:val="28"/>
+          <w:szCs w:val="28"/>
+          <w:highlight w:val="none"/>
+        </w:rPr>
+      </w:pPr>
+      <w:r>
+        <w:rPr>
+          <w:b/>
+          <w:bCs/>
+          <w:sz w:val="28"/>
+          <w:szCs w:val="28"/>
+          <w:highlight w:val="none"/>
+        </w:rPr>
+      </w:r>
+      <w:r>
+        <w:rPr>
+          <w:b/>
+          <w:bCs/>
+          <w:sz w:val="28"/>
+          <w:szCs w:val="28"/>
+          <w:highlight w:val="none"/>
+        </w:rPr>
+      </w:r>
+      <w:r>
+        <w:rPr>
+          <w:b/>
+          <w:bCs/>
+          <w:sz w:val="28"/>
+          <w:szCs w:val="28"/>
+          <w:highlight w:val="none"/>
+        </w:rPr>
+      </w:r>
+    </w:p>
+    <w:p>
+      <w:pPr>
+        <w:pBdr/>
+        <w:spacing/>
+        <w:ind/>
+        <w:rPr>
+          <w:b/>
+          <w:bCs/>
+          <w:sz w:val="28"/>
+          <w:szCs w:val="28"/>
+          <w:highlight w:val="none"/>
+        </w:rPr>
+      </w:pPr>
+      <w:r>
+        <w:rPr>
+          <w:b/>
+          <w:bCs/>
+          <w:sz w:val="28"/>
+          <w:szCs w:val="28"/>
+          <w:highlight w:val="none"/>
+        </w:rPr>
+      </w:r>
+      <w:r>
+        <w:rPr>
+          <w:b/>
+          <w:bCs/>
+          <w:sz w:val="28"/>
+          <w:szCs w:val="28"/>
+          <w:highlight w:val="none"/>
+        </w:rPr>
+      </w:r>
+      <w:r>
+        <w:rPr>
+          <w:b/>
+          <w:bCs/>
+          <w:sz w:val="28"/>
+          <w:szCs w:val="28"/>
+          <w:highlight w:val="none"/>
+        </w:rPr>
+      </w:r>
+    </w:p>
+    <w:p>
+      <w:pPr>
+        <w:pBdr/>
+        <w:spacing/>
+        <w:ind/>
+        <w:rPr>
+          <w:b/>
+          <w:bCs/>
+          <w:sz w:val="28"/>
+          <w:szCs w:val="28"/>
+          <w:highlight w:val="none"/>
+        </w:rPr>
+      </w:pPr>
+      <w:r>
+        <w:rPr>
+          <w:b/>
+          <w:bCs/>
+          <w:sz w:val="28"/>
+          <w:szCs w:val="28"/>
+          <w:highlight w:val="none"/>
+        </w:rPr>
+      </w:r>
+      <w:r>
+        <w:rPr>
+          <w:b/>
+          <w:bCs/>
+          <w:sz w:val="28"/>
+          <w:szCs w:val="28"/>
+          <w:highlight w:val="none"/>
+        </w:rPr>
+      </w:r>
+      <w:r>
+        <w:rPr>
+          <w:b/>
+          <w:bCs/>
+          <w:sz w:val="28"/>
+          <w:szCs w:val="28"/>
+          <w:highlight w:val="none"/>
+        </w:rPr>
+      </w:r>
+    </w:p>
+    <w:p>
+      <w:pPr>
+        <w:pBdr/>
+        <w:spacing/>
+        <w:ind/>
+        <w:rPr>
+          <w:b/>
+          <w:bCs/>
+          <w:sz w:val="28"/>
+          <w:szCs w:val="28"/>
+          <w:highlight w:val="none"/>
+        </w:rPr>
+      </w:pPr>
+      <w:r>
+        <w:rPr>
+          <w:b/>
+          <w:bCs/>
+          <w:sz w:val="28"/>
+          <w:szCs w:val="28"/>
           <w:highlight w:val="none"/>
         </w:rPr>
         <w:t xml:space="preserve">Exercise 2</w:t>
       </w:r>
-      <w:r/>
+      <w:r>
+        <w:rPr>
+          <w:b/>
+          <w:bCs/>
+          <w:sz w:val="28"/>
+          <w:szCs w:val="28"/>
+        </w:rPr>
+      </w:r>
     </w:p>
     <w:p>
       <w:pPr>
@@ -2249,13 +2930,3621 @@
         <w:pBdr/>
         <w:spacing/>
         <w:ind/>
+        <w:rPr>
+          <w:highlight w:val="none"/>
+        </w:rPr>
+      </w:pPr>
+      <w:r>
+        <w:rPr>
+          <w:highlight w:val="none"/>
+        </w:rPr>
+        <w:t xml:space="preserve">}</w:t>
+      </w:r>
+      <w:r/>
+      <w:r>
+        <w:rPr>
+          <w:highlight w:val="none"/>
+        </w:rPr>
+      </w:r>
+      <w:r>
+        <w:rPr>
+          <w:highlight w:val="none"/>
+        </w:rPr>
+      </w:r>
+      <w:r/>
+      <w:r/>
+      <w:r/>
+      <w:r/>
+      <w:r>
+        <w:rPr>
+          <w:highlight w:val="none"/>
+        </w:rPr>
+      </w:r>
+    </w:p>
+    <w:p>
+      <w:pPr>
+        <w:pBdr/>
+        <w:spacing/>
+        <w:ind/>
+        <w:rPr>
+          <w:highlight w:val="none"/>
+        </w:rPr>
+      </w:pPr>
+      <w:r>
+        <w:rPr>
+          <w:b/>
+          <w:bCs/>
+          <w:sz w:val="28"/>
+          <w:szCs w:val="28"/>
+          <w:highlight w:val="none"/>
+        </w:rPr>
+        <w:t xml:space="preserve">Output</w:t>
+      </w:r>
+      <w:r>
+        <w:rPr>
+          <w:highlight w:val="none"/>
+        </w:rPr>
+      </w:r>
+      <w:r>
+        <w:rPr>
+          <w:highlight w:val="none"/>
+        </w:rPr>
+      </w:r>
+    </w:p>
+    <w:p>
+      <w:pPr>
+        <w:pBdr/>
+        <w:spacing/>
+        <w:ind/>
+        <w:rPr>
+          <w:highlight w:val="none"/>
+        </w:rPr>
+      </w:pPr>
+      <w:r>
+        <w:rPr>
+          <w:highlight w:val="none"/>
+        </w:rPr>
+      </w:r>
+      <w:r>
+        <w:rPr>
+          <w:highlight w:val="none"/>
+        </w:rPr>
+        <w:t xml:space="preserve">Enter number of students: 2</w:t>
+      </w:r>
+      <w:r/>
+      <w:r/>
+    </w:p>
+    <w:p>
+      <w:pPr>
+        <w:pBdr/>
+        <w:spacing/>
+        <w:ind/>
         <w:rPr/>
       </w:pPr>
       <w:r>
         <w:rPr>
           <w:highlight w:val="none"/>
         </w:rPr>
-        <w:t xml:space="preserve">}</w:t>
+        <w:t xml:space="preserve">Subject ID</w:t>
+      </w:r>
+      <w:r/>
+    </w:p>
+    <w:p>
+      <w:pPr>
+        <w:pBdr/>
+        <w:spacing/>
+        <w:ind/>
+        <w:rPr/>
+      </w:pPr>
+      <w:r>
+        <w:rPr>
+          <w:highlight w:val="none"/>
+        </w:rPr>
+        <w:t xml:space="preserve">1. Mathematics</w:t>
+      </w:r>
+      <w:r/>
+    </w:p>
+    <w:p>
+      <w:pPr>
+        <w:pBdr/>
+        <w:spacing/>
+        <w:ind/>
+        <w:rPr/>
+      </w:pPr>
+      <w:r>
+        <w:rPr>
+          <w:highlight w:val="none"/>
+        </w:rPr>
+        <w:t xml:space="preserve">2. Chemistry</w:t>
+      </w:r>
+      <w:r/>
+    </w:p>
+    <w:p>
+      <w:pPr>
+        <w:pBdr/>
+        <w:spacing/>
+        <w:ind/>
+        <w:rPr>
+          <w:highlight w:val="none"/>
+        </w:rPr>
+      </w:pPr>
+      <w:r>
+        <w:rPr>
+          <w:highlight w:val="none"/>
+        </w:rPr>
+        <w:t xml:space="preserve">3.Physics</w:t>
+      </w:r>
+      <w:r>
+        <w:rPr>
+          <w:highlight w:val="none"/>
+        </w:rPr>
+      </w:r>
+    </w:p>
+    <w:p>
+      <w:pPr>
+        <w:pBdr/>
+        <w:spacing/>
+        <w:ind/>
+        <w:rPr>
+          <w:highlight w:val="none"/>
+        </w:rPr>
+      </w:pPr>
+      <w:r>
+        <w:rPr>
+          <w:highlight w:val="none"/>
+        </w:rPr>
+      </w:r>
+      <w:r>
+        <w:rPr>
+          <w:highlight w:val="none"/>
+        </w:rPr>
+      </w:r>
+      <w:r>
+        <w:rPr>
+          <w:highlight w:val="none"/>
+        </w:rPr>
+      </w:r>
+    </w:p>
+    <w:p>
+      <w:pPr>
+        <w:pBdr/>
+        <w:spacing/>
+        <w:ind/>
+        <w:rPr>
+          <w:highlight w:val="none"/>
+        </w:rPr>
+      </w:pPr>
+      <w:r>
+        <w:rPr>
+          <w:highlight w:val="none"/>
+        </w:rPr>
+      </w:r>
+      <w:r>
+        <w:rPr>
+          <w:highlight w:val="none"/>
+        </w:rPr>
+      </w:r>
+      <w:r>
+        <w:rPr>
+          <w:highlight w:val="none"/>
+        </w:rPr>
+      </w:r>
+    </w:p>
+    <w:p>
+      <w:pPr>
+        <w:pBdr/>
+        <w:spacing/>
+        <w:ind/>
+        <w:rPr/>
+      </w:pPr>
+      <w:r>
+        <w:rPr>
+          <w:highlight w:val="none"/>
+        </w:rPr>
+        <w:t xml:space="preserve">------------------Menu---------------------</w:t>
+      </w:r>
+      <w:r/>
+    </w:p>
+    <w:p>
+      <w:pPr>
+        <w:pBdr/>
+        <w:spacing/>
+        <w:ind/>
+        <w:rPr/>
+      </w:pPr>
+      <w:r>
+        <w:rPr>
+          <w:highlight w:val="none"/>
+        </w:rPr>
+        <w:t xml:space="preserve">1. Add Marks of Student</w:t>
+      </w:r>
+      <w:r/>
+    </w:p>
+    <w:p>
+      <w:pPr>
+        <w:pBdr/>
+        <w:spacing/>
+        <w:ind/>
+        <w:rPr/>
+      </w:pPr>
+      <w:r>
+        <w:rPr>
+          <w:highlight w:val="none"/>
+        </w:rPr>
+        <w:t xml:space="preserve">2. Update Marks of Student</w:t>
+      </w:r>
+      <w:r/>
+    </w:p>
+    <w:p>
+      <w:pPr>
+        <w:pBdr/>
+        <w:spacing/>
+        <w:ind/>
+        <w:rPr/>
+      </w:pPr>
+      <w:r>
+        <w:rPr>
+          <w:highlight w:val="none"/>
+        </w:rPr>
+        <w:t xml:space="preserve">3. Get Average of a Subject</w:t>
+      </w:r>
+      <w:r/>
+    </w:p>
+    <w:p>
+      <w:pPr>
+        <w:pBdr/>
+        <w:spacing/>
+        <w:ind/>
+        <w:rPr/>
+      </w:pPr>
+      <w:r>
+        <w:rPr>
+          <w:highlight w:val="none"/>
+        </w:rPr>
+        <w:t xml:space="preserve">4. Get Average of Student</w:t>
+      </w:r>
+      <w:r/>
+    </w:p>
+    <w:p>
+      <w:pPr>
+        <w:pBdr/>
+        <w:spacing/>
+        <w:ind/>
+        <w:rPr/>
+      </w:pPr>
+      <w:r>
+        <w:rPr>
+          <w:highlight w:val="none"/>
+        </w:rPr>
+        <w:t xml:space="preserve">5. Get total marks of Student</w:t>
+      </w:r>
+      <w:r/>
+    </w:p>
+    <w:p>
+      <w:pPr>
+        <w:pBdr/>
+        <w:spacing/>
+        <w:ind/>
+        <w:rPr/>
+      </w:pPr>
+      <w:r>
+        <w:rPr>
+          <w:highlight w:val="none"/>
+        </w:rPr>
+        <w:t xml:space="preserve">6. Exit</w:t>
+      </w:r>
+      <w:r/>
+    </w:p>
+    <w:p>
+      <w:pPr>
+        <w:pBdr/>
+        <w:spacing/>
+        <w:ind/>
+        <w:rPr/>
+      </w:pPr>
+      <w:r>
+        <w:rPr>
+          <w:highlight w:val="none"/>
+        </w:rPr>
+      </w:r>
+      <w:r/>
+    </w:p>
+    <w:p>
+      <w:pPr>
+        <w:pBdr/>
+        <w:spacing/>
+        <w:ind/>
+        <w:rPr/>
+      </w:pPr>
+      <w:r>
+        <w:rPr>
+          <w:highlight w:val="none"/>
+        </w:rPr>
+        <w:t xml:space="preserve">Enter your choice: 1</w:t>
+      </w:r>
+      <w:r/>
+    </w:p>
+    <w:p>
+      <w:pPr>
+        <w:pBdr/>
+        <w:spacing/>
+        <w:ind/>
+        <w:rPr/>
+      </w:pPr>
+      <w:r>
+        <w:rPr>
+          <w:highlight w:val="none"/>
+        </w:rPr>
+      </w:r>
+      <w:r/>
+    </w:p>
+    <w:p>
+      <w:pPr>
+        <w:pBdr/>
+        <w:spacing/>
+        <w:ind/>
+        <w:rPr/>
+      </w:pPr>
+      <w:r>
+        <w:rPr>
+          <w:highlight w:val="none"/>
+        </w:rPr>
+        <w:t xml:space="preserve">Enter Student ID: 1</w:t>
+      </w:r>
+      <w:r/>
+    </w:p>
+    <w:p>
+      <w:pPr>
+        <w:pBdr/>
+        <w:spacing/>
+        <w:ind/>
+        <w:rPr/>
+      </w:pPr>
+      <w:r>
+        <w:rPr>
+          <w:highlight w:val="none"/>
+        </w:rPr>
+      </w:r>
+      <w:r/>
+    </w:p>
+    <w:p>
+      <w:pPr>
+        <w:pBdr/>
+        <w:spacing/>
+        <w:ind/>
+        <w:rPr/>
+      </w:pPr>
+      <w:r>
+        <w:rPr>
+          <w:highlight w:val="none"/>
+        </w:rPr>
+        <w:t xml:space="preserve">Enter Marks for Mathematics: 56</w:t>
+      </w:r>
+      <w:r/>
+    </w:p>
+    <w:p>
+      <w:pPr>
+        <w:pBdr/>
+        <w:spacing/>
+        <w:ind/>
+        <w:rPr/>
+      </w:pPr>
+      <w:r>
+        <w:rPr>
+          <w:highlight w:val="none"/>
+        </w:rPr>
+      </w:r>
+      <w:r/>
+    </w:p>
+    <w:p>
+      <w:pPr>
+        <w:pBdr/>
+        <w:spacing/>
+        <w:ind/>
+        <w:rPr/>
+      </w:pPr>
+      <w:r>
+        <w:rPr>
+          <w:highlight w:val="none"/>
+        </w:rPr>
+        <w:t xml:space="preserve">Enter Marks for Chemistry: 76</w:t>
+      </w:r>
+      <w:r/>
+    </w:p>
+    <w:p>
+      <w:pPr>
+        <w:pBdr/>
+        <w:spacing/>
+        <w:ind/>
+        <w:rPr/>
+      </w:pPr>
+      <w:r>
+        <w:rPr>
+          <w:highlight w:val="none"/>
+        </w:rPr>
+      </w:r>
+      <w:r/>
+    </w:p>
+    <w:p>
+      <w:pPr>
+        <w:pBdr/>
+        <w:spacing/>
+        <w:ind/>
+        <w:rPr/>
+      </w:pPr>
+      <w:r>
+        <w:rPr>
+          <w:highlight w:val="none"/>
+        </w:rPr>
+        <w:t xml:space="preserve">Enter Marks for Physics: 65</w:t>
+      </w:r>
+      <w:r/>
+    </w:p>
+    <w:p>
+      <w:pPr>
+        <w:pBdr/>
+        <w:spacing/>
+        <w:ind/>
+        <w:rPr/>
+      </w:pPr>
+      <w:r>
+        <w:rPr>
+          <w:highlight w:val="none"/>
+        </w:rPr>
+        <w:t xml:space="preserve">Subject ID</w:t>
+      </w:r>
+      <w:r/>
+    </w:p>
+    <w:p>
+      <w:pPr>
+        <w:pBdr/>
+        <w:spacing/>
+        <w:ind/>
+        <w:rPr/>
+      </w:pPr>
+      <w:r>
+        <w:rPr>
+          <w:highlight w:val="none"/>
+        </w:rPr>
+        <w:t xml:space="preserve">1. Mathematics</w:t>
+      </w:r>
+      <w:r/>
+    </w:p>
+    <w:p>
+      <w:pPr>
+        <w:pBdr/>
+        <w:spacing/>
+        <w:ind/>
+        <w:rPr/>
+      </w:pPr>
+      <w:r>
+        <w:rPr>
+          <w:highlight w:val="none"/>
+        </w:rPr>
+        <w:t xml:space="preserve">2. Chemistry</w:t>
+      </w:r>
+      <w:r/>
+    </w:p>
+    <w:p>
+      <w:pPr>
+        <w:pBdr/>
+        <w:spacing/>
+        <w:ind/>
+        <w:rPr/>
+      </w:pPr>
+      <w:r>
+        <w:rPr>
+          <w:highlight w:val="none"/>
+        </w:rPr>
+        <w:t xml:space="preserve">3.Physics</w:t>
+      </w:r>
+      <w:r/>
+    </w:p>
+    <w:p>
+      <w:pPr>
+        <w:pBdr/>
+        <w:spacing/>
+        <w:ind/>
+        <w:rPr/>
+      </w:pPr>
+      <w:r>
+        <w:rPr>
+          <w:highlight w:val="none"/>
+        </w:rPr>
+      </w:r>
+      <w:r/>
+    </w:p>
+    <w:p>
+      <w:pPr>
+        <w:pBdr/>
+        <w:spacing/>
+        <w:ind/>
+        <w:rPr/>
+      </w:pPr>
+      <w:r>
+        <w:rPr>
+          <w:highlight w:val="none"/>
+        </w:rPr>
+        <w:t xml:space="preserve">------------------Menu---------------------</w:t>
+      </w:r>
+      <w:r/>
+    </w:p>
+    <w:p>
+      <w:pPr>
+        <w:pBdr/>
+        <w:spacing/>
+        <w:ind/>
+        <w:rPr/>
+      </w:pPr>
+      <w:r>
+        <w:rPr>
+          <w:highlight w:val="none"/>
+        </w:rPr>
+        <w:t xml:space="preserve">1. Add Marks of Student</w:t>
+      </w:r>
+      <w:r/>
+    </w:p>
+    <w:p>
+      <w:pPr>
+        <w:pBdr/>
+        <w:spacing/>
+        <w:ind/>
+        <w:rPr/>
+      </w:pPr>
+      <w:r>
+        <w:rPr>
+          <w:highlight w:val="none"/>
+        </w:rPr>
+        <w:t xml:space="preserve">2. Update Marks of Student</w:t>
+      </w:r>
+      <w:r/>
+    </w:p>
+    <w:p>
+      <w:pPr>
+        <w:pBdr/>
+        <w:spacing/>
+        <w:ind/>
+        <w:rPr/>
+      </w:pPr>
+      <w:r>
+        <w:rPr>
+          <w:highlight w:val="none"/>
+        </w:rPr>
+        <w:t xml:space="preserve">3. Get Average of a Subject</w:t>
+      </w:r>
+      <w:r/>
+    </w:p>
+    <w:p>
+      <w:pPr>
+        <w:pBdr/>
+        <w:spacing/>
+        <w:ind/>
+        <w:rPr/>
+      </w:pPr>
+      <w:r>
+        <w:rPr>
+          <w:highlight w:val="none"/>
+        </w:rPr>
+        <w:t xml:space="preserve">4. Get Average of Student</w:t>
+      </w:r>
+      <w:r/>
+    </w:p>
+    <w:p>
+      <w:pPr>
+        <w:pBdr/>
+        <w:spacing/>
+        <w:ind/>
+        <w:rPr/>
+      </w:pPr>
+      <w:r>
+        <w:rPr>
+          <w:highlight w:val="none"/>
+        </w:rPr>
+        <w:t xml:space="preserve">5. Get total marks of Student</w:t>
+      </w:r>
+      <w:r/>
+    </w:p>
+    <w:p>
+      <w:pPr>
+        <w:pBdr/>
+        <w:spacing/>
+        <w:ind/>
+        <w:rPr/>
+      </w:pPr>
+      <w:r>
+        <w:rPr>
+          <w:highlight w:val="none"/>
+        </w:rPr>
+        <w:t xml:space="preserve">6. Exit</w:t>
+      </w:r>
+      <w:r/>
+    </w:p>
+    <w:p>
+      <w:pPr>
+        <w:pBdr/>
+        <w:spacing/>
+        <w:ind/>
+        <w:rPr/>
+      </w:pPr>
+      <w:r>
+        <w:rPr>
+          <w:highlight w:val="none"/>
+        </w:rPr>
+      </w:r>
+      <w:r/>
+    </w:p>
+    <w:p>
+      <w:pPr>
+        <w:pBdr/>
+        <w:spacing/>
+        <w:ind/>
+        <w:rPr/>
+      </w:pPr>
+      <w:r>
+        <w:rPr>
+          <w:highlight w:val="none"/>
+        </w:rPr>
+        <w:t xml:space="preserve">Enter your choice: 2</w:t>
+      </w:r>
+      <w:r/>
+    </w:p>
+    <w:p>
+      <w:pPr>
+        <w:pBdr/>
+        <w:spacing/>
+        <w:ind/>
+        <w:rPr/>
+      </w:pPr>
+      <w:r>
+        <w:rPr>
+          <w:highlight w:val="none"/>
+        </w:rPr>
+      </w:r>
+      <w:r/>
+    </w:p>
+    <w:p>
+      <w:pPr>
+        <w:pBdr/>
+        <w:spacing/>
+        <w:ind/>
+        <w:rPr/>
+      </w:pPr>
+      <w:r>
+        <w:rPr>
+          <w:highlight w:val="none"/>
+        </w:rPr>
+        <w:t xml:space="preserve">Enter Student ID: 1</w:t>
+      </w:r>
+      <w:r/>
+    </w:p>
+    <w:p>
+      <w:pPr>
+        <w:pBdr/>
+        <w:spacing/>
+        <w:ind/>
+        <w:rPr/>
+      </w:pPr>
+      <w:r>
+        <w:rPr>
+          <w:highlight w:val="none"/>
+        </w:rPr>
+      </w:r>
+      <w:r/>
+    </w:p>
+    <w:p>
+      <w:pPr>
+        <w:pBdr/>
+        <w:spacing/>
+        <w:ind/>
+        <w:rPr/>
+      </w:pPr>
+      <w:r>
+        <w:rPr>
+          <w:highlight w:val="none"/>
+        </w:rPr>
+        <w:t xml:space="preserve">Enter Subject ID: 2</w:t>
+      </w:r>
+      <w:r/>
+    </w:p>
+    <w:p>
+      <w:pPr>
+        <w:pBdr/>
+        <w:spacing/>
+        <w:ind/>
+        <w:rPr/>
+      </w:pPr>
+      <w:r>
+        <w:rPr>
+          <w:highlight w:val="none"/>
+        </w:rPr>
+      </w:r>
+      <w:r/>
+    </w:p>
+    <w:p>
+      <w:pPr>
+        <w:pBdr/>
+        <w:spacing/>
+        <w:ind/>
+        <w:rPr/>
+      </w:pPr>
+      <w:r>
+        <w:rPr>
+          <w:highlight w:val="none"/>
+        </w:rPr>
+        <w:t xml:space="preserve">Enter New Marks: 70</w:t>
+      </w:r>
+      <w:r/>
+    </w:p>
+    <w:p>
+      <w:pPr>
+        <w:pBdr/>
+        <w:spacing/>
+        <w:ind/>
+        <w:rPr/>
+      </w:pPr>
+      <w:r>
+        <w:rPr>
+          <w:highlight w:val="none"/>
+        </w:rPr>
+        <w:t xml:space="preserve">Subject ID</w:t>
+      </w:r>
+      <w:r/>
+    </w:p>
+    <w:p>
+      <w:pPr>
+        <w:pBdr/>
+        <w:spacing/>
+        <w:ind/>
+        <w:rPr/>
+      </w:pPr>
+      <w:r>
+        <w:rPr>
+          <w:highlight w:val="none"/>
+        </w:rPr>
+        <w:t xml:space="preserve">1. Mathematics</w:t>
+      </w:r>
+      <w:r/>
+    </w:p>
+    <w:p>
+      <w:pPr>
+        <w:pBdr/>
+        <w:spacing/>
+        <w:ind/>
+        <w:rPr/>
+      </w:pPr>
+      <w:r>
+        <w:rPr>
+          <w:highlight w:val="none"/>
+        </w:rPr>
+        <w:t xml:space="preserve">2. Chemistry</w:t>
+      </w:r>
+      <w:r/>
+    </w:p>
+    <w:p>
+      <w:pPr>
+        <w:pBdr/>
+        <w:spacing/>
+        <w:ind/>
+        <w:rPr/>
+      </w:pPr>
+      <w:r>
+        <w:rPr>
+          <w:highlight w:val="none"/>
+        </w:rPr>
+        <w:t xml:space="preserve">3.Physics</w:t>
+      </w:r>
+      <w:r/>
+    </w:p>
+    <w:p>
+      <w:pPr>
+        <w:pBdr/>
+        <w:spacing/>
+        <w:ind/>
+        <w:rPr/>
+      </w:pPr>
+      <w:r>
+        <w:rPr>
+          <w:highlight w:val="none"/>
+        </w:rPr>
+      </w:r>
+      <w:r/>
+    </w:p>
+    <w:p>
+      <w:pPr>
+        <w:pBdr/>
+        <w:spacing/>
+        <w:ind/>
+        <w:rPr/>
+      </w:pPr>
+      <w:r>
+        <w:rPr>
+          <w:highlight w:val="none"/>
+        </w:rPr>
+        <w:t xml:space="preserve">------------------Menu---------------------</w:t>
+      </w:r>
+      <w:r/>
+    </w:p>
+    <w:p>
+      <w:pPr>
+        <w:pBdr/>
+        <w:spacing/>
+        <w:ind/>
+        <w:rPr/>
+      </w:pPr>
+      <w:r>
+        <w:rPr>
+          <w:highlight w:val="none"/>
+        </w:rPr>
+        <w:t xml:space="preserve">1. Add Marks of Student</w:t>
+      </w:r>
+      <w:r/>
+    </w:p>
+    <w:p>
+      <w:pPr>
+        <w:pBdr/>
+        <w:spacing/>
+        <w:ind/>
+        <w:rPr/>
+      </w:pPr>
+      <w:r>
+        <w:rPr>
+          <w:highlight w:val="none"/>
+        </w:rPr>
+        <w:t xml:space="preserve">2. Update Marks of Student</w:t>
+      </w:r>
+      <w:r/>
+    </w:p>
+    <w:p>
+      <w:pPr>
+        <w:pBdr/>
+        <w:spacing/>
+        <w:ind/>
+        <w:rPr/>
+      </w:pPr>
+      <w:r>
+        <w:rPr>
+          <w:highlight w:val="none"/>
+        </w:rPr>
+        <w:t xml:space="preserve">3. Get Average of a Subject</w:t>
+      </w:r>
+      <w:r/>
+    </w:p>
+    <w:p>
+      <w:pPr>
+        <w:pBdr/>
+        <w:spacing/>
+        <w:ind/>
+        <w:rPr/>
+      </w:pPr>
+      <w:r>
+        <w:rPr>
+          <w:highlight w:val="none"/>
+        </w:rPr>
+        <w:t xml:space="preserve">4. Get Average of Student</w:t>
+      </w:r>
+      <w:r/>
+    </w:p>
+    <w:p>
+      <w:pPr>
+        <w:pBdr/>
+        <w:spacing/>
+        <w:ind/>
+        <w:rPr/>
+      </w:pPr>
+      <w:r>
+        <w:rPr>
+          <w:highlight w:val="none"/>
+        </w:rPr>
+        <w:t xml:space="preserve">5. Get total marks of Student</w:t>
+      </w:r>
+      <w:r/>
+    </w:p>
+    <w:p>
+      <w:pPr>
+        <w:pBdr/>
+        <w:spacing/>
+        <w:ind/>
+        <w:rPr/>
+      </w:pPr>
+      <w:r>
+        <w:rPr>
+          <w:highlight w:val="none"/>
+        </w:rPr>
+        <w:t xml:space="preserve">6. Exit</w:t>
+      </w:r>
+      <w:r/>
+    </w:p>
+    <w:p>
+      <w:pPr>
+        <w:pBdr/>
+        <w:spacing/>
+        <w:ind/>
+        <w:rPr/>
+      </w:pPr>
+      <w:r>
+        <w:rPr>
+          <w:highlight w:val="none"/>
+        </w:rPr>
+      </w:r>
+      <w:r/>
+    </w:p>
+    <w:p>
+      <w:pPr>
+        <w:pBdr/>
+        <w:spacing/>
+        <w:ind/>
+        <w:rPr/>
+      </w:pPr>
+      <w:r>
+        <w:rPr>
+          <w:highlight w:val="none"/>
+        </w:rPr>
+        <w:t xml:space="preserve">Enter your choice: 5</w:t>
+      </w:r>
+      <w:r/>
+    </w:p>
+    <w:p>
+      <w:pPr>
+        <w:pBdr/>
+        <w:spacing/>
+        <w:ind/>
+        <w:rPr/>
+      </w:pPr>
+      <w:r>
+        <w:rPr>
+          <w:highlight w:val="none"/>
+        </w:rPr>
+      </w:r>
+      <w:r/>
+    </w:p>
+    <w:p>
+      <w:pPr>
+        <w:pBdr/>
+        <w:spacing/>
+        <w:ind/>
+        <w:rPr/>
+      </w:pPr>
+      <w:r>
+        <w:rPr>
+          <w:highlight w:val="none"/>
+        </w:rPr>
+        <w:t xml:space="preserve">Enter the Student's ID, you want to find the average of: 1</w:t>
+      </w:r>
+      <w:r/>
+    </w:p>
+    <w:p>
+      <w:pPr>
+        <w:pBdr/>
+        <w:spacing/>
+        <w:ind/>
+        <w:rPr/>
+      </w:pPr>
+      <w:r>
+        <w:rPr>
+          <w:highlight w:val="none"/>
+        </w:rPr>
+      </w:r>
+      <w:r/>
+    </w:p>
+    <w:p>
+      <w:pPr>
+        <w:pBdr/>
+        <w:spacing/>
+        <w:ind/>
+        <w:rPr/>
+      </w:pPr>
+      <w:r>
+        <w:rPr>
+          <w:highlight w:val="none"/>
+        </w:rPr>
+        <w:t xml:space="preserve">Total Marks of Student 1 is 191</w:t>
+      </w:r>
+      <w:r/>
+    </w:p>
+    <w:p>
+      <w:pPr>
+        <w:pBdr/>
+        <w:spacing/>
+        <w:ind/>
+        <w:rPr/>
+      </w:pPr>
+      <w:r>
+        <w:rPr>
+          <w:highlight w:val="none"/>
+        </w:rPr>
+        <w:t xml:space="preserve">Subject ID</w:t>
+      </w:r>
+      <w:r/>
+    </w:p>
+    <w:p>
+      <w:pPr>
+        <w:pBdr/>
+        <w:spacing/>
+        <w:ind/>
+        <w:rPr/>
+      </w:pPr>
+      <w:r>
+        <w:rPr>
+          <w:highlight w:val="none"/>
+        </w:rPr>
+        <w:t xml:space="preserve">1. Mathematics</w:t>
+      </w:r>
+      <w:r/>
+    </w:p>
+    <w:p>
+      <w:pPr>
+        <w:pBdr/>
+        <w:spacing/>
+        <w:ind/>
+        <w:rPr/>
+      </w:pPr>
+      <w:r>
+        <w:rPr>
+          <w:highlight w:val="none"/>
+        </w:rPr>
+        <w:t xml:space="preserve">2. Chemistry</w:t>
+      </w:r>
+      <w:r/>
+    </w:p>
+    <w:p>
+      <w:pPr>
+        <w:pBdr/>
+        <w:spacing/>
+        <w:ind/>
+        <w:rPr/>
+      </w:pPr>
+      <w:r>
+        <w:rPr>
+          <w:highlight w:val="none"/>
+        </w:rPr>
+        <w:t xml:space="preserve">3.Physics</w:t>
+      </w:r>
+      <w:r/>
+    </w:p>
+    <w:p>
+      <w:pPr>
+        <w:pBdr/>
+        <w:spacing/>
+        <w:ind/>
+        <w:rPr/>
+      </w:pPr>
+      <w:r>
+        <w:rPr>
+          <w:highlight w:val="none"/>
+        </w:rPr>
+      </w:r>
+      <w:r/>
+    </w:p>
+    <w:p>
+      <w:pPr>
+        <w:pBdr/>
+        <w:spacing/>
+        <w:ind/>
+        <w:rPr/>
+      </w:pPr>
+      <w:r>
+        <w:rPr>
+          <w:highlight w:val="none"/>
+        </w:rPr>
+        <w:t xml:space="preserve">------------------Menu---------------------</w:t>
+      </w:r>
+      <w:r/>
+    </w:p>
+    <w:p>
+      <w:pPr>
+        <w:pBdr/>
+        <w:spacing/>
+        <w:ind/>
+        <w:rPr/>
+      </w:pPr>
+      <w:r>
+        <w:rPr>
+          <w:highlight w:val="none"/>
+        </w:rPr>
+        <w:t xml:space="preserve">1. Add Marks of Student</w:t>
+      </w:r>
+      <w:r/>
+    </w:p>
+    <w:p>
+      <w:pPr>
+        <w:pBdr/>
+        <w:spacing/>
+        <w:ind/>
+        <w:rPr/>
+      </w:pPr>
+      <w:r>
+        <w:rPr>
+          <w:highlight w:val="none"/>
+        </w:rPr>
+        <w:t xml:space="preserve">2. Update Marks of Student</w:t>
+      </w:r>
+      <w:r/>
+    </w:p>
+    <w:p>
+      <w:pPr>
+        <w:pBdr/>
+        <w:spacing/>
+        <w:ind/>
+        <w:rPr/>
+      </w:pPr>
+      <w:r>
+        <w:rPr>
+          <w:highlight w:val="none"/>
+        </w:rPr>
+        <w:t xml:space="preserve">3. Get Average of a Subject</w:t>
+      </w:r>
+      <w:r/>
+    </w:p>
+    <w:p>
+      <w:pPr>
+        <w:pBdr/>
+        <w:spacing/>
+        <w:ind/>
+        <w:rPr/>
+      </w:pPr>
+      <w:r>
+        <w:rPr>
+          <w:highlight w:val="none"/>
+        </w:rPr>
+        <w:t xml:space="preserve">4. Get Average of Student</w:t>
+      </w:r>
+      <w:r/>
+    </w:p>
+    <w:p>
+      <w:pPr>
+        <w:pBdr/>
+        <w:spacing/>
+        <w:ind/>
+        <w:rPr/>
+      </w:pPr>
+      <w:r>
+        <w:rPr>
+          <w:highlight w:val="none"/>
+        </w:rPr>
+        <w:t xml:space="preserve">5. Get total marks of Student</w:t>
+      </w:r>
+      <w:r/>
+    </w:p>
+    <w:p>
+      <w:pPr>
+        <w:pBdr/>
+        <w:spacing/>
+        <w:ind/>
+        <w:rPr/>
+      </w:pPr>
+      <w:r>
+        <w:rPr>
+          <w:highlight w:val="none"/>
+        </w:rPr>
+        <w:t xml:space="preserve">6. Exit</w:t>
+      </w:r>
+      <w:r/>
+    </w:p>
+    <w:p>
+      <w:pPr>
+        <w:pBdr/>
+        <w:spacing/>
+        <w:ind/>
+        <w:rPr/>
+      </w:pPr>
+      <w:r>
+        <w:rPr>
+          <w:highlight w:val="none"/>
+        </w:rPr>
+      </w:r>
+      <w:r/>
+    </w:p>
+    <w:p>
+      <w:pPr>
+        <w:pBdr/>
+        <w:spacing/>
+        <w:ind/>
+        <w:rPr/>
+      </w:pPr>
+      <w:r>
+        <w:rPr>
+          <w:highlight w:val="none"/>
+        </w:rPr>
+        <w:t xml:space="preserve">Enter your choice: 1</w:t>
+      </w:r>
+      <w:r/>
+    </w:p>
+    <w:p>
+      <w:pPr>
+        <w:pBdr/>
+        <w:spacing/>
+        <w:ind/>
+        <w:rPr/>
+      </w:pPr>
+      <w:r>
+        <w:rPr>
+          <w:highlight w:val="none"/>
+        </w:rPr>
+      </w:r>
+      <w:r/>
+    </w:p>
+    <w:p>
+      <w:pPr>
+        <w:pBdr/>
+        <w:spacing/>
+        <w:ind/>
+        <w:rPr/>
+      </w:pPr>
+      <w:r>
+        <w:rPr>
+          <w:highlight w:val="none"/>
+        </w:rPr>
+        <w:t xml:space="preserve">Enter Student ID: 2</w:t>
+      </w:r>
+      <w:r/>
+    </w:p>
+    <w:p>
+      <w:pPr>
+        <w:pBdr/>
+        <w:spacing/>
+        <w:ind/>
+        <w:rPr/>
+      </w:pPr>
+      <w:r>
+        <w:rPr>
+          <w:highlight w:val="none"/>
+        </w:rPr>
+      </w:r>
+      <w:r/>
+    </w:p>
+    <w:p>
+      <w:pPr>
+        <w:pBdr/>
+        <w:spacing/>
+        <w:ind/>
+        <w:rPr/>
+      </w:pPr>
+      <w:r>
+        <w:rPr>
+          <w:highlight w:val="none"/>
+        </w:rPr>
+        <w:t xml:space="preserve">Enter Marks for Mathematics: 90</w:t>
+      </w:r>
+      <w:r/>
+    </w:p>
+    <w:p>
+      <w:pPr>
+        <w:pBdr/>
+        <w:spacing/>
+        <w:ind/>
+        <w:rPr/>
+      </w:pPr>
+      <w:r>
+        <w:rPr>
+          <w:highlight w:val="none"/>
+        </w:rPr>
+      </w:r>
+      <w:r/>
+    </w:p>
+    <w:p>
+      <w:pPr>
+        <w:pBdr/>
+        <w:spacing/>
+        <w:ind/>
+        <w:rPr/>
+      </w:pPr>
+      <w:r>
+        <w:rPr>
+          <w:highlight w:val="none"/>
+        </w:rPr>
+        <w:t xml:space="preserve">Enter Marks for Chemistry: 89</w:t>
+      </w:r>
+      <w:r/>
+    </w:p>
+    <w:p>
+      <w:pPr>
+        <w:pBdr/>
+        <w:spacing/>
+        <w:ind/>
+        <w:rPr/>
+      </w:pPr>
+      <w:r>
+        <w:rPr>
+          <w:highlight w:val="none"/>
+        </w:rPr>
+      </w:r>
+      <w:r/>
+    </w:p>
+    <w:p>
+      <w:pPr>
+        <w:pBdr/>
+        <w:spacing/>
+        <w:ind/>
+        <w:rPr/>
+      </w:pPr>
+      <w:r>
+        <w:rPr>
+          <w:highlight w:val="none"/>
+        </w:rPr>
+        <w:t xml:space="preserve">Enter Marks for Physics: 88</w:t>
+      </w:r>
+      <w:r/>
+    </w:p>
+    <w:p>
+      <w:pPr>
+        <w:pBdr/>
+        <w:spacing/>
+        <w:ind/>
+        <w:rPr/>
+      </w:pPr>
+      <w:r>
+        <w:rPr>
+          <w:highlight w:val="none"/>
+        </w:rPr>
+        <w:t xml:space="preserve">Subject ID</w:t>
+      </w:r>
+      <w:r/>
+    </w:p>
+    <w:p>
+      <w:pPr>
+        <w:pBdr/>
+        <w:spacing/>
+        <w:ind/>
+        <w:rPr/>
+      </w:pPr>
+      <w:r>
+        <w:rPr>
+          <w:highlight w:val="none"/>
+        </w:rPr>
+        <w:t xml:space="preserve">1. Mathematics</w:t>
+      </w:r>
+      <w:r/>
+    </w:p>
+    <w:p>
+      <w:pPr>
+        <w:pBdr/>
+        <w:spacing/>
+        <w:ind/>
+        <w:rPr/>
+      </w:pPr>
+      <w:r>
+        <w:rPr>
+          <w:highlight w:val="none"/>
+        </w:rPr>
+        <w:t xml:space="preserve">2. Chemistry</w:t>
+      </w:r>
+      <w:r/>
+    </w:p>
+    <w:p>
+      <w:pPr>
+        <w:pBdr/>
+        <w:spacing/>
+        <w:ind/>
+        <w:rPr/>
+      </w:pPr>
+      <w:r>
+        <w:rPr>
+          <w:highlight w:val="none"/>
+        </w:rPr>
+        <w:t xml:space="preserve">3.Physics</w:t>
+      </w:r>
+      <w:r/>
+    </w:p>
+    <w:p>
+      <w:pPr>
+        <w:pBdr/>
+        <w:spacing/>
+        <w:ind/>
+        <w:rPr/>
+      </w:pPr>
+      <w:r>
+        <w:rPr>
+          <w:highlight w:val="none"/>
+        </w:rPr>
+      </w:r>
+      <w:r/>
+    </w:p>
+    <w:p>
+      <w:pPr>
+        <w:pBdr/>
+        <w:spacing/>
+        <w:ind/>
+        <w:rPr/>
+      </w:pPr>
+      <w:r>
+        <w:rPr>
+          <w:highlight w:val="none"/>
+        </w:rPr>
+        <w:t xml:space="preserve">------------------Menu---------------------</w:t>
+      </w:r>
+      <w:r/>
+    </w:p>
+    <w:p>
+      <w:pPr>
+        <w:pBdr/>
+        <w:spacing/>
+        <w:ind/>
+        <w:rPr/>
+      </w:pPr>
+      <w:r>
+        <w:rPr>
+          <w:highlight w:val="none"/>
+        </w:rPr>
+        <w:t xml:space="preserve">1. Add Marks of Student</w:t>
+      </w:r>
+      <w:r/>
+    </w:p>
+    <w:p>
+      <w:pPr>
+        <w:pBdr/>
+        <w:spacing/>
+        <w:ind/>
+        <w:rPr/>
+      </w:pPr>
+      <w:r>
+        <w:rPr>
+          <w:highlight w:val="none"/>
+        </w:rPr>
+        <w:t xml:space="preserve">2. Update Marks of Student</w:t>
+      </w:r>
+      <w:r/>
+    </w:p>
+    <w:p>
+      <w:pPr>
+        <w:pBdr/>
+        <w:spacing/>
+        <w:ind/>
+        <w:rPr/>
+      </w:pPr>
+      <w:r>
+        <w:rPr>
+          <w:highlight w:val="none"/>
+        </w:rPr>
+        <w:t xml:space="preserve">3. Get Average of a Subject</w:t>
+      </w:r>
+      <w:r/>
+    </w:p>
+    <w:p>
+      <w:pPr>
+        <w:pBdr/>
+        <w:spacing/>
+        <w:ind/>
+        <w:rPr/>
+      </w:pPr>
+      <w:r>
+        <w:rPr>
+          <w:highlight w:val="none"/>
+        </w:rPr>
+        <w:t xml:space="preserve">4. Get Average of Student</w:t>
+      </w:r>
+      <w:r/>
+    </w:p>
+    <w:p>
+      <w:pPr>
+        <w:pBdr/>
+        <w:spacing/>
+        <w:ind/>
+        <w:rPr/>
+      </w:pPr>
+      <w:r>
+        <w:rPr>
+          <w:highlight w:val="none"/>
+        </w:rPr>
+        <w:t xml:space="preserve">5. Get total marks of Student</w:t>
+      </w:r>
+      <w:r/>
+    </w:p>
+    <w:p>
+      <w:pPr>
+        <w:pBdr/>
+        <w:spacing/>
+        <w:ind/>
+        <w:rPr/>
+      </w:pPr>
+      <w:r>
+        <w:rPr>
+          <w:highlight w:val="none"/>
+        </w:rPr>
+        <w:t xml:space="preserve">6. Exit</w:t>
+      </w:r>
+      <w:r/>
+    </w:p>
+    <w:p>
+      <w:pPr>
+        <w:pBdr/>
+        <w:spacing/>
+        <w:ind/>
+        <w:rPr/>
+      </w:pPr>
+      <w:r>
+        <w:rPr>
+          <w:highlight w:val="none"/>
+        </w:rPr>
+      </w:r>
+      <w:r/>
+    </w:p>
+    <w:p>
+      <w:pPr>
+        <w:pBdr/>
+        <w:spacing/>
+        <w:ind/>
+        <w:rPr/>
+      </w:pPr>
+      <w:r>
+        <w:rPr>
+          <w:highlight w:val="none"/>
+        </w:rPr>
+        <w:t xml:space="preserve">Enter your choice: 4</w:t>
+      </w:r>
+      <w:r/>
+    </w:p>
+    <w:p>
+      <w:pPr>
+        <w:pBdr/>
+        <w:spacing/>
+        <w:ind/>
+        <w:rPr/>
+      </w:pPr>
+      <w:r>
+        <w:rPr>
+          <w:highlight w:val="none"/>
+        </w:rPr>
+      </w:r>
+      <w:r/>
+    </w:p>
+    <w:p>
+      <w:pPr>
+        <w:pBdr/>
+        <w:spacing/>
+        <w:ind/>
+        <w:rPr/>
+      </w:pPr>
+      <w:r>
+        <w:rPr>
+          <w:highlight w:val="none"/>
+        </w:rPr>
+        <w:t xml:space="preserve">Enter the Student's ID, you want to find the average of: 2</w:t>
+      </w:r>
+      <w:r/>
+    </w:p>
+    <w:p>
+      <w:pPr>
+        <w:pBdr/>
+        <w:spacing/>
+        <w:ind/>
+        <w:rPr/>
+      </w:pPr>
+      <w:r>
+        <w:rPr>
+          <w:highlight w:val="none"/>
+        </w:rPr>
+      </w:r>
+      <w:r/>
+    </w:p>
+    <w:p>
+      <w:pPr>
+        <w:pBdr/>
+        <w:spacing/>
+        <w:ind/>
+        <w:rPr/>
+      </w:pPr>
+      <w:r>
+        <w:rPr>
+          <w:highlight w:val="none"/>
+        </w:rPr>
+        <w:t xml:space="preserve">Average of student 2 is 89.00</w:t>
+      </w:r>
+      <w:r/>
+    </w:p>
+    <w:p>
+      <w:pPr>
+        <w:pBdr/>
+        <w:spacing/>
+        <w:ind/>
+        <w:rPr/>
+      </w:pPr>
+      <w:r>
+        <w:rPr>
+          <w:highlight w:val="none"/>
+        </w:rPr>
+        <w:t xml:space="preserve">Subject ID</w:t>
+      </w:r>
+      <w:r/>
+    </w:p>
+    <w:p>
+      <w:pPr>
+        <w:pBdr/>
+        <w:spacing/>
+        <w:ind/>
+        <w:rPr/>
+      </w:pPr>
+      <w:r>
+        <w:rPr>
+          <w:highlight w:val="none"/>
+        </w:rPr>
+        <w:t xml:space="preserve">1. Mathematics</w:t>
+      </w:r>
+      <w:r/>
+    </w:p>
+    <w:p>
+      <w:pPr>
+        <w:pBdr/>
+        <w:spacing/>
+        <w:ind/>
+        <w:rPr/>
+      </w:pPr>
+      <w:r>
+        <w:rPr>
+          <w:highlight w:val="none"/>
+        </w:rPr>
+        <w:t xml:space="preserve">2. Chemistry</w:t>
+      </w:r>
+      <w:r/>
+    </w:p>
+    <w:p>
+      <w:pPr>
+        <w:pBdr/>
+        <w:spacing/>
+        <w:ind/>
+        <w:rPr/>
+      </w:pPr>
+      <w:r>
+        <w:rPr>
+          <w:highlight w:val="none"/>
+        </w:rPr>
+        <w:t xml:space="preserve">3.Physics</w:t>
+      </w:r>
+      <w:r/>
+    </w:p>
+    <w:p>
+      <w:pPr>
+        <w:pBdr/>
+        <w:spacing/>
+        <w:ind/>
+        <w:rPr/>
+      </w:pPr>
+      <w:r>
+        <w:rPr>
+          <w:highlight w:val="none"/>
+        </w:rPr>
+      </w:r>
+      <w:r/>
+    </w:p>
+    <w:p>
+      <w:pPr>
+        <w:pBdr/>
+        <w:spacing/>
+        <w:ind/>
+        <w:rPr/>
+      </w:pPr>
+      <w:r>
+        <w:rPr>
+          <w:highlight w:val="none"/>
+        </w:rPr>
+        <w:t xml:space="preserve">------------------Menu---------------------</w:t>
+      </w:r>
+      <w:r/>
+    </w:p>
+    <w:p>
+      <w:pPr>
+        <w:pBdr/>
+        <w:spacing/>
+        <w:ind/>
+        <w:rPr/>
+      </w:pPr>
+      <w:r>
+        <w:rPr>
+          <w:highlight w:val="none"/>
+        </w:rPr>
+        <w:t xml:space="preserve">1. Add Marks of Student</w:t>
+      </w:r>
+      <w:r/>
+    </w:p>
+    <w:p>
+      <w:pPr>
+        <w:pBdr/>
+        <w:spacing/>
+        <w:ind/>
+        <w:rPr/>
+      </w:pPr>
+      <w:r>
+        <w:rPr>
+          <w:highlight w:val="none"/>
+        </w:rPr>
+        <w:t xml:space="preserve">2. Update Marks of Student</w:t>
+      </w:r>
+      <w:r/>
+    </w:p>
+    <w:p>
+      <w:pPr>
+        <w:pBdr/>
+        <w:spacing/>
+        <w:ind/>
+        <w:rPr/>
+      </w:pPr>
+      <w:r>
+        <w:rPr>
+          <w:highlight w:val="none"/>
+        </w:rPr>
+        <w:t xml:space="preserve">3. Get Average of a Subject</w:t>
+      </w:r>
+      <w:r/>
+    </w:p>
+    <w:p>
+      <w:pPr>
+        <w:pBdr/>
+        <w:spacing/>
+        <w:ind/>
+        <w:rPr/>
+      </w:pPr>
+      <w:r>
+        <w:rPr>
+          <w:highlight w:val="none"/>
+        </w:rPr>
+        <w:t xml:space="preserve">4. Get Average of Student</w:t>
+      </w:r>
+      <w:r/>
+    </w:p>
+    <w:p>
+      <w:pPr>
+        <w:pBdr/>
+        <w:spacing/>
+        <w:ind/>
+        <w:rPr/>
+      </w:pPr>
+      <w:r>
+        <w:rPr>
+          <w:highlight w:val="none"/>
+        </w:rPr>
+        <w:t xml:space="preserve">5. Get total marks of Student</w:t>
+      </w:r>
+      <w:r/>
+    </w:p>
+    <w:p>
+      <w:pPr>
+        <w:pBdr/>
+        <w:spacing/>
+        <w:ind/>
+        <w:rPr/>
+      </w:pPr>
+      <w:r>
+        <w:rPr>
+          <w:highlight w:val="none"/>
+        </w:rPr>
+        <w:t xml:space="preserve">6. Exit</w:t>
+      </w:r>
+      <w:r/>
+    </w:p>
+    <w:p>
+      <w:pPr>
+        <w:pBdr/>
+        <w:spacing/>
+        <w:ind/>
+        <w:rPr/>
+      </w:pPr>
+      <w:r>
+        <w:rPr>
+          <w:highlight w:val="none"/>
+        </w:rPr>
+      </w:r>
+      <w:r/>
+    </w:p>
+    <w:p>
+      <w:pPr>
+        <w:pBdr/>
+        <w:spacing/>
+        <w:ind/>
+        <w:rPr/>
+      </w:pPr>
+      <w:r>
+        <w:rPr>
+          <w:highlight w:val="none"/>
+        </w:rPr>
+        <w:t xml:space="preserve">Enter your choice: 2</w:t>
+      </w:r>
+      <w:r/>
+    </w:p>
+    <w:p>
+      <w:pPr>
+        <w:pBdr/>
+        <w:spacing/>
+        <w:ind/>
+        <w:rPr/>
+      </w:pPr>
+      <w:r>
+        <w:rPr>
+          <w:highlight w:val="none"/>
+        </w:rPr>
+      </w:r>
+      <w:r/>
+    </w:p>
+    <w:p>
+      <w:pPr>
+        <w:pBdr/>
+        <w:spacing/>
+        <w:ind/>
+        <w:rPr/>
+      </w:pPr>
+      <w:r>
+        <w:rPr>
+          <w:highlight w:val="none"/>
+        </w:rPr>
+        <w:t xml:space="preserve">Enter Student ID: 2</w:t>
+      </w:r>
+      <w:r/>
+    </w:p>
+    <w:p>
+      <w:pPr>
+        <w:pBdr/>
+        <w:spacing/>
+        <w:ind/>
+        <w:rPr/>
+      </w:pPr>
+      <w:r>
+        <w:rPr>
+          <w:highlight w:val="none"/>
+        </w:rPr>
+      </w:r>
+      <w:r/>
+    </w:p>
+    <w:p>
+      <w:pPr>
+        <w:pBdr/>
+        <w:spacing/>
+        <w:ind/>
+        <w:rPr/>
+      </w:pPr>
+      <w:r>
+        <w:rPr>
+          <w:highlight w:val="none"/>
+        </w:rPr>
+        <w:t xml:space="preserve">Enter Subject ID: 2</w:t>
+      </w:r>
+      <w:r/>
+    </w:p>
+    <w:p>
+      <w:pPr>
+        <w:pBdr/>
+        <w:spacing/>
+        <w:ind/>
+        <w:rPr/>
+      </w:pPr>
+      <w:r>
+        <w:rPr>
+          <w:highlight w:val="none"/>
+        </w:rPr>
+      </w:r>
+      <w:r/>
+    </w:p>
+    <w:p>
+      <w:pPr>
+        <w:pBdr/>
+        <w:spacing/>
+        <w:ind/>
+        <w:rPr/>
+      </w:pPr>
+      <w:r>
+        <w:rPr>
+          <w:highlight w:val="none"/>
+        </w:rPr>
+        <w:t xml:space="preserve">Enter New Marks: 95</w:t>
+      </w:r>
+      <w:r/>
+    </w:p>
+    <w:p>
+      <w:pPr>
+        <w:pBdr/>
+        <w:spacing/>
+        <w:ind/>
+        <w:rPr/>
+      </w:pPr>
+      <w:r>
+        <w:rPr>
+          <w:highlight w:val="none"/>
+        </w:rPr>
+        <w:t xml:space="preserve">Subject ID</w:t>
+      </w:r>
+      <w:r/>
+    </w:p>
+    <w:p>
+      <w:pPr>
+        <w:pBdr/>
+        <w:spacing/>
+        <w:ind/>
+        <w:rPr/>
+      </w:pPr>
+      <w:r>
+        <w:rPr>
+          <w:highlight w:val="none"/>
+        </w:rPr>
+        <w:t xml:space="preserve">1. Mathematics</w:t>
+      </w:r>
+      <w:r/>
+    </w:p>
+    <w:p>
+      <w:pPr>
+        <w:pBdr/>
+        <w:spacing/>
+        <w:ind/>
+        <w:rPr/>
+      </w:pPr>
+      <w:r>
+        <w:rPr>
+          <w:highlight w:val="none"/>
+        </w:rPr>
+        <w:t xml:space="preserve">2. Chemistry</w:t>
+      </w:r>
+      <w:r/>
+    </w:p>
+    <w:p>
+      <w:pPr>
+        <w:pBdr/>
+        <w:spacing/>
+        <w:ind/>
+        <w:rPr/>
+      </w:pPr>
+      <w:r>
+        <w:rPr>
+          <w:highlight w:val="none"/>
+        </w:rPr>
+        <w:t xml:space="preserve">3.Physics</w:t>
+      </w:r>
+      <w:r/>
+    </w:p>
+    <w:p>
+      <w:pPr>
+        <w:pBdr/>
+        <w:spacing/>
+        <w:ind/>
+        <w:rPr/>
+      </w:pPr>
+      <w:r>
+        <w:rPr>
+          <w:highlight w:val="none"/>
+        </w:rPr>
+      </w:r>
+      <w:r/>
+    </w:p>
+    <w:p>
+      <w:pPr>
+        <w:pBdr/>
+        <w:spacing/>
+        <w:ind/>
+        <w:rPr/>
+      </w:pPr>
+      <w:r>
+        <w:rPr>
+          <w:highlight w:val="none"/>
+        </w:rPr>
+        <w:t xml:space="preserve">------------------Menu---------------------</w:t>
+      </w:r>
+      <w:r/>
+    </w:p>
+    <w:p>
+      <w:pPr>
+        <w:pBdr/>
+        <w:spacing/>
+        <w:ind/>
+        <w:rPr/>
+      </w:pPr>
+      <w:r>
+        <w:rPr>
+          <w:highlight w:val="none"/>
+        </w:rPr>
+        <w:t xml:space="preserve">1. Add Marks of Student</w:t>
+      </w:r>
+      <w:r/>
+    </w:p>
+    <w:p>
+      <w:pPr>
+        <w:pBdr/>
+        <w:spacing/>
+        <w:ind/>
+        <w:rPr/>
+      </w:pPr>
+      <w:r>
+        <w:rPr>
+          <w:highlight w:val="none"/>
+        </w:rPr>
+        <w:t xml:space="preserve">2. Update Marks of Student</w:t>
+      </w:r>
+      <w:r/>
+    </w:p>
+    <w:p>
+      <w:pPr>
+        <w:pBdr/>
+        <w:spacing/>
+        <w:ind/>
+        <w:rPr/>
+      </w:pPr>
+      <w:r>
+        <w:rPr>
+          <w:highlight w:val="none"/>
+        </w:rPr>
+        <w:t xml:space="preserve">3. Get Average of a Subject</w:t>
+      </w:r>
+      <w:r/>
+    </w:p>
+    <w:p>
+      <w:pPr>
+        <w:pBdr/>
+        <w:spacing/>
+        <w:ind/>
+        <w:rPr/>
+      </w:pPr>
+      <w:r>
+        <w:rPr>
+          <w:highlight w:val="none"/>
+        </w:rPr>
+        <w:t xml:space="preserve">4. Get Average of Student</w:t>
+      </w:r>
+      <w:r/>
+    </w:p>
+    <w:p>
+      <w:pPr>
+        <w:pBdr/>
+        <w:spacing/>
+        <w:ind/>
+        <w:rPr/>
+      </w:pPr>
+      <w:r>
+        <w:rPr>
+          <w:highlight w:val="none"/>
+        </w:rPr>
+        <w:t xml:space="preserve">5. Get total marks of Student</w:t>
+      </w:r>
+      <w:r/>
+    </w:p>
+    <w:p>
+      <w:pPr>
+        <w:pBdr/>
+        <w:spacing/>
+        <w:ind/>
+        <w:rPr/>
+      </w:pPr>
+      <w:r>
+        <w:rPr>
+          <w:highlight w:val="none"/>
+        </w:rPr>
+        <w:t xml:space="preserve">6. Exit</w:t>
+      </w:r>
+      <w:r/>
+    </w:p>
+    <w:p>
+      <w:pPr>
+        <w:pBdr/>
+        <w:spacing/>
+        <w:ind/>
+        <w:rPr/>
+      </w:pPr>
+      <w:r>
+        <w:rPr>
+          <w:highlight w:val="none"/>
+        </w:rPr>
+      </w:r>
+      <w:r/>
+    </w:p>
+    <w:p>
+      <w:pPr>
+        <w:pBdr/>
+        <w:spacing/>
+        <w:ind/>
+        <w:rPr/>
+      </w:pPr>
+      <w:r>
+        <w:rPr>
+          <w:highlight w:val="none"/>
+        </w:rPr>
+        <w:t xml:space="preserve">Enter your choice: 4</w:t>
+      </w:r>
+      <w:r/>
+    </w:p>
+    <w:p>
+      <w:pPr>
+        <w:pBdr/>
+        <w:spacing/>
+        <w:ind/>
+        <w:rPr/>
+      </w:pPr>
+      <w:r>
+        <w:rPr>
+          <w:highlight w:val="none"/>
+        </w:rPr>
+      </w:r>
+      <w:r/>
+    </w:p>
+    <w:p>
+      <w:pPr>
+        <w:pBdr/>
+        <w:spacing/>
+        <w:ind/>
+        <w:rPr/>
+      </w:pPr>
+      <w:r>
+        <w:rPr>
+          <w:highlight w:val="none"/>
+        </w:rPr>
+        <w:t xml:space="preserve">Enter the Student's ID, you want to find the average of: 2</w:t>
+      </w:r>
+      <w:r/>
+    </w:p>
+    <w:p>
+      <w:pPr>
+        <w:pBdr/>
+        <w:spacing/>
+        <w:ind/>
+        <w:rPr/>
+      </w:pPr>
+      <w:r>
+        <w:rPr>
+          <w:highlight w:val="none"/>
+        </w:rPr>
+      </w:r>
+      <w:r/>
+    </w:p>
+    <w:p>
+      <w:pPr>
+        <w:pBdr/>
+        <w:spacing/>
+        <w:ind/>
+        <w:rPr>
+          <w:highlight w:val="none"/>
+        </w:rPr>
+      </w:pPr>
+      <w:r>
+        <w:rPr>
+          <w:highlight w:val="none"/>
+        </w:rPr>
+        <w:t xml:space="preserve">Average of student 2 is 91.00</w:t>
+      </w:r>
+      <w:r>
+        <w:rPr>
+          <w:highlight w:val="none"/>
+        </w:rPr>
+      </w:r>
+    </w:p>
+    <w:p>
+      <w:pPr>
+        <w:pBdr/>
+        <w:spacing/>
+        <w:ind/>
+        <w:rPr>
+          <w:highlight w:val="none"/>
+        </w:rPr>
+      </w:pPr>
+      <w:r>
+        <w:rPr>
+          <w:highlight w:val="none"/>
+        </w:rPr>
+      </w:r>
+      <w:r>
+        <w:rPr>
+          <w:highlight w:val="none"/>
+        </w:rPr>
+      </w:r>
+      <w:r>
+        <w:rPr>
+          <w:highlight w:val="none"/>
+        </w:rPr>
+      </w:r>
+    </w:p>
+    <w:p>
+      <w:pPr>
+        <w:pBdr/>
+        <w:spacing/>
+        <w:ind/>
+        <w:rPr/>
+      </w:pPr>
+      <w:r>
+        <w:rPr>
+          <w:highlight w:val="none"/>
+        </w:rPr>
+        <w:t xml:space="preserve">Subject ID</w:t>
+      </w:r>
+      <w:r/>
+    </w:p>
+    <w:p>
+      <w:pPr>
+        <w:pBdr/>
+        <w:spacing/>
+        <w:ind/>
+        <w:rPr/>
+      </w:pPr>
+      <w:r>
+        <w:rPr>
+          <w:highlight w:val="none"/>
+        </w:rPr>
+        <w:t xml:space="preserve">1. Mathematics</w:t>
+      </w:r>
+      <w:r/>
+    </w:p>
+    <w:p>
+      <w:pPr>
+        <w:pBdr/>
+        <w:spacing/>
+        <w:ind/>
+        <w:rPr/>
+      </w:pPr>
+      <w:r>
+        <w:rPr>
+          <w:highlight w:val="none"/>
+        </w:rPr>
+        <w:t xml:space="preserve">2. Chemistry</w:t>
+      </w:r>
+      <w:r/>
+    </w:p>
+    <w:p>
+      <w:pPr>
+        <w:pBdr/>
+        <w:spacing/>
+        <w:ind/>
+        <w:rPr/>
+      </w:pPr>
+      <w:r>
+        <w:rPr>
+          <w:highlight w:val="none"/>
+        </w:rPr>
+        <w:t xml:space="preserve">3.Physics</w:t>
+      </w:r>
+      <w:r/>
+    </w:p>
+    <w:p>
+      <w:pPr>
+        <w:pBdr/>
+        <w:spacing/>
+        <w:ind/>
+        <w:rPr/>
+      </w:pPr>
+      <w:r>
+        <w:rPr>
+          <w:highlight w:val="none"/>
+        </w:rPr>
+      </w:r>
+      <w:r/>
+    </w:p>
+    <w:p>
+      <w:pPr>
+        <w:pBdr/>
+        <w:spacing/>
+        <w:ind/>
+        <w:rPr/>
+      </w:pPr>
+      <w:r>
+        <w:rPr>
+          <w:highlight w:val="none"/>
+        </w:rPr>
+        <w:t xml:space="preserve">------------------Menu---------------------</w:t>
+      </w:r>
+      <w:r/>
+    </w:p>
+    <w:p>
+      <w:pPr>
+        <w:pBdr/>
+        <w:spacing/>
+        <w:ind/>
+        <w:rPr/>
+      </w:pPr>
+      <w:r>
+        <w:rPr>
+          <w:highlight w:val="none"/>
+        </w:rPr>
+        <w:t xml:space="preserve">1. Add Marks of Student</w:t>
+      </w:r>
+      <w:r/>
+    </w:p>
+    <w:p>
+      <w:pPr>
+        <w:pBdr/>
+        <w:spacing/>
+        <w:ind/>
+        <w:rPr/>
+      </w:pPr>
+      <w:r>
+        <w:rPr>
+          <w:highlight w:val="none"/>
+        </w:rPr>
+        <w:t xml:space="preserve">2. Update Marks of Student</w:t>
+      </w:r>
+      <w:r/>
+    </w:p>
+    <w:p>
+      <w:pPr>
+        <w:pBdr/>
+        <w:spacing/>
+        <w:ind/>
+        <w:rPr/>
+      </w:pPr>
+      <w:r>
+        <w:rPr>
+          <w:highlight w:val="none"/>
+        </w:rPr>
+        <w:t xml:space="preserve">3. Get Average of a Subject</w:t>
+      </w:r>
+      <w:r/>
+    </w:p>
+    <w:p>
+      <w:pPr>
+        <w:pBdr/>
+        <w:spacing/>
+        <w:ind/>
+        <w:rPr/>
+      </w:pPr>
+      <w:r>
+        <w:rPr>
+          <w:highlight w:val="none"/>
+        </w:rPr>
+        <w:t xml:space="preserve">4. Get Average of Student</w:t>
+      </w:r>
+      <w:r/>
+    </w:p>
+    <w:p>
+      <w:pPr>
+        <w:pBdr/>
+        <w:spacing/>
+        <w:ind/>
+        <w:rPr/>
+      </w:pPr>
+      <w:r>
+        <w:rPr>
+          <w:highlight w:val="none"/>
+        </w:rPr>
+        <w:t xml:space="preserve">5. Get total marks of Student</w:t>
+      </w:r>
+      <w:r/>
+    </w:p>
+    <w:p>
+      <w:pPr>
+        <w:pBdr/>
+        <w:spacing/>
+        <w:ind/>
+        <w:rPr/>
+      </w:pPr>
+      <w:r>
+        <w:rPr>
+          <w:highlight w:val="none"/>
+        </w:rPr>
+        <w:t xml:space="preserve">6. Exit</w:t>
+      </w:r>
+      <w:r/>
+    </w:p>
+    <w:p>
+      <w:pPr>
+        <w:pBdr/>
+        <w:spacing/>
+        <w:ind/>
+        <w:rPr/>
+      </w:pPr>
+      <w:r>
+        <w:rPr>
+          <w:highlight w:val="none"/>
+        </w:rPr>
+      </w:r>
+      <w:r/>
+    </w:p>
+    <w:p>
+      <w:pPr>
+        <w:pBdr/>
+        <w:spacing/>
+        <w:ind/>
+        <w:rPr>
+          <w:highlight w:val="none"/>
+        </w:rPr>
+      </w:pPr>
+      <w:r>
+        <w:rPr>
+          <w:highlight w:val="none"/>
+        </w:rPr>
+        <w:t xml:space="preserve">Enter your choice: 6</w:t>
+      </w:r>
+      <w:r/>
+      <w:r>
+        <w:rPr>
+          <w:highlight w:val="none"/>
+        </w:rPr>
+      </w:r>
+      <w:r>
+        <w:rPr>
+          <w:highlight w:val="none"/>
+        </w:rPr>
+      </w:r>
+      <w:r/>
+    </w:p>
+    <w:p>
+      <w:pPr>
+        <w:pBdr/>
+        <w:spacing/>
+        <w:ind/>
+        <w:rPr/>
+      </w:pPr>
+      <w:r/>
+      <w:r/>
+      <w:r/>
+    </w:p>
+    <w:p>
+      <w:pPr>
+        <w:pBdr/>
+        <w:spacing/>
+        <w:ind/>
+        <w:rPr>
+          <w:b/>
+          <w:bCs/>
+          <w:sz w:val="28"/>
+          <w:szCs w:val="28"/>
+          <w:highlight w:val="none"/>
+        </w:rPr>
+      </w:pPr>
+      <w:r>
+        <w:rPr>
+          <w:b/>
+          <w:bCs/>
+          <w:sz w:val="28"/>
+          <w:szCs w:val="28"/>
+          <w:highlight w:val="none"/>
+        </w:rPr>
+        <w:t xml:space="preserve">Exercise 3</w:t>
+      </w:r>
+      <w:r>
+        <w:rPr>
+          <w:b/>
+          <w:bCs/>
+          <w:sz w:val="28"/>
+          <w:szCs w:val="28"/>
+        </w:rPr>
+      </w:r>
+    </w:p>
+    <w:p>
+      <w:pPr>
+        <w:pBdr/>
+        <w:spacing/>
+        <w:ind/>
+        <w:rPr/>
+      </w:pPr>
+      <w:r>
+        <w:rPr>
+          <w:highlight w:val="none"/>
+        </w:rPr>
+        <w:t xml:space="preserve"> case 6: // Display Grades Summary</w:t>
+      </w:r>
+      <w:r/>
+    </w:p>
+    <w:p>
+      <w:pPr>
+        <w:pBdr/>
+        <w:spacing/>
+        <w:ind/>
+        <w:rPr/>
+      </w:pPr>
+      <w:r>
+        <w:rPr>
+          <w:highlight w:val="none"/>
+        </w:rPr>
+        <w:t xml:space="preserve">                    System.out.println("\n----------------- Grade Summary -----------------");</w:t>
+      </w:r>
+      <w:r/>
+    </w:p>
+    <w:p>
+      <w:pPr>
+        <w:pBdr/>
+        <w:spacing/>
+        <w:ind/>
+        <w:rPr/>
+      </w:pPr>
+      <w:r>
+        <w:rPr>
+          <w:highlight w:val="none"/>
+        </w:rPr>
+        <w:t xml:space="preserve">                    System.out.printf("%-12s %-12s %-12s %-12s\n", "Student ID", "Math", "Chemistry", "Physics");</w:t>
+      </w:r>
+      <w:r/>
+    </w:p>
+    <w:p>
+      <w:pPr>
+        <w:pBdr/>
+        <w:spacing/>
+        <w:ind/>
+        <w:rPr/>
+      </w:pPr>
+      <w:r>
+        <w:rPr>
+          <w:highlight w:val="none"/>
+        </w:rPr>
+        <w:t xml:space="preserve">                    System.out.println("-------------------------------------------------");</w:t>
+      </w:r>
+      <w:r/>
+    </w:p>
+    <w:p>
+      <w:pPr>
+        <w:pBdr/>
+        <w:spacing/>
+        <w:ind/>
+        <w:rPr/>
+      </w:pPr>
+      <w:r>
+        <w:rPr>
+          <w:highlight w:val="none"/>
+        </w:rPr>
+      </w:r>
+      <w:r/>
+    </w:p>
+    <w:p>
+      <w:pPr>
+        <w:pBdr/>
+        <w:spacing/>
+        <w:ind/>
+        <w:rPr/>
+      </w:pPr>
+      <w:r>
+        <w:rPr>
+          <w:highlight w:val="none"/>
+        </w:rPr>
+        <w:t xml:space="preserve">                    for (int s = 0; s &lt; num_of_students; s++) {</w:t>
+      </w:r>
+      <w:r/>
+    </w:p>
+    <w:p>
+      <w:pPr>
+        <w:pBdr/>
+        <w:spacing/>
+        <w:ind/>
+        <w:rPr/>
+      </w:pPr>
+      <w:r>
+        <w:rPr>
+          <w:highlight w:val="none"/>
+        </w:rPr>
+        <w:t xml:space="preserve">                        System.out.printf("%-12d ", s + 1);</w:t>
+      </w:r>
+      <w:r/>
+    </w:p>
+    <w:p>
+      <w:pPr>
+        <w:pBdr/>
+        <w:spacing/>
+        <w:ind/>
+        <w:rPr/>
+      </w:pPr>
+      <w:r>
+        <w:rPr>
+          <w:highlight w:val="none"/>
+        </w:rPr>
+      </w:r>
+      <w:r/>
+    </w:p>
+    <w:p>
+      <w:pPr>
+        <w:pBdr/>
+        <w:spacing/>
+        <w:ind/>
+        <w:rPr/>
+      </w:pPr>
+      <w:r>
+        <w:rPr>
+          <w:highlight w:val="none"/>
+        </w:rPr>
+        <w:t xml:space="preserve">                        for (int sub = 0; sub &lt; 3; sub++) {</w:t>
+      </w:r>
+      <w:r/>
+    </w:p>
+    <w:p>
+      <w:pPr>
+        <w:pBdr/>
+        <w:spacing/>
+        <w:ind/>
+        <w:rPr/>
+      </w:pPr>
+      <w:r>
+        <w:rPr>
+          <w:highlight w:val="none"/>
+        </w:rPr>
+        <w:t xml:space="preserve">                            int score = marks_array[s][sub];</w:t>
+      </w:r>
+      <w:r/>
+    </w:p>
+    <w:p>
+      <w:pPr>
+        <w:pBdr/>
+        <w:spacing/>
+        <w:ind/>
+        <w:rPr/>
+      </w:pPr>
+      <w:r>
+        <w:rPr>
+          <w:highlight w:val="none"/>
+        </w:rPr>
+        <w:t xml:space="preserve">                            String grade;</w:t>
+      </w:r>
+      <w:r/>
+    </w:p>
+    <w:p>
+      <w:pPr>
+        <w:pBdr/>
+        <w:spacing/>
+        <w:ind/>
+        <w:rPr/>
+      </w:pPr>
+      <w:r>
+        <w:rPr>
+          <w:highlight w:val="none"/>
+        </w:rPr>
+      </w:r>
+      <w:r/>
+    </w:p>
+    <w:p>
+      <w:pPr>
+        <w:pBdr/>
+        <w:spacing/>
+        <w:ind/>
+        <w:rPr/>
+      </w:pPr>
+      <w:r>
+        <w:rPr>
+          <w:highlight w:val="none"/>
+        </w:rPr>
+        <w:t xml:space="preserve">                            if (score &gt;= 90) {</w:t>
+      </w:r>
+      <w:r/>
+    </w:p>
+    <w:p>
+      <w:pPr>
+        <w:pBdr/>
+        <w:spacing/>
+        <w:ind/>
+        <w:rPr/>
+      </w:pPr>
+      <w:r>
+        <w:rPr>
+          <w:highlight w:val="none"/>
+        </w:rPr>
+        <w:t xml:space="preserve">                                grade = "Grade A";</w:t>
+      </w:r>
+      <w:r/>
+    </w:p>
+    <w:p>
+      <w:pPr>
+        <w:pBdr/>
+        <w:spacing/>
+        <w:ind/>
+        <w:rPr/>
+      </w:pPr>
+      <w:r>
+        <w:rPr>
+          <w:highlight w:val="none"/>
+        </w:rPr>
+        <w:t xml:space="preserve">                            } else if (score &gt;= 80) {</w:t>
+      </w:r>
+      <w:r/>
+    </w:p>
+    <w:p>
+      <w:pPr>
+        <w:pBdr/>
+        <w:spacing/>
+        <w:ind/>
+        <w:rPr/>
+      </w:pPr>
+      <w:r>
+        <w:rPr>
+          <w:highlight w:val="none"/>
+        </w:rPr>
+        <w:t xml:space="preserve">                                grade = "Grade B";</w:t>
+      </w:r>
+      <w:r/>
+    </w:p>
+    <w:p>
+      <w:pPr>
+        <w:pBdr/>
+        <w:spacing/>
+        <w:ind/>
+        <w:rPr/>
+      </w:pPr>
+      <w:r>
+        <w:rPr>
+          <w:highlight w:val="none"/>
+        </w:rPr>
+        <w:t xml:space="preserve">                            } else if (score &gt;= 70) {</w:t>
+      </w:r>
+      <w:r/>
+    </w:p>
+    <w:p>
+      <w:pPr>
+        <w:pBdr/>
+        <w:spacing/>
+        <w:ind/>
+        <w:rPr/>
+      </w:pPr>
+      <w:r>
+        <w:rPr>
+          <w:highlight w:val="none"/>
+        </w:rPr>
+        <w:t xml:space="preserve">                                grade = "Grade C";</w:t>
+      </w:r>
+      <w:r/>
+    </w:p>
+    <w:p>
+      <w:pPr>
+        <w:pBdr/>
+        <w:spacing/>
+        <w:ind/>
+        <w:rPr/>
+      </w:pPr>
+      <w:r>
+        <w:rPr>
+          <w:highlight w:val="none"/>
+        </w:rPr>
+        <w:t xml:space="preserve">                            } else if (score &gt;= 60) {</w:t>
+      </w:r>
+      <w:r/>
+    </w:p>
+    <w:p>
+      <w:pPr>
+        <w:pBdr/>
+        <w:spacing/>
+        <w:ind/>
+        <w:rPr/>
+      </w:pPr>
+      <w:r>
+        <w:rPr>
+          <w:highlight w:val="none"/>
+        </w:rPr>
+        <w:t xml:space="preserve">                                grade = "Grade D";</w:t>
+      </w:r>
+      <w:r/>
+    </w:p>
+    <w:p>
+      <w:pPr>
+        <w:pBdr/>
+        <w:spacing/>
+        <w:ind/>
+        <w:rPr/>
+      </w:pPr>
+      <w:r>
+        <w:rPr>
+          <w:highlight w:val="none"/>
+        </w:rPr>
+        <w:t xml:space="preserve">                            } else {</w:t>
+      </w:r>
+      <w:r/>
+    </w:p>
+    <w:p>
+      <w:pPr>
+        <w:pBdr/>
+        <w:spacing/>
+        <w:ind/>
+        <w:rPr/>
+      </w:pPr>
+      <w:r>
+        <w:rPr>
+          <w:highlight w:val="none"/>
+        </w:rPr>
+        <w:t xml:space="preserve">                                grade = "Fail";</w:t>
+      </w:r>
+      <w:r/>
+    </w:p>
+    <w:p>
+      <w:pPr>
+        <w:pBdr/>
+        <w:spacing/>
+        <w:ind/>
+        <w:rPr/>
+      </w:pPr>
+      <w:r>
+        <w:rPr>
+          <w:highlight w:val="none"/>
+        </w:rPr>
+        <w:t xml:space="preserve">                            }</w:t>
+      </w:r>
+      <w:r/>
+    </w:p>
+    <w:p>
+      <w:pPr>
+        <w:pBdr/>
+        <w:spacing/>
+        <w:ind/>
+        <w:rPr/>
+      </w:pPr>
+      <w:r>
+        <w:rPr>
+          <w:highlight w:val="none"/>
+        </w:rPr>
+      </w:r>
+      <w:r/>
+    </w:p>
+    <w:p>
+      <w:pPr>
+        <w:pBdr/>
+        <w:spacing/>
+        <w:ind/>
+        <w:rPr/>
+      </w:pPr>
+      <w:r>
+        <w:rPr>
+          <w:highlight w:val="none"/>
+        </w:rPr>
+        <w:t xml:space="preserve">                            System.out.printf("%-12s \n", grade);</w:t>
+      </w:r>
+      <w:r/>
+    </w:p>
+    <w:p>
+      <w:pPr>
+        <w:pBdr/>
+        <w:spacing/>
+        <w:ind/>
+        <w:rPr/>
+      </w:pPr>
+      <w:r>
+        <w:rPr>
+          <w:highlight w:val="none"/>
+        </w:rPr>
+        <w:t xml:space="preserve">                        }</w:t>
+      </w:r>
+      <w:r/>
+    </w:p>
+    <w:p>
+      <w:pPr>
+        <w:pBdr/>
+        <w:spacing/>
+        <w:ind/>
+        <w:rPr/>
+      </w:pPr>
+      <w:r>
+        <w:rPr>
+          <w:highlight w:val="none"/>
+        </w:rPr>
+        <w:t xml:space="preserve">                        System.out.println(); // Move to next student line</w:t>
+      </w:r>
+      <w:r/>
+    </w:p>
+    <w:p>
+      <w:pPr>
+        <w:pBdr/>
+        <w:spacing/>
+        <w:ind/>
+        <w:rPr/>
+      </w:pPr>
+      <w:r>
+        <w:rPr>
+          <w:highlight w:val="none"/>
+        </w:rPr>
+        <w:t xml:space="preserve">                    }</w:t>
+      </w:r>
+      <w:r/>
+    </w:p>
+    <w:p>
+      <w:pPr>
+        <w:pBdr/>
+        <w:spacing/>
+        <w:ind/>
+        <w:rPr>
+          <w:highlight w:val="none"/>
+        </w:rPr>
+      </w:pPr>
+      <w:r>
+        <w:rPr>
+          <w:highlight w:val="none"/>
+        </w:rPr>
+        <w:t xml:space="preserve">                    break;</w:t>
+      </w:r>
+      <w:r/>
+      <w:r>
+        <w:rPr>
+          <w:highlight w:val="none"/>
+        </w:rPr>
+      </w:r>
+      <w:r/>
+    </w:p>
+    <w:p>
+      <w:pPr>
+        <w:pBdr/>
+        <w:spacing/>
+        <w:ind/>
+        <w:rPr/>
+      </w:pPr>
+      <w:r/>
+      <w:r/>
+      <w:r/>
+    </w:p>
+    <w:p>
+      <w:pPr>
+        <w:pBdr/>
+        <w:spacing/>
+        <w:ind/>
+        <w:rPr>
+          <w:b/>
+          <w:bCs/>
+          <w:sz w:val="28"/>
+          <w:szCs w:val="28"/>
+          <w:highlight w:val="none"/>
+        </w:rPr>
+      </w:pPr>
+      <w:r>
+        <w:rPr>
+          <w:b/>
+          <w:bCs/>
+          <w:sz w:val="28"/>
+          <w:szCs w:val="28"/>
+          <w:highlight w:val="none"/>
+        </w:rPr>
+        <w:t xml:space="preserve">Output</w:t>
+      </w:r>
+      <w:r>
+        <w:rPr>
+          <w:b/>
+          <w:bCs/>
+          <w:sz w:val="28"/>
+          <w:szCs w:val="28"/>
+        </w:rPr>
+      </w:r>
+    </w:p>
+    <w:p>
+      <w:pPr>
+        <w:pBdr/>
+        <w:spacing/>
+        <w:ind/>
+        <w:rPr/>
+      </w:pPr>
+      <w:r>
+        <w:rPr>
+          <w:highlight w:val="none"/>
+        </w:rPr>
+        <w:t xml:space="preserve">Enter number of students: 1</w:t>
+      </w:r>
+      <w:r/>
+    </w:p>
+    <w:p>
+      <w:pPr>
+        <w:pBdr/>
+        <w:spacing/>
+        <w:ind/>
+        <w:rPr/>
+      </w:pPr>
+      <w:r>
+        <w:rPr>
+          <w:highlight w:val="none"/>
+        </w:rPr>
+      </w:r>
+      <w:r/>
+    </w:p>
+    <w:p>
+      <w:pPr>
+        <w:pBdr/>
+        <w:spacing/>
+        <w:ind/>
+        <w:rPr/>
+      </w:pPr>
+      <w:r>
+        <w:rPr>
+          <w:highlight w:val="none"/>
+        </w:rPr>
+        <w:t xml:space="preserve">Subject ID</w:t>
+      </w:r>
+      <w:r/>
+    </w:p>
+    <w:p>
+      <w:pPr>
+        <w:pBdr/>
+        <w:spacing/>
+        <w:ind/>
+        <w:rPr/>
+      </w:pPr>
+      <w:r>
+        <w:rPr>
+          <w:highlight w:val="none"/>
+        </w:rPr>
+        <w:t xml:space="preserve">1. Mathematics</w:t>
+      </w:r>
+      <w:r/>
+    </w:p>
+    <w:p>
+      <w:pPr>
+        <w:pBdr/>
+        <w:spacing/>
+        <w:ind/>
+        <w:rPr/>
+      </w:pPr>
+      <w:r>
+        <w:rPr>
+          <w:highlight w:val="none"/>
+        </w:rPr>
+        <w:t xml:space="preserve">2. Chemistry</w:t>
+      </w:r>
+      <w:r/>
+    </w:p>
+    <w:p>
+      <w:pPr>
+        <w:pBdr/>
+        <w:spacing/>
+        <w:ind/>
+        <w:rPr/>
+      </w:pPr>
+      <w:r>
+        <w:rPr>
+          <w:highlight w:val="none"/>
+        </w:rPr>
+        <w:t xml:space="preserve">3.Physics</w:t>
+      </w:r>
+      <w:r/>
+    </w:p>
+    <w:p>
+      <w:pPr>
+        <w:pBdr/>
+        <w:spacing/>
+        <w:ind/>
+        <w:rPr/>
+      </w:pPr>
+      <w:r>
+        <w:rPr>
+          <w:highlight w:val="none"/>
+        </w:rPr>
+      </w:r>
+      <w:r/>
+    </w:p>
+    <w:p>
+      <w:pPr>
+        <w:pBdr/>
+        <w:spacing/>
+        <w:ind/>
+        <w:rPr/>
+      </w:pPr>
+      <w:r>
+        <w:rPr>
+          <w:highlight w:val="none"/>
+        </w:rPr>
+        <w:t xml:space="preserve">------------------Menu---------------------</w:t>
+      </w:r>
+      <w:r/>
+    </w:p>
+    <w:p>
+      <w:pPr>
+        <w:pBdr/>
+        <w:spacing/>
+        <w:ind/>
+        <w:rPr/>
+      </w:pPr>
+      <w:r>
+        <w:rPr>
+          <w:highlight w:val="none"/>
+        </w:rPr>
+        <w:t xml:space="preserve">1. Add Marks of Student</w:t>
+      </w:r>
+      <w:r/>
+    </w:p>
+    <w:p>
+      <w:pPr>
+        <w:pBdr/>
+        <w:spacing/>
+        <w:ind/>
+        <w:rPr/>
+      </w:pPr>
+      <w:r>
+        <w:rPr>
+          <w:highlight w:val="none"/>
+        </w:rPr>
+        <w:t xml:space="preserve">2. Update Marks of Student</w:t>
+      </w:r>
+      <w:r/>
+    </w:p>
+    <w:p>
+      <w:pPr>
+        <w:pBdr/>
+        <w:spacing/>
+        <w:ind/>
+        <w:rPr/>
+      </w:pPr>
+      <w:r>
+        <w:rPr>
+          <w:highlight w:val="none"/>
+        </w:rPr>
+        <w:t xml:space="preserve">3. Get Average of a Subject</w:t>
+      </w:r>
+      <w:r/>
+    </w:p>
+    <w:p>
+      <w:pPr>
+        <w:pBdr/>
+        <w:spacing/>
+        <w:ind/>
+        <w:rPr/>
+      </w:pPr>
+      <w:r>
+        <w:rPr>
+          <w:highlight w:val="none"/>
+        </w:rPr>
+        <w:t xml:space="preserve">4. Get Average of Student</w:t>
+      </w:r>
+      <w:r/>
+    </w:p>
+    <w:p>
+      <w:pPr>
+        <w:pBdr/>
+        <w:spacing/>
+        <w:ind/>
+        <w:rPr/>
+      </w:pPr>
+      <w:r>
+        <w:rPr>
+          <w:highlight w:val="none"/>
+        </w:rPr>
+        <w:t xml:space="preserve">5. Get total marks of Student</w:t>
+      </w:r>
+      <w:r/>
+    </w:p>
+    <w:p>
+      <w:pPr>
+        <w:pBdr/>
+        <w:spacing/>
+        <w:ind/>
+        <w:rPr/>
+      </w:pPr>
+      <w:r>
+        <w:rPr>
+          <w:highlight w:val="none"/>
+        </w:rPr>
+        <w:t xml:space="preserve">6. Table of Students and marks</w:t>
+      </w:r>
+      <w:r/>
+    </w:p>
+    <w:p>
+      <w:pPr>
+        <w:pBdr/>
+        <w:spacing/>
+        <w:ind/>
+        <w:rPr/>
+      </w:pPr>
+      <w:r>
+        <w:rPr>
+          <w:highlight w:val="none"/>
+        </w:rPr>
+        <w:t xml:space="preserve">7. Exit</w:t>
+      </w:r>
+      <w:r/>
+    </w:p>
+    <w:p>
+      <w:pPr>
+        <w:pBdr/>
+        <w:spacing/>
+        <w:ind/>
+        <w:rPr/>
+      </w:pPr>
+      <w:r>
+        <w:rPr>
+          <w:highlight w:val="none"/>
+        </w:rPr>
+      </w:r>
+      <w:r/>
+    </w:p>
+    <w:p>
+      <w:pPr>
+        <w:pBdr/>
+        <w:spacing/>
+        <w:ind/>
+        <w:rPr/>
+      </w:pPr>
+      <w:r>
+        <w:rPr>
+          <w:highlight w:val="none"/>
+        </w:rPr>
+        <w:t xml:space="preserve">Enter your choice: 1</w:t>
+      </w:r>
+      <w:r/>
+    </w:p>
+    <w:p>
+      <w:pPr>
+        <w:pBdr/>
+        <w:spacing/>
+        <w:ind/>
+        <w:rPr/>
+      </w:pPr>
+      <w:r>
+        <w:rPr>
+          <w:highlight w:val="none"/>
+        </w:rPr>
+      </w:r>
+      <w:r/>
+    </w:p>
+    <w:p>
+      <w:pPr>
+        <w:pBdr/>
+        <w:spacing/>
+        <w:ind/>
+        <w:rPr/>
+      </w:pPr>
+      <w:r>
+        <w:rPr>
+          <w:highlight w:val="none"/>
+        </w:rPr>
+        <w:t xml:space="preserve">Enter Student ID: 1</w:t>
+      </w:r>
+      <w:r/>
+    </w:p>
+    <w:p>
+      <w:pPr>
+        <w:pBdr/>
+        <w:spacing/>
+        <w:ind/>
+        <w:rPr/>
+      </w:pPr>
+      <w:r>
+        <w:rPr>
+          <w:highlight w:val="none"/>
+        </w:rPr>
+      </w:r>
+      <w:r/>
+    </w:p>
+    <w:p>
+      <w:pPr>
+        <w:pBdr/>
+        <w:spacing/>
+        <w:ind/>
+        <w:rPr/>
+      </w:pPr>
+      <w:r>
+        <w:rPr>
+          <w:highlight w:val="none"/>
+        </w:rPr>
+        <w:t xml:space="preserve">Enter Marks for Mathematics: 56</w:t>
+      </w:r>
+      <w:r/>
+    </w:p>
+    <w:p>
+      <w:pPr>
+        <w:pBdr/>
+        <w:spacing/>
+        <w:ind/>
+        <w:rPr/>
+      </w:pPr>
+      <w:r>
+        <w:rPr>
+          <w:highlight w:val="none"/>
+        </w:rPr>
+      </w:r>
+      <w:r/>
+    </w:p>
+    <w:p>
+      <w:pPr>
+        <w:pBdr/>
+        <w:spacing/>
+        <w:ind/>
+        <w:rPr/>
+      </w:pPr>
+      <w:r>
+        <w:rPr>
+          <w:highlight w:val="none"/>
+        </w:rPr>
+        <w:t xml:space="preserve">Enter Marks for Chemistry: 67</w:t>
+      </w:r>
+      <w:r/>
+    </w:p>
+    <w:p>
+      <w:pPr>
+        <w:pBdr/>
+        <w:spacing/>
+        <w:ind/>
+        <w:rPr/>
+      </w:pPr>
+      <w:r>
+        <w:rPr>
+          <w:highlight w:val="none"/>
+        </w:rPr>
+      </w:r>
+      <w:r/>
+    </w:p>
+    <w:p>
+      <w:pPr>
+        <w:pBdr/>
+        <w:spacing/>
+        <w:ind/>
+        <w:rPr/>
+      </w:pPr>
+      <w:r>
+        <w:rPr>
+          <w:highlight w:val="none"/>
+        </w:rPr>
+        <w:t xml:space="preserve">Enter Marks for Physics: 89</w:t>
+      </w:r>
+      <w:r/>
+    </w:p>
+    <w:p>
+      <w:pPr>
+        <w:pBdr/>
+        <w:spacing/>
+        <w:ind/>
+        <w:rPr/>
+      </w:pPr>
+      <w:r>
+        <w:rPr>
+          <w:highlight w:val="none"/>
+        </w:rPr>
+      </w:r>
+      <w:r/>
+    </w:p>
+    <w:p>
+      <w:pPr>
+        <w:pBdr/>
+        <w:spacing/>
+        <w:ind/>
+        <w:rPr/>
+      </w:pPr>
+      <w:r>
+        <w:rPr>
+          <w:highlight w:val="none"/>
+        </w:rPr>
+        <w:t xml:space="preserve">Subject ID</w:t>
+      </w:r>
+      <w:r/>
+    </w:p>
+    <w:p>
+      <w:pPr>
+        <w:pBdr/>
+        <w:spacing/>
+        <w:ind/>
+        <w:rPr/>
+      </w:pPr>
+      <w:r>
+        <w:rPr>
+          <w:highlight w:val="none"/>
+        </w:rPr>
+        <w:t xml:space="preserve">1. Mathematics</w:t>
+      </w:r>
+      <w:r/>
+    </w:p>
+    <w:p>
+      <w:pPr>
+        <w:pBdr/>
+        <w:spacing/>
+        <w:ind/>
+        <w:rPr/>
+      </w:pPr>
+      <w:r>
+        <w:rPr>
+          <w:highlight w:val="none"/>
+        </w:rPr>
+        <w:t xml:space="preserve">2. Chemistry</w:t>
+      </w:r>
+      <w:r/>
+    </w:p>
+    <w:p>
+      <w:pPr>
+        <w:pBdr/>
+        <w:spacing/>
+        <w:ind/>
+        <w:rPr/>
+      </w:pPr>
+      <w:r>
+        <w:rPr>
+          <w:highlight w:val="none"/>
+        </w:rPr>
+        <w:t xml:space="preserve">3.Physics</w:t>
+      </w:r>
+      <w:r/>
+    </w:p>
+    <w:p>
+      <w:pPr>
+        <w:pBdr/>
+        <w:spacing/>
+        <w:ind/>
+        <w:rPr/>
+      </w:pPr>
+      <w:r>
+        <w:rPr>
+          <w:highlight w:val="none"/>
+        </w:rPr>
+      </w:r>
+      <w:r/>
+    </w:p>
+    <w:p>
+      <w:pPr>
+        <w:pBdr/>
+        <w:spacing/>
+        <w:ind/>
+        <w:rPr/>
+      </w:pPr>
+      <w:r>
+        <w:rPr>
+          <w:highlight w:val="none"/>
+        </w:rPr>
+        <w:t xml:space="preserve">------------------Menu---------------------</w:t>
+      </w:r>
+      <w:r/>
+    </w:p>
+    <w:p>
+      <w:pPr>
+        <w:pBdr/>
+        <w:spacing/>
+        <w:ind/>
+        <w:rPr/>
+      </w:pPr>
+      <w:r>
+        <w:rPr>
+          <w:highlight w:val="none"/>
+        </w:rPr>
+        <w:t xml:space="preserve">1. Add Marks of Student</w:t>
+      </w:r>
+      <w:r/>
+    </w:p>
+    <w:p>
+      <w:pPr>
+        <w:pBdr/>
+        <w:spacing/>
+        <w:ind/>
+        <w:rPr/>
+      </w:pPr>
+      <w:r>
+        <w:rPr>
+          <w:highlight w:val="none"/>
+        </w:rPr>
+        <w:t xml:space="preserve">2. Update Marks of Student</w:t>
+      </w:r>
+      <w:r/>
+    </w:p>
+    <w:p>
+      <w:pPr>
+        <w:pBdr/>
+        <w:spacing/>
+        <w:ind/>
+        <w:rPr/>
+      </w:pPr>
+      <w:r>
+        <w:rPr>
+          <w:highlight w:val="none"/>
+        </w:rPr>
+        <w:t xml:space="preserve">3. Get Average of a Subject</w:t>
+      </w:r>
+      <w:r/>
+    </w:p>
+    <w:p>
+      <w:pPr>
+        <w:pBdr/>
+        <w:spacing/>
+        <w:ind/>
+        <w:rPr/>
+      </w:pPr>
+      <w:r>
+        <w:rPr>
+          <w:highlight w:val="none"/>
+        </w:rPr>
+        <w:t xml:space="preserve">4. Get Average of Student</w:t>
+      </w:r>
+      <w:r/>
+    </w:p>
+    <w:p>
+      <w:pPr>
+        <w:pBdr/>
+        <w:spacing/>
+        <w:ind/>
+        <w:rPr/>
+      </w:pPr>
+      <w:r>
+        <w:rPr>
+          <w:highlight w:val="none"/>
+        </w:rPr>
+        <w:t xml:space="preserve">5. Get total marks of Student</w:t>
+      </w:r>
+      <w:r/>
+    </w:p>
+    <w:p>
+      <w:pPr>
+        <w:pBdr/>
+        <w:spacing/>
+        <w:ind/>
+        <w:rPr/>
+      </w:pPr>
+      <w:r>
+        <w:rPr>
+          <w:highlight w:val="none"/>
+        </w:rPr>
+        <w:t xml:space="preserve">6. Table of Students and marks</w:t>
+      </w:r>
+      <w:r/>
+    </w:p>
+    <w:p>
+      <w:pPr>
+        <w:pBdr/>
+        <w:spacing/>
+        <w:ind/>
+        <w:rPr/>
+      </w:pPr>
+      <w:r>
+        <w:rPr>
+          <w:highlight w:val="none"/>
+        </w:rPr>
+        <w:t xml:space="preserve">7. Exit</w:t>
+      </w:r>
+      <w:r/>
+    </w:p>
+    <w:p>
+      <w:pPr>
+        <w:pBdr/>
+        <w:spacing/>
+        <w:ind/>
+        <w:rPr/>
+      </w:pPr>
+      <w:r>
+        <w:rPr>
+          <w:highlight w:val="none"/>
+        </w:rPr>
+      </w:r>
+      <w:r/>
+    </w:p>
+    <w:p>
+      <w:pPr>
+        <w:pBdr/>
+        <w:spacing/>
+        <w:ind/>
+        <w:rPr/>
+      </w:pPr>
+      <w:r>
+        <w:rPr>
+          <w:highlight w:val="none"/>
+        </w:rPr>
+        <w:t xml:space="preserve">Enter your choice: 6</w:t>
+      </w:r>
+      <w:r/>
+    </w:p>
+    <w:p>
+      <w:pPr>
+        <w:pBdr/>
+        <w:spacing/>
+        <w:ind/>
+        <w:rPr/>
+      </w:pPr>
+      <w:r>
+        <w:rPr>
+          <w:highlight w:val="none"/>
+        </w:rPr>
+      </w:r>
+      <w:r/>
+    </w:p>
+    <w:p>
+      <w:pPr>
+        <w:pBdr/>
+        <w:spacing/>
+        <w:ind/>
+        <w:rPr/>
+      </w:pPr>
+      <w:r>
+        <w:rPr>
+          <w:highlight w:val="none"/>
+        </w:rPr>
+        <w:t xml:space="preserve">----------------- Grade Summary -----------------</w:t>
+      </w:r>
+      <w:r/>
+    </w:p>
+    <w:p>
+      <w:pPr>
+        <w:pBdr/>
+        <w:spacing/>
+        <w:ind/>
+        <w:rPr/>
+      </w:pPr>
+      <w:r>
+        <w:rPr>
+          <w:highlight w:val="none"/>
+        </w:rPr>
+        <w:t xml:space="preserve">Student ID   Math         Chemistry    Physics</w:t>
+      </w:r>
+      <w:r/>
+    </w:p>
+    <w:p>
+      <w:pPr>
+        <w:pBdr/>
+        <w:spacing/>
+        <w:ind/>
+        <w:rPr/>
+      </w:pPr>
+      <w:r>
+        <w:rPr>
+          <w:highlight w:val="none"/>
+        </w:rPr>
+        <w:t xml:space="preserve">-------------------------------------------------</w:t>
+      </w:r>
+      <w:r/>
+    </w:p>
+    <w:p>
+      <w:pPr>
+        <w:pBdr/>
+        <w:spacing/>
+        <w:ind/>
+        <w:rPr/>
+      </w:pPr>
+      <w:r>
+        <w:rPr>
+          <w:highlight w:val="none"/>
+        </w:rPr>
+        <w:t xml:space="preserve">1            Fail         Grade D      Grade B</w:t>
       </w:r>
       <w:r/>
       <w:r>

--- a/IT25102813-lab-01.docx
+++ b/IT25102813-lab-01.docx
@@ -14,7 +14,11 @@
       <w:r>
         <w:t xml:space="preserve">IT25102813 Abivarsan Y.</w:t>
       </w:r>
-      <w:r/>
+      <w:r>
+        <w:rPr>
+          <w:highlight w:val="none"/>
+        </w:rPr>
+      </w:r>
     </w:p>
     <w:p>
       <w:pPr>
@@ -31,7 +35,108 @@
         </w:rPr>
         <w:t xml:space="preserve">OOAD Lab 1</w:t>
       </w:r>
-      <w:r/>
+      <w:r>
+        <w:rPr>
+          <w:highlight w:val="none"/>
+        </w:rPr>
+      </w:r>
+    </w:p>
+    <w:p>
+      <w:pPr>
+        <w:pBdr/>
+        <w:spacing/>
+        <w:ind/>
+        <w:rPr>
+          <w:highlight w:val="none"/>
+        </w:rPr>
+      </w:pPr>
+      <w:r>
+        <w:rPr>
+          <w:highlight w:val="none"/>
+        </w:rPr>
+        <w:t xml:space="preserve">SE 2012</w:t>
+      </w:r>
+      <w:r>
+        <w:rPr>
+          <w:highlight w:val="none"/>
+        </w:rPr>
+      </w:r>
+      <w:r>
+        <w:rPr>
+          <w:highlight w:val="none"/>
+        </w:rPr>
+      </w:r>
+    </w:p>
+    <w:p>
+      <w:pPr>
+        <w:pBdr/>
+        <w:spacing/>
+        <w:ind/>
+        <w:rPr>
+          <w:highlight w:val="none"/>
+        </w:rPr>
+      </w:pPr>
+      <w:r>
+        <w:rPr>
+          <w:highlight w:val="none"/>
+        </w:rPr>
+      </w:r>
+      <w:r>
+        <w:rPr>
+          <w:highlight w:val="none"/>
+        </w:rPr>
+      </w:r>
+      <w:hyperlink r:id="rId8" w:tooltip="https://github.com/IT25102813/SE2012-2025-S2-L01.git" w:history="1">
+        <w:r>
+          <w:rPr>
+            <w:rStyle w:val="872"/>
+            <w:highlight w:val="none"/>
+          </w:rPr>
+          <w:t xml:space="preserve">https://github.com/IT25102813/SE2012-2025-S2-L01.git</w:t>
+        </w:r>
+        <w:r>
+          <w:rPr>
+            <w:rStyle w:val="872"/>
+            <w:highlight w:val="none"/>
+          </w:rPr>
+        </w:r>
+        <w:r>
+          <w:rPr>
+            <w:rStyle w:val="872"/>
+            <w:highlight w:val="none"/>
+          </w:rPr>
+        </w:r>
+      </w:hyperlink>
+      <w:r>
+        <w:rPr>
+          <w:highlight w:val="none"/>
+        </w:rPr>
+      </w:r>
+    </w:p>
+    <w:p>
+      <w:pPr>
+        <w:pBdr/>
+        <w:spacing/>
+        <w:ind/>
+        <w:rPr>
+          <w:highlight w:val="none"/>
+        </w:rPr>
+      </w:pPr>
+      <w:r>
+        <w:rPr>
+          <w:highlight w:val="none"/>
+        </w:rPr>
+      </w:r>
+      <w:r>
+        <w:rPr>
+          <w:highlight w:val="none"/>
+        </w:rPr>
+      </w:r>
+      <w:r>
+        <w:rPr>
+          <w:highlight w:val="none"/>
+        </w:rPr>
+      </w:r>
     </w:p>
     <w:p>
       <w:pPr>
@@ -65,6 +170,15 @@
           <w:highlight w:val="none"/>
         </w:rPr>
       </w:r>
+      <w:r>
+        <w:rPr>
+          <w:b/>
+          <w:bCs/>
+          <w:sz w:val="28"/>
+          <w:szCs w:val="28"/>
+          <w:highlight w:val="none"/>
+        </w:rPr>
+      </w:r>
     </w:p>
     <w:p>
       <w:pPr>
@@ -427,7 +541,6 @@
         </w:rPr>
         <w:t xml:space="preserve">}</w:t>
       </w:r>
-      <w:r/>
       <w:r>
         <w:rPr>
           <w:b w:val="0"/>
@@ -439,19 +552,172 @@
       </w:r>
       <w:r>
         <w:rPr>
+          <w:b w:val="0"/>
+          <w:bCs w:val="0"/>
+          <w:sz w:val="22"/>
+          <w:szCs w:val="22"/>
+          <w:highlight w:val="none"/>
+        </w:rPr>
+      </w:r>
+    </w:p>
+    <w:p>
+      <w:pPr>
+        <w:pBdr/>
+        <w:spacing/>
+        <w:ind/>
+        <w:rPr>
           <w:b/>
           <w:bCs/>
           <w:sz w:val="28"/>
           <w:szCs w:val="28"/>
           <w:highlight w:val="none"/>
         </w:rPr>
-      </w:r>
-      <w:r>
+      </w:pPr>
+      <w:r>
+        <w:rPr>
+          <w:b/>
+          <w:bCs/>
+          <w:sz w:val="28"/>
+          <w:szCs w:val="28"/>
+          <w:highlight w:val="none"/>
+        </w:rPr>
+        <w:t xml:space="preserve">Output</w:t>
+      </w:r>
+      <w:r>
+        <w:rPr>
+          <w:b/>
+          <w:bCs/>
+          <w:sz w:val="28"/>
+          <w:szCs w:val="28"/>
+          <w:highlight w:val="none"/>
+        </w:rPr>
+      </w:r>
+      <w:r>
+        <w:rPr>
+          <w:b/>
+          <w:bCs/>
+          <w:sz w:val="28"/>
+          <w:szCs w:val="28"/>
+          <w:highlight w:val="none"/>
+        </w:rPr>
+      </w:r>
+    </w:p>
+    <w:p>
+      <w:pPr>
+        <w:pBdr/>
+        <w:spacing/>
+        <w:ind/>
         <w:rPr>
           <w:b w:val="0"/>
           <w:bCs w:val="0"/>
           <w:sz w:val="22"/>
           <w:szCs w:val="22"/>
+        </w:rPr>
+      </w:pPr>
+      <w:r>
+        <w:rPr>
+          <w:b w:val="0"/>
+          <w:bCs w:val="0"/>
+          <w:sz w:val="22"/>
+          <w:szCs w:val="22"/>
+          <w:highlight w:val="none"/>
+        </w:rPr>
+        <w:t xml:space="preserve">Enter your first name Abivarsan</w:t>
+      </w:r>
+      <w:r>
+        <w:rPr>
+          <w:b w:val="0"/>
+          <w:bCs w:val="0"/>
+          <w:sz w:val="18"/>
+          <w:szCs w:val="18"/>
+        </w:rPr>
+      </w:r>
+      <w:r>
+        <w:rPr>
+          <w:b w:val="0"/>
+          <w:bCs w:val="0"/>
+          <w:sz w:val="22"/>
+          <w:szCs w:val="22"/>
+        </w:rPr>
+      </w:r>
+    </w:p>
+    <w:p>
+      <w:pPr>
+        <w:pBdr/>
+        <w:spacing/>
+        <w:ind/>
+        <w:rPr>
+          <w:b w:val="0"/>
+          <w:bCs w:val="0"/>
+          <w:sz w:val="22"/>
+          <w:szCs w:val="22"/>
+        </w:rPr>
+      </w:pPr>
+      <w:r>
+        <w:rPr>
+          <w:b w:val="0"/>
+          <w:bCs w:val="0"/>
+          <w:sz w:val="22"/>
+          <w:szCs w:val="22"/>
+          <w:highlight w:val="none"/>
+        </w:rPr>
+        <w:t xml:space="preserve">Enter your last name Yogeswaran</w:t>
+      </w:r>
+      <w:r>
+        <w:rPr>
+          <w:b w:val="0"/>
+          <w:bCs w:val="0"/>
+          <w:sz w:val="18"/>
+          <w:szCs w:val="18"/>
+        </w:rPr>
+      </w:r>
+      <w:r>
+        <w:rPr>
+          <w:b w:val="0"/>
+          <w:bCs w:val="0"/>
+          <w:sz w:val="22"/>
+          <w:szCs w:val="22"/>
+        </w:rPr>
+      </w:r>
+    </w:p>
+    <w:p>
+      <w:pPr>
+        <w:pBdr/>
+        <w:spacing/>
+        <w:ind/>
+        <w:rPr>
+          <w:b w:val="0"/>
+          <w:bCs w:val="0"/>
+          <w:sz w:val="22"/>
+          <w:szCs w:val="22"/>
+          <w:highlight w:val="none"/>
+        </w:rPr>
+      </w:pPr>
+      <w:r>
+        <w:rPr>
+          <w:b w:val="0"/>
+          <w:bCs w:val="0"/>
+          <w:sz w:val="22"/>
+          <w:szCs w:val="22"/>
+          <w:highlight w:val="none"/>
+        </w:rPr>
+        <w:t xml:space="preserve">Welcome to Second Year Abivarsan Yogeswaran</w:t>
+      </w:r>
+      <w:r>
+        <w:rPr>
+          <w:b w:val="0"/>
+          <w:bCs w:val="0"/>
+          <w:sz w:val="22"/>
+          <w:szCs w:val="22"/>
+          <w:highlight w:val="none"/>
+        </w:rPr>
+      </w:r>
+      <w:r>
+        <w:rPr>
+          <w:b w:val="0"/>
+          <w:bCs w:val="0"/>
+          <w:sz w:val="22"/>
+          <w:szCs w:val="22"/>
           <w:highlight w:val="none"/>
         </w:rPr>
       </w:r>
@@ -477,7 +743,6 @@
           <w:szCs w:val="28"/>
           <w:highlight w:val="none"/>
         </w:rPr>
-        <w:t xml:space="preserve">Output</w:t>
       </w:r>
       <w:r>
         <w:rPr>
@@ -488,116 +753,7 @@
           <w:highlight w:val="none"/>
         </w:rPr>
       </w:r>
-    </w:p>
-    <w:p>
-      <w:pPr>
-        <w:pBdr/>
-        <w:spacing/>
-        <w:ind/>
-        <w:rPr>
-          <w:b w:val="0"/>
-          <w:bCs w:val="0"/>
-          <w:sz w:val="22"/>
-          <w:szCs w:val="22"/>
-        </w:rPr>
-      </w:pPr>
-      <w:r>
-        <w:rPr>
-          <w:b w:val="0"/>
-          <w:bCs w:val="0"/>
-          <w:sz w:val="22"/>
-          <w:szCs w:val="22"/>
-          <w:highlight w:val="none"/>
-        </w:rPr>
-        <w:t xml:space="preserve">Enter your first name Abivarsan</w:t>
-      </w:r>
-      <w:r>
-        <w:rPr>
-          <w:b w:val="0"/>
-          <w:bCs w:val="0"/>
-          <w:sz w:val="18"/>
-          <w:szCs w:val="18"/>
-        </w:rPr>
-      </w:r>
-    </w:p>
-    <w:p>
-      <w:pPr>
-        <w:pBdr/>
-        <w:spacing/>
-        <w:ind/>
-        <w:rPr>
-          <w:b w:val="0"/>
-          <w:bCs w:val="0"/>
-          <w:sz w:val="22"/>
-          <w:szCs w:val="22"/>
-        </w:rPr>
-      </w:pPr>
-      <w:r>
-        <w:rPr>
-          <w:b w:val="0"/>
-          <w:bCs w:val="0"/>
-          <w:sz w:val="22"/>
-          <w:szCs w:val="22"/>
-          <w:highlight w:val="none"/>
-        </w:rPr>
-        <w:t xml:space="preserve">Enter your last name Yogeswaran</w:t>
-      </w:r>
-      <w:r>
-        <w:rPr>
-          <w:b w:val="0"/>
-          <w:bCs w:val="0"/>
-          <w:sz w:val="18"/>
-          <w:szCs w:val="18"/>
-        </w:rPr>
-      </w:r>
-    </w:p>
-    <w:p>
-      <w:pPr>
-        <w:pBdr/>
-        <w:spacing/>
-        <w:ind/>
-        <w:rPr>
-          <w:b w:val="0"/>
-          <w:bCs w:val="0"/>
-          <w:sz w:val="22"/>
-          <w:szCs w:val="22"/>
-          <w:highlight w:val="none"/>
-        </w:rPr>
-      </w:pPr>
-      <w:r>
-        <w:rPr>
-          <w:b w:val="0"/>
-          <w:bCs w:val="0"/>
-          <w:sz w:val="22"/>
-          <w:szCs w:val="22"/>
-          <w:highlight w:val="none"/>
-        </w:rPr>
-        <w:t xml:space="preserve">Welcome to Second Year Abivarsan Yogeswaran</w:t>
-      </w:r>
-      <w:r>
-        <w:rPr>
-          <w:b w:val="0"/>
-          <w:bCs w:val="0"/>
-          <w:sz w:val="22"/>
-          <w:szCs w:val="22"/>
-          <w:highlight w:val="none"/>
-        </w:rPr>
-      </w:r>
-      <w:r>
-        <w:rPr>
-          <w:b w:val="0"/>
-          <w:bCs w:val="0"/>
-          <w:sz w:val="22"/>
-          <w:szCs w:val="22"/>
-          <w:highlight w:val="none"/>
-        </w:rPr>
-      </w:r>
-    </w:p>
-    <w:p>
-      <w:pPr>
-        <w:pBdr/>
-        <w:spacing/>
-        <w:ind/>
+      <w:r>
         <w:rPr>
           <w:b/>
           <w:bCs/>
@@ -605,8 +761,13 @@
           <w:szCs w:val="28"/>
           <w:highlight w:val="none"/>
         </w:rPr>
-      </w:pPr>
-      <w:r>
+      </w:r>
+    </w:p>
+    <w:p>
+      <w:pPr>
+        <w:pBdr/>
+        <w:spacing/>
+        <w:ind/>
         <w:rPr>
           <w:b/>
           <w:bCs/>
@@ -614,7 +775,7 @@
           <w:szCs w:val="28"/>
           <w:highlight w:val="none"/>
         </w:rPr>
-      </w:r>
+      </w:pPr>
       <w:r>
         <w:rPr>
           <w:b/>
@@ -633,12 +794,7 @@
           <w:highlight w:val="none"/>
         </w:rPr>
       </w:r>
-    </w:p>
-    <w:p>
-      <w:pPr>
-        <w:pBdr/>
-        <w:spacing/>
-        <w:ind/>
+      <w:r>
         <w:rPr>
           <w:b/>
           <w:bCs/>
@@ -646,8 +802,13 @@
           <w:szCs w:val="28"/>
           <w:highlight w:val="none"/>
         </w:rPr>
-      </w:pPr>
-      <w:r>
+      </w:r>
+    </w:p>
+    <w:p>
+      <w:pPr>
+        <w:pBdr/>
+        <w:spacing/>
+        <w:ind/>
         <w:rPr>
           <w:b/>
           <w:bCs/>
@@ -655,7 +816,7 @@
           <w:szCs w:val="28"/>
           <w:highlight w:val="none"/>
         </w:rPr>
-      </w:r>
+      </w:pPr>
       <w:r>
         <w:rPr>
           <w:b/>
@@ -674,12 +835,7 @@
           <w:highlight w:val="none"/>
         </w:rPr>
       </w:r>
-    </w:p>
-    <w:p>
-      <w:pPr>
-        <w:pBdr/>
-        <w:spacing/>
-        <w:ind/>
+      <w:r>
         <w:rPr>
           <w:b/>
           <w:bCs/>
@@ -687,8 +843,13 @@
           <w:szCs w:val="28"/>
           <w:highlight w:val="none"/>
         </w:rPr>
-      </w:pPr>
-      <w:r>
+      </w:r>
+    </w:p>
+    <w:p>
+      <w:pPr>
+        <w:pBdr/>
+        <w:spacing/>
+        <w:ind/>
         <w:rPr>
           <w:b/>
           <w:bCs/>
@@ -696,7 +857,7 @@
           <w:szCs w:val="28"/>
           <w:highlight w:val="none"/>
         </w:rPr>
-      </w:r>
+      </w:pPr>
       <w:r>
         <w:rPr>
           <w:b/>
@@ -705,6 +866,7 @@
           <w:szCs w:val="28"/>
           <w:highlight w:val="none"/>
         </w:rPr>
+        <w:t xml:space="preserve">Exercise 2</w:t>
       </w:r>
       <w:r>
         <w:rPr>
@@ -712,39 +874,15 @@
           <w:bCs/>
           <w:sz w:val="28"/>
           <w:szCs w:val="28"/>
-          <w:highlight w:val="none"/>
-        </w:rPr>
-      </w:r>
-    </w:p>
-    <w:p>
-      <w:pPr>
-        <w:pBdr/>
-        <w:spacing/>
-        <w:ind/>
+        </w:rPr>
+      </w:r>
+      <w:r>
         <w:rPr>
           <w:b/>
           <w:bCs/>
           <w:sz w:val="28"/>
           <w:szCs w:val="28"/>
           <w:highlight w:val="none"/>
-        </w:rPr>
-      </w:pPr>
-      <w:r>
-        <w:rPr>
-          <w:b/>
-          <w:bCs/>
-          <w:sz w:val="28"/>
-          <w:szCs w:val="28"/>
-          <w:highlight w:val="none"/>
-        </w:rPr>
-        <w:t xml:space="preserve">Exercise 2</w:t>
-      </w:r>
-      <w:r>
-        <w:rPr>
-          <w:b/>
-          <w:bCs/>
-          <w:sz w:val="28"/>
-          <w:szCs w:val="28"/>
         </w:rPr>
       </w:r>
     </w:p>
@@ -2940,21 +3078,11 @@
         </w:rPr>
         <w:t xml:space="preserve">}</w:t>
       </w:r>
-      <w:r/>
-      <w:r>
-        <w:rPr>
-          <w:highlight w:val="none"/>
-        </w:rPr>
-      </w:r>
-      <w:r>
-        <w:rPr>
-          <w:highlight w:val="none"/>
-        </w:rPr>
-      </w:r>
-      <w:r/>
-      <w:r/>
-      <w:r/>
-      <w:r/>
+      <w:r>
+        <w:rPr>
+          <w:highlight w:val="none"/>
+        </w:rPr>
+      </w:r>
       <w:r>
         <w:rPr>
           <w:highlight w:val="none"/>
@@ -3011,7 +3139,40 @@
         </w:rPr>
         <w:t xml:space="preserve">Enter number of students: 2</w:t>
       </w:r>
+      <w:r>
+        <w:rPr>
+          <w:highlight w:val="none"/>
+        </w:rPr>
+      </w:r>
+    </w:p>
+    <w:p>
+      <w:pPr>
+        <w:pBdr/>
+        <w:spacing/>
+        <w:ind/>
+        <w:rPr/>
+      </w:pPr>
+      <w:r>
+        <w:rPr>
+          <w:highlight w:val="none"/>
+        </w:rPr>
+        <w:t xml:space="preserve">Subject ID</w:t>
+      </w:r>
       <w:r/>
+    </w:p>
+    <w:p>
+      <w:pPr>
+        <w:pBdr/>
+        <w:spacing/>
+        <w:ind/>
+        <w:rPr/>
+      </w:pPr>
+      <w:r>
+        <w:rPr>
+          <w:highlight w:val="none"/>
+        </w:rPr>
+        <w:t xml:space="preserve">1. Mathematics</w:t>
+      </w:r>
       <w:r/>
     </w:p>
     <w:p>
@@ -3025,6 +3186,347 @@
         <w:rPr>
           <w:highlight w:val="none"/>
         </w:rPr>
+        <w:t xml:space="preserve">2. Chemistry</w:t>
+      </w:r>
+      <w:r/>
+    </w:p>
+    <w:p>
+      <w:pPr>
+        <w:pBdr/>
+        <w:spacing/>
+        <w:ind/>
+        <w:rPr>
+          <w:highlight w:val="none"/>
+        </w:rPr>
+      </w:pPr>
+      <w:r>
+        <w:rPr>
+          <w:highlight w:val="none"/>
+        </w:rPr>
+        <w:t xml:space="preserve">3.Physics</w:t>
+      </w:r>
+      <w:r>
+        <w:rPr>
+          <w:highlight w:val="none"/>
+        </w:rPr>
+      </w:r>
+      <w:r>
+        <w:rPr>
+          <w:highlight w:val="none"/>
+        </w:rPr>
+      </w:r>
+    </w:p>
+    <w:p>
+      <w:pPr>
+        <w:pBdr/>
+        <w:spacing/>
+        <w:ind/>
+        <w:rPr>
+          <w:highlight w:val="none"/>
+        </w:rPr>
+      </w:pPr>
+      <w:r>
+        <w:rPr>
+          <w:highlight w:val="none"/>
+        </w:rPr>
+      </w:r>
+      <w:r>
+        <w:rPr>
+          <w:highlight w:val="none"/>
+        </w:rPr>
+      </w:r>
+      <w:r>
+        <w:rPr>
+          <w:highlight w:val="none"/>
+        </w:rPr>
+      </w:r>
+    </w:p>
+    <w:p>
+      <w:pPr>
+        <w:pBdr/>
+        <w:spacing/>
+        <w:ind/>
+        <w:rPr>
+          <w:highlight w:val="none"/>
+        </w:rPr>
+      </w:pPr>
+      <w:r>
+        <w:rPr>
+          <w:highlight w:val="none"/>
+        </w:rPr>
+      </w:r>
+      <w:r>
+        <w:rPr>
+          <w:highlight w:val="none"/>
+        </w:rPr>
+      </w:r>
+      <w:r>
+        <w:rPr>
+          <w:highlight w:val="none"/>
+        </w:rPr>
+      </w:r>
+    </w:p>
+    <w:p>
+      <w:pPr>
+        <w:pBdr/>
+        <w:spacing/>
+        <w:ind/>
+        <w:rPr/>
+      </w:pPr>
+      <w:r>
+        <w:rPr>
+          <w:highlight w:val="none"/>
+        </w:rPr>
+        <w:t xml:space="preserve">------------------Menu---------------------</w:t>
+      </w:r>
+      <w:r/>
+    </w:p>
+    <w:p>
+      <w:pPr>
+        <w:pBdr/>
+        <w:spacing/>
+        <w:ind/>
+        <w:rPr/>
+      </w:pPr>
+      <w:r>
+        <w:rPr>
+          <w:highlight w:val="none"/>
+        </w:rPr>
+        <w:t xml:space="preserve">1. Add Marks of Student</w:t>
+      </w:r>
+      <w:r/>
+    </w:p>
+    <w:p>
+      <w:pPr>
+        <w:pBdr/>
+        <w:spacing/>
+        <w:ind/>
+        <w:rPr/>
+      </w:pPr>
+      <w:r>
+        <w:rPr>
+          <w:highlight w:val="none"/>
+        </w:rPr>
+        <w:t xml:space="preserve">2. Update Marks of Student</w:t>
+      </w:r>
+      <w:r/>
+    </w:p>
+    <w:p>
+      <w:pPr>
+        <w:pBdr/>
+        <w:spacing/>
+        <w:ind/>
+        <w:rPr/>
+      </w:pPr>
+      <w:r>
+        <w:rPr>
+          <w:highlight w:val="none"/>
+        </w:rPr>
+        <w:t xml:space="preserve">3. Get Average of a Subject</w:t>
+      </w:r>
+      <w:r/>
+    </w:p>
+    <w:p>
+      <w:pPr>
+        <w:pBdr/>
+        <w:spacing/>
+        <w:ind/>
+        <w:rPr/>
+      </w:pPr>
+      <w:r>
+        <w:rPr>
+          <w:highlight w:val="none"/>
+        </w:rPr>
+        <w:t xml:space="preserve">4. Get Average of Student</w:t>
+      </w:r>
+      <w:r/>
+    </w:p>
+    <w:p>
+      <w:pPr>
+        <w:pBdr/>
+        <w:spacing/>
+        <w:ind/>
+        <w:rPr/>
+      </w:pPr>
+      <w:r>
+        <w:rPr>
+          <w:highlight w:val="none"/>
+        </w:rPr>
+        <w:t xml:space="preserve">5. Get total marks of Student</w:t>
+      </w:r>
+      <w:r/>
+    </w:p>
+    <w:p>
+      <w:pPr>
+        <w:pBdr/>
+        <w:spacing/>
+        <w:ind/>
+        <w:rPr/>
+      </w:pPr>
+      <w:r>
+        <w:rPr>
+          <w:highlight w:val="none"/>
+        </w:rPr>
+        <w:t xml:space="preserve">6. Exit</w:t>
+      </w:r>
+      <w:r/>
+    </w:p>
+    <w:p>
+      <w:pPr>
+        <w:pBdr/>
+        <w:spacing/>
+        <w:ind/>
+        <w:rPr/>
+      </w:pPr>
+      <w:r>
+        <w:rPr>
+          <w:highlight w:val="none"/>
+        </w:rPr>
+      </w:r>
+      <w:r/>
+    </w:p>
+    <w:p>
+      <w:pPr>
+        <w:pBdr/>
+        <w:spacing/>
+        <w:ind/>
+        <w:rPr/>
+      </w:pPr>
+      <w:r>
+        <w:rPr>
+          <w:highlight w:val="none"/>
+        </w:rPr>
+        <w:t xml:space="preserve">Enter your choice: 1</w:t>
+      </w:r>
+      <w:r/>
+    </w:p>
+    <w:p>
+      <w:pPr>
+        <w:pBdr/>
+        <w:spacing/>
+        <w:ind/>
+        <w:rPr/>
+      </w:pPr>
+      <w:r>
+        <w:rPr>
+          <w:highlight w:val="none"/>
+        </w:rPr>
+      </w:r>
+      <w:r/>
+    </w:p>
+    <w:p>
+      <w:pPr>
+        <w:pBdr/>
+        <w:spacing/>
+        <w:ind/>
+        <w:rPr/>
+      </w:pPr>
+      <w:r>
+        <w:rPr>
+          <w:highlight w:val="none"/>
+        </w:rPr>
+        <w:t xml:space="preserve">Enter Student ID: 1</w:t>
+      </w:r>
+      <w:r/>
+    </w:p>
+    <w:p>
+      <w:pPr>
+        <w:pBdr/>
+        <w:spacing/>
+        <w:ind/>
+        <w:rPr/>
+      </w:pPr>
+      <w:r>
+        <w:rPr>
+          <w:highlight w:val="none"/>
+        </w:rPr>
+      </w:r>
+      <w:r/>
+    </w:p>
+    <w:p>
+      <w:pPr>
+        <w:pBdr/>
+        <w:spacing/>
+        <w:ind/>
+        <w:rPr/>
+      </w:pPr>
+      <w:r>
+        <w:rPr>
+          <w:highlight w:val="none"/>
+        </w:rPr>
+        <w:t xml:space="preserve">Enter Marks for Mathematics: 56</w:t>
+      </w:r>
+      <w:r/>
+    </w:p>
+    <w:p>
+      <w:pPr>
+        <w:pBdr/>
+        <w:spacing/>
+        <w:ind/>
+        <w:rPr/>
+      </w:pPr>
+      <w:r>
+        <w:rPr>
+          <w:highlight w:val="none"/>
+        </w:rPr>
+      </w:r>
+      <w:r/>
+    </w:p>
+    <w:p>
+      <w:pPr>
+        <w:pBdr/>
+        <w:spacing/>
+        <w:ind/>
+        <w:rPr/>
+      </w:pPr>
+      <w:r>
+        <w:rPr>
+          <w:highlight w:val="none"/>
+        </w:rPr>
+        <w:t xml:space="preserve">Enter Marks for Chemistry: 76</w:t>
+      </w:r>
+      <w:r/>
+    </w:p>
+    <w:p>
+      <w:pPr>
+        <w:pBdr/>
+        <w:spacing/>
+        <w:ind/>
+        <w:rPr/>
+      </w:pPr>
+      <w:r>
+        <w:rPr>
+          <w:highlight w:val="none"/>
+        </w:rPr>
+      </w:r>
+      <w:r/>
+    </w:p>
+    <w:p>
+      <w:pPr>
+        <w:pBdr/>
+        <w:spacing/>
+        <w:ind/>
+        <w:rPr/>
+      </w:pPr>
+      <w:r>
+        <w:rPr>
+          <w:highlight w:val="none"/>
+        </w:rPr>
+        <w:t xml:space="preserve">Enter Marks for Physics: 65</w:t>
+      </w:r>
+      <w:r/>
+    </w:p>
+    <w:p>
+      <w:pPr>
+        <w:pBdr/>
+        <w:spacing/>
+        <w:ind/>
+        <w:rPr/>
+      </w:pPr>
+      <w:r>
+        <w:rPr>
+          <w:highlight w:val="none"/>
+        </w:rPr>
         <w:t xml:space="preserve">Subject ID</w:t>
       </w:r>
       <w:r/>
@@ -3064,9 +3566,7 @@
         <w:pBdr/>
         <w:spacing/>
         <w:ind/>
-        <w:rPr>
-          <w:highlight w:val="none"/>
-        </w:rPr>
+        <w:rPr/>
       </w:pPr>
       <w:r>
         <w:rPr>
@@ -3074,61 +3574,7 @@
         </w:rPr>
         <w:t xml:space="preserve">3.Physics</w:t>
       </w:r>
-      <w:r>
-        <w:rPr>
-          <w:highlight w:val="none"/>
-        </w:rPr>
-      </w:r>
-    </w:p>
-    <w:p>
-      <w:pPr>
-        <w:pBdr/>
-        <w:spacing/>
-        <w:ind/>
-        <w:rPr>
-          <w:highlight w:val="none"/>
-        </w:rPr>
-      </w:pPr>
-      <w:r>
-        <w:rPr>
-          <w:highlight w:val="none"/>
-        </w:rPr>
-      </w:r>
-      <w:r>
-        <w:rPr>
-          <w:highlight w:val="none"/>
-        </w:rPr>
-      </w:r>
-      <w:r>
-        <w:rPr>
-          <w:highlight w:val="none"/>
-        </w:rPr>
-      </w:r>
-    </w:p>
-    <w:p>
-      <w:pPr>
-        <w:pBdr/>
-        <w:spacing/>
-        <w:ind/>
-        <w:rPr>
-          <w:highlight w:val="none"/>
-        </w:rPr>
-      </w:pPr>
-      <w:r>
-        <w:rPr>
-          <w:highlight w:val="none"/>
-        </w:rPr>
-      </w:r>
-      <w:r>
-        <w:rPr>
-          <w:highlight w:val="none"/>
-        </w:rPr>
-      </w:r>
-      <w:r>
-        <w:rPr>
-          <w:highlight w:val="none"/>
-        </w:rPr>
-      </w:r>
+      <w:r/>
     </w:p>
     <w:p>
       <w:pPr>
@@ -3141,6 +3587,20 @@
         <w:rPr>
           <w:highlight w:val="none"/>
         </w:rPr>
+      </w:r>
+      <w:r/>
+    </w:p>
+    <w:p>
+      <w:pPr>
+        <w:pBdr/>
+        <w:spacing/>
+        <w:ind/>
+        <w:rPr/>
+      </w:pPr>
+      <w:r>
+        <w:rPr>
+          <w:highlight w:val="none"/>
+        </w:rPr>
         <w:t xml:space="preserve">------------------Menu---------------------</w:t>
       </w:r>
       <w:r/>
@@ -3260,6 +3720,567 @@
         <w:rPr>
           <w:highlight w:val="none"/>
         </w:rPr>
+        <w:t xml:space="preserve">Enter your choice: 2</w:t>
+      </w:r>
+      <w:r/>
+    </w:p>
+    <w:p>
+      <w:pPr>
+        <w:pBdr/>
+        <w:spacing/>
+        <w:ind/>
+        <w:rPr/>
+      </w:pPr>
+      <w:r>
+        <w:rPr>
+          <w:highlight w:val="none"/>
+        </w:rPr>
+      </w:r>
+      <w:r/>
+    </w:p>
+    <w:p>
+      <w:pPr>
+        <w:pBdr/>
+        <w:spacing/>
+        <w:ind/>
+        <w:rPr/>
+      </w:pPr>
+      <w:r>
+        <w:rPr>
+          <w:highlight w:val="none"/>
+        </w:rPr>
+        <w:t xml:space="preserve">Enter Student ID: 1</w:t>
+      </w:r>
+      <w:r/>
+    </w:p>
+    <w:p>
+      <w:pPr>
+        <w:pBdr/>
+        <w:spacing/>
+        <w:ind/>
+        <w:rPr/>
+      </w:pPr>
+      <w:r>
+        <w:rPr>
+          <w:highlight w:val="none"/>
+        </w:rPr>
+      </w:r>
+      <w:r/>
+    </w:p>
+    <w:p>
+      <w:pPr>
+        <w:pBdr/>
+        <w:spacing/>
+        <w:ind/>
+        <w:rPr/>
+      </w:pPr>
+      <w:r>
+        <w:rPr>
+          <w:highlight w:val="none"/>
+        </w:rPr>
+        <w:t xml:space="preserve">Enter Subject ID: 2</w:t>
+      </w:r>
+      <w:r/>
+    </w:p>
+    <w:p>
+      <w:pPr>
+        <w:pBdr/>
+        <w:spacing/>
+        <w:ind/>
+        <w:rPr/>
+      </w:pPr>
+      <w:r>
+        <w:rPr>
+          <w:highlight w:val="none"/>
+        </w:rPr>
+      </w:r>
+      <w:r/>
+    </w:p>
+    <w:p>
+      <w:pPr>
+        <w:pBdr/>
+        <w:spacing/>
+        <w:ind/>
+        <w:rPr/>
+      </w:pPr>
+      <w:r>
+        <w:rPr>
+          <w:highlight w:val="none"/>
+        </w:rPr>
+        <w:t xml:space="preserve">Enter New Marks: 70</w:t>
+      </w:r>
+      <w:r/>
+    </w:p>
+    <w:p>
+      <w:pPr>
+        <w:pBdr/>
+        <w:spacing/>
+        <w:ind/>
+        <w:rPr/>
+      </w:pPr>
+      <w:r>
+        <w:rPr>
+          <w:highlight w:val="none"/>
+        </w:rPr>
+        <w:t xml:space="preserve">Subject ID</w:t>
+      </w:r>
+      <w:r/>
+    </w:p>
+    <w:p>
+      <w:pPr>
+        <w:pBdr/>
+        <w:spacing/>
+        <w:ind/>
+        <w:rPr/>
+      </w:pPr>
+      <w:r>
+        <w:rPr>
+          <w:highlight w:val="none"/>
+        </w:rPr>
+        <w:t xml:space="preserve">1. Mathematics</w:t>
+      </w:r>
+      <w:r/>
+    </w:p>
+    <w:p>
+      <w:pPr>
+        <w:pBdr/>
+        <w:spacing/>
+        <w:ind/>
+        <w:rPr/>
+      </w:pPr>
+      <w:r>
+        <w:rPr>
+          <w:highlight w:val="none"/>
+        </w:rPr>
+        <w:t xml:space="preserve">2. Chemistry</w:t>
+      </w:r>
+      <w:r/>
+    </w:p>
+    <w:p>
+      <w:pPr>
+        <w:pBdr/>
+        <w:spacing/>
+        <w:ind/>
+        <w:rPr/>
+      </w:pPr>
+      <w:r>
+        <w:rPr>
+          <w:highlight w:val="none"/>
+        </w:rPr>
+        <w:t xml:space="preserve">3.Physics</w:t>
+      </w:r>
+      <w:r/>
+    </w:p>
+    <w:p>
+      <w:pPr>
+        <w:pBdr/>
+        <w:spacing/>
+        <w:ind/>
+        <w:rPr/>
+      </w:pPr>
+      <w:r>
+        <w:rPr>
+          <w:highlight w:val="none"/>
+        </w:rPr>
+      </w:r>
+      <w:r/>
+    </w:p>
+    <w:p>
+      <w:pPr>
+        <w:pBdr/>
+        <w:spacing/>
+        <w:ind/>
+        <w:rPr/>
+      </w:pPr>
+      <w:r>
+        <w:rPr>
+          <w:highlight w:val="none"/>
+        </w:rPr>
+        <w:t xml:space="preserve">------------------Menu---------------------</w:t>
+      </w:r>
+      <w:r/>
+    </w:p>
+    <w:p>
+      <w:pPr>
+        <w:pBdr/>
+        <w:spacing/>
+        <w:ind/>
+        <w:rPr/>
+      </w:pPr>
+      <w:r>
+        <w:rPr>
+          <w:highlight w:val="none"/>
+        </w:rPr>
+        <w:t xml:space="preserve">1. Add Marks of Student</w:t>
+      </w:r>
+      <w:r/>
+    </w:p>
+    <w:p>
+      <w:pPr>
+        <w:pBdr/>
+        <w:spacing/>
+        <w:ind/>
+        <w:rPr/>
+      </w:pPr>
+      <w:r>
+        <w:rPr>
+          <w:highlight w:val="none"/>
+        </w:rPr>
+        <w:t xml:space="preserve">2. Update Marks of Student</w:t>
+      </w:r>
+      <w:r/>
+    </w:p>
+    <w:p>
+      <w:pPr>
+        <w:pBdr/>
+        <w:spacing/>
+        <w:ind/>
+        <w:rPr/>
+      </w:pPr>
+      <w:r>
+        <w:rPr>
+          <w:highlight w:val="none"/>
+        </w:rPr>
+        <w:t xml:space="preserve">3. Get Average of a Subject</w:t>
+      </w:r>
+      <w:r/>
+    </w:p>
+    <w:p>
+      <w:pPr>
+        <w:pBdr/>
+        <w:spacing/>
+        <w:ind/>
+        <w:rPr/>
+      </w:pPr>
+      <w:r>
+        <w:rPr>
+          <w:highlight w:val="none"/>
+        </w:rPr>
+        <w:t xml:space="preserve">4. Get Average of Student</w:t>
+      </w:r>
+      <w:r/>
+    </w:p>
+    <w:p>
+      <w:pPr>
+        <w:pBdr/>
+        <w:spacing/>
+        <w:ind/>
+        <w:rPr/>
+      </w:pPr>
+      <w:r>
+        <w:rPr>
+          <w:highlight w:val="none"/>
+        </w:rPr>
+        <w:t xml:space="preserve">5. Get total marks of Student</w:t>
+      </w:r>
+      <w:r/>
+    </w:p>
+    <w:p>
+      <w:pPr>
+        <w:pBdr/>
+        <w:spacing/>
+        <w:ind/>
+        <w:rPr/>
+      </w:pPr>
+      <w:r>
+        <w:rPr>
+          <w:highlight w:val="none"/>
+        </w:rPr>
+        <w:t xml:space="preserve">6. Exit</w:t>
+      </w:r>
+      <w:r/>
+    </w:p>
+    <w:p>
+      <w:pPr>
+        <w:pBdr/>
+        <w:spacing/>
+        <w:ind/>
+        <w:rPr/>
+      </w:pPr>
+      <w:r>
+        <w:rPr>
+          <w:highlight w:val="none"/>
+        </w:rPr>
+      </w:r>
+      <w:r/>
+    </w:p>
+    <w:p>
+      <w:pPr>
+        <w:pBdr/>
+        <w:spacing/>
+        <w:ind/>
+        <w:rPr/>
+      </w:pPr>
+      <w:r>
+        <w:rPr>
+          <w:highlight w:val="none"/>
+        </w:rPr>
+        <w:t xml:space="preserve">Enter your choice: 5</w:t>
+      </w:r>
+      <w:r/>
+    </w:p>
+    <w:p>
+      <w:pPr>
+        <w:pBdr/>
+        <w:spacing/>
+        <w:ind/>
+        <w:rPr/>
+      </w:pPr>
+      <w:r>
+        <w:rPr>
+          <w:highlight w:val="none"/>
+        </w:rPr>
+      </w:r>
+      <w:r/>
+    </w:p>
+    <w:p>
+      <w:pPr>
+        <w:pBdr/>
+        <w:spacing/>
+        <w:ind/>
+        <w:rPr/>
+      </w:pPr>
+      <w:r>
+        <w:rPr>
+          <w:highlight w:val="none"/>
+        </w:rPr>
+        <w:t xml:space="preserve">Enter the Student's ID, you want to find the average of: 1</w:t>
+      </w:r>
+      <w:r/>
+    </w:p>
+    <w:p>
+      <w:pPr>
+        <w:pBdr/>
+        <w:spacing/>
+        <w:ind/>
+        <w:rPr/>
+      </w:pPr>
+      <w:r>
+        <w:rPr>
+          <w:highlight w:val="none"/>
+        </w:rPr>
+      </w:r>
+      <w:r/>
+    </w:p>
+    <w:p>
+      <w:pPr>
+        <w:pBdr/>
+        <w:spacing/>
+        <w:ind/>
+        <w:rPr/>
+      </w:pPr>
+      <w:r>
+        <w:rPr>
+          <w:highlight w:val="none"/>
+        </w:rPr>
+        <w:t xml:space="preserve">Total Marks of Student 1 is 191</w:t>
+      </w:r>
+      <w:r/>
+    </w:p>
+    <w:p>
+      <w:pPr>
+        <w:pBdr/>
+        <w:spacing/>
+        <w:ind/>
+        <w:rPr/>
+      </w:pPr>
+      <w:r>
+        <w:rPr>
+          <w:highlight w:val="none"/>
+        </w:rPr>
+        <w:t xml:space="preserve">Subject ID</w:t>
+      </w:r>
+      <w:r/>
+    </w:p>
+    <w:p>
+      <w:pPr>
+        <w:pBdr/>
+        <w:spacing/>
+        <w:ind/>
+        <w:rPr/>
+      </w:pPr>
+      <w:r>
+        <w:rPr>
+          <w:highlight w:val="none"/>
+        </w:rPr>
+        <w:t xml:space="preserve">1. Mathematics</w:t>
+      </w:r>
+      <w:r/>
+    </w:p>
+    <w:p>
+      <w:pPr>
+        <w:pBdr/>
+        <w:spacing/>
+        <w:ind/>
+        <w:rPr/>
+      </w:pPr>
+      <w:r>
+        <w:rPr>
+          <w:highlight w:val="none"/>
+        </w:rPr>
+        <w:t xml:space="preserve">2. Chemistry</w:t>
+      </w:r>
+      <w:r/>
+    </w:p>
+    <w:p>
+      <w:pPr>
+        <w:pBdr/>
+        <w:spacing/>
+        <w:ind/>
+        <w:rPr/>
+      </w:pPr>
+      <w:r>
+        <w:rPr>
+          <w:highlight w:val="none"/>
+        </w:rPr>
+        <w:t xml:space="preserve">3.Physics</w:t>
+      </w:r>
+      <w:r/>
+    </w:p>
+    <w:p>
+      <w:pPr>
+        <w:pBdr/>
+        <w:spacing/>
+        <w:ind/>
+        <w:rPr/>
+      </w:pPr>
+      <w:r>
+        <w:rPr>
+          <w:highlight w:val="none"/>
+        </w:rPr>
+      </w:r>
+      <w:r/>
+    </w:p>
+    <w:p>
+      <w:pPr>
+        <w:pBdr/>
+        <w:spacing/>
+        <w:ind/>
+        <w:rPr/>
+      </w:pPr>
+      <w:r>
+        <w:rPr>
+          <w:highlight w:val="none"/>
+        </w:rPr>
+        <w:t xml:space="preserve">------------------Menu---------------------</w:t>
+      </w:r>
+      <w:r/>
+    </w:p>
+    <w:p>
+      <w:pPr>
+        <w:pBdr/>
+        <w:spacing/>
+        <w:ind/>
+        <w:rPr/>
+      </w:pPr>
+      <w:r>
+        <w:rPr>
+          <w:highlight w:val="none"/>
+        </w:rPr>
+        <w:t xml:space="preserve">1. Add Marks of Student</w:t>
+      </w:r>
+      <w:r/>
+    </w:p>
+    <w:p>
+      <w:pPr>
+        <w:pBdr/>
+        <w:spacing/>
+        <w:ind/>
+        <w:rPr/>
+      </w:pPr>
+      <w:r>
+        <w:rPr>
+          <w:highlight w:val="none"/>
+        </w:rPr>
+        <w:t xml:space="preserve">2. Update Marks of Student</w:t>
+      </w:r>
+      <w:r/>
+    </w:p>
+    <w:p>
+      <w:pPr>
+        <w:pBdr/>
+        <w:spacing/>
+        <w:ind/>
+        <w:rPr/>
+      </w:pPr>
+      <w:r>
+        <w:rPr>
+          <w:highlight w:val="none"/>
+        </w:rPr>
+        <w:t xml:space="preserve">3. Get Average of a Subject</w:t>
+      </w:r>
+      <w:r/>
+    </w:p>
+    <w:p>
+      <w:pPr>
+        <w:pBdr/>
+        <w:spacing/>
+        <w:ind/>
+        <w:rPr/>
+      </w:pPr>
+      <w:r>
+        <w:rPr>
+          <w:highlight w:val="none"/>
+        </w:rPr>
+        <w:t xml:space="preserve">4. Get Average of Student</w:t>
+      </w:r>
+      <w:r/>
+    </w:p>
+    <w:p>
+      <w:pPr>
+        <w:pBdr/>
+        <w:spacing/>
+        <w:ind/>
+        <w:rPr/>
+      </w:pPr>
+      <w:r>
+        <w:rPr>
+          <w:highlight w:val="none"/>
+        </w:rPr>
+        <w:t xml:space="preserve">5. Get total marks of Student</w:t>
+      </w:r>
+      <w:r/>
+    </w:p>
+    <w:p>
+      <w:pPr>
+        <w:pBdr/>
+        <w:spacing/>
+        <w:ind/>
+        <w:rPr/>
+      </w:pPr>
+      <w:r>
+        <w:rPr>
+          <w:highlight w:val="none"/>
+        </w:rPr>
+        <w:t xml:space="preserve">6. Exit</w:t>
+      </w:r>
+      <w:r/>
+    </w:p>
+    <w:p>
+      <w:pPr>
+        <w:pBdr/>
+        <w:spacing/>
+        <w:ind/>
+        <w:rPr/>
+      </w:pPr>
+      <w:r>
+        <w:rPr>
+          <w:highlight w:val="none"/>
+        </w:rPr>
+      </w:r>
+      <w:r/>
+    </w:p>
+    <w:p>
+      <w:pPr>
+        <w:pBdr/>
+        <w:spacing/>
+        <w:ind/>
+        <w:rPr/>
+      </w:pPr>
+      <w:r>
+        <w:rPr>
+          <w:highlight w:val="none"/>
+        </w:rPr>
         <w:t xml:space="preserve">Enter your choice: 1</w:t>
       </w:r>
       <w:r/>
@@ -3289,7 +4310,7 @@
         <w:rPr>
           <w:highlight w:val="none"/>
         </w:rPr>
-        <w:t xml:space="preserve">Enter Student ID: 1</w:t>
+        <w:t xml:space="preserve">Enter Student ID: 2</w:t>
       </w:r>
       <w:r/>
     </w:p>
@@ -3318,7 +4339,7 @@
         <w:rPr>
           <w:highlight w:val="none"/>
         </w:rPr>
-        <w:t xml:space="preserve">Enter Marks for Mathematics: 56</w:t>
+        <w:t xml:space="preserve">Enter Marks for Mathematics: 90</w:t>
       </w:r>
       <w:r/>
     </w:p>
@@ -3347,7 +4368,7 @@
         <w:rPr>
           <w:highlight w:val="none"/>
         </w:rPr>
-        <w:t xml:space="preserve">Enter Marks for Chemistry: 76</w:t>
+        <w:t xml:space="preserve">Enter Marks for Chemistry: 89</w:t>
       </w:r>
       <w:r/>
     </w:p>
@@ -3376,7 +4397,7 @@
         <w:rPr>
           <w:highlight w:val="none"/>
         </w:rPr>
-        <w:t xml:space="preserve">Enter Marks for Physics: 65</w:t>
+        <w:t xml:space="preserve">Enter Marks for Physics: 88</w:t>
       </w:r>
       <w:r/>
     </w:p>
@@ -3584,6 +4605,272 @@
         <w:rPr>
           <w:highlight w:val="none"/>
         </w:rPr>
+        <w:t xml:space="preserve">Enter your choice: 4</w:t>
+      </w:r>
+      <w:r/>
+    </w:p>
+    <w:p>
+      <w:pPr>
+        <w:pBdr/>
+        <w:spacing/>
+        <w:ind/>
+        <w:rPr/>
+      </w:pPr>
+      <w:r>
+        <w:rPr>
+          <w:highlight w:val="none"/>
+        </w:rPr>
+      </w:r>
+      <w:r/>
+    </w:p>
+    <w:p>
+      <w:pPr>
+        <w:pBdr/>
+        <w:spacing/>
+        <w:ind/>
+        <w:rPr/>
+      </w:pPr>
+      <w:r>
+        <w:rPr>
+          <w:highlight w:val="none"/>
+        </w:rPr>
+        <w:t xml:space="preserve">Enter the Student's ID, you want to find the average of: 2</w:t>
+      </w:r>
+      <w:r/>
+    </w:p>
+    <w:p>
+      <w:pPr>
+        <w:pBdr/>
+        <w:spacing/>
+        <w:ind/>
+        <w:rPr/>
+      </w:pPr>
+      <w:r>
+        <w:rPr>
+          <w:highlight w:val="none"/>
+        </w:rPr>
+      </w:r>
+      <w:r/>
+    </w:p>
+    <w:p>
+      <w:pPr>
+        <w:pBdr/>
+        <w:spacing/>
+        <w:ind/>
+        <w:rPr/>
+      </w:pPr>
+      <w:r>
+        <w:rPr>
+          <w:highlight w:val="none"/>
+        </w:rPr>
+        <w:t xml:space="preserve">Average of student 2 is 89.00</w:t>
+      </w:r>
+      <w:r/>
+    </w:p>
+    <w:p>
+      <w:pPr>
+        <w:pBdr/>
+        <w:spacing/>
+        <w:ind/>
+        <w:rPr/>
+      </w:pPr>
+      <w:r>
+        <w:rPr>
+          <w:highlight w:val="none"/>
+        </w:rPr>
+        <w:t xml:space="preserve">Subject ID</w:t>
+      </w:r>
+      <w:r/>
+    </w:p>
+    <w:p>
+      <w:pPr>
+        <w:pBdr/>
+        <w:spacing/>
+        <w:ind/>
+        <w:rPr/>
+      </w:pPr>
+      <w:r>
+        <w:rPr>
+          <w:highlight w:val="none"/>
+        </w:rPr>
+        <w:t xml:space="preserve">1. Mathematics</w:t>
+      </w:r>
+      <w:r/>
+    </w:p>
+    <w:p>
+      <w:pPr>
+        <w:pBdr/>
+        <w:spacing/>
+        <w:ind/>
+        <w:rPr/>
+      </w:pPr>
+      <w:r>
+        <w:rPr>
+          <w:highlight w:val="none"/>
+        </w:rPr>
+        <w:t xml:space="preserve">2. Chemistry</w:t>
+      </w:r>
+      <w:r/>
+    </w:p>
+    <w:p>
+      <w:pPr>
+        <w:pBdr/>
+        <w:spacing/>
+        <w:ind/>
+        <w:rPr/>
+      </w:pPr>
+      <w:r>
+        <w:rPr>
+          <w:highlight w:val="none"/>
+        </w:rPr>
+        <w:t xml:space="preserve">3.Physics</w:t>
+      </w:r>
+      <w:r/>
+    </w:p>
+    <w:p>
+      <w:pPr>
+        <w:pBdr/>
+        <w:spacing/>
+        <w:ind/>
+        <w:rPr/>
+      </w:pPr>
+      <w:r>
+        <w:rPr>
+          <w:highlight w:val="none"/>
+        </w:rPr>
+      </w:r>
+      <w:r/>
+    </w:p>
+    <w:p>
+      <w:pPr>
+        <w:pBdr/>
+        <w:spacing/>
+        <w:ind/>
+        <w:rPr/>
+      </w:pPr>
+      <w:r>
+        <w:rPr>
+          <w:highlight w:val="none"/>
+        </w:rPr>
+        <w:t xml:space="preserve">------------------Menu---------------------</w:t>
+      </w:r>
+      <w:r/>
+    </w:p>
+    <w:p>
+      <w:pPr>
+        <w:pBdr/>
+        <w:spacing/>
+        <w:ind/>
+        <w:rPr/>
+      </w:pPr>
+      <w:r>
+        <w:rPr>
+          <w:highlight w:val="none"/>
+        </w:rPr>
+        <w:t xml:space="preserve">1. Add Marks of Student</w:t>
+      </w:r>
+      <w:r/>
+    </w:p>
+    <w:p>
+      <w:pPr>
+        <w:pBdr/>
+        <w:spacing/>
+        <w:ind/>
+        <w:rPr/>
+      </w:pPr>
+      <w:r>
+        <w:rPr>
+          <w:highlight w:val="none"/>
+        </w:rPr>
+        <w:t xml:space="preserve">2. Update Marks of Student</w:t>
+      </w:r>
+      <w:r/>
+    </w:p>
+    <w:p>
+      <w:pPr>
+        <w:pBdr/>
+        <w:spacing/>
+        <w:ind/>
+        <w:rPr/>
+      </w:pPr>
+      <w:r>
+        <w:rPr>
+          <w:highlight w:val="none"/>
+        </w:rPr>
+        <w:t xml:space="preserve">3. Get Average of a Subject</w:t>
+      </w:r>
+      <w:r/>
+    </w:p>
+    <w:p>
+      <w:pPr>
+        <w:pBdr/>
+        <w:spacing/>
+        <w:ind/>
+        <w:rPr/>
+      </w:pPr>
+      <w:r>
+        <w:rPr>
+          <w:highlight w:val="none"/>
+        </w:rPr>
+        <w:t xml:space="preserve">4. Get Average of Student</w:t>
+      </w:r>
+      <w:r/>
+    </w:p>
+    <w:p>
+      <w:pPr>
+        <w:pBdr/>
+        <w:spacing/>
+        <w:ind/>
+        <w:rPr/>
+      </w:pPr>
+      <w:r>
+        <w:rPr>
+          <w:highlight w:val="none"/>
+        </w:rPr>
+        <w:t xml:space="preserve">5. Get total marks of Student</w:t>
+      </w:r>
+      <w:r/>
+    </w:p>
+    <w:p>
+      <w:pPr>
+        <w:pBdr/>
+        <w:spacing/>
+        <w:ind/>
+        <w:rPr/>
+      </w:pPr>
+      <w:r>
+        <w:rPr>
+          <w:highlight w:val="none"/>
+        </w:rPr>
+        <w:t xml:space="preserve">6. Exit</w:t>
+      </w:r>
+      <w:r/>
+    </w:p>
+    <w:p>
+      <w:pPr>
+        <w:pBdr/>
+        <w:spacing/>
+        <w:ind/>
+        <w:rPr/>
+      </w:pPr>
+      <w:r>
+        <w:rPr>
+          <w:highlight w:val="none"/>
+        </w:rPr>
+      </w:r>
+      <w:r/>
+    </w:p>
+    <w:p>
+      <w:pPr>
+        <w:pBdr/>
+        <w:spacing/>
+        <w:ind/>
+        <w:rPr/>
+      </w:pPr>
+      <w:r>
+        <w:rPr>
+          <w:highlight w:val="none"/>
+        </w:rPr>
         <w:t xml:space="preserve">Enter your choice: 2</w:t>
       </w:r>
       <w:r/>
@@ -3613,7 +4900,7 @@
         <w:rPr>
           <w:highlight w:val="none"/>
         </w:rPr>
-        <w:t xml:space="preserve">Enter Student ID: 1</w:t>
+        <w:t xml:space="preserve">Enter Student ID: 2</w:t>
       </w:r>
       <w:r/>
     </w:p>
@@ -3671,7 +4958,7 @@
         <w:rPr>
           <w:highlight w:val="none"/>
         </w:rPr>
-        <w:t xml:space="preserve">Enter New Marks: 70</w:t>
+        <w:t xml:space="preserve">Enter New Marks: 95</w:t>
       </w:r>
       <w:r/>
     </w:p>
@@ -3879,7 +5166,7 @@
         <w:rPr>
           <w:highlight w:val="none"/>
         </w:rPr>
-        <w:t xml:space="preserve">Enter your choice: 5</w:t>
+        <w:t xml:space="preserve">Enter your choice: 4</w:t>
       </w:r>
       <w:r/>
     </w:p>
@@ -3908,7 +5195,7 @@
         <w:rPr>
           <w:highlight w:val="none"/>
         </w:rPr>
-        <w:t xml:space="preserve">Enter the Student's ID, you want to find the average of: 1</w:t>
+        <w:t xml:space="preserve">Enter the Student's ID, you want to find the average of: 2</w:t>
       </w:r>
       <w:r/>
     </w:p>
@@ -3931,13 +5218,64 @@
         <w:pBdr/>
         <w:spacing/>
         <w:ind/>
+        <w:rPr>
+          <w:highlight w:val="none"/>
+        </w:rPr>
+      </w:pPr>
+      <w:r>
+        <w:rPr>
+          <w:highlight w:val="none"/>
+        </w:rPr>
+        <w:t xml:space="preserve">Average of student 2 is 91.00</w:t>
+      </w:r>
+      <w:r>
+        <w:rPr>
+          <w:highlight w:val="none"/>
+        </w:rPr>
+      </w:r>
+      <w:r>
+        <w:rPr>
+          <w:highlight w:val="none"/>
+        </w:rPr>
+      </w:r>
+    </w:p>
+    <w:p>
+      <w:pPr>
+        <w:pBdr/>
+        <w:spacing/>
+        <w:ind/>
+        <w:rPr>
+          <w:highlight w:val="none"/>
+        </w:rPr>
+      </w:pPr>
+      <w:r>
+        <w:rPr>
+          <w:highlight w:val="none"/>
+        </w:rPr>
+      </w:r>
+      <w:r>
+        <w:rPr>
+          <w:highlight w:val="none"/>
+        </w:rPr>
+      </w:r>
+      <w:r>
+        <w:rPr>
+          <w:highlight w:val="none"/>
+        </w:rPr>
+      </w:r>
+    </w:p>
+    <w:p>
+      <w:pPr>
+        <w:pBdr/>
+        <w:spacing/>
+        <w:ind/>
         <w:rPr/>
       </w:pPr>
       <w:r>
         <w:rPr>
           <w:highlight w:val="none"/>
         </w:rPr>
-        <w:t xml:space="preserve">Total Marks of Student 1 is 191</w:t>
+        <w:t xml:space="preserve">Subject ID</w:t>
       </w:r>
       <w:r/>
     </w:p>
@@ -3952,7 +5290,7 @@
         <w:rPr>
           <w:highlight w:val="none"/>
         </w:rPr>
-        <w:t xml:space="preserve">Subject ID</w:t>
+        <w:t xml:space="preserve">1. Mathematics</w:t>
       </w:r>
       <w:r/>
     </w:p>
@@ -3967,7 +5305,7 @@
         <w:rPr>
           <w:highlight w:val="none"/>
         </w:rPr>
-        <w:t xml:space="preserve">1. Mathematics</w:t>
+        <w:t xml:space="preserve">2. Chemistry</w:t>
       </w:r>
       <w:r/>
     </w:p>
@@ -3982,7 +5320,7 @@
         <w:rPr>
           <w:highlight w:val="none"/>
         </w:rPr>
-        <w:t xml:space="preserve">2. Chemistry</w:t>
+        <w:t xml:space="preserve">3.Physics</w:t>
       </w:r>
       <w:r/>
     </w:p>
@@ -3997,7 +5335,6 @@
         <w:rPr>
           <w:highlight w:val="none"/>
         </w:rPr>
-        <w:t xml:space="preserve">3.Physics</w:t>
       </w:r>
       <w:r/>
     </w:p>
@@ -4012,6 +5349,7 @@
         <w:rPr>
           <w:highlight w:val="none"/>
         </w:rPr>
+        <w:t xml:space="preserve">------------------Menu---------------------</w:t>
       </w:r>
       <w:r/>
     </w:p>
@@ -4026,7 +5364,7 @@
         <w:rPr>
           <w:highlight w:val="none"/>
         </w:rPr>
-        <w:t xml:space="preserve">------------------Menu---------------------</w:t>
+        <w:t xml:space="preserve">1. Add Marks of Student</w:t>
       </w:r>
       <w:r/>
     </w:p>
@@ -4041,7 +5379,7 @@
         <w:rPr>
           <w:highlight w:val="none"/>
         </w:rPr>
-        <w:t xml:space="preserve">1. Add Marks of Student</w:t>
+        <w:t xml:space="preserve">2. Update Marks of Student</w:t>
       </w:r>
       <w:r/>
     </w:p>
@@ -4056,7 +5394,7 @@
         <w:rPr>
           <w:highlight w:val="none"/>
         </w:rPr>
-        <w:t xml:space="preserve">2. Update Marks of Student</w:t>
+        <w:t xml:space="preserve">3. Get Average of a Subject</w:t>
       </w:r>
       <w:r/>
     </w:p>
@@ -4071,7 +5409,7 @@
         <w:rPr>
           <w:highlight w:val="none"/>
         </w:rPr>
-        <w:t xml:space="preserve">3. Get Average of a Subject</w:t>
+        <w:t xml:space="preserve">4. Get Average of Student</w:t>
       </w:r>
       <w:r/>
     </w:p>
@@ -4086,7 +5424,7 @@
         <w:rPr>
           <w:highlight w:val="none"/>
         </w:rPr>
-        <w:t xml:space="preserve">4. Get Average of Student</w:t>
+        <w:t xml:space="preserve">5. Get total marks of Student</w:t>
       </w:r>
       <w:r/>
     </w:p>
@@ -4101,7 +5439,7 @@
         <w:rPr>
           <w:highlight w:val="none"/>
         </w:rPr>
-        <w:t xml:space="preserve">5. Get total marks of Student</w:t>
+        <w:t xml:space="preserve">6. Exit</w:t>
       </w:r>
       <w:r/>
     </w:p>
@@ -4116,7 +5454,6 @@
         <w:rPr>
           <w:highlight w:val="none"/>
         </w:rPr>
-        <w:t xml:space="preserve">6. Exit</w:t>
       </w:r>
       <w:r/>
     </w:p>
@@ -4125,1233 +5462,34 @@
         <w:pBdr/>
         <w:spacing/>
         <w:ind/>
+        <w:rPr>
+          <w:highlight w:val="none"/>
+        </w:rPr>
+      </w:pPr>
+      <w:r>
+        <w:rPr>
+          <w:highlight w:val="none"/>
+        </w:rPr>
+        <w:t xml:space="preserve">Enter your choice: 6</w:t>
+      </w:r>
+      <w:r>
+        <w:rPr>
+          <w:highlight w:val="none"/>
+        </w:rPr>
+      </w:r>
+      <w:r>
+        <w:rPr>
+          <w:highlight w:val="none"/>
+        </w:rPr>
+      </w:r>
+    </w:p>
+    <w:p>
+      <w:pPr>
+        <w:pBdr/>
+        <w:spacing/>
+        <w:ind/>
         <w:rPr/>
       </w:pPr>
-      <w:r>
-        <w:rPr>
-          <w:highlight w:val="none"/>
-        </w:rPr>
-      </w:r>
-      <w:r/>
-    </w:p>
-    <w:p>
-      <w:pPr>
-        <w:pBdr/>
-        <w:spacing/>
-        <w:ind/>
-        <w:rPr/>
-      </w:pPr>
-      <w:r>
-        <w:rPr>
-          <w:highlight w:val="none"/>
-        </w:rPr>
-        <w:t xml:space="preserve">Enter your choice: 1</w:t>
-      </w:r>
-      <w:r/>
-    </w:p>
-    <w:p>
-      <w:pPr>
-        <w:pBdr/>
-        <w:spacing/>
-        <w:ind/>
-        <w:rPr/>
-      </w:pPr>
-      <w:r>
-        <w:rPr>
-          <w:highlight w:val="none"/>
-        </w:rPr>
-      </w:r>
-      <w:r/>
-    </w:p>
-    <w:p>
-      <w:pPr>
-        <w:pBdr/>
-        <w:spacing/>
-        <w:ind/>
-        <w:rPr/>
-      </w:pPr>
-      <w:r>
-        <w:rPr>
-          <w:highlight w:val="none"/>
-        </w:rPr>
-        <w:t xml:space="preserve">Enter Student ID: 2</w:t>
-      </w:r>
-      <w:r/>
-    </w:p>
-    <w:p>
-      <w:pPr>
-        <w:pBdr/>
-        <w:spacing/>
-        <w:ind/>
-        <w:rPr/>
-      </w:pPr>
-      <w:r>
-        <w:rPr>
-          <w:highlight w:val="none"/>
-        </w:rPr>
-      </w:r>
-      <w:r/>
-    </w:p>
-    <w:p>
-      <w:pPr>
-        <w:pBdr/>
-        <w:spacing/>
-        <w:ind/>
-        <w:rPr/>
-      </w:pPr>
-      <w:r>
-        <w:rPr>
-          <w:highlight w:val="none"/>
-        </w:rPr>
-        <w:t xml:space="preserve">Enter Marks for Mathematics: 90</w:t>
-      </w:r>
-      <w:r/>
-    </w:p>
-    <w:p>
-      <w:pPr>
-        <w:pBdr/>
-        <w:spacing/>
-        <w:ind/>
-        <w:rPr/>
-      </w:pPr>
-      <w:r>
-        <w:rPr>
-          <w:highlight w:val="none"/>
-        </w:rPr>
-      </w:r>
-      <w:r/>
-    </w:p>
-    <w:p>
-      <w:pPr>
-        <w:pBdr/>
-        <w:spacing/>
-        <w:ind/>
-        <w:rPr/>
-      </w:pPr>
-      <w:r>
-        <w:rPr>
-          <w:highlight w:val="none"/>
-        </w:rPr>
-        <w:t xml:space="preserve">Enter Marks for Chemistry: 89</w:t>
-      </w:r>
-      <w:r/>
-    </w:p>
-    <w:p>
-      <w:pPr>
-        <w:pBdr/>
-        <w:spacing/>
-        <w:ind/>
-        <w:rPr/>
-      </w:pPr>
-      <w:r>
-        <w:rPr>
-          <w:highlight w:val="none"/>
-        </w:rPr>
-      </w:r>
-      <w:r/>
-    </w:p>
-    <w:p>
-      <w:pPr>
-        <w:pBdr/>
-        <w:spacing/>
-        <w:ind/>
-        <w:rPr/>
-      </w:pPr>
-      <w:r>
-        <w:rPr>
-          <w:highlight w:val="none"/>
-        </w:rPr>
-        <w:t xml:space="preserve">Enter Marks for Physics: 88</w:t>
-      </w:r>
-      <w:r/>
-    </w:p>
-    <w:p>
-      <w:pPr>
-        <w:pBdr/>
-        <w:spacing/>
-        <w:ind/>
-        <w:rPr/>
-      </w:pPr>
-      <w:r>
-        <w:rPr>
-          <w:highlight w:val="none"/>
-        </w:rPr>
-        <w:t xml:space="preserve">Subject ID</w:t>
-      </w:r>
-      <w:r/>
-    </w:p>
-    <w:p>
-      <w:pPr>
-        <w:pBdr/>
-        <w:spacing/>
-        <w:ind/>
-        <w:rPr/>
-      </w:pPr>
-      <w:r>
-        <w:rPr>
-          <w:highlight w:val="none"/>
-        </w:rPr>
-        <w:t xml:space="preserve">1. Mathematics</w:t>
-      </w:r>
-      <w:r/>
-    </w:p>
-    <w:p>
-      <w:pPr>
-        <w:pBdr/>
-        <w:spacing/>
-        <w:ind/>
-        <w:rPr/>
-      </w:pPr>
-      <w:r>
-        <w:rPr>
-          <w:highlight w:val="none"/>
-        </w:rPr>
-        <w:t xml:space="preserve">2. Chemistry</w:t>
-      </w:r>
-      <w:r/>
-    </w:p>
-    <w:p>
-      <w:pPr>
-        <w:pBdr/>
-        <w:spacing/>
-        <w:ind/>
-        <w:rPr/>
-      </w:pPr>
-      <w:r>
-        <w:rPr>
-          <w:highlight w:val="none"/>
-        </w:rPr>
-        <w:t xml:space="preserve">3.Physics</w:t>
-      </w:r>
-      <w:r/>
-    </w:p>
-    <w:p>
-      <w:pPr>
-        <w:pBdr/>
-        <w:spacing/>
-        <w:ind/>
-        <w:rPr/>
-      </w:pPr>
-      <w:r>
-        <w:rPr>
-          <w:highlight w:val="none"/>
-        </w:rPr>
-      </w:r>
-      <w:r/>
-    </w:p>
-    <w:p>
-      <w:pPr>
-        <w:pBdr/>
-        <w:spacing/>
-        <w:ind/>
-        <w:rPr/>
-      </w:pPr>
-      <w:r>
-        <w:rPr>
-          <w:highlight w:val="none"/>
-        </w:rPr>
-        <w:t xml:space="preserve">------------------Menu---------------------</w:t>
-      </w:r>
-      <w:r/>
-    </w:p>
-    <w:p>
-      <w:pPr>
-        <w:pBdr/>
-        <w:spacing/>
-        <w:ind/>
-        <w:rPr/>
-      </w:pPr>
-      <w:r>
-        <w:rPr>
-          <w:highlight w:val="none"/>
-        </w:rPr>
-        <w:t xml:space="preserve">1. Add Marks of Student</w:t>
-      </w:r>
-      <w:r/>
-    </w:p>
-    <w:p>
-      <w:pPr>
-        <w:pBdr/>
-        <w:spacing/>
-        <w:ind/>
-        <w:rPr/>
-      </w:pPr>
-      <w:r>
-        <w:rPr>
-          <w:highlight w:val="none"/>
-        </w:rPr>
-        <w:t xml:space="preserve">2. Update Marks of Student</w:t>
-      </w:r>
-      <w:r/>
-    </w:p>
-    <w:p>
-      <w:pPr>
-        <w:pBdr/>
-        <w:spacing/>
-        <w:ind/>
-        <w:rPr/>
-      </w:pPr>
-      <w:r>
-        <w:rPr>
-          <w:highlight w:val="none"/>
-        </w:rPr>
-        <w:t xml:space="preserve">3. Get Average of a Subject</w:t>
-      </w:r>
-      <w:r/>
-    </w:p>
-    <w:p>
-      <w:pPr>
-        <w:pBdr/>
-        <w:spacing/>
-        <w:ind/>
-        <w:rPr/>
-      </w:pPr>
-      <w:r>
-        <w:rPr>
-          <w:highlight w:val="none"/>
-        </w:rPr>
-        <w:t xml:space="preserve">4. Get Average of Student</w:t>
-      </w:r>
-      <w:r/>
-    </w:p>
-    <w:p>
-      <w:pPr>
-        <w:pBdr/>
-        <w:spacing/>
-        <w:ind/>
-        <w:rPr/>
-      </w:pPr>
-      <w:r>
-        <w:rPr>
-          <w:highlight w:val="none"/>
-        </w:rPr>
-        <w:t xml:space="preserve">5. Get total marks of Student</w:t>
-      </w:r>
-      <w:r/>
-    </w:p>
-    <w:p>
-      <w:pPr>
-        <w:pBdr/>
-        <w:spacing/>
-        <w:ind/>
-        <w:rPr/>
-      </w:pPr>
-      <w:r>
-        <w:rPr>
-          <w:highlight w:val="none"/>
-        </w:rPr>
-        <w:t xml:space="preserve">6. Exit</w:t>
-      </w:r>
-      <w:r/>
-    </w:p>
-    <w:p>
-      <w:pPr>
-        <w:pBdr/>
-        <w:spacing/>
-        <w:ind/>
-        <w:rPr/>
-      </w:pPr>
-      <w:r>
-        <w:rPr>
-          <w:highlight w:val="none"/>
-        </w:rPr>
-      </w:r>
-      <w:r/>
-    </w:p>
-    <w:p>
-      <w:pPr>
-        <w:pBdr/>
-        <w:spacing/>
-        <w:ind/>
-        <w:rPr/>
-      </w:pPr>
-      <w:r>
-        <w:rPr>
-          <w:highlight w:val="none"/>
-        </w:rPr>
-        <w:t xml:space="preserve">Enter your choice: 4</w:t>
-      </w:r>
-      <w:r/>
-    </w:p>
-    <w:p>
-      <w:pPr>
-        <w:pBdr/>
-        <w:spacing/>
-        <w:ind/>
-        <w:rPr/>
-      </w:pPr>
-      <w:r>
-        <w:rPr>
-          <w:highlight w:val="none"/>
-        </w:rPr>
-      </w:r>
-      <w:r/>
-    </w:p>
-    <w:p>
-      <w:pPr>
-        <w:pBdr/>
-        <w:spacing/>
-        <w:ind/>
-        <w:rPr/>
-      </w:pPr>
-      <w:r>
-        <w:rPr>
-          <w:highlight w:val="none"/>
-        </w:rPr>
-        <w:t xml:space="preserve">Enter the Student's ID, you want to find the average of: 2</w:t>
-      </w:r>
-      <w:r/>
-    </w:p>
-    <w:p>
-      <w:pPr>
-        <w:pBdr/>
-        <w:spacing/>
-        <w:ind/>
-        <w:rPr/>
-      </w:pPr>
-      <w:r>
-        <w:rPr>
-          <w:highlight w:val="none"/>
-        </w:rPr>
-      </w:r>
-      <w:r/>
-    </w:p>
-    <w:p>
-      <w:pPr>
-        <w:pBdr/>
-        <w:spacing/>
-        <w:ind/>
-        <w:rPr/>
-      </w:pPr>
-      <w:r>
-        <w:rPr>
-          <w:highlight w:val="none"/>
-        </w:rPr>
-        <w:t xml:space="preserve">Average of student 2 is 89.00</w:t>
-      </w:r>
-      <w:r/>
-    </w:p>
-    <w:p>
-      <w:pPr>
-        <w:pBdr/>
-        <w:spacing/>
-        <w:ind/>
-        <w:rPr/>
-      </w:pPr>
-      <w:r>
-        <w:rPr>
-          <w:highlight w:val="none"/>
-        </w:rPr>
-        <w:t xml:space="preserve">Subject ID</w:t>
-      </w:r>
-      <w:r/>
-    </w:p>
-    <w:p>
-      <w:pPr>
-        <w:pBdr/>
-        <w:spacing/>
-        <w:ind/>
-        <w:rPr/>
-      </w:pPr>
-      <w:r>
-        <w:rPr>
-          <w:highlight w:val="none"/>
-        </w:rPr>
-        <w:t xml:space="preserve">1. Mathematics</w:t>
-      </w:r>
-      <w:r/>
-    </w:p>
-    <w:p>
-      <w:pPr>
-        <w:pBdr/>
-        <w:spacing/>
-        <w:ind/>
-        <w:rPr/>
-      </w:pPr>
-      <w:r>
-        <w:rPr>
-          <w:highlight w:val="none"/>
-        </w:rPr>
-        <w:t xml:space="preserve">2. Chemistry</w:t>
-      </w:r>
-      <w:r/>
-    </w:p>
-    <w:p>
-      <w:pPr>
-        <w:pBdr/>
-        <w:spacing/>
-        <w:ind/>
-        <w:rPr/>
-      </w:pPr>
-      <w:r>
-        <w:rPr>
-          <w:highlight w:val="none"/>
-        </w:rPr>
-        <w:t xml:space="preserve">3.Physics</w:t>
-      </w:r>
-      <w:r/>
-    </w:p>
-    <w:p>
-      <w:pPr>
-        <w:pBdr/>
-        <w:spacing/>
-        <w:ind/>
-        <w:rPr/>
-      </w:pPr>
-      <w:r>
-        <w:rPr>
-          <w:highlight w:val="none"/>
-        </w:rPr>
-      </w:r>
-      <w:r/>
-    </w:p>
-    <w:p>
-      <w:pPr>
-        <w:pBdr/>
-        <w:spacing/>
-        <w:ind/>
-        <w:rPr/>
-      </w:pPr>
-      <w:r>
-        <w:rPr>
-          <w:highlight w:val="none"/>
-        </w:rPr>
-        <w:t xml:space="preserve">------------------Menu---------------------</w:t>
-      </w:r>
-      <w:r/>
-    </w:p>
-    <w:p>
-      <w:pPr>
-        <w:pBdr/>
-        <w:spacing/>
-        <w:ind/>
-        <w:rPr/>
-      </w:pPr>
-      <w:r>
-        <w:rPr>
-          <w:highlight w:val="none"/>
-        </w:rPr>
-        <w:t xml:space="preserve">1. Add Marks of Student</w:t>
-      </w:r>
-      <w:r/>
-    </w:p>
-    <w:p>
-      <w:pPr>
-        <w:pBdr/>
-        <w:spacing/>
-        <w:ind/>
-        <w:rPr/>
-      </w:pPr>
-      <w:r>
-        <w:rPr>
-          <w:highlight w:val="none"/>
-        </w:rPr>
-        <w:t xml:space="preserve">2. Update Marks of Student</w:t>
-      </w:r>
-      <w:r/>
-    </w:p>
-    <w:p>
-      <w:pPr>
-        <w:pBdr/>
-        <w:spacing/>
-        <w:ind/>
-        <w:rPr/>
-      </w:pPr>
-      <w:r>
-        <w:rPr>
-          <w:highlight w:val="none"/>
-        </w:rPr>
-        <w:t xml:space="preserve">3. Get Average of a Subject</w:t>
-      </w:r>
-      <w:r/>
-    </w:p>
-    <w:p>
-      <w:pPr>
-        <w:pBdr/>
-        <w:spacing/>
-        <w:ind/>
-        <w:rPr/>
-      </w:pPr>
-      <w:r>
-        <w:rPr>
-          <w:highlight w:val="none"/>
-        </w:rPr>
-        <w:t xml:space="preserve">4. Get Average of Student</w:t>
-      </w:r>
-      <w:r/>
-    </w:p>
-    <w:p>
-      <w:pPr>
-        <w:pBdr/>
-        <w:spacing/>
-        <w:ind/>
-        <w:rPr/>
-      </w:pPr>
-      <w:r>
-        <w:rPr>
-          <w:highlight w:val="none"/>
-        </w:rPr>
-        <w:t xml:space="preserve">5. Get total marks of Student</w:t>
-      </w:r>
-      <w:r/>
-    </w:p>
-    <w:p>
-      <w:pPr>
-        <w:pBdr/>
-        <w:spacing/>
-        <w:ind/>
-        <w:rPr/>
-      </w:pPr>
-      <w:r>
-        <w:rPr>
-          <w:highlight w:val="none"/>
-        </w:rPr>
-        <w:t xml:space="preserve">6. Exit</w:t>
-      </w:r>
-      <w:r/>
-    </w:p>
-    <w:p>
-      <w:pPr>
-        <w:pBdr/>
-        <w:spacing/>
-        <w:ind/>
-        <w:rPr/>
-      </w:pPr>
-      <w:r>
-        <w:rPr>
-          <w:highlight w:val="none"/>
-        </w:rPr>
-      </w:r>
-      <w:r/>
-    </w:p>
-    <w:p>
-      <w:pPr>
-        <w:pBdr/>
-        <w:spacing/>
-        <w:ind/>
-        <w:rPr/>
-      </w:pPr>
-      <w:r>
-        <w:rPr>
-          <w:highlight w:val="none"/>
-        </w:rPr>
-        <w:t xml:space="preserve">Enter your choice: 2</w:t>
-      </w:r>
-      <w:r/>
-    </w:p>
-    <w:p>
-      <w:pPr>
-        <w:pBdr/>
-        <w:spacing/>
-        <w:ind/>
-        <w:rPr/>
-      </w:pPr>
-      <w:r>
-        <w:rPr>
-          <w:highlight w:val="none"/>
-        </w:rPr>
-      </w:r>
-      <w:r/>
-    </w:p>
-    <w:p>
-      <w:pPr>
-        <w:pBdr/>
-        <w:spacing/>
-        <w:ind/>
-        <w:rPr/>
-      </w:pPr>
-      <w:r>
-        <w:rPr>
-          <w:highlight w:val="none"/>
-        </w:rPr>
-        <w:t xml:space="preserve">Enter Student ID: 2</w:t>
-      </w:r>
-      <w:r/>
-    </w:p>
-    <w:p>
-      <w:pPr>
-        <w:pBdr/>
-        <w:spacing/>
-        <w:ind/>
-        <w:rPr/>
-      </w:pPr>
-      <w:r>
-        <w:rPr>
-          <w:highlight w:val="none"/>
-        </w:rPr>
-      </w:r>
-      <w:r/>
-    </w:p>
-    <w:p>
-      <w:pPr>
-        <w:pBdr/>
-        <w:spacing/>
-        <w:ind/>
-        <w:rPr/>
-      </w:pPr>
-      <w:r>
-        <w:rPr>
-          <w:highlight w:val="none"/>
-        </w:rPr>
-        <w:t xml:space="preserve">Enter Subject ID: 2</w:t>
-      </w:r>
-      <w:r/>
-    </w:p>
-    <w:p>
-      <w:pPr>
-        <w:pBdr/>
-        <w:spacing/>
-        <w:ind/>
-        <w:rPr/>
-      </w:pPr>
-      <w:r>
-        <w:rPr>
-          <w:highlight w:val="none"/>
-        </w:rPr>
-      </w:r>
-      <w:r/>
-    </w:p>
-    <w:p>
-      <w:pPr>
-        <w:pBdr/>
-        <w:spacing/>
-        <w:ind/>
-        <w:rPr/>
-      </w:pPr>
-      <w:r>
-        <w:rPr>
-          <w:highlight w:val="none"/>
-        </w:rPr>
-        <w:t xml:space="preserve">Enter New Marks: 95</w:t>
-      </w:r>
-      <w:r/>
-    </w:p>
-    <w:p>
-      <w:pPr>
-        <w:pBdr/>
-        <w:spacing/>
-        <w:ind/>
-        <w:rPr/>
-      </w:pPr>
-      <w:r>
-        <w:rPr>
-          <w:highlight w:val="none"/>
-        </w:rPr>
-        <w:t xml:space="preserve">Subject ID</w:t>
-      </w:r>
-      <w:r/>
-    </w:p>
-    <w:p>
-      <w:pPr>
-        <w:pBdr/>
-        <w:spacing/>
-        <w:ind/>
-        <w:rPr/>
-      </w:pPr>
-      <w:r>
-        <w:rPr>
-          <w:highlight w:val="none"/>
-        </w:rPr>
-        <w:t xml:space="preserve">1. Mathematics</w:t>
-      </w:r>
-      <w:r/>
-    </w:p>
-    <w:p>
-      <w:pPr>
-        <w:pBdr/>
-        <w:spacing/>
-        <w:ind/>
-        <w:rPr/>
-      </w:pPr>
-      <w:r>
-        <w:rPr>
-          <w:highlight w:val="none"/>
-        </w:rPr>
-        <w:t xml:space="preserve">2. Chemistry</w:t>
-      </w:r>
-      <w:r/>
-    </w:p>
-    <w:p>
-      <w:pPr>
-        <w:pBdr/>
-        <w:spacing/>
-        <w:ind/>
-        <w:rPr/>
-      </w:pPr>
-      <w:r>
-        <w:rPr>
-          <w:highlight w:val="none"/>
-        </w:rPr>
-        <w:t xml:space="preserve">3.Physics</w:t>
-      </w:r>
-      <w:r/>
-    </w:p>
-    <w:p>
-      <w:pPr>
-        <w:pBdr/>
-        <w:spacing/>
-        <w:ind/>
-        <w:rPr/>
-      </w:pPr>
-      <w:r>
-        <w:rPr>
-          <w:highlight w:val="none"/>
-        </w:rPr>
-      </w:r>
-      <w:r/>
-    </w:p>
-    <w:p>
-      <w:pPr>
-        <w:pBdr/>
-        <w:spacing/>
-        <w:ind/>
-        <w:rPr/>
-      </w:pPr>
-      <w:r>
-        <w:rPr>
-          <w:highlight w:val="none"/>
-        </w:rPr>
-        <w:t xml:space="preserve">------------------Menu---------------------</w:t>
-      </w:r>
-      <w:r/>
-    </w:p>
-    <w:p>
-      <w:pPr>
-        <w:pBdr/>
-        <w:spacing/>
-        <w:ind/>
-        <w:rPr/>
-      </w:pPr>
-      <w:r>
-        <w:rPr>
-          <w:highlight w:val="none"/>
-        </w:rPr>
-        <w:t xml:space="preserve">1. Add Marks of Student</w:t>
-      </w:r>
-      <w:r/>
-    </w:p>
-    <w:p>
-      <w:pPr>
-        <w:pBdr/>
-        <w:spacing/>
-        <w:ind/>
-        <w:rPr/>
-      </w:pPr>
-      <w:r>
-        <w:rPr>
-          <w:highlight w:val="none"/>
-        </w:rPr>
-        <w:t xml:space="preserve">2. Update Marks of Student</w:t>
-      </w:r>
-      <w:r/>
-    </w:p>
-    <w:p>
-      <w:pPr>
-        <w:pBdr/>
-        <w:spacing/>
-        <w:ind/>
-        <w:rPr/>
-      </w:pPr>
-      <w:r>
-        <w:rPr>
-          <w:highlight w:val="none"/>
-        </w:rPr>
-        <w:t xml:space="preserve">3. Get Average of a Subject</w:t>
-      </w:r>
-      <w:r/>
-    </w:p>
-    <w:p>
-      <w:pPr>
-        <w:pBdr/>
-        <w:spacing/>
-        <w:ind/>
-        <w:rPr/>
-      </w:pPr>
-      <w:r>
-        <w:rPr>
-          <w:highlight w:val="none"/>
-        </w:rPr>
-        <w:t xml:space="preserve">4. Get Average of Student</w:t>
-      </w:r>
-      <w:r/>
-    </w:p>
-    <w:p>
-      <w:pPr>
-        <w:pBdr/>
-        <w:spacing/>
-        <w:ind/>
-        <w:rPr/>
-      </w:pPr>
-      <w:r>
-        <w:rPr>
-          <w:highlight w:val="none"/>
-        </w:rPr>
-        <w:t xml:space="preserve">5. Get total marks of Student</w:t>
-      </w:r>
-      <w:r/>
-    </w:p>
-    <w:p>
-      <w:pPr>
-        <w:pBdr/>
-        <w:spacing/>
-        <w:ind/>
-        <w:rPr/>
-      </w:pPr>
-      <w:r>
-        <w:rPr>
-          <w:highlight w:val="none"/>
-        </w:rPr>
-        <w:t xml:space="preserve">6. Exit</w:t>
-      </w:r>
-      <w:r/>
-    </w:p>
-    <w:p>
-      <w:pPr>
-        <w:pBdr/>
-        <w:spacing/>
-        <w:ind/>
-        <w:rPr/>
-      </w:pPr>
-      <w:r>
-        <w:rPr>
-          <w:highlight w:val="none"/>
-        </w:rPr>
-      </w:r>
-      <w:r/>
-    </w:p>
-    <w:p>
-      <w:pPr>
-        <w:pBdr/>
-        <w:spacing/>
-        <w:ind/>
-        <w:rPr/>
-      </w:pPr>
-      <w:r>
-        <w:rPr>
-          <w:highlight w:val="none"/>
-        </w:rPr>
-        <w:t xml:space="preserve">Enter your choice: 4</w:t>
-      </w:r>
-      <w:r/>
-    </w:p>
-    <w:p>
-      <w:pPr>
-        <w:pBdr/>
-        <w:spacing/>
-        <w:ind/>
-        <w:rPr/>
-      </w:pPr>
-      <w:r>
-        <w:rPr>
-          <w:highlight w:val="none"/>
-        </w:rPr>
-      </w:r>
-      <w:r/>
-    </w:p>
-    <w:p>
-      <w:pPr>
-        <w:pBdr/>
-        <w:spacing/>
-        <w:ind/>
-        <w:rPr/>
-      </w:pPr>
-      <w:r>
-        <w:rPr>
-          <w:highlight w:val="none"/>
-        </w:rPr>
-        <w:t xml:space="preserve">Enter the Student's ID, you want to find the average of: 2</w:t>
-      </w:r>
-      <w:r/>
-    </w:p>
-    <w:p>
-      <w:pPr>
-        <w:pBdr/>
-        <w:spacing/>
-        <w:ind/>
-        <w:rPr/>
-      </w:pPr>
-      <w:r>
-        <w:rPr>
-          <w:highlight w:val="none"/>
-        </w:rPr>
-      </w:r>
-      <w:r/>
-    </w:p>
-    <w:p>
-      <w:pPr>
-        <w:pBdr/>
-        <w:spacing/>
-        <w:ind/>
-        <w:rPr>
-          <w:highlight w:val="none"/>
-        </w:rPr>
-      </w:pPr>
-      <w:r>
-        <w:rPr>
-          <w:highlight w:val="none"/>
-        </w:rPr>
-        <w:t xml:space="preserve">Average of student 2 is 91.00</w:t>
-      </w:r>
-      <w:r>
-        <w:rPr>
-          <w:highlight w:val="none"/>
-        </w:rPr>
-      </w:r>
-    </w:p>
-    <w:p>
-      <w:pPr>
-        <w:pBdr/>
-        <w:spacing/>
-        <w:ind/>
-        <w:rPr>
-          <w:highlight w:val="none"/>
-        </w:rPr>
-      </w:pPr>
-      <w:r>
-        <w:rPr>
-          <w:highlight w:val="none"/>
-        </w:rPr>
-      </w:r>
-      <w:r>
-        <w:rPr>
-          <w:highlight w:val="none"/>
-        </w:rPr>
-      </w:r>
-      <w:r>
-        <w:rPr>
-          <w:highlight w:val="none"/>
-        </w:rPr>
-      </w:r>
-    </w:p>
-    <w:p>
-      <w:pPr>
-        <w:pBdr/>
-        <w:spacing/>
-        <w:ind/>
-        <w:rPr/>
-      </w:pPr>
-      <w:r>
-        <w:rPr>
-          <w:highlight w:val="none"/>
-        </w:rPr>
-        <w:t xml:space="preserve">Subject ID</w:t>
-      </w:r>
-      <w:r/>
-    </w:p>
-    <w:p>
-      <w:pPr>
-        <w:pBdr/>
-        <w:spacing/>
-        <w:ind/>
-        <w:rPr/>
-      </w:pPr>
-      <w:r>
-        <w:rPr>
-          <w:highlight w:val="none"/>
-        </w:rPr>
-        <w:t xml:space="preserve">1. Mathematics</w:t>
-      </w:r>
-      <w:r/>
-    </w:p>
-    <w:p>
-      <w:pPr>
-        <w:pBdr/>
-        <w:spacing/>
-        <w:ind/>
-        <w:rPr/>
-      </w:pPr>
-      <w:r>
-        <w:rPr>
-          <w:highlight w:val="none"/>
-        </w:rPr>
-        <w:t xml:space="preserve">2. Chemistry</w:t>
-      </w:r>
-      <w:r/>
-    </w:p>
-    <w:p>
-      <w:pPr>
-        <w:pBdr/>
-        <w:spacing/>
-        <w:ind/>
-        <w:rPr/>
-      </w:pPr>
-      <w:r>
-        <w:rPr>
-          <w:highlight w:val="none"/>
-        </w:rPr>
-        <w:t xml:space="preserve">3.Physics</w:t>
-      </w:r>
-      <w:r/>
-    </w:p>
-    <w:p>
-      <w:pPr>
-        <w:pBdr/>
-        <w:spacing/>
-        <w:ind/>
-        <w:rPr/>
-      </w:pPr>
-      <w:r>
-        <w:rPr>
-          <w:highlight w:val="none"/>
-        </w:rPr>
-      </w:r>
-      <w:r/>
-    </w:p>
-    <w:p>
-      <w:pPr>
-        <w:pBdr/>
-        <w:spacing/>
-        <w:ind/>
-        <w:rPr/>
-      </w:pPr>
-      <w:r>
-        <w:rPr>
-          <w:highlight w:val="none"/>
-        </w:rPr>
-        <w:t xml:space="preserve">------------------Menu---------------------</w:t>
-      </w:r>
-      <w:r/>
-    </w:p>
-    <w:p>
-      <w:pPr>
-        <w:pBdr/>
-        <w:spacing/>
-        <w:ind/>
-        <w:rPr/>
-      </w:pPr>
-      <w:r>
-        <w:rPr>
-          <w:highlight w:val="none"/>
-        </w:rPr>
-        <w:t xml:space="preserve">1. Add Marks of Student</w:t>
-      </w:r>
-      <w:r/>
-    </w:p>
-    <w:p>
-      <w:pPr>
-        <w:pBdr/>
-        <w:spacing/>
-        <w:ind/>
-        <w:rPr/>
-      </w:pPr>
-      <w:r>
-        <w:rPr>
-          <w:highlight w:val="none"/>
-        </w:rPr>
-        <w:t xml:space="preserve">2. Update Marks of Student</w:t>
-      </w:r>
-      <w:r/>
-    </w:p>
-    <w:p>
-      <w:pPr>
-        <w:pBdr/>
-        <w:spacing/>
-        <w:ind/>
-        <w:rPr/>
-      </w:pPr>
-      <w:r>
-        <w:rPr>
-          <w:highlight w:val="none"/>
-        </w:rPr>
-        <w:t xml:space="preserve">3. Get Average of a Subject</w:t>
-      </w:r>
-      <w:r/>
-    </w:p>
-    <w:p>
-      <w:pPr>
-        <w:pBdr/>
-        <w:spacing/>
-        <w:ind/>
-        <w:rPr/>
-      </w:pPr>
-      <w:r>
-        <w:rPr>
-          <w:highlight w:val="none"/>
-        </w:rPr>
-        <w:t xml:space="preserve">4. Get Average of Student</w:t>
-      </w:r>
-      <w:r/>
-    </w:p>
-    <w:p>
-      <w:pPr>
-        <w:pBdr/>
-        <w:spacing/>
-        <w:ind/>
-        <w:rPr/>
-      </w:pPr>
-      <w:r>
-        <w:rPr>
-          <w:highlight w:val="none"/>
-        </w:rPr>
-        <w:t xml:space="preserve">5. Get total marks of Student</w:t>
-      </w:r>
-      <w:r/>
-    </w:p>
-    <w:p>
-      <w:pPr>
-        <w:pBdr/>
-        <w:spacing/>
-        <w:ind/>
-        <w:rPr/>
-      </w:pPr>
-      <w:r>
-        <w:rPr>
-          <w:highlight w:val="none"/>
-        </w:rPr>
-        <w:t xml:space="preserve">6. Exit</w:t>
-      </w:r>
-      <w:r/>
-    </w:p>
-    <w:p>
-      <w:pPr>
-        <w:pBdr/>
-        <w:spacing/>
-        <w:ind/>
-        <w:rPr/>
-      </w:pPr>
-      <w:r>
-        <w:rPr>
-          <w:highlight w:val="none"/>
-        </w:rPr>
-      </w:r>
-      <w:r/>
-    </w:p>
-    <w:p>
-      <w:pPr>
-        <w:pBdr/>
-        <w:spacing/>
-        <w:ind/>
-        <w:rPr>
-          <w:highlight w:val="none"/>
-        </w:rPr>
-      </w:pPr>
-      <w:r>
-        <w:rPr>
-          <w:highlight w:val="none"/>
-        </w:rPr>
-        <w:t xml:space="preserve">Enter your choice: 6</w:t>
-      </w:r>
-      <w:r/>
-      <w:r>
-        <w:rPr>
-          <w:highlight w:val="none"/>
-        </w:rPr>
-      </w:r>
-      <w:r>
-        <w:rPr>
-          <w:highlight w:val="none"/>
-        </w:rPr>
-      </w:r>
-      <w:r/>
-    </w:p>
-    <w:p>
-      <w:pPr>
-        <w:pBdr/>
-        <w:spacing/>
-        <w:ind/>
-        <w:rPr/>
-      </w:pPr>
-      <w:r/>
       <w:r/>
       <w:r/>
     </w:p>
@@ -5386,462 +5524,7 @@
           <w:szCs w:val="28"/>
         </w:rPr>
       </w:r>
-    </w:p>
-    <w:p>
-      <w:pPr>
-        <w:pBdr/>
-        <w:spacing/>
-        <w:ind/>
-        <w:rPr/>
-      </w:pPr>
-      <w:r>
-        <w:rPr>
-          <w:highlight w:val="none"/>
-        </w:rPr>
-        <w:t xml:space="preserve"> case 6: // Display Grades Summary</w:t>
-      </w:r>
-      <w:r/>
-    </w:p>
-    <w:p>
-      <w:pPr>
-        <w:pBdr/>
-        <w:spacing/>
-        <w:ind/>
-        <w:rPr/>
-      </w:pPr>
-      <w:r>
-        <w:rPr>
-          <w:highlight w:val="none"/>
-        </w:rPr>
-        <w:t xml:space="preserve">                    System.out.println("\n----------------- Grade Summary -----------------");</w:t>
-      </w:r>
-      <w:r/>
-    </w:p>
-    <w:p>
-      <w:pPr>
-        <w:pBdr/>
-        <w:spacing/>
-        <w:ind/>
-        <w:rPr/>
-      </w:pPr>
-      <w:r>
-        <w:rPr>
-          <w:highlight w:val="none"/>
-        </w:rPr>
-        <w:t xml:space="preserve">                    System.out.printf("%-12s %-12s %-12s %-12s\n", "Student ID", "Math", "Chemistry", "Physics");</w:t>
-      </w:r>
-      <w:r/>
-    </w:p>
-    <w:p>
-      <w:pPr>
-        <w:pBdr/>
-        <w:spacing/>
-        <w:ind/>
-        <w:rPr/>
-      </w:pPr>
-      <w:r>
-        <w:rPr>
-          <w:highlight w:val="none"/>
-        </w:rPr>
-        <w:t xml:space="preserve">                    System.out.println("-------------------------------------------------");</w:t>
-      </w:r>
-      <w:r/>
-    </w:p>
-    <w:p>
-      <w:pPr>
-        <w:pBdr/>
-        <w:spacing/>
-        <w:ind/>
-        <w:rPr/>
-      </w:pPr>
-      <w:r>
-        <w:rPr>
-          <w:highlight w:val="none"/>
-        </w:rPr>
-      </w:r>
-      <w:r/>
-    </w:p>
-    <w:p>
-      <w:pPr>
-        <w:pBdr/>
-        <w:spacing/>
-        <w:ind/>
-        <w:rPr/>
-      </w:pPr>
-      <w:r>
-        <w:rPr>
-          <w:highlight w:val="none"/>
-        </w:rPr>
-        <w:t xml:space="preserve">                    for (int s = 0; s &lt; num_of_students; s++) {</w:t>
-      </w:r>
-      <w:r/>
-    </w:p>
-    <w:p>
-      <w:pPr>
-        <w:pBdr/>
-        <w:spacing/>
-        <w:ind/>
-        <w:rPr/>
-      </w:pPr>
-      <w:r>
-        <w:rPr>
-          <w:highlight w:val="none"/>
-        </w:rPr>
-        <w:t xml:space="preserve">                        System.out.printf("%-12d ", s + 1);</w:t>
-      </w:r>
-      <w:r/>
-    </w:p>
-    <w:p>
-      <w:pPr>
-        <w:pBdr/>
-        <w:spacing/>
-        <w:ind/>
-        <w:rPr/>
-      </w:pPr>
-      <w:r>
-        <w:rPr>
-          <w:highlight w:val="none"/>
-        </w:rPr>
-      </w:r>
-      <w:r/>
-    </w:p>
-    <w:p>
-      <w:pPr>
-        <w:pBdr/>
-        <w:spacing/>
-        <w:ind/>
-        <w:rPr/>
-      </w:pPr>
-      <w:r>
-        <w:rPr>
-          <w:highlight w:val="none"/>
-        </w:rPr>
-        <w:t xml:space="preserve">                        for (int sub = 0; sub &lt; 3; sub++) {</w:t>
-      </w:r>
-      <w:r/>
-    </w:p>
-    <w:p>
-      <w:pPr>
-        <w:pBdr/>
-        <w:spacing/>
-        <w:ind/>
-        <w:rPr/>
-      </w:pPr>
-      <w:r>
-        <w:rPr>
-          <w:highlight w:val="none"/>
-        </w:rPr>
-        <w:t xml:space="preserve">                            int score = marks_array[s][sub];</w:t>
-      </w:r>
-      <w:r/>
-    </w:p>
-    <w:p>
-      <w:pPr>
-        <w:pBdr/>
-        <w:spacing/>
-        <w:ind/>
-        <w:rPr/>
-      </w:pPr>
-      <w:r>
-        <w:rPr>
-          <w:highlight w:val="none"/>
-        </w:rPr>
-        <w:t xml:space="preserve">                            String grade;</w:t>
-      </w:r>
-      <w:r/>
-    </w:p>
-    <w:p>
-      <w:pPr>
-        <w:pBdr/>
-        <w:spacing/>
-        <w:ind/>
-        <w:rPr/>
-      </w:pPr>
-      <w:r>
-        <w:rPr>
-          <w:highlight w:val="none"/>
-        </w:rPr>
-      </w:r>
-      <w:r/>
-    </w:p>
-    <w:p>
-      <w:pPr>
-        <w:pBdr/>
-        <w:spacing/>
-        <w:ind/>
-        <w:rPr/>
-      </w:pPr>
-      <w:r>
-        <w:rPr>
-          <w:highlight w:val="none"/>
-        </w:rPr>
-        <w:t xml:space="preserve">                            if (score &gt;= 90) {</w:t>
-      </w:r>
-      <w:r/>
-    </w:p>
-    <w:p>
-      <w:pPr>
-        <w:pBdr/>
-        <w:spacing/>
-        <w:ind/>
-        <w:rPr/>
-      </w:pPr>
-      <w:r>
-        <w:rPr>
-          <w:highlight w:val="none"/>
-        </w:rPr>
-        <w:t xml:space="preserve">                                grade = "Grade A";</w:t>
-      </w:r>
-      <w:r/>
-    </w:p>
-    <w:p>
-      <w:pPr>
-        <w:pBdr/>
-        <w:spacing/>
-        <w:ind/>
-        <w:rPr/>
-      </w:pPr>
-      <w:r>
-        <w:rPr>
-          <w:highlight w:val="none"/>
-        </w:rPr>
-        <w:t xml:space="preserve">                            } else if (score &gt;= 80) {</w:t>
-      </w:r>
-      <w:r/>
-    </w:p>
-    <w:p>
-      <w:pPr>
-        <w:pBdr/>
-        <w:spacing/>
-        <w:ind/>
-        <w:rPr/>
-      </w:pPr>
-      <w:r>
-        <w:rPr>
-          <w:highlight w:val="none"/>
-        </w:rPr>
-        <w:t xml:space="preserve">                                grade = "Grade B";</w:t>
-      </w:r>
-      <w:r/>
-    </w:p>
-    <w:p>
-      <w:pPr>
-        <w:pBdr/>
-        <w:spacing/>
-        <w:ind/>
-        <w:rPr/>
-      </w:pPr>
-      <w:r>
-        <w:rPr>
-          <w:highlight w:val="none"/>
-        </w:rPr>
-        <w:t xml:space="preserve">                            } else if (score &gt;= 70) {</w:t>
-      </w:r>
-      <w:r/>
-    </w:p>
-    <w:p>
-      <w:pPr>
-        <w:pBdr/>
-        <w:spacing/>
-        <w:ind/>
-        <w:rPr/>
-      </w:pPr>
-      <w:r>
-        <w:rPr>
-          <w:highlight w:val="none"/>
-        </w:rPr>
-        <w:t xml:space="preserve">                                grade = "Grade C";</w:t>
-      </w:r>
-      <w:r/>
-    </w:p>
-    <w:p>
-      <w:pPr>
-        <w:pBdr/>
-        <w:spacing/>
-        <w:ind/>
-        <w:rPr/>
-      </w:pPr>
-      <w:r>
-        <w:rPr>
-          <w:highlight w:val="none"/>
-        </w:rPr>
-        <w:t xml:space="preserve">                            } else if (score &gt;= 60) {</w:t>
-      </w:r>
-      <w:r/>
-    </w:p>
-    <w:p>
-      <w:pPr>
-        <w:pBdr/>
-        <w:spacing/>
-        <w:ind/>
-        <w:rPr/>
-      </w:pPr>
-      <w:r>
-        <w:rPr>
-          <w:highlight w:val="none"/>
-        </w:rPr>
-        <w:t xml:space="preserve">                                grade = "Grade D";</w:t>
-      </w:r>
-      <w:r/>
-    </w:p>
-    <w:p>
-      <w:pPr>
-        <w:pBdr/>
-        <w:spacing/>
-        <w:ind/>
-        <w:rPr/>
-      </w:pPr>
-      <w:r>
-        <w:rPr>
-          <w:highlight w:val="none"/>
-        </w:rPr>
-        <w:t xml:space="preserve">                            } else {</w:t>
-      </w:r>
-      <w:r/>
-    </w:p>
-    <w:p>
-      <w:pPr>
-        <w:pBdr/>
-        <w:spacing/>
-        <w:ind/>
-        <w:rPr/>
-      </w:pPr>
-      <w:r>
-        <w:rPr>
-          <w:highlight w:val="none"/>
-        </w:rPr>
-        <w:t xml:space="preserve">                                grade = "Fail";</w:t>
-      </w:r>
-      <w:r/>
-    </w:p>
-    <w:p>
-      <w:pPr>
-        <w:pBdr/>
-        <w:spacing/>
-        <w:ind/>
-        <w:rPr/>
-      </w:pPr>
-      <w:r>
-        <w:rPr>
-          <w:highlight w:val="none"/>
-        </w:rPr>
-        <w:t xml:space="preserve">                            }</w:t>
-      </w:r>
-      <w:r/>
-    </w:p>
-    <w:p>
-      <w:pPr>
-        <w:pBdr/>
-        <w:spacing/>
-        <w:ind/>
-        <w:rPr/>
-      </w:pPr>
-      <w:r>
-        <w:rPr>
-          <w:highlight w:val="none"/>
-        </w:rPr>
-      </w:r>
-      <w:r/>
-    </w:p>
-    <w:p>
-      <w:pPr>
-        <w:pBdr/>
-        <w:spacing/>
-        <w:ind/>
-        <w:rPr/>
-      </w:pPr>
-      <w:r>
-        <w:rPr>
-          <w:highlight w:val="none"/>
-        </w:rPr>
-        <w:t xml:space="preserve">                            System.out.printf("%-12s \n", grade);</w:t>
-      </w:r>
-      <w:r/>
-    </w:p>
-    <w:p>
-      <w:pPr>
-        <w:pBdr/>
-        <w:spacing/>
-        <w:ind/>
-        <w:rPr/>
-      </w:pPr>
-      <w:r>
-        <w:rPr>
-          <w:highlight w:val="none"/>
-        </w:rPr>
-        <w:t xml:space="preserve">                        }</w:t>
-      </w:r>
-      <w:r/>
-    </w:p>
-    <w:p>
-      <w:pPr>
-        <w:pBdr/>
-        <w:spacing/>
-        <w:ind/>
-        <w:rPr/>
-      </w:pPr>
-      <w:r>
-        <w:rPr>
-          <w:highlight w:val="none"/>
-        </w:rPr>
-        <w:t xml:space="preserve">                        System.out.println(); // Move to next student line</w:t>
-      </w:r>
-      <w:r/>
-    </w:p>
-    <w:p>
-      <w:pPr>
-        <w:pBdr/>
-        <w:spacing/>
-        <w:ind/>
-        <w:rPr/>
-      </w:pPr>
-      <w:r>
-        <w:rPr>
-          <w:highlight w:val="none"/>
-        </w:rPr>
-        <w:t xml:space="preserve">                    }</w:t>
-      </w:r>
-      <w:r/>
-    </w:p>
-    <w:p>
-      <w:pPr>
-        <w:pBdr/>
-        <w:spacing/>
-        <w:ind/>
-        <w:rPr>
-          <w:highlight w:val="none"/>
-        </w:rPr>
-      </w:pPr>
-      <w:r>
-        <w:rPr>
-          <w:highlight w:val="none"/>
-        </w:rPr>
-        <w:t xml:space="preserve">                    break;</w:t>
-      </w:r>
-      <w:r/>
-      <w:r>
-        <w:rPr>
-          <w:highlight w:val="none"/>
-        </w:rPr>
-      </w:r>
-      <w:r/>
-    </w:p>
-    <w:p>
-      <w:pPr>
-        <w:pBdr/>
-        <w:spacing/>
-        <w:ind/>
-        <w:rPr/>
-      </w:pPr>
-      <w:r/>
-      <w:r/>
-      <w:r/>
-    </w:p>
-    <w:p>
-      <w:pPr>
-        <w:pBdr/>
-        <w:spacing/>
-        <w:ind/>
+      <w:r>
         <w:rPr>
           <w:b/>
           <w:bCs/>
@@ -5849,8 +5532,465 @@
           <w:szCs w:val="28"/>
           <w:highlight w:val="none"/>
         </w:rPr>
-      </w:pPr>
-      <w:r>
+      </w:r>
+    </w:p>
+    <w:p>
+      <w:pPr>
+        <w:pBdr/>
+        <w:spacing/>
+        <w:ind/>
+        <w:rPr/>
+      </w:pPr>
+      <w:r>
+        <w:rPr>
+          <w:highlight w:val="none"/>
+        </w:rPr>
+        <w:t xml:space="preserve"> case 6: // Display Grades Summary</w:t>
+      </w:r>
+      <w:r/>
+    </w:p>
+    <w:p>
+      <w:pPr>
+        <w:pBdr/>
+        <w:spacing/>
+        <w:ind/>
+        <w:rPr/>
+      </w:pPr>
+      <w:r>
+        <w:rPr>
+          <w:highlight w:val="none"/>
+        </w:rPr>
+        <w:t xml:space="preserve">                    System.out.println("\n----------------- Grade Summary -----------------");</w:t>
+      </w:r>
+      <w:r/>
+    </w:p>
+    <w:p>
+      <w:pPr>
+        <w:pBdr/>
+        <w:spacing/>
+        <w:ind/>
+        <w:rPr/>
+      </w:pPr>
+      <w:r>
+        <w:rPr>
+          <w:highlight w:val="none"/>
+        </w:rPr>
+        <w:t xml:space="preserve">                    System.out.printf("%-12s %-12s %-12s %-12s\n", "Student ID", "Math", "Chemistry", "Physics");</w:t>
+      </w:r>
+      <w:r/>
+    </w:p>
+    <w:p>
+      <w:pPr>
+        <w:pBdr/>
+        <w:spacing/>
+        <w:ind/>
+        <w:rPr/>
+      </w:pPr>
+      <w:r>
+        <w:rPr>
+          <w:highlight w:val="none"/>
+        </w:rPr>
+        <w:t xml:space="preserve">                    System.out.println("-------------------------------------------------");</w:t>
+      </w:r>
+      <w:r/>
+    </w:p>
+    <w:p>
+      <w:pPr>
+        <w:pBdr/>
+        <w:spacing/>
+        <w:ind/>
+        <w:rPr/>
+      </w:pPr>
+      <w:r>
+        <w:rPr>
+          <w:highlight w:val="none"/>
+        </w:rPr>
+      </w:r>
+      <w:r/>
+    </w:p>
+    <w:p>
+      <w:pPr>
+        <w:pBdr/>
+        <w:spacing/>
+        <w:ind/>
+        <w:rPr/>
+      </w:pPr>
+      <w:r>
+        <w:rPr>
+          <w:highlight w:val="none"/>
+        </w:rPr>
+        <w:t xml:space="preserve">                    for (int s = 0; s &lt; num_of_students; s++) {</w:t>
+      </w:r>
+      <w:r/>
+    </w:p>
+    <w:p>
+      <w:pPr>
+        <w:pBdr/>
+        <w:spacing/>
+        <w:ind/>
+        <w:rPr/>
+      </w:pPr>
+      <w:r>
+        <w:rPr>
+          <w:highlight w:val="none"/>
+        </w:rPr>
+        <w:t xml:space="preserve">                        System.out.printf("%-12d ", s + 1);</w:t>
+      </w:r>
+      <w:r/>
+    </w:p>
+    <w:p>
+      <w:pPr>
+        <w:pBdr/>
+        <w:spacing/>
+        <w:ind/>
+        <w:rPr/>
+      </w:pPr>
+      <w:r>
+        <w:rPr>
+          <w:highlight w:val="none"/>
+        </w:rPr>
+      </w:r>
+      <w:r/>
+    </w:p>
+    <w:p>
+      <w:pPr>
+        <w:pBdr/>
+        <w:spacing/>
+        <w:ind/>
+        <w:rPr/>
+      </w:pPr>
+      <w:r>
+        <w:rPr>
+          <w:highlight w:val="none"/>
+        </w:rPr>
+        <w:t xml:space="preserve">                        for (int sub = 0; sub &lt; 3; sub++) {</w:t>
+      </w:r>
+      <w:r/>
+    </w:p>
+    <w:p>
+      <w:pPr>
+        <w:pBdr/>
+        <w:spacing/>
+        <w:ind/>
+        <w:rPr/>
+      </w:pPr>
+      <w:r>
+        <w:rPr>
+          <w:highlight w:val="none"/>
+        </w:rPr>
+        <w:t xml:space="preserve">                            int score = marks_array[s][sub];</w:t>
+      </w:r>
+      <w:r/>
+    </w:p>
+    <w:p>
+      <w:pPr>
+        <w:pBdr/>
+        <w:spacing/>
+        <w:ind/>
+        <w:rPr/>
+      </w:pPr>
+      <w:r>
+        <w:rPr>
+          <w:highlight w:val="none"/>
+        </w:rPr>
+        <w:t xml:space="preserve">                            String grade;</w:t>
+      </w:r>
+      <w:r/>
+    </w:p>
+    <w:p>
+      <w:pPr>
+        <w:pBdr/>
+        <w:spacing/>
+        <w:ind/>
+        <w:rPr/>
+      </w:pPr>
+      <w:r>
+        <w:rPr>
+          <w:highlight w:val="none"/>
+        </w:rPr>
+      </w:r>
+      <w:r/>
+    </w:p>
+    <w:p>
+      <w:pPr>
+        <w:pBdr/>
+        <w:spacing/>
+        <w:ind/>
+        <w:rPr/>
+      </w:pPr>
+      <w:r>
+        <w:rPr>
+          <w:highlight w:val="none"/>
+        </w:rPr>
+        <w:t xml:space="preserve">                            if (score &gt;= 90) {</w:t>
+      </w:r>
+      <w:r/>
+    </w:p>
+    <w:p>
+      <w:pPr>
+        <w:pBdr/>
+        <w:spacing/>
+        <w:ind/>
+        <w:rPr/>
+      </w:pPr>
+      <w:r>
+        <w:rPr>
+          <w:highlight w:val="none"/>
+        </w:rPr>
+        <w:t xml:space="preserve">                                grade = "Grade A";</w:t>
+      </w:r>
+      <w:r/>
+    </w:p>
+    <w:p>
+      <w:pPr>
+        <w:pBdr/>
+        <w:spacing/>
+        <w:ind/>
+        <w:rPr/>
+      </w:pPr>
+      <w:r>
+        <w:rPr>
+          <w:highlight w:val="none"/>
+        </w:rPr>
+        <w:t xml:space="preserve">                            } else if (score &gt;= 80) {</w:t>
+      </w:r>
+      <w:r/>
+    </w:p>
+    <w:p>
+      <w:pPr>
+        <w:pBdr/>
+        <w:spacing/>
+        <w:ind/>
+        <w:rPr/>
+      </w:pPr>
+      <w:r>
+        <w:rPr>
+          <w:highlight w:val="none"/>
+        </w:rPr>
+        <w:t xml:space="preserve">                                grade = "Grade B";</w:t>
+      </w:r>
+      <w:r/>
+    </w:p>
+    <w:p>
+      <w:pPr>
+        <w:pBdr/>
+        <w:spacing/>
+        <w:ind/>
+        <w:rPr/>
+      </w:pPr>
+      <w:r>
+        <w:rPr>
+          <w:highlight w:val="none"/>
+        </w:rPr>
+        <w:t xml:space="preserve">                            } else if (score &gt;= 70) {</w:t>
+      </w:r>
+      <w:r/>
+    </w:p>
+    <w:p>
+      <w:pPr>
+        <w:pBdr/>
+        <w:spacing/>
+        <w:ind/>
+        <w:rPr/>
+      </w:pPr>
+      <w:r>
+        <w:rPr>
+          <w:highlight w:val="none"/>
+        </w:rPr>
+        <w:t xml:space="preserve">                                grade = "Grade C";</w:t>
+      </w:r>
+      <w:r/>
+    </w:p>
+    <w:p>
+      <w:pPr>
+        <w:pBdr/>
+        <w:spacing/>
+        <w:ind/>
+        <w:rPr/>
+      </w:pPr>
+      <w:r>
+        <w:rPr>
+          <w:highlight w:val="none"/>
+        </w:rPr>
+        <w:t xml:space="preserve">                            } else if (score &gt;= 60) {</w:t>
+      </w:r>
+      <w:r/>
+    </w:p>
+    <w:p>
+      <w:pPr>
+        <w:pBdr/>
+        <w:spacing/>
+        <w:ind/>
+        <w:rPr/>
+      </w:pPr>
+      <w:r>
+        <w:rPr>
+          <w:highlight w:val="none"/>
+        </w:rPr>
+        <w:t xml:space="preserve">                                grade = "Grade D";</w:t>
+      </w:r>
+      <w:r/>
+    </w:p>
+    <w:p>
+      <w:pPr>
+        <w:pBdr/>
+        <w:spacing/>
+        <w:ind/>
+        <w:rPr/>
+      </w:pPr>
+      <w:r>
+        <w:rPr>
+          <w:highlight w:val="none"/>
+        </w:rPr>
+        <w:t xml:space="preserve">                            } else {</w:t>
+      </w:r>
+      <w:r/>
+    </w:p>
+    <w:p>
+      <w:pPr>
+        <w:pBdr/>
+        <w:spacing/>
+        <w:ind/>
+        <w:rPr/>
+      </w:pPr>
+      <w:r>
+        <w:rPr>
+          <w:highlight w:val="none"/>
+        </w:rPr>
+        <w:t xml:space="preserve">                                grade = "Fail";</w:t>
+      </w:r>
+      <w:r/>
+    </w:p>
+    <w:p>
+      <w:pPr>
+        <w:pBdr/>
+        <w:spacing/>
+        <w:ind/>
+        <w:rPr/>
+      </w:pPr>
+      <w:r>
+        <w:rPr>
+          <w:highlight w:val="none"/>
+        </w:rPr>
+        <w:t xml:space="preserve">                            }</w:t>
+      </w:r>
+      <w:r/>
+    </w:p>
+    <w:p>
+      <w:pPr>
+        <w:pBdr/>
+        <w:spacing/>
+        <w:ind/>
+        <w:rPr/>
+      </w:pPr>
+      <w:r>
+        <w:rPr>
+          <w:highlight w:val="none"/>
+        </w:rPr>
+      </w:r>
+      <w:r/>
+    </w:p>
+    <w:p>
+      <w:pPr>
+        <w:pBdr/>
+        <w:spacing/>
+        <w:ind/>
+        <w:rPr/>
+      </w:pPr>
+      <w:r>
+        <w:rPr>
+          <w:highlight w:val="none"/>
+        </w:rPr>
+        <w:t xml:space="preserve">                            System.out.printf("%-12s \n", grade);</w:t>
+      </w:r>
+      <w:r/>
+    </w:p>
+    <w:p>
+      <w:pPr>
+        <w:pBdr/>
+        <w:spacing/>
+        <w:ind/>
+        <w:rPr/>
+      </w:pPr>
+      <w:r>
+        <w:rPr>
+          <w:highlight w:val="none"/>
+        </w:rPr>
+        <w:t xml:space="preserve">                        }</w:t>
+      </w:r>
+      <w:r/>
+    </w:p>
+    <w:p>
+      <w:pPr>
+        <w:pBdr/>
+        <w:spacing/>
+        <w:ind/>
+        <w:rPr/>
+      </w:pPr>
+      <w:r>
+        <w:rPr>
+          <w:highlight w:val="none"/>
+        </w:rPr>
+        <w:t xml:space="preserve">                        System.out.println(); // Move to next student line</w:t>
+      </w:r>
+      <w:r/>
+    </w:p>
+    <w:p>
+      <w:pPr>
+        <w:pBdr/>
+        <w:spacing/>
+        <w:ind/>
+        <w:rPr/>
+      </w:pPr>
+      <w:r>
+        <w:rPr>
+          <w:highlight w:val="none"/>
+        </w:rPr>
+        <w:t xml:space="preserve">                    }</w:t>
+      </w:r>
+      <w:r/>
+    </w:p>
+    <w:p>
+      <w:pPr>
+        <w:pBdr/>
+        <w:spacing/>
+        <w:ind/>
+        <w:rPr>
+          <w:highlight w:val="none"/>
+        </w:rPr>
+      </w:pPr>
+      <w:r>
+        <w:rPr>
+          <w:highlight w:val="none"/>
+        </w:rPr>
+        <w:t xml:space="preserve">                    break;</w:t>
+      </w:r>
+      <w:r>
+        <w:rPr>
+          <w:highlight w:val="none"/>
+        </w:rPr>
+      </w:r>
+      <w:r>
+        <w:rPr>
+          <w:highlight w:val="none"/>
+        </w:rPr>
+      </w:r>
+    </w:p>
+    <w:p>
+      <w:pPr>
+        <w:pBdr/>
+        <w:spacing/>
+        <w:ind/>
+        <w:rPr/>
+      </w:pPr>
+      <w:r/>
+      <w:r/>
+    </w:p>
+    <w:p>
+      <w:pPr>
+        <w:pBdr/>
+        <w:spacing/>
+        <w:ind/>
         <w:rPr>
           <w:b/>
           <w:bCs/>
@@ -5858,14 +5998,32 @@
           <w:szCs w:val="28"/>
           <w:highlight w:val="none"/>
         </w:rPr>
-        <w:t xml:space="preserve">Output</w:t>
-      </w:r>
+      </w:pPr>
       <w:r>
         <w:rPr>
           <w:b/>
           <w:bCs/>
           <w:sz w:val="28"/>
           <w:szCs w:val="28"/>
+          <w:highlight w:val="none"/>
+        </w:rPr>
+        <w:t xml:space="preserve">Output</w:t>
+      </w:r>
+      <w:r>
+        <w:rPr>
+          <w:b/>
+          <w:bCs/>
+          <w:sz w:val="28"/>
+          <w:szCs w:val="28"/>
+        </w:rPr>
+      </w:r>
+      <w:r>
+        <w:rPr>
+          <w:b/>
+          <w:bCs/>
+          <w:sz w:val="28"/>
+          <w:szCs w:val="28"/>
+          <w:highlight w:val="none"/>
         </w:rPr>
       </w:r>
     </w:p>
@@ -6546,22 +6704,12 @@
         </w:rPr>
         <w:t xml:space="preserve">1            Fail         Grade D      Grade B</w:t>
       </w:r>
+      <w:r>
+        <w:rPr>
+          <w:highlight w:val="none"/>
+        </w:rPr>
+      </w:r>
       <w:r/>
-      <w:r>
-        <w:rPr>
-          <w:highlight w:val="none"/>
-        </w:rPr>
-      </w:r>
-      <w:r>
-        <w:rPr>
-          <w:highlight w:val="none"/>
-        </w:rPr>
-      </w:r>
-      <w:r>
-        <w:rPr>
-          <w:highlight w:val="none"/>
-        </w:rPr>
-      </w:r>
     </w:p>
     <w:sectPr>
       <w:footnotePr/>
@@ -6585,7 +6733,6 @@
         <w:ind/>
         <w:rPr/>
       </w:pPr>
-      <w:r/>
       <w:r>
         <w:separator/>
       </w:r>
@@ -6600,7 +6747,6 @@
         <w:ind/>
         <w:rPr/>
       </w:pPr>
-      <w:r/>
       <w:r>
         <w:continuationSeparator/>
       </w:r>
@@ -6620,7 +6766,6 @@
         <w:ind/>
         <w:rPr/>
       </w:pPr>
-      <w:r/>
       <w:r>
         <w:separator/>
       </w:r>
@@ -6635,7 +6780,6 @@
         <w:ind/>
         <w:rPr/>
       </w:pPr>
-      <w:r/>
       <w:r>
         <w:continuationSeparator/>
       </w:r>
@@ -6803,9 +6947,9 @@
     <w:lsdException w:name="Bibliography" w:uiPriority="37"/>
     <w:lsdException w:name="TOC Heading" w:uiPriority="39" w:qFormat="1"/>
   </w:latentStyles>
-  <w:style w:type="table" w:styleId="12">
+  <w:style w:type="table" w:styleId="701">
     <w:name w:val="Table Grid"/>
-    <w:basedOn w:val="665"/>
+    <w:basedOn w:val="887"/>
     <w:uiPriority w:val="59"/>
     <w:pPr>
       <w:pBdr/>
@@ -7002,9 +7146,9 @@
       </w:tcPr>
     </w:tblStylePr>
   </w:style>
-  <w:style w:type="table" w:styleId="13">
+  <w:style w:type="table" w:styleId="702">
     <w:name w:val="Table Grid Light"/>
-    <w:basedOn w:val="665"/>
+    <w:basedOn w:val="887"/>
     <w:uiPriority w:val="59"/>
     <w:pPr>
       <w:pBdr/>
@@ -7201,9 +7345,9 @@
       </w:tcPr>
     </w:tblStylePr>
   </w:style>
-  <w:style w:type="table" w:styleId="14">
+  <w:style w:type="table" w:styleId="703">
     <w:name w:val="Plain Table 1"/>
-    <w:basedOn w:val="665"/>
+    <w:basedOn w:val="887"/>
     <w:uiPriority w:val="59"/>
     <w:pPr>
       <w:pBdr/>
@@ -7426,9 +7570,9 @@
       </w:tcPr>
     </w:tblStylePr>
   </w:style>
-  <w:style w:type="table" w:styleId="15">
+  <w:style w:type="table" w:styleId="704">
     <w:name w:val="Plain Table 2"/>
-    <w:basedOn w:val="665"/>
+    <w:basedOn w:val="887"/>
     <w:uiPriority w:val="59"/>
     <w:pPr>
       <w:pBdr/>
@@ -7659,9 +7803,9 @@
       </w:tcPr>
     </w:tblStylePr>
   </w:style>
-  <w:style w:type="table" w:styleId="16">
+  <w:style w:type="table" w:styleId="705">
     <w:name w:val="Plain Table 3"/>
-    <w:basedOn w:val="665"/>
+    <w:basedOn w:val="887"/>
     <w:uiPriority w:val="99"/>
     <w:pPr>
       <w:pBdr/>
@@ -7889,9 +8033,9 @@
       </w:tcPr>
     </w:tblStylePr>
   </w:style>
-  <w:style w:type="table" w:styleId="17">
+  <w:style w:type="table" w:styleId="706">
     <w:name w:val="Plain Table 4"/>
-    <w:basedOn w:val="665"/>
+    <w:basedOn w:val="887"/>
     <w:uiPriority w:val="99"/>
     <w:pPr>
       <w:pBdr/>
@@ -8105,9 +8249,9 @@
       </w:tcPr>
     </w:tblStylePr>
   </w:style>
-  <w:style w:type="table" w:styleId="18">
+  <w:style w:type="table" w:styleId="707">
     <w:name w:val="Plain Table 5"/>
-    <w:basedOn w:val="665"/>
+    <w:basedOn w:val="887"/>
     <w:uiPriority w:val="99"/>
     <w:pPr>
       <w:pBdr/>
@@ -8338,9 +8482,9 @@
       </w:tcPr>
     </w:tblStylePr>
   </w:style>
-  <w:style w:type="table" w:styleId="19">
+  <w:style w:type="table" w:styleId="708">
     <w:name w:val="Grid Table 1 Light"/>
-    <w:basedOn w:val="665"/>
+    <w:basedOn w:val="887"/>
     <w:uiPriority w:val="99"/>
     <w:pPr>
       <w:pBdr/>
@@ -8561,9 +8705,9 @@
       </w:tcPr>
     </w:tblStylePr>
   </w:style>
-  <w:style w:type="table" w:styleId="20">
+  <w:style w:type="table" w:styleId="709">
     <w:name w:val="Grid Table 1 Light - Accent 1"/>
-    <w:basedOn w:val="665"/>
+    <w:basedOn w:val="887"/>
     <w:uiPriority w:val="99"/>
     <w:pPr>
       <w:pBdr/>
@@ -8784,9 +8928,9 @@
       </w:tcPr>
     </w:tblStylePr>
   </w:style>
-  <w:style w:type="table" w:styleId="21">
+  <w:style w:type="table" w:styleId="710">
     <w:name w:val="Grid Table 1 Light - Accent 2"/>
-    <w:basedOn w:val="665"/>
+    <w:basedOn w:val="887"/>
     <w:uiPriority w:val="99"/>
     <w:pPr>
       <w:pBdr/>
@@ -9007,9 +9151,9 @@
       </w:tcPr>
     </w:tblStylePr>
   </w:style>
-  <w:style w:type="table" w:styleId="22">
+  <w:style w:type="table" w:styleId="711">
     <w:name w:val="Grid Table 1 Light - Accent 3"/>
-    <w:basedOn w:val="665"/>
+    <w:basedOn w:val="887"/>
     <w:uiPriority w:val="99"/>
     <w:pPr>
       <w:pBdr/>
@@ -9230,9 +9374,9 @@
       </w:tcPr>
     </w:tblStylePr>
   </w:style>
-  <w:style w:type="table" w:styleId="23">
+  <w:style w:type="table" w:styleId="712">
     <w:name w:val="Grid Table 1 Light - Accent 4"/>
-    <w:basedOn w:val="665"/>
+    <w:basedOn w:val="887"/>
     <w:uiPriority w:val="99"/>
     <w:pPr>
       <w:pBdr/>
@@ -9453,9 +9597,9 @@
       </w:tcPr>
     </w:tblStylePr>
   </w:style>
-  <w:style w:type="table" w:styleId="24">
+  <w:style w:type="table" w:styleId="713">
     <w:name w:val="Grid Table 1 Light - Accent 5"/>
-    <w:basedOn w:val="665"/>
+    <w:basedOn w:val="887"/>
     <w:uiPriority w:val="99"/>
     <w:pPr>
       <w:pBdr/>
@@ -9676,9 +9820,9 @@
       </w:tcPr>
     </w:tblStylePr>
   </w:style>
-  <w:style w:type="table" w:styleId="25">
+  <w:style w:type="table" w:styleId="714">
     <w:name w:val="Grid Table 1 Light - Accent 6"/>
-    <w:basedOn w:val="665"/>
+    <w:basedOn w:val="887"/>
     <w:uiPriority w:val="99"/>
     <w:pPr>
       <w:pBdr/>
@@ -9899,9 +10043,9 @@
       </w:tcPr>
     </w:tblStylePr>
   </w:style>
-  <w:style w:type="table" w:styleId="26">
+  <w:style w:type="table" w:styleId="715">
     <w:name w:val="Grid Table 2"/>
-    <w:basedOn w:val="665"/>
+    <w:basedOn w:val="887"/>
     <w:uiPriority w:val="99"/>
     <w:pPr>
       <w:pBdr/>
@@ -10131,9 +10275,9 @@
       </w:tcPr>
     </w:tblStylePr>
   </w:style>
-  <w:style w:type="table" w:styleId="27">
+  <w:style w:type="table" w:styleId="716">
     <w:name w:val="Grid Table 2 - Accent 1"/>
-    <w:basedOn w:val="665"/>
+    <w:basedOn w:val="887"/>
     <w:uiPriority w:val="99"/>
     <w:pPr>
       <w:pBdr/>
@@ -10363,9 +10507,9 @@
       </w:tcPr>
     </w:tblStylePr>
   </w:style>
-  <w:style w:type="table" w:styleId="28">
+  <w:style w:type="table" w:styleId="717">
     <w:name w:val="Grid Table 2 - Accent 2"/>
-    <w:basedOn w:val="665"/>
+    <w:basedOn w:val="887"/>
     <w:uiPriority w:val="99"/>
     <w:pPr>
       <w:pBdr/>
@@ -10595,9 +10739,9 @@
       </w:tcPr>
     </w:tblStylePr>
   </w:style>
-  <w:style w:type="table" w:styleId="29">
+  <w:style w:type="table" w:styleId="718">
     <w:name w:val="Grid Table 2 - Accent 3"/>
-    <w:basedOn w:val="665"/>
+    <w:basedOn w:val="887"/>
     <w:uiPriority w:val="99"/>
     <w:pPr>
       <w:pBdr/>
@@ -10827,9 +10971,9 @@
       </w:tcPr>
     </w:tblStylePr>
   </w:style>
-  <w:style w:type="table" w:styleId="30">
+  <w:style w:type="table" w:styleId="719">
     <w:name w:val="Grid Table 2 - Accent 4"/>
-    <w:basedOn w:val="665"/>
+    <w:basedOn w:val="887"/>
     <w:uiPriority w:val="99"/>
     <w:pPr>
       <w:pBdr/>
@@ -11059,9 +11203,9 @@
       </w:tcPr>
     </w:tblStylePr>
   </w:style>
-  <w:style w:type="table" w:styleId="31">
+  <w:style w:type="table" w:styleId="720">
     <w:name w:val="Grid Table 2 - Accent 5"/>
-    <w:basedOn w:val="665"/>
+    <w:basedOn w:val="887"/>
     <w:uiPriority w:val="99"/>
     <w:pPr>
       <w:pBdr/>
@@ -11291,9 +11435,9 @@
       </w:tcPr>
     </w:tblStylePr>
   </w:style>
-  <w:style w:type="table" w:styleId="32">
+  <w:style w:type="table" w:styleId="721">
     <w:name w:val="Grid Table 2 - Accent 6"/>
-    <w:basedOn w:val="665"/>
+    <w:basedOn w:val="887"/>
     <w:uiPriority w:val="99"/>
     <w:pPr>
       <w:pBdr/>
@@ -11523,9 +11667,9 @@
       </w:tcPr>
     </w:tblStylePr>
   </w:style>
-  <w:style w:type="table" w:styleId="33">
+  <w:style w:type="table" w:styleId="722">
     <w:name w:val="Grid Table 3"/>
-    <w:basedOn w:val="665"/>
+    <w:basedOn w:val="887"/>
     <w:uiPriority w:val="99"/>
     <w:pPr>
       <w:pBdr/>
@@ -11624,29 +11768,6 @@
         <w:tblBorders/>
       </w:tblPr>
       <w:tcPr>
-        <w:shd w:color="ffffff"/>
-        <w:tcBorders>
-          <w:top w:val="none" w:color="000000" w:sz="4" w:space="0"/>
-          <w:left w:val="none" w:color="000000" w:sz="4" w:space="0"/>
-          <w:bottom w:val="none" w:color="000000" w:sz="4" w:space="0"/>
-          <w:right w:val="none" w:color="000000" w:sz="4" w:space="0"/>
-        </w:tcBorders>
-      </w:tcPr>
-    </w:tblStylePr>
-    <w:tblStylePr w:type="firstRow">
-      <w:rPr>
-        <w:b/>
-        <w:color w:val="404040"/>
-      </w:rPr>
-      <w:pPr>
-        <w:pBdr/>
-        <w:spacing/>
-        <w:ind/>
-      </w:pPr>
-      <w:tblPr>
-        <w:tblBorders/>
-      </w:tblPr>
-      <w:tcPr>
         <w:shd w:val="clear" w:color="ffffff"/>
         <w:tcBorders>
           <w:top w:val="none" w:color="000000" w:sz="4" w:space="0"/>
@@ -11656,30 +11777,7 @@
         </w:tcBorders>
       </w:tcPr>
     </w:tblStylePr>
-    <w:tblStylePr w:type="lastCol">
-      <w:rPr>
-        <w:i/>
-        <w:color w:val="404040"/>
-      </w:rPr>
-      <w:pPr>
-        <w:pBdr/>
-        <w:spacing/>
-        <w:ind/>
-      </w:pPr>
-      <w:tblPr>
-        <w:tblBorders/>
-      </w:tblPr>
-      <w:tcPr>
-        <w:shd w:color="ffffff"/>
-        <w:tcBorders>
-          <w:top w:val="none" w:color="000000" w:sz="4" w:space="0"/>
-          <w:left w:val="none" w:color="000000" w:sz="4" w:space="0"/>
-          <w:bottom w:val="none" w:color="000000" w:sz="4" w:space="0"/>
-          <w:right w:val="none" w:color="000000" w:sz="4" w:space="0"/>
-        </w:tcBorders>
-      </w:tcPr>
-    </w:tblStylePr>
-    <w:tblStylePr w:type="lastRow">
+    <w:tblStylePr w:type="firstRow">
       <w:rPr>
         <w:b/>
         <w:color w:val="404040"/>
@@ -11702,6 +11800,52 @@
         </w:tcBorders>
       </w:tcPr>
     </w:tblStylePr>
+    <w:tblStylePr w:type="lastCol">
+      <w:rPr>
+        <w:i/>
+        <w:color w:val="404040"/>
+      </w:rPr>
+      <w:pPr>
+        <w:pBdr/>
+        <w:spacing/>
+        <w:ind/>
+      </w:pPr>
+      <w:tblPr>
+        <w:tblBorders/>
+      </w:tblPr>
+      <w:tcPr>
+        <w:shd w:val="clear" w:color="ffffff"/>
+        <w:tcBorders>
+          <w:top w:val="none" w:color="000000" w:sz="4" w:space="0"/>
+          <w:left w:val="none" w:color="000000" w:sz="4" w:space="0"/>
+          <w:bottom w:val="none" w:color="000000" w:sz="4" w:space="0"/>
+          <w:right w:val="none" w:color="000000" w:sz="4" w:space="0"/>
+        </w:tcBorders>
+      </w:tcPr>
+    </w:tblStylePr>
+    <w:tblStylePr w:type="lastRow">
+      <w:rPr>
+        <w:b/>
+        <w:color w:val="404040"/>
+      </w:rPr>
+      <w:pPr>
+        <w:pBdr/>
+        <w:spacing/>
+        <w:ind/>
+      </w:pPr>
+      <w:tblPr>
+        <w:tblBorders/>
+      </w:tblPr>
+      <w:tcPr>
+        <w:shd w:val="clear" w:color="ffffff"/>
+        <w:tcBorders>
+          <w:top w:val="none" w:color="000000" w:sz="4" w:space="0"/>
+          <w:left w:val="none" w:color="000000" w:sz="4" w:space="0"/>
+          <w:bottom w:val="none" w:color="000000" w:sz="4" w:space="0"/>
+          <w:right w:val="none" w:color="000000" w:sz="4" w:space="0"/>
+        </w:tcBorders>
+      </w:tcPr>
+    </w:tblStylePr>
     <w:tblStylePr w:type="nwCell">
       <w:pPr>
         <w:pBdr/>
@@ -11768,9 +11912,9 @@
       </w:tcPr>
     </w:tblStylePr>
   </w:style>
-  <w:style w:type="table" w:styleId="34">
+  <w:style w:type="table" w:styleId="723">
     <w:name w:val="Grid Table 3 - Accent 1"/>
-    <w:basedOn w:val="665"/>
+    <w:basedOn w:val="887"/>
     <w:uiPriority w:val="99"/>
     <w:pPr>
       <w:pBdr/>
@@ -11869,29 +12013,6 @@
         <w:tblBorders/>
       </w:tblPr>
       <w:tcPr>
-        <w:shd w:color="ffffff"/>
-        <w:tcBorders>
-          <w:top w:val="none" w:color="000000" w:sz="4" w:space="0"/>
-          <w:left w:val="none" w:color="000000" w:sz="4" w:space="0"/>
-          <w:bottom w:val="none" w:color="000000" w:sz="4" w:space="0"/>
-          <w:right w:val="none" w:color="000000" w:sz="4" w:space="0"/>
-        </w:tcBorders>
-      </w:tcPr>
-    </w:tblStylePr>
-    <w:tblStylePr w:type="firstRow">
-      <w:rPr>
-        <w:b/>
-        <w:color w:val="404040"/>
-      </w:rPr>
-      <w:pPr>
-        <w:pBdr/>
-        <w:spacing/>
-        <w:ind/>
-      </w:pPr>
-      <w:tblPr>
-        <w:tblBorders/>
-      </w:tblPr>
-      <w:tcPr>
         <w:shd w:val="clear" w:color="ffffff"/>
         <w:tcBorders>
           <w:top w:val="none" w:color="000000" w:sz="4" w:space="0"/>
@@ -11901,30 +12022,7 @@
         </w:tcBorders>
       </w:tcPr>
     </w:tblStylePr>
-    <w:tblStylePr w:type="lastCol">
-      <w:rPr>
-        <w:i/>
-        <w:color w:val="404040"/>
-      </w:rPr>
-      <w:pPr>
-        <w:pBdr/>
-        <w:spacing/>
-        <w:ind/>
-      </w:pPr>
-      <w:tblPr>
-        <w:tblBorders/>
-      </w:tblPr>
-      <w:tcPr>
-        <w:shd w:color="ffffff"/>
-        <w:tcBorders>
-          <w:top w:val="none" w:color="000000" w:sz="4" w:space="0"/>
-          <w:left w:val="none" w:color="000000" w:sz="4" w:space="0"/>
-          <w:bottom w:val="none" w:color="000000" w:sz="4" w:space="0"/>
-          <w:right w:val="none" w:color="000000" w:sz="4" w:space="0"/>
-        </w:tcBorders>
-      </w:tcPr>
-    </w:tblStylePr>
-    <w:tblStylePr w:type="lastRow">
+    <w:tblStylePr w:type="firstRow">
       <w:rPr>
         <w:b/>
         <w:color w:val="404040"/>
@@ -11947,6 +12045,52 @@
         </w:tcBorders>
       </w:tcPr>
     </w:tblStylePr>
+    <w:tblStylePr w:type="lastCol">
+      <w:rPr>
+        <w:i/>
+        <w:color w:val="404040"/>
+      </w:rPr>
+      <w:pPr>
+        <w:pBdr/>
+        <w:spacing/>
+        <w:ind/>
+      </w:pPr>
+      <w:tblPr>
+        <w:tblBorders/>
+      </w:tblPr>
+      <w:tcPr>
+        <w:shd w:val="clear" w:color="ffffff"/>
+        <w:tcBorders>
+          <w:top w:val="none" w:color="000000" w:sz="4" w:space="0"/>
+          <w:left w:val="none" w:color="000000" w:sz="4" w:space="0"/>
+          <w:bottom w:val="none" w:color="000000" w:sz="4" w:space="0"/>
+          <w:right w:val="none" w:color="000000" w:sz="4" w:space="0"/>
+        </w:tcBorders>
+      </w:tcPr>
+    </w:tblStylePr>
+    <w:tblStylePr w:type="lastRow">
+      <w:rPr>
+        <w:b/>
+        <w:color w:val="404040"/>
+      </w:rPr>
+      <w:pPr>
+        <w:pBdr/>
+        <w:spacing/>
+        <w:ind/>
+      </w:pPr>
+      <w:tblPr>
+        <w:tblBorders/>
+      </w:tblPr>
+      <w:tcPr>
+        <w:shd w:val="clear" w:color="ffffff"/>
+        <w:tcBorders>
+          <w:top w:val="none" w:color="000000" w:sz="4" w:space="0"/>
+          <w:left w:val="none" w:color="000000" w:sz="4" w:space="0"/>
+          <w:bottom w:val="none" w:color="000000" w:sz="4" w:space="0"/>
+          <w:right w:val="none" w:color="000000" w:sz="4" w:space="0"/>
+        </w:tcBorders>
+      </w:tcPr>
+    </w:tblStylePr>
     <w:tblStylePr w:type="nwCell">
       <w:pPr>
         <w:pBdr/>
@@ -12013,9 +12157,9 @@
       </w:tcPr>
     </w:tblStylePr>
   </w:style>
-  <w:style w:type="table" w:styleId="35">
+  <w:style w:type="table" w:styleId="724">
     <w:name w:val="Grid Table 3 - Accent 2"/>
-    <w:basedOn w:val="665"/>
+    <w:basedOn w:val="887"/>
     <w:uiPriority w:val="99"/>
     <w:pPr>
       <w:pBdr/>
@@ -12114,29 +12258,6 @@
         <w:tblBorders/>
       </w:tblPr>
       <w:tcPr>
-        <w:shd w:color="ffffff"/>
-        <w:tcBorders>
-          <w:top w:val="none" w:color="000000" w:sz="4" w:space="0"/>
-          <w:left w:val="none" w:color="000000" w:sz="4" w:space="0"/>
-          <w:bottom w:val="none" w:color="000000" w:sz="4" w:space="0"/>
-          <w:right w:val="none" w:color="000000" w:sz="4" w:space="0"/>
-        </w:tcBorders>
-      </w:tcPr>
-    </w:tblStylePr>
-    <w:tblStylePr w:type="firstRow">
-      <w:rPr>
-        <w:b/>
-        <w:color w:val="404040"/>
-      </w:rPr>
-      <w:pPr>
-        <w:pBdr/>
-        <w:spacing/>
-        <w:ind/>
-      </w:pPr>
-      <w:tblPr>
-        <w:tblBorders/>
-      </w:tblPr>
-      <w:tcPr>
         <w:shd w:val="clear" w:color="ffffff"/>
         <w:tcBorders>
           <w:top w:val="none" w:color="000000" w:sz="4" w:space="0"/>
@@ -12146,30 +12267,7 @@
         </w:tcBorders>
       </w:tcPr>
     </w:tblStylePr>
-    <w:tblStylePr w:type="lastCol">
-      <w:rPr>
-        <w:i/>
-        <w:color w:val="404040"/>
-      </w:rPr>
-      <w:pPr>
-        <w:pBdr/>
-        <w:spacing/>
-        <w:ind/>
-      </w:pPr>
-      <w:tblPr>
-        <w:tblBorders/>
-      </w:tblPr>
-      <w:tcPr>
-        <w:shd w:color="ffffff"/>
-        <w:tcBorders>
-          <w:top w:val="none" w:color="000000" w:sz="4" w:space="0"/>
-          <w:left w:val="none" w:color="000000" w:sz="4" w:space="0"/>
-          <w:bottom w:val="none" w:color="000000" w:sz="4" w:space="0"/>
-          <w:right w:val="none" w:color="000000" w:sz="4" w:space="0"/>
-        </w:tcBorders>
-      </w:tcPr>
-    </w:tblStylePr>
-    <w:tblStylePr w:type="lastRow">
+    <w:tblStylePr w:type="firstRow">
       <w:rPr>
         <w:b/>
         <w:color w:val="404040"/>
@@ -12192,6 +12290,52 @@
         </w:tcBorders>
       </w:tcPr>
     </w:tblStylePr>
+    <w:tblStylePr w:type="lastCol">
+      <w:rPr>
+        <w:i/>
+        <w:color w:val="404040"/>
+      </w:rPr>
+      <w:pPr>
+        <w:pBdr/>
+        <w:spacing/>
+        <w:ind/>
+      </w:pPr>
+      <w:tblPr>
+        <w:tblBorders/>
+      </w:tblPr>
+      <w:tcPr>
+        <w:shd w:val="clear" w:color="ffffff"/>
+        <w:tcBorders>
+          <w:top w:val="none" w:color="000000" w:sz="4" w:space="0"/>
+          <w:left w:val="none" w:color="000000" w:sz="4" w:space="0"/>
+          <w:bottom w:val="none" w:color="000000" w:sz="4" w:space="0"/>
+          <w:right w:val="none" w:color="000000" w:sz="4" w:space="0"/>
+        </w:tcBorders>
+      </w:tcPr>
+    </w:tblStylePr>
+    <w:tblStylePr w:type="lastRow">
+      <w:rPr>
+        <w:b/>
+        <w:color w:val="404040"/>
+      </w:rPr>
+      <w:pPr>
+        <w:pBdr/>
+        <w:spacing/>
+        <w:ind/>
+      </w:pPr>
+      <w:tblPr>
+        <w:tblBorders/>
+      </w:tblPr>
+      <w:tcPr>
+        <w:shd w:val="clear" w:color="ffffff"/>
+        <w:tcBorders>
+          <w:top w:val="none" w:color="000000" w:sz="4" w:space="0"/>
+          <w:left w:val="none" w:color="000000" w:sz="4" w:space="0"/>
+          <w:bottom w:val="none" w:color="000000" w:sz="4" w:space="0"/>
+          <w:right w:val="none" w:color="000000" w:sz="4" w:space="0"/>
+        </w:tcBorders>
+      </w:tcPr>
+    </w:tblStylePr>
     <w:tblStylePr w:type="nwCell">
       <w:pPr>
         <w:pBdr/>
@@ -12258,9 +12402,9 @@
       </w:tcPr>
     </w:tblStylePr>
   </w:style>
-  <w:style w:type="table" w:styleId="36">
+  <w:style w:type="table" w:styleId="725">
     <w:name w:val="Grid Table 3 - Accent 3"/>
-    <w:basedOn w:val="665"/>
+    <w:basedOn w:val="887"/>
     <w:uiPriority w:val="99"/>
     <w:pPr>
       <w:pBdr/>
@@ -12359,29 +12503,6 @@
         <w:tblBorders/>
       </w:tblPr>
       <w:tcPr>
-        <w:shd w:color="ffffff"/>
-        <w:tcBorders>
-          <w:top w:val="none" w:color="000000" w:sz="4" w:space="0"/>
-          <w:left w:val="none" w:color="000000" w:sz="4" w:space="0"/>
-          <w:bottom w:val="none" w:color="000000" w:sz="4" w:space="0"/>
-          <w:right w:val="none" w:color="000000" w:sz="4" w:space="0"/>
-        </w:tcBorders>
-      </w:tcPr>
-    </w:tblStylePr>
-    <w:tblStylePr w:type="firstRow">
-      <w:rPr>
-        <w:b/>
-        <w:color w:val="404040"/>
-      </w:rPr>
-      <w:pPr>
-        <w:pBdr/>
-        <w:spacing/>
-        <w:ind/>
-      </w:pPr>
-      <w:tblPr>
-        <w:tblBorders/>
-      </w:tblPr>
-      <w:tcPr>
         <w:shd w:val="clear" w:color="ffffff"/>
         <w:tcBorders>
           <w:top w:val="none" w:color="000000" w:sz="4" w:space="0"/>
@@ -12391,30 +12512,7 @@
         </w:tcBorders>
       </w:tcPr>
     </w:tblStylePr>
-    <w:tblStylePr w:type="lastCol">
-      <w:rPr>
-        <w:i/>
-        <w:color w:val="404040"/>
-      </w:rPr>
-      <w:pPr>
-        <w:pBdr/>
-        <w:spacing/>
-        <w:ind/>
-      </w:pPr>
-      <w:tblPr>
-        <w:tblBorders/>
-      </w:tblPr>
-      <w:tcPr>
-        <w:shd w:color="ffffff"/>
-        <w:tcBorders>
-          <w:top w:val="none" w:color="000000" w:sz="4" w:space="0"/>
-          <w:left w:val="none" w:color="000000" w:sz="4" w:space="0"/>
-          <w:bottom w:val="none" w:color="000000" w:sz="4" w:space="0"/>
-          <w:right w:val="none" w:color="000000" w:sz="4" w:space="0"/>
-        </w:tcBorders>
-      </w:tcPr>
-    </w:tblStylePr>
-    <w:tblStylePr w:type="lastRow">
+    <w:tblStylePr w:type="firstRow">
       <w:rPr>
         <w:b/>
         <w:color w:val="404040"/>
@@ -12437,6 +12535,52 @@
         </w:tcBorders>
       </w:tcPr>
     </w:tblStylePr>
+    <w:tblStylePr w:type="lastCol">
+      <w:rPr>
+        <w:i/>
+        <w:color w:val="404040"/>
+      </w:rPr>
+      <w:pPr>
+        <w:pBdr/>
+        <w:spacing/>
+        <w:ind/>
+      </w:pPr>
+      <w:tblPr>
+        <w:tblBorders/>
+      </w:tblPr>
+      <w:tcPr>
+        <w:shd w:val="clear" w:color="ffffff"/>
+        <w:tcBorders>
+          <w:top w:val="none" w:color="000000" w:sz="4" w:space="0"/>
+          <w:left w:val="none" w:color="000000" w:sz="4" w:space="0"/>
+          <w:bottom w:val="none" w:color="000000" w:sz="4" w:space="0"/>
+          <w:right w:val="none" w:color="000000" w:sz="4" w:space="0"/>
+        </w:tcBorders>
+      </w:tcPr>
+    </w:tblStylePr>
+    <w:tblStylePr w:type="lastRow">
+      <w:rPr>
+        <w:b/>
+        <w:color w:val="404040"/>
+      </w:rPr>
+      <w:pPr>
+        <w:pBdr/>
+        <w:spacing/>
+        <w:ind/>
+      </w:pPr>
+      <w:tblPr>
+        <w:tblBorders/>
+      </w:tblPr>
+      <w:tcPr>
+        <w:shd w:val="clear" w:color="ffffff"/>
+        <w:tcBorders>
+          <w:top w:val="none" w:color="000000" w:sz="4" w:space="0"/>
+          <w:left w:val="none" w:color="000000" w:sz="4" w:space="0"/>
+          <w:bottom w:val="none" w:color="000000" w:sz="4" w:space="0"/>
+          <w:right w:val="none" w:color="000000" w:sz="4" w:space="0"/>
+        </w:tcBorders>
+      </w:tcPr>
+    </w:tblStylePr>
     <w:tblStylePr w:type="nwCell">
       <w:pPr>
         <w:pBdr/>
@@ -12503,9 +12647,9 @@
       </w:tcPr>
     </w:tblStylePr>
   </w:style>
-  <w:style w:type="table" w:styleId="37">
+  <w:style w:type="table" w:styleId="726">
     <w:name w:val="Grid Table 3 - Accent 4"/>
-    <w:basedOn w:val="665"/>
+    <w:basedOn w:val="887"/>
     <w:uiPriority w:val="99"/>
     <w:pPr>
       <w:pBdr/>
@@ -12604,29 +12748,6 @@
         <w:tblBorders/>
       </w:tblPr>
       <w:tcPr>
-        <w:shd w:color="ffffff"/>
-        <w:tcBorders>
-          <w:top w:val="none" w:color="000000" w:sz="4" w:space="0"/>
-          <w:left w:val="none" w:color="000000" w:sz="4" w:space="0"/>
-          <w:bottom w:val="none" w:color="000000" w:sz="4" w:space="0"/>
-          <w:right w:val="none" w:color="000000" w:sz="4" w:space="0"/>
-        </w:tcBorders>
-      </w:tcPr>
-    </w:tblStylePr>
-    <w:tblStylePr w:type="firstRow">
-      <w:rPr>
-        <w:b/>
-        <w:color w:val="404040"/>
-      </w:rPr>
-      <w:pPr>
-        <w:pBdr/>
-        <w:spacing/>
-        <w:ind/>
-      </w:pPr>
-      <w:tblPr>
-        <w:tblBorders/>
-      </w:tblPr>
-      <w:tcPr>
         <w:shd w:val="clear" w:color="ffffff"/>
         <w:tcBorders>
           <w:top w:val="none" w:color="000000" w:sz="4" w:space="0"/>
@@ -12636,30 +12757,7 @@
         </w:tcBorders>
       </w:tcPr>
     </w:tblStylePr>
-    <w:tblStylePr w:type="lastCol">
-      <w:rPr>
-        <w:i/>
-        <w:color w:val="404040"/>
-      </w:rPr>
-      <w:pPr>
-        <w:pBdr/>
-        <w:spacing/>
-        <w:ind/>
-      </w:pPr>
-      <w:tblPr>
-        <w:tblBorders/>
-      </w:tblPr>
-      <w:tcPr>
-        <w:shd w:color="ffffff"/>
-        <w:tcBorders>
-          <w:top w:val="none" w:color="000000" w:sz="4" w:space="0"/>
-          <w:left w:val="none" w:color="000000" w:sz="4" w:space="0"/>
-          <w:bottom w:val="none" w:color="000000" w:sz="4" w:space="0"/>
-          <w:right w:val="none" w:color="000000" w:sz="4" w:space="0"/>
-        </w:tcBorders>
-      </w:tcPr>
-    </w:tblStylePr>
-    <w:tblStylePr w:type="lastRow">
+    <w:tblStylePr w:type="firstRow">
       <w:rPr>
         <w:b/>
         <w:color w:val="404040"/>
@@ -12682,6 +12780,52 @@
         </w:tcBorders>
       </w:tcPr>
     </w:tblStylePr>
+    <w:tblStylePr w:type="lastCol">
+      <w:rPr>
+        <w:i/>
+        <w:color w:val="404040"/>
+      </w:rPr>
+      <w:pPr>
+        <w:pBdr/>
+        <w:spacing/>
+        <w:ind/>
+      </w:pPr>
+      <w:tblPr>
+        <w:tblBorders/>
+      </w:tblPr>
+      <w:tcPr>
+        <w:shd w:val="clear" w:color="ffffff"/>
+        <w:tcBorders>
+          <w:top w:val="none" w:color="000000" w:sz="4" w:space="0"/>
+          <w:left w:val="none" w:color="000000" w:sz="4" w:space="0"/>
+          <w:bottom w:val="none" w:color="000000" w:sz="4" w:space="0"/>
+          <w:right w:val="none" w:color="000000" w:sz="4" w:space="0"/>
+        </w:tcBorders>
+      </w:tcPr>
+    </w:tblStylePr>
+    <w:tblStylePr w:type="lastRow">
+      <w:rPr>
+        <w:b/>
+        <w:color w:val="404040"/>
+      </w:rPr>
+      <w:pPr>
+        <w:pBdr/>
+        <w:spacing/>
+        <w:ind/>
+      </w:pPr>
+      <w:tblPr>
+        <w:tblBorders/>
+      </w:tblPr>
+      <w:tcPr>
+        <w:shd w:val="clear" w:color="ffffff"/>
+        <w:tcBorders>
+          <w:top w:val="none" w:color="000000" w:sz="4" w:space="0"/>
+          <w:left w:val="none" w:color="000000" w:sz="4" w:space="0"/>
+          <w:bottom w:val="none" w:color="000000" w:sz="4" w:space="0"/>
+          <w:right w:val="none" w:color="000000" w:sz="4" w:space="0"/>
+        </w:tcBorders>
+      </w:tcPr>
+    </w:tblStylePr>
     <w:tblStylePr w:type="nwCell">
       <w:pPr>
         <w:pBdr/>
@@ -12748,9 +12892,9 @@
       </w:tcPr>
     </w:tblStylePr>
   </w:style>
-  <w:style w:type="table" w:styleId="38">
+  <w:style w:type="table" w:styleId="727">
     <w:name w:val="Grid Table 3 - Accent 5"/>
-    <w:basedOn w:val="665"/>
+    <w:basedOn w:val="887"/>
     <w:uiPriority w:val="99"/>
     <w:pPr>
       <w:pBdr/>
@@ -12849,29 +12993,6 @@
         <w:tblBorders/>
       </w:tblPr>
       <w:tcPr>
-        <w:shd w:color="ffffff"/>
-        <w:tcBorders>
-          <w:top w:val="none" w:color="000000" w:sz="4" w:space="0"/>
-          <w:left w:val="none" w:color="000000" w:sz="4" w:space="0"/>
-          <w:bottom w:val="none" w:color="000000" w:sz="4" w:space="0"/>
-          <w:right w:val="none" w:color="000000" w:sz="4" w:space="0"/>
-        </w:tcBorders>
-      </w:tcPr>
-    </w:tblStylePr>
-    <w:tblStylePr w:type="firstRow">
-      <w:rPr>
-        <w:b/>
-        <w:color w:val="404040"/>
-      </w:rPr>
-      <w:pPr>
-        <w:pBdr/>
-        <w:spacing/>
-        <w:ind/>
-      </w:pPr>
-      <w:tblPr>
-        <w:tblBorders/>
-      </w:tblPr>
-      <w:tcPr>
         <w:shd w:val="clear" w:color="ffffff"/>
         <w:tcBorders>
           <w:top w:val="none" w:color="000000" w:sz="4" w:space="0"/>
@@ -12881,30 +13002,7 @@
         </w:tcBorders>
       </w:tcPr>
     </w:tblStylePr>
-    <w:tblStylePr w:type="lastCol">
-      <w:rPr>
-        <w:i/>
-        <w:color w:val="404040"/>
-      </w:rPr>
-      <w:pPr>
-        <w:pBdr/>
-        <w:spacing/>
-        <w:ind/>
-      </w:pPr>
-      <w:tblPr>
-        <w:tblBorders/>
-      </w:tblPr>
-      <w:tcPr>
-        <w:shd w:color="ffffff"/>
-        <w:tcBorders>
-          <w:top w:val="none" w:color="000000" w:sz="4" w:space="0"/>
-          <w:left w:val="none" w:color="000000" w:sz="4" w:space="0"/>
-          <w:bottom w:val="none" w:color="000000" w:sz="4" w:space="0"/>
-          <w:right w:val="none" w:color="000000" w:sz="4" w:space="0"/>
-        </w:tcBorders>
-      </w:tcPr>
-    </w:tblStylePr>
-    <w:tblStylePr w:type="lastRow">
+    <w:tblStylePr w:type="firstRow">
       <w:rPr>
         <w:b/>
         <w:color w:val="404040"/>
@@ -12927,6 +13025,52 @@
         </w:tcBorders>
       </w:tcPr>
     </w:tblStylePr>
+    <w:tblStylePr w:type="lastCol">
+      <w:rPr>
+        <w:i/>
+        <w:color w:val="404040"/>
+      </w:rPr>
+      <w:pPr>
+        <w:pBdr/>
+        <w:spacing/>
+        <w:ind/>
+      </w:pPr>
+      <w:tblPr>
+        <w:tblBorders/>
+      </w:tblPr>
+      <w:tcPr>
+        <w:shd w:val="clear" w:color="ffffff"/>
+        <w:tcBorders>
+          <w:top w:val="none" w:color="000000" w:sz="4" w:space="0"/>
+          <w:left w:val="none" w:color="000000" w:sz="4" w:space="0"/>
+          <w:bottom w:val="none" w:color="000000" w:sz="4" w:space="0"/>
+          <w:right w:val="none" w:color="000000" w:sz="4" w:space="0"/>
+        </w:tcBorders>
+      </w:tcPr>
+    </w:tblStylePr>
+    <w:tblStylePr w:type="lastRow">
+      <w:rPr>
+        <w:b/>
+        <w:color w:val="404040"/>
+      </w:rPr>
+      <w:pPr>
+        <w:pBdr/>
+        <w:spacing/>
+        <w:ind/>
+      </w:pPr>
+      <w:tblPr>
+        <w:tblBorders/>
+      </w:tblPr>
+      <w:tcPr>
+        <w:shd w:val="clear" w:color="ffffff"/>
+        <w:tcBorders>
+          <w:top w:val="none" w:color="000000" w:sz="4" w:space="0"/>
+          <w:left w:val="none" w:color="000000" w:sz="4" w:space="0"/>
+          <w:bottom w:val="none" w:color="000000" w:sz="4" w:space="0"/>
+          <w:right w:val="none" w:color="000000" w:sz="4" w:space="0"/>
+        </w:tcBorders>
+      </w:tcPr>
+    </w:tblStylePr>
     <w:tblStylePr w:type="nwCell">
       <w:pPr>
         <w:pBdr/>
@@ -12993,9 +13137,9 @@
       </w:tcPr>
     </w:tblStylePr>
   </w:style>
-  <w:style w:type="table" w:styleId="39">
+  <w:style w:type="table" w:styleId="728">
     <w:name w:val="Grid Table 3 - Accent 6"/>
-    <w:basedOn w:val="665"/>
+    <w:basedOn w:val="887"/>
     <w:uiPriority w:val="99"/>
     <w:pPr>
       <w:pBdr/>
@@ -13094,29 +13238,6 @@
         <w:tblBorders/>
       </w:tblPr>
       <w:tcPr>
-        <w:shd w:color="ffffff"/>
-        <w:tcBorders>
-          <w:top w:val="none" w:color="000000" w:sz="4" w:space="0"/>
-          <w:left w:val="none" w:color="000000" w:sz="4" w:space="0"/>
-          <w:bottom w:val="none" w:color="000000" w:sz="4" w:space="0"/>
-          <w:right w:val="none" w:color="000000" w:sz="4" w:space="0"/>
-        </w:tcBorders>
-      </w:tcPr>
-    </w:tblStylePr>
-    <w:tblStylePr w:type="firstRow">
-      <w:rPr>
-        <w:b/>
-        <w:color w:val="404040"/>
-      </w:rPr>
-      <w:pPr>
-        <w:pBdr/>
-        <w:spacing/>
-        <w:ind/>
-      </w:pPr>
-      <w:tblPr>
-        <w:tblBorders/>
-      </w:tblPr>
-      <w:tcPr>
         <w:shd w:val="clear" w:color="ffffff"/>
         <w:tcBorders>
           <w:top w:val="none" w:color="000000" w:sz="4" w:space="0"/>
@@ -13126,30 +13247,7 @@
         </w:tcBorders>
       </w:tcPr>
     </w:tblStylePr>
-    <w:tblStylePr w:type="lastCol">
-      <w:rPr>
-        <w:i/>
-        <w:color w:val="404040"/>
-      </w:rPr>
-      <w:pPr>
-        <w:pBdr/>
-        <w:spacing/>
-        <w:ind/>
-      </w:pPr>
-      <w:tblPr>
-        <w:tblBorders/>
-      </w:tblPr>
-      <w:tcPr>
-        <w:shd w:color="ffffff"/>
-        <w:tcBorders>
-          <w:top w:val="none" w:color="000000" w:sz="4" w:space="0"/>
-          <w:left w:val="none" w:color="000000" w:sz="4" w:space="0"/>
-          <w:bottom w:val="none" w:color="000000" w:sz="4" w:space="0"/>
-          <w:right w:val="none" w:color="000000" w:sz="4" w:space="0"/>
-        </w:tcBorders>
-      </w:tcPr>
-    </w:tblStylePr>
-    <w:tblStylePr w:type="lastRow">
+    <w:tblStylePr w:type="firstRow">
       <w:rPr>
         <w:b/>
         <w:color w:val="404040"/>
@@ -13172,6 +13270,52 @@
         </w:tcBorders>
       </w:tcPr>
     </w:tblStylePr>
+    <w:tblStylePr w:type="lastCol">
+      <w:rPr>
+        <w:i/>
+        <w:color w:val="404040"/>
+      </w:rPr>
+      <w:pPr>
+        <w:pBdr/>
+        <w:spacing/>
+        <w:ind/>
+      </w:pPr>
+      <w:tblPr>
+        <w:tblBorders/>
+      </w:tblPr>
+      <w:tcPr>
+        <w:shd w:val="clear" w:color="ffffff"/>
+        <w:tcBorders>
+          <w:top w:val="none" w:color="000000" w:sz="4" w:space="0"/>
+          <w:left w:val="none" w:color="000000" w:sz="4" w:space="0"/>
+          <w:bottom w:val="none" w:color="000000" w:sz="4" w:space="0"/>
+          <w:right w:val="none" w:color="000000" w:sz="4" w:space="0"/>
+        </w:tcBorders>
+      </w:tcPr>
+    </w:tblStylePr>
+    <w:tblStylePr w:type="lastRow">
+      <w:rPr>
+        <w:b/>
+        <w:color w:val="404040"/>
+      </w:rPr>
+      <w:pPr>
+        <w:pBdr/>
+        <w:spacing/>
+        <w:ind/>
+      </w:pPr>
+      <w:tblPr>
+        <w:tblBorders/>
+      </w:tblPr>
+      <w:tcPr>
+        <w:shd w:val="clear" w:color="ffffff"/>
+        <w:tcBorders>
+          <w:top w:val="none" w:color="000000" w:sz="4" w:space="0"/>
+          <w:left w:val="none" w:color="000000" w:sz="4" w:space="0"/>
+          <w:bottom w:val="none" w:color="000000" w:sz="4" w:space="0"/>
+          <w:right w:val="none" w:color="000000" w:sz="4" w:space="0"/>
+        </w:tcBorders>
+      </w:tcPr>
+    </w:tblStylePr>
     <w:tblStylePr w:type="nwCell">
       <w:pPr>
         <w:pBdr/>
@@ -13238,9 +13382,9 @@
       </w:tcPr>
     </w:tblStylePr>
   </w:style>
-  <w:style w:type="table" w:styleId="40">
+  <w:style w:type="table" w:styleId="729">
     <w:name w:val="Grid Table 4"/>
-    <w:basedOn w:val="665"/>
+    <w:basedOn w:val="887"/>
     <w:uiPriority w:val="59"/>
     <w:pPr>
       <w:pBdr/>
@@ -13471,9 +13615,9 @@
       </w:tcPr>
     </w:tblStylePr>
   </w:style>
-  <w:style w:type="table" w:styleId="41">
+  <w:style w:type="table" w:styleId="730">
     <w:name w:val="Grid Table 4 - Accent 1"/>
-    <w:basedOn w:val="665"/>
+    <w:basedOn w:val="887"/>
     <w:uiPriority w:val="59"/>
     <w:pPr>
       <w:pBdr/>
@@ -13704,9 +13848,9 @@
       </w:tcPr>
     </w:tblStylePr>
   </w:style>
-  <w:style w:type="table" w:styleId="42">
+  <w:style w:type="table" w:styleId="731">
     <w:name w:val="Grid Table 4 - Accent 2"/>
-    <w:basedOn w:val="665"/>
+    <w:basedOn w:val="887"/>
     <w:uiPriority w:val="59"/>
     <w:pPr>
       <w:pBdr/>
@@ -13937,9 +14081,9 @@
       </w:tcPr>
     </w:tblStylePr>
   </w:style>
-  <w:style w:type="table" w:styleId="43">
+  <w:style w:type="table" w:styleId="732">
     <w:name w:val="Grid Table 4 - Accent 3"/>
-    <w:basedOn w:val="665"/>
+    <w:basedOn w:val="887"/>
     <w:uiPriority w:val="59"/>
     <w:pPr>
       <w:pBdr/>
@@ -14170,9 +14314,9 @@
       </w:tcPr>
     </w:tblStylePr>
   </w:style>
-  <w:style w:type="table" w:styleId="44">
+  <w:style w:type="table" w:styleId="733">
     <w:name w:val="Grid Table 4 - Accent 4"/>
-    <w:basedOn w:val="665"/>
+    <w:basedOn w:val="887"/>
     <w:uiPriority w:val="59"/>
     <w:pPr>
       <w:pBdr/>
@@ -14403,9 +14547,9 @@
       </w:tcPr>
     </w:tblStylePr>
   </w:style>
-  <w:style w:type="table" w:styleId="45">
+  <w:style w:type="table" w:styleId="734">
     <w:name w:val="Grid Table 4 - Accent 5"/>
-    <w:basedOn w:val="665"/>
+    <w:basedOn w:val="887"/>
     <w:uiPriority w:val="59"/>
     <w:pPr>
       <w:pBdr/>
@@ -14636,9 +14780,9 @@
       </w:tcPr>
     </w:tblStylePr>
   </w:style>
-  <w:style w:type="table" w:styleId="46">
+  <w:style w:type="table" w:styleId="735">
     <w:name w:val="Grid Table 4 - Accent 6"/>
-    <w:basedOn w:val="665"/>
+    <w:basedOn w:val="887"/>
     <w:uiPriority w:val="59"/>
     <w:pPr>
       <w:pBdr/>
@@ -14869,9 +15013,9 @@
       </w:tcPr>
     </w:tblStylePr>
   </w:style>
-  <w:style w:type="table" w:styleId="47">
+  <w:style w:type="table" w:styleId="736">
     <w:name w:val="Grid Table 5 Dark"/>
-    <w:basedOn w:val="665"/>
+    <w:basedOn w:val="887"/>
     <w:uiPriority w:val="99"/>
     <w:pPr>
       <w:pBdr/>
@@ -15097,9 +15241,9 @@
       </w:tcPr>
     </w:tblStylePr>
   </w:style>
-  <w:style w:type="table" w:styleId="48">
+  <w:style w:type="table" w:styleId="737">
     <w:name w:val="Grid Table 5 Dark- Accent 1"/>
-    <w:basedOn w:val="665"/>
+    <w:basedOn w:val="887"/>
     <w:uiPriority w:val="99"/>
     <w:pPr>
       <w:pBdr/>
@@ -15325,9 +15469,9 @@
       </w:tcPr>
     </w:tblStylePr>
   </w:style>
-  <w:style w:type="table" w:styleId="49">
+  <w:style w:type="table" w:styleId="738">
     <w:name w:val="Grid Table 5 Dark - Accent 2"/>
-    <w:basedOn w:val="665"/>
+    <w:basedOn w:val="887"/>
     <w:uiPriority w:val="99"/>
     <w:pPr>
       <w:pBdr/>
@@ -15553,9 +15697,9 @@
       </w:tcPr>
     </w:tblStylePr>
   </w:style>
-  <w:style w:type="table" w:styleId="50">
+  <w:style w:type="table" w:styleId="739">
     <w:name w:val="Grid Table 5 Dark - Accent 3"/>
-    <w:basedOn w:val="665"/>
+    <w:basedOn w:val="887"/>
     <w:uiPriority w:val="99"/>
     <w:pPr>
       <w:pBdr/>
@@ -15781,9 +15925,9 @@
       </w:tcPr>
     </w:tblStylePr>
   </w:style>
-  <w:style w:type="table" w:styleId="51">
+  <w:style w:type="table" w:styleId="740">
     <w:name w:val="Grid Table 5 Dark- Accent 4"/>
-    <w:basedOn w:val="665"/>
+    <w:basedOn w:val="887"/>
     <w:uiPriority w:val="99"/>
     <w:pPr>
       <w:pBdr/>
@@ -16009,9 +16153,9 @@
       </w:tcPr>
     </w:tblStylePr>
   </w:style>
-  <w:style w:type="table" w:styleId="52">
+  <w:style w:type="table" w:styleId="741">
     <w:name w:val="Grid Table 5 Dark - Accent 5"/>
-    <w:basedOn w:val="665"/>
+    <w:basedOn w:val="887"/>
     <w:uiPriority w:val="99"/>
     <w:pPr>
       <w:pBdr/>
@@ -16237,9 +16381,9 @@
       </w:tcPr>
     </w:tblStylePr>
   </w:style>
-  <w:style w:type="table" w:styleId="53">
+  <w:style w:type="table" w:styleId="742">
     <w:name w:val="Grid Table 5 Dark - Accent 6"/>
-    <w:basedOn w:val="665"/>
+    <w:basedOn w:val="887"/>
     <w:uiPriority w:val="99"/>
     <w:pPr>
       <w:pBdr/>
@@ -16465,9 +16609,9 @@
       </w:tcPr>
     </w:tblStylePr>
   </w:style>
-  <w:style w:type="table" w:styleId="54">
+  <w:style w:type="table" w:styleId="743">
     <w:name w:val="Grid Table 6 Colorful"/>
-    <w:basedOn w:val="665"/>
+    <w:basedOn w:val="887"/>
     <w:uiPriority w:val="99"/>
     <w:pPr>
       <w:pBdr/>
@@ -16695,9 +16839,9 @@
       </w:tcPr>
     </w:tblStylePr>
   </w:style>
-  <w:style w:type="table" w:styleId="55">
+  <w:style w:type="table" w:styleId="744">
     <w:name w:val="Grid Table 6 Colorful - Accent 1"/>
-    <w:basedOn w:val="665"/>
+    <w:basedOn w:val="887"/>
     <w:uiPriority w:val="99"/>
     <w:pPr>
       <w:pBdr/>
@@ -16925,9 +17069,9 @@
       </w:tcPr>
     </w:tblStylePr>
   </w:style>
-  <w:style w:type="table" w:styleId="56">
+  <w:style w:type="table" w:styleId="745">
     <w:name w:val="Grid Table 6 Colorful - Accent 2"/>
-    <w:basedOn w:val="665"/>
+    <w:basedOn w:val="887"/>
     <w:uiPriority w:val="99"/>
     <w:pPr>
       <w:pBdr/>
@@ -17155,9 +17299,9 @@
       </w:tcPr>
     </w:tblStylePr>
   </w:style>
-  <w:style w:type="table" w:styleId="57">
+  <w:style w:type="table" w:styleId="746">
     <w:name w:val="Grid Table 6 Colorful - Accent 3"/>
-    <w:basedOn w:val="665"/>
+    <w:basedOn w:val="887"/>
     <w:uiPriority w:val="99"/>
     <w:pPr>
       <w:pBdr/>
@@ -17385,9 +17529,9 @@
       </w:tcPr>
     </w:tblStylePr>
   </w:style>
-  <w:style w:type="table" w:styleId="58">
+  <w:style w:type="table" w:styleId="747">
     <w:name w:val="Grid Table 6 Colorful - Accent 4"/>
-    <w:basedOn w:val="665"/>
+    <w:basedOn w:val="887"/>
     <w:uiPriority w:val="99"/>
     <w:pPr>
       <w:pBdr/>
@@ -17615,9 +17759,9 @@
       </w:tcPr>
     </w:tblStylePr>
   </w:style>
-  <w:style w:type="table" w:styleId="59">
+  <w:style w:type="table" w:styleId="748">
     <w:name w:val="Grid Table 6 Colorful - Accent 5"/>
-    <w:basedOn w:val="665"/>
+    <w:basedOn w:val="887"/>
     <w:uiPriority w:val="99"/>
     <w:pPr>
       <w:pBdr/>
@@ -17845,9 +17989,9 @@
       </w:tcPr>
     </w:tblStylePr>
   </w:style>
-  <w:style w:type="table" w:styleId="60">
+  <w:style w:type="table" w:styleId="749">
     <w:name w:val="Grid Table 6 Colorful - Accent 6"/>
-    <w:basedOn w:val="665"/>
+    <w:basedOn w:val="887"/>
     <w:uiPriority w:val="99"/>
     <w:pPr>
       <w:pBdr/>
@@ -18075,9 +18219,9 @@
       </w:tcPr>
     </w:tblStylePr>
   </w:style>
-  <w:style w:type="table" w:styleId="61">
+  <w:style w:type="table" w:styleId="750">
     <w:name w:val="Grid Table 7 Colorful"/>
-    <w:basedOn w:val="665"/>
+    <w:basedOn w:val="887"/>
     <w:uiPriority w:val="99"/>
     <w:pPr>
       <w:pBdr/>
@@ -18179,11 +18323,11 @@
         <w:tblBorders/>
       </w:tblPr>
       <w:tcPr>
-        <w:shd w:color="ffffff"/>
+        <w:shd w:val="clear" w:color="ffffff"/>
         <w:tcBorders>
-          <w:top w:val="none"/>
-          <w:left w:val="none"/>
-          <w:bottom w:val="none"/>
+          <w:top w:val="none" w:color="000000" w:sz="4" w:space="0"/>
+          <w:left w:val="none" w:color="000000" w:sz="4" w:space="0"/>
+          <w:bottom w:val="none" w:color="000000" w:sz="4" w:space="0"/>
           <w:right w:val="single" w:color="000000" w:themeColor="text1" w:themeTint="80" w:sz="4" w:space="0"/>
         </w:tcBorders>
       </w:tcPr>
@@ -18206,10 +18350,10 @@
       <w:tcPr>
         <w:shd w:val="clear" w:color="ffffff" w:themeColor="light1" w:fill="ffffff" w:themeFill="light1"/>
         <w:tcBorders>
-          <w:top w:val="none"/>
-          <w:left w:val="none"/>
+          <w:top w:val="none" w:color="000000" w:sz="4" w:space="0"/>
+          <w:left w:val="none" w:color="000000" w:sz="4" w:space="0"/>
           <w:bottom w:val="single" w:color="000000" w:themeColor="text1" w:themeTint="80" w:sz="4" w:space="0"/>
-          <w:right w:val="none"/>
+          <w:right w:val="none" w:color="000000" w:sz="4" w:space="0"/>
         </w:tcBorders>
       </w:tcPr>
     </w:tblStylePr>
@@ -18229,12 +18373,12 @@
         <w:tblBorders/>
       </w:tblPr>
       <w:tcPr>
-        <w:shd w:color="ffffff"/>
+        <w:shd w:val="clear" w:color="ffffff"/>
         <w:tcBorders>
-          <w:top w:val="none"/>
+          <w:top w:val="none" w:color="000000" w:sz="4" w:space="0"/>
           <w:left w:val="single" w:color="000000" w:themeColor="text1" w:themeTint="80" w:sz="4" w:space="0"/>
-          <w:bottom w:val="none"/>
-          <w:right w:val="none"/>
+          <w:bottom w:val="none" w:color="000000" w:sz="4" w:space="0"/>
+          <w:right w:val="none" w:color="000000" w:sz="4" w:space="0"/>
         </w:tcBorders>
       </w:tcPr>
     </w:tblStylePr>
@@ -18257,9 +18401,9 @@
         <w:shd w:val="clear" w:color="ffffff" w:themeColor="light1" w:fill="ffffff" w:themeFill="light1"/>
         <w:tcBorders>
           <w:top w:val="single" w:color="000000" w:themeColor="text1" w:themeTint="80" w:sz="4" w:space="0"/>
-          <w:left w:val="none"/>
-          <w:bottom w:val="none"/>
-          <w:right w:val="none"/>
+          <w:left w:val="none" w:color="000000" w:sz="4" w:space="0"/>
+          <w:bottom w:val="none" w:color="000000" w:sz="4" w:space="0"/>
+          <w:right w:val="none" w:color="000000" w:sz="4" w:space="0"/>
         </w:tcBorders>
       </w:tcPr>
     </w:tblStylePr>
@@ -18329,9 +18473,9 @@
       </w:tcPr>
     </w:tblStylePr>
   </w:style>
-  <w:style w:type="table" w:styleId="62">
+  <w:style w:type="table" w:styleId="751">
     <w:name w:val="Grid Table 7 Colorful - Accent 1"/>
-    <w:basedOn w:val="665"/>
+    <w:basedOn w:val="887"/>
     <w:uiPriority w:val="99"/>
     <w:pPr>
       <w:pBdr/>
@@ -18433,11 +18577,11 @@
         <w:tblBorders/>
       </w:tblPr>
       <w:tcPr>
-        <w:shd w:color="ffffff"/>
+        <w:shd w:val="clear" w:color="ffffff"/>
         <w:tcBorders>
-          <w:top w:val="none"/>
-          <w:left w:val="none"/>
-          <w:bottom w:val="none"/>
+          <w:top w:val="none" w:color="000000" w:sz="4" w:space="0"/>
+          <w:left w:val="none" w:color="000000" w:sz="4" w:space="0"/>
+          <w:bottom w:val="none" w:color="000000" w:sz="4" w:space="0"/>
           <w:right w:val="single" w:color="000000" w:themeColor="accent1" w:themeTint="80" w:sz="4" w:space="0"/>
         </w:tcBorders>
       </w:tcPr>
@@ -18460,10 +18604,10 @@
       <w:tcPr>
         <w:shd w:val="clear" w:color="ffffff" w:themeColor="light1" w:fill="ffffff" w:themeFill="light1"/>
         <w:tcBorders>
-          <w:top w:val="none"/>
-          <w:left w:val="none"/>
+          <w:top w:val="none" w:color="000000" w:sz="4" w:space="0"/>
+          <w:left w:val="none" w:color="000000" w:sz="4" w:space="0"/>
           <w:bottom w:val="single" w:color="000000" w:themeColor="accent1" w:themeTint="80" w:sz="4" w:space="0"/>
-          <w:right w:val="none"/>
+          <w:right w:val="none" w:color="000000" w:sz="4" w:space="0"/>
         </w:tcBorders>
       </w:tcPr>
     </w:tblStylePr>
@@ -18483,12 +18627,12 @@
         <w:tblBorders/>
       </w:tblPr>
       <w:tcPr>
-        <w:shd w:color="ffffff"/>
+        <w:shd w:val="clear" w:color="ffffff"/>
         <w:tcBorders>
-          <w:top w:val="none"/>
+          <w:top w:val="none" w:color="000000" w:sz="4" w:space="0"/>
           <w:left w:val="single" w:color="000000" w:themeColor="accent1" w:themeTint="80" w:sz="4" w:space="0"/>
-          <w:bottom w:val="none"/>
-          <w:right w:val="none"/>
+          <w:bottom w:val="none" w:color="000000" w:sz="4" w:space="0"/>
+          <w:right w:val="none" w:color="000000" w:sz="4" w:space="0"/>
         </w:tcBorders>
       </w:tcPr>
     </w:tblStylePr>
@@ -18511,9 +18655,9 @@
         <w:shd w:val="clear" w:color="ffffff" w:themeColor="light1" w:fill="ffffff" w:themeFill="light1"/>
         <w:tcBorders>
           <w:top w:val="single" w:color="000000" w:themeColor="accent1" w:themeTint="80" w:sz="4" w:space="0"/>
-          <w:left w:val="none"/>
-          <w:bottom w:val="none"/>
-          <w:right w:val="none"/>
+          <w:left w:val="none" w:color="000000" w:sz="4" w:space="0"/>
+          <w:bottom w:val="none" w:color="000000" w:sz="4" w:space="0"/>
+          <w:right w:val="none" w:color="000000" w:sz="4" w:space="0"/>
         </w:tcBorders>
       </w:tcPr>
     </w:tblStylePr>
@@ -18583,9 +18727,9 @@
       </w:tcPr>
     </w:tblStylePr>
   </w:style>
-  <w:style w:type="table" w:styleId="63">
+  <w:style w:type="table" w:styleId="752">
     <w:name w:val="Grid Table 7 Colorful - Accent 2"/>
-    <w:basedOn w:val="665"/>
+    <w:basedOn w:val="887"/>
     <w:uiPriority w:val="99"/>
     <w:pPr>
       <w:pBdr/>
@@ -18687,11 +18831,11 @@
         <w:tblBorders/>
       </w:tblPr>
       <w:tcPr>
-        <w:shd w:color="ffffff"/>
+        <w:shd w:val="clear" w:color="ffffff"/>
         <w:tcBorders>
-          <w:top w:val="none"/>
-          <w:left w:val="none"/>
-          <w:bottom w:val="none"/>
+          <w:top w:val="none" w:color="000000" w:sz="4" w:space="0"/>
+          <w:left w:val="none" w:color="000000" w:sz="4" w:space="0"/>
+          <w:bottom w:val="none" w:color="000000" w:sz="4" w:space="0"/>
           <w:right w:val="single" w:color="000000" w:themeColor="accent2" w:themeTint="97" w:sz="4" w:space="0"/>
         </w:tcBorders>
       </w:tcPr>
@@ -18714,10 +18858,10 @@
       <w:tcPr>
         <w:shd w:val="clear" w:color="ffffff" w:themeColor="light1" w:fill="ffffff" w:themeFill="light1"/>
         <w:tcBorders>
-          <w:top w:val="none"/>
-          <w:left w:val="none"/>
+          <w:top w:val="none" w:color="000000" w:sz="4" w:space="0"/>
+          <w:left w:val="none" w:color="000000" w:sz="4" w:space="0"/>
           <w:bottom w:val="single" w:color="000000" w:themeColor="accent2" w:themeTint="97" w:sz="4" w:space="0"/>
-          <w:right w:val="none"/>
+          <w:right w:val="none" w:color="000000" w:sz="4" w:space="0"/>
         </w:tcBorders>
       </w:tcPr>
     </w:tblStylePr>
@@ -18737,12 +18881,12 @@
         <w:tblBorders/>
       </w:tblPr>
       <w:tcPr>
-        <w:shd w:color="ffffff"/>
+        <w:shd w:val="clear" w:color="ffffff"/>
         <w:tcBorders>
-          <w:top w:val="none"/>
+          <w:top w:val="none" w:color="000000" w:sz="4" w:space="0"/>
           <w:left w:val="single" w:color="000000" w:themeColor="accent2" w:themeTint="97" w:sz="4" w:space="0"/>
-          <w:bottom w:val="none"/>
-          <w:right w:val="none"/>
+          <w:bottom w:val="none" w:color="000000" w:sz="4" w:space="0"/>
+          <w:right w:val="none" w:color="000000" w:sz="4" w:space="0"/>
         </w:tcBorders>
       </w:tcPr>
     </w:tblStylePr>
@@ -18765,9 +18909,9 @@
         <w:shd w:val="clear" w:color="ffffff" w:themeColor="light1" w:fill="ffffff" w:themeFill="light1"/>
         <w:tcBorders>
           <w:top w:val="single" w:color="000000" w:themeColor="accent2" w:themeTint="97" w:sz="4" w:space="0"/>
-          <w:left w:val="none"/>
-          <w:bottom w:val="none"/>
-          <w:right w:val="none"/>
+          <w:left w:val="none" w:color="000000" w:sz="4" w:space="0"/>
+          <w:bottom w:val="none" w:color="000000" w:sz="4" w:space="0"/>
+          <w:right w:val="none" w:color="000000" w:sz="4" w:space="0"/>
         </w:tcBorders>
       </w:tcPr>
     </w:tblStylePr>
@@ -18837,9 +18981,9 @@
       </w:tcPr>
     </w:tblStylePr>
   </w:style>
-  <w:style w:type="table" w:styleId="64">
+  <w:style w:type="table" w:styleId="753">
     <w:name w:val="Grid Table 7 Colorful - Accent 3"/>
-    <w:basedOn w:val="665"/>
+    <w:basedOn w:val="887"/>
     <w:uiPriority w:val="99"/>
     <w:pPr>
       <w:pBdr/>
@@ -18941,11 +19085,11 @@
         <w:tblBorders/>
       </w:tblPr>
       <w:tcPr>
-        <w:shd w:color="ffffff"/>
+        <w:shd w:val="clear" w:color="ffffff"/>
         <w:tcBorders>
-          <w:top w:val="none"/>
-          <w:left w:val="none"/>
-          <w:bottom w:val="none"/>
+          <w:top w:val="none" w:color="000000" w:sz="4" w:space="0"/>
+          <w:left w:val="none" w:color="000000" w:sz="4" w:space="0"/>
+          <w:bottom w:val="none" w:color="000000" w:sz="4" w:space="0"/>
           <w:right w:val="single" w:color="000000" w:themeColor="accent3" w:themeTint="FE" w:sz="4" w:space="0"/>
         </w:tcBorders>
       </w:tcPr>
@@ -18968,10 +19112,10 @@
       <w:tcPr>
         <w:shd w:val="clear" w:color="ffffff" w:themeColor="light1" w:fill="ffffff" w:themeFill="light1"/>
         <w:tcBorders>
-          <w:top w:val="none"/>
-          <w:left w:val="none"/>
+          <w:top w:val="none" w:color="000000" w:sz="4" w:space="0"/>
+          <w:left w:val="none" w:color="000000" w:sz="4" w:space="0"/>
           <w:bottom w:val="single" w:color="000000" w:themeColor="accent3" w:themeTint="FE" w:sz="4" w:space="0"/>
-          <w:right w:val="none"/>
+          <w:right w:val="none" w:color="000000" w:sz="4" w:space="0"/>
         </w:tcBorders>
       </w:tcPr>
     </w:tblStylePr>
@@ -18991,12 +19135,12 @@
         <w:tblBorders/>
       </w:tblPr>
       <w:tcPr>
-        <w:shd w:color="ffffff"/>
+        <w:shd w:val="clear" w:color="ffffff"/>
         <w:tcBorders>
-          <w:top w:val="none"/>
+          <w:top w:val="none" w:color="000000" w:sz="4" w:space="0"/>
           <w:left w:val="single" w:color="000000" w:themeColor="accent3" w:themeTint="FE" w:sz="4" w:space="0"/>
-          <w:bottom w:val="none"/>
-          <w:right w:val="none"/>
+          <w:bottom w:val="none" w:color="000000" w:sz="4" w:space="0"/>
+          <w:right w:val="none" w:color="000000" w:sz="4" w:space="0"/>
         </w:tcBorders>
       </w:tcPr>
     </w:tblStylePr>
@@ -19019,9 +19163,9 @@
         <w:shd w:val="clear" w:color="ffffff" w:themeColor="light1" w:fill="ffffff" w:themeFill="light1"/>
         <w:tcBorders>
           <w:top w:val="single" w:color="000000" w:themeColor="accent3" w:themeTint="FE" w:sz="4" w:space="0"/>
-          <w:left w:val="none"/>
-          <w:bottom w:val="none"/>
-          <w:right w:val="none"/>
+          <w:left w:val="none" w:color="000000" w:sz="4" w:space="0"/>
+          <w:bottom w:val="none" w:color="000000" w:sz="4" w:space="0"/>
+          <w:right w:val="none" w:color="000000" w:sz="4" w:space="0"/>
         </w:tcBorders>
       </w:tcPr>
     </w:tblStylePr>
@@ -19091,9 +19235,9 @@
       </w:tcPr>
     </w:tblStylePr>
   </w:style>
-  <w:style w:type="table" w:styleId="65">
+  <w:style w:type="table" w:styleId="754">
     <w:name w:val="Grid Table 7 Colorful - Accent 4"/>
-    <w:basedOn w:val="665"/>
+    <w:basedOn w:val="887"/>
     <w:uiPriority w:val="99"/>
     <w:pPr>
       <w:pBdr/>
@@ -19195,11 +19339,11 @@
         <w:tblBorders/>
       </w:tblPr>
       <w:tcPr>
-        <w:shd w:color="ffffff"/>
+        <w:shd w:val="clear" w:color="ffffff"/>
         <w:tcBorders>
-          <w:top w:val="none"/>
-          <w:left w:val="none"/>
-          <w:bottom w:val="none"/>
+          <w:top w:val="none" w:color="000000" w:sz="4" w:space="0"/>
+          <w:left w:val="none" w:color="000000" w:sz="4" w:space="0"/>
+          <w:bottom w:val="none" w:color="000000" w:sz="4" w:space="0"/>
           <w:right w:val="single" w:color="000000" w:themeColor="accent4" w:themeTint="9A" w:sz="4" w:space="0"/>
         </w:tcBorders>
       </w:tcPr>
@@ -19222,10 +19366,10 @@
       <w:tcPr>
         <w:shd w:val="clear" w:color="ffffff" w:themeColor="light1" w:fill="ffffff" w:themeFill="light1"/>
         <w:tcBorders>
-          <w:top w:val="none"/>
-          <w:left w:val="none"/>
+          <w:top w:val="none" w:color="000000" w:sz="4" w:space="0"/>
+          <w:left w:val="none" w:color="000000" w:sz="4" w:space="0"/>
           <w:bottom w:val="single" w:color="000000" w:themeColor="accent4" w:themeTint="9A" w:sz="4" w:space="0"/>
-          <w:right w:val="none"/>
+          <w:right w:val="none" w:color="000000" w:sz="4" w:space="0"/>
         </w:tcBorders>
       </w:tcPr>
     </w:tblStylePr>
@@ -19245,12 +19389,12 @@
         <w:tblBorders/>
       </w:tblPr>
       <w:tcPr>
-        <w:shd w:color="ffffff"/>
+        <w:shd w:val="clear" w:color="ffffff"/>
         <w:tcBorders>
-          <w:top w:val="none"/>
+          <w:top w:val="none" w:color="000000" w:sz="4" w:space="0"/>
           <w:left w:val="single" w:color="000000" w:themeColor="accent4" w:themeTint="9A" w:sz="4" w:space="0"/>
-          <w:bottom w:val="none"/>
-          <w:right w:val="none"/>
+          <w:bottom w:val="none" w:color="000000" w:sz="4" w:space="0"/>
+          <w:right w:val="none" w:color="000000" w:sz="4" w:space="0"/>
         </w:tcBorders>
       </w:tcPr>
     </w:tblStylePr>
@@ -19273,9 +19417,9 @@
         <w:shd w:val="clear" w:color="ffffff" w:themeColor="light1" w:fill="ffffff" w:themeFill="light1"/>
         <w:tcBorders>
           <w:top w:val="single" w:color="000000" w:themeColor="accent4" w:themeTint="9A" w:sz="4" w:space="0"/>
-          <w:left w:val="none"/>
-          <w:bottom w:val="none"/>
-          <w:right w:val="none"/>
+          <w:left w:val="none" w:color="000000" w:sz="4" w:space="0"/>
+          <w:bottom w:val="none" w:color="000000" w:sz="4" w:space="0"/>
+          <w:right w:val="none" w:color="000000" w:sz="4" w:space="0"/>
         </w:tcBorders>
       </w:tcPr>
     </w:tblStylePr>
@@ -19345,9 +19489,9 @@
       </w:tcPr>
     </w:tblStylePr>
   </w:style>
-  <w:style w:type="table" w:styleId="66">
+  <w:style w:type="table" w:styleId="755">
     <w:name w:val="Grid Table 7 Colorful - Accent 5"/>
-    <w:basedOn w:val="665"/>
+    <w:basedOn w:val="887"/>
     <w:uiPriority w:val="99"/>
     <w:pPr>
       <w:pBdr/>
@@ -19449,11 +19593,11 @@
         <w:tblBorders/>
       </w:tblPr>
       <w:tcPr>
-        <w:shd w:color="ffffff"/>
+        <w:shd w:val="clear" w:color="ffffff"/>
         <w:tcBorders>
-          <w:top w:val="none"/>
-          <w:left w:val="none"/>
-          <w:bottom w:val="none"/>
+          <w:top w:val="none" w:color="000000" w:sz="4" w:space="0"/>
+          <w:left w:val="none" w:color="000000" w:sz="4" w:space="0"/>
+          <w:bottom w:val="none" w:color="000000" w:sz="4" w:space="0"/>
           <w:right w:val="single" w:color="000000" w:themeColor="accent5" w:themeTint="90" w:sz="4" w:space="0"/>
         </w:tcBorders>
       </w:tcPr>
@@ -19476,10 +19620,10 @@
       <w:tcPr>
         <w:shd w:val="clear" w:color="ffffff" w:themeColor="light1" w:fill="ffffff" w:themeFill="light1"/>
         <w:tcBorders>
-          <w:top w:val="none"/>
-          <w:left w:val="none"/>
+          <w:top w:val="none" w:color="000000" w:sz="4" w:space="0"/>
+          <w:left w:val="none" w:color="000000" w:sz="4" w:space="0"/>
           <w:bottom w:val="single" w:color="000000" w:themeColor="accent5" w:themeTint="90" w:sz="4" w:space="0"/>
-          <w:right w:val="none"/>
+          <w:right w:val="none" w:color="000000" w:sz="4" w:space="0"/>
         </w:tcBorders>
       </w:tcPr>
     </w:tblStylePr>
@@ -19499,12 +19643,12 @@
         <w:tblBorders/>
       </w:tblPr>
       <w:tcPr>
-        <w:shd w:color="ffffff"/>
+        <w:shd w:val="clear" w:color="ffffff"/>
         <w:tcBorders>
-          <w:top w:val="none"/>
+          <w:top w:val="none" w:color="000000" w:sz="4" w:space="0"/>
           <w:left w:val="single" w:color="000000" w:themeColor="accent5" w:themeTint="90" w:sz="4" w:space="0"/>
-          <w:bottom w:val="none"/>
-          <w:right w:val="none"/>
+          <w:bottom w:val="none" w:color="000000" w:sz="4" w:space="0"/>
+          <w:right w:val="none" w:color="000000" w:sz="4" w:space="0"/>
         </w:tcBorders>
       </w:tcPr>
     </w:tblStylePr>
@@ -19527,9 +19671,9 @@
         <w:shd w:val="clear" w:color="ffffff" w:themeColor="light1" w:fill="ffffff" w:themeFill="light1"/>
         <w:tcBorders>
           <w:top w:val="single" w:color="000000" w:themeColor="accent5" w:themeTint="90" w:sz="4" w:space="0"/>
-          <w:left w:val="none"/>
-          <w:bottom w:val="none"/>
-          <w:right w:val="none"/>
+          <w:left w:val="none" w:color="000000" w:sz="4" w:space="0"/>
+          <w:bottom w:val="none" w:color="000000" w:sz="4" w:space="0"/>
+          <w:right w:val="none" w:color="000000" w:sz="4" w:space="0"/>
         </w:tcBorders>
       </w:tcPr>
     </w:tblStylePr>
@@ -19599,9 +19743,9 @@
       </w:tcPr>
     </w:tblStylePr>
   </w:style>
-  <w:style w:type="table" w:styleId="67">
+  <w:style w:type="table" w:styleId="756">
     <w:name w:val="Grid Table 7 Colorful - Accent 6"/>
-    <w:basedOn w:val="665"/>
+    <w:basedOn w:val="887"/>
     <w:uiPriority w:val="99"/>
     <w:pPr>
       <w:pBdr/>
@@ -19703,11 +19847,11 @@
         <w:tblBorders/>
       </w:tblPr>
       <w:tcPr>
-        <w:shd w:color="ffffff"/>
+        <w:shd w:val="clear" w:color="ffffff"/>
         <w:tcBorders>
-          <w:top w:val="none"/>
-          <w:left w:val="none"/>
-          <w:bottom w:val="none"/>
+          <w:top w:val="none" w:color="000000" w:sz="4" w:space="0"/>
+          <w:left w:val="none" w:color="000000" w:sz="4" w:space="0"/>
+          <w:bottom w:val="none" w:color="000000" w:sz="4" w:space="0"/>
           <w:right w:val="single" w:color="000000" w:themeColor="accent6" w:themeTint="90" w:sz="4" w:space="0"/>
         </w:tcBorders>
       </w:tcPr>
@@ -19730,10 +19874,10 @@
       <w:tcPr>
         <w:shd w:val="clear" w:color="ffffff" w:themeColor="light1" w:fill="ffffff" w:themeFill="light1"/>
         <w:tcBorders>
-          <w:top w:val="none"/>
-          <w:left w:val="none"/>
+          <w:top w:val="none" w:color="000000" w:sz="4" w:space="0"/>
+          <w:left w:val="none" w:color="000000" w:sz="4" w:space="0"/>
           <w:bottom w:val="single" w:color="000000" w:themeColor="accent6" w:themeTint="90" w:sz="4" w:space="0"/>
-          <w:right w:val="none"/>
+          <w:right w:val="none" w:color="000000" w:sz="4" w:space="0"/>
         </w:tcBorders>
       </w:tcPr>
     </w:tblStylePr>
@@ -19753,12 +19897,12 @@
         <w:tblBorders/>
       </w:tblPr>
       <w:tcPr>
-        <w:shd w:color="ffffff"/>
+        <w:shd w:val="clear" w:color="ffffff"/>
         <w:tcBorders>
-          <w:top w:val="none"/>
+          <w:top w:val="none" w:color="000000" w:sz="4" w:space="0"/>
           <w:left w:val="single" w:color="000000" w:themeColor="accent6" w:themeTint="90" w:sz="4" w:space="0"/>
-          <w:bottom w:val="none"/>
-          <w:right w:val="none"/>
+          <w:bottom w:val="none" w:color="000000" w:sz="4" w:space="0"/>
+          <w:right w:val="none" w:color="000000" w:sz="4" w:space="0"/>
         </w:tcBorders>
       </w:tcPr>
     </w:tblStylePr>
@@ -19781,9 +19925,9 @@
         <w:shd w:val="clear" w:color="ffffff" w:themeColor="light1" w:fill="ffffff" w:themeFill="light1"/>
         <w:tcBorders>
           <w:top w:val="single" w:color="000000" w:themeColor="accent6" w:themeTint="90" w:sz="4" w:space="0"/>
-          <w:left w:val="none"/>
-          <w:bottom w:val="none"/>
-          <w:right w:val="none"/>
+          <w:left w:val="none" w:color="000000" w:sz="4" w:space="0"/>
+          <w:bottom w:val="none" w:color="000000" w:sz="4" w:space="0"/>
+          <w:right w:val="none" w:color="000000" w:sz="4" w:space="0"/>
         </w:tcBorders>
       </w:tcPr>
     </w:tblStylePr>
@@ -19853,9 +19997,9 @@
       </w:tcPr>
     </w:tblStylePr>
   </w:style>
-  <w:style w:type="table" w:styleId="68">
+  <w:style w:type="table" w:styleId="757">
     <w:name w:val="List Table 1 Light"/>
-    <w:basedOn w:val="665"/>
+    <w:basedOn w:val="887"/>
     <w:uiPriority w:val="99"/>
     <w:pPr>
       <w:pBdr/>
@@ -20069,9 +20213,9 @@
       </w:tcPr>
     </w:tblStylePr>
   </w:style>
-  <w:style w:type="table" w:styleId="69">
+  <w:style w:type="table" w:styleId="758">
     <w:name w:val="List Table 1 Light - Accent 1"/>
-    <w:basedOn w:val="665"/>
+    <w:basedOn w:val="887"/>
     <w:uiPriority w:val="99"/>
     <w:pPr>
       <w:pBdr/>
@@ -20285,9 +20429,9 @@
       </w:tcPr>
     </w:tblStylePr>
   </w:style>
-  <w:style w:type="table" w:styleId="70">
+  <w:style w:type="table" w:styleId="759">
     <w:name w:val="List Table 1 Light - Accent 2"/>
-    <w:basedOn w:val="665"/>
+    <w:basedOn w:val="887"/>
     <w:uiPriority w:val="99"/>
     <w:pPr>
       <w:pBdr/>
@@ -20501,9 +20645,9 @@
       </w:tcPr>
     </w:tblStylePr>
   </w:style>
-  <w:style w:type="table" w:styleId="71">
+  <w:style w:type="table" w:styleId="760">
     <w:name w:val="List Table 1 Light - Accent 3"/>
-    <w:basedOn w:val="665"/>
+    <w:basedOn w:val="887"/>
     <w:uiPriority w:val="99"/>
     <w:pPr>
       <w:pBdr/>
@@ -20717,9 +20861,9 @@
       </w:tcPr>
     </w:tblStylePr>
   </w:style>
-  <w:style w:type="table" w:styleId="72">
+  <w:style w:type="table" w:styleId="761">
     <w:name w:val="List Table 1 Light - Accent 4"/>
-    <w:basedOn w:val="665"/>
+    <w:basedOn w:val="887"/>
     <w:uiPriority w:val="99"/>
     <w:pPr>
       <w:pBdr/>
@@ -20933,9 +21077,9 @@
       </w:tcPr>
     </w:tblStylePr>
   </w:style>
-  <w:style w:type="table" w:styleId="73">
+  <w:style w:type="table" w:styleId="762">
     <w:name w:val="List Table 1 Light - Accent 5"/>
-    <w:basedOn w:val="665"/>
+    <w:basedOn w:val="887"/>
     <w:uiPriority w:val="99"/>
     <w:pPr>
       <w:pBdr/>
@@ -21149,9 +21293,9 @@
       </w:tcPr>
     </w:tblStylePr>
   </w:style>
-  <w:style w:type="table" w:styleId="74">
+  <w:style w:type="table" w:styleId="763">
     <w:name w:val="List Table 1 Light - Accent 6"/>
-    <w:basedOn w:val="665"/>
+    <w:basedOn w:val="887"/>
     <w:uiPriority w:val="99"/>
     <w:pPr>
       <w:pBdr/>
@@ -21365,9 +21509,9 @@
       </w:tcPr>
     </w:tblStylePr>
   </w:style>
-  <w:style w:type="table" w:styleId="75">
+  <w:style w:type="table" w:styleId="764">
     <w:name w:val="List Table 2"/>
-    <w:basedOn w:val="665"/>
+    <w:basedOn w:val="887"/>
     <w:uiPriority w:val="99"/>
     <w:pPr>
       <w:pBdr/>
@@ -21603,9 +21747,9 @@
       </w:tcPr>
     </w:tblStylePr>
   </w:style>
-  <w:style w:type="table" w:styleId="76">
+  <w:style w:type="table" w:styleId="765">
     <w:name w:val="List Table 2 - Accent 1"/>
-    <w:basedOn w:val="665"/>
+    <w:basedOn w:val="887"/>
     <w:uiPriority w:val="99"/>
     <w:pPr>
       <w:pBdr/>
@@ -21841,9 +21985,9 @@
       </w:tcPr>
     </w:tblStylePr>
   </w:style>
-  <w:style w:type="table" w:styleId="77">
+  <w:style w:type="table" w:styleId="766">
     <w:name w:val="List Table 2 - Accent 2"/>
-    <w:basedOn w:val="665"/>
+    <w:basedOn w:val="887"/>
     <w:uiPriority w:val="99"/>
     <w:pPr>
       <w:pBdr/>
@@ -22079,9 +22223,9 @@
       </w:tcPr>
     </w:tblStylePr>
   </w:style>
-  <w:style w:type="table" w:styleId="78">
+  <w:style w:type="table" w:styleId="767">
     <w:name w:val="List Table 2 - Accent 3"/>
-    <w:basedOn w:val="665"/>
+    <w:basedOn w:val="887"/>
     <w:uiPriority w:val="99"/>
     <w:pPr>
       <w:pBdr/>
@@ -22317,9 +22461,9 @@
       </w:tcPr>
     </w:tblStylePr>
   </w:style>
-  <w:style w:type="table" w:styleId="79">
+  <w:style w:type="table" w:styleId="768">
     <w:name w:val="List Table 2 - Accent 4"/>
-    <w:basedOn w:val="665"/>
+    <w:basedOn w:val="887"/>
     <w:uiPriority w:val="99"/>
     <w:pPr>
       <w:pBdr/>
@@ -22555,9 +22699,9 @@
       </w:tcPr>
     </w:tblStylePr>
   </w:style>
-  <w:style w:type="table" w:styleId="80">
+  <w:style w:type="table" w:styleId="769">
     <w:name w:val="List Table 2 - Accent 5"/>
-    <w:basedOn w:val="665"/>
+    <w:basedOn w:val="887"/>
     <w:uiPriority w:val="99"/>
     <w:pPr>
       <w:pBdr/>
@@ -22793,9 +22937,9 @@
       </w:tcPr>
     </w:tblStylePr>
   </w:style>
-  <w:style w:type="table" w:styleId="81">
+  <w:style w:type="table" w:styleId="770">
     <w:name w:val="List Table 2 - Accent 6"/>
-    <w:basedOn w:val="665"/>
+    <w:basedOn w:val="887"/>
     <w:uiPriority w:val="99"/>
     <w:pPr>
       <w:pBdr/>
@@ -23031,9 +23175,9 @@
       </w:tcPr>
     </w:tblStylePr>
   </w:style>
-  <w:style w:type="table" w:styleId="82">
+  <w:style w:type="table" w:styleId="771">
     <w:name w:val="List Table 3"/>
-    <w:basedOn w:val="665"/>
+    <w:basedOn w:val="887"/>
     <w:uiPriority w:val="99"/>
     <w:pPr>
       <w:pBdr/>
@@ -23259,9 +23403,9 @@
       </w:tcPr>
     </w:tblStylePr>
   </w:style>
-  <w:style w:type="table" w:styleId="83">
+  <w:style w:type="table" w:styleId="772">
     <w:name w:val="List Table 3 - Accent 1"/>
-    <w:basedOn w:val="665"/>
+    <w:basedOn w:val="887"/>
     <w:uiPriority w:val="99"/>
     <w:pPr>
       <w:pBdr/>
@@ -23487,9 +23631,9 @@
       </w:tcPr>
     </w:tblStylePr>
   </w:style>
-  <w:style w:type="table" w:styleId="84">
+  <w:style w:type="table" w:styleId="773">
     <w:name w:val="List Table 3 - Accent 2"/>
-    <w:basedOn w:val="665"/>
+    <w:basedOn w:val="887"/>
     <w:uiPriority w:val="99"/>
     <w:pPr>
       <w:pBdr/>
@@ -23715,9 +23859,9 @@
       </w:tcPr>
     </w:tblStylePr>
   </w:style>
-  <w:style w:type="table" w:styleId="85">
+  <w:style w:type="table" w:styleId="774">
     <w:name w:val="List Table 3 - Accent 3"/>
-    <w:basedOn w:val="665"/>
+    <w:basedOn w:val="887"/>
     <w:uiPriority w:val="99"/>
     <w:pPr>
       <w:pBdr/>
@@ -23943,9 +24087,9 @@
       </w:tcPr>
     </w:tblStylePr>
   </w:style>
-  <w:style w:type="table" w:styleId="86">
+  <w:style w:type="table" w:styleId="775">
     <w:name w:val="List Table 3 - Accent 4"/>
-    <w:basedOn w:val="665"/>
+    <w:basedOn w:val="887"/>
     <w:uiPriority w:val="99"/>
     <w:pPr>
       <w:pBdr/>
@@ -24171,9 +24315,9 @@
       </w:tcPr>
     </w:tblStylePr>
   </w:style>
-  <w:style w:type="table" w:styleId="87">
+  <w:style w:type="table" w:styleId="776">
     <w:name w:val="List Table 3 - Accent 5"/>
-    <w:basedOn w:val="665"/>
+    <w:basedOn w:val="887"/>
     <w:uiPriority w:val="99"/>
     <w:pPr>
       <w:pBdr/>
@@ -24399,9 +24543,9 @@
       </w:tcPr>
     </w:tblStylePr>
   </w:style>
-  <w:style w:type="table" w:styleId="88">
+  <w:style w:type="table" w:styleId="777">
     <w:name w:val="List Table 3 - Accent 6"/>
-    <w:basedOn w:val="665"/>
+    <w:basedOn w:val="887"/>
     <w:uiPriority w:val="99"/>
     <w:pPr>
       <w:pBdr/>
@@ -24627,9 +24771,9 @@
       </w:tcPr>
     </w:tblStylePr>
   </w:style>
-  <w:style w:type="table" w:styleId="89">
+  <w:style w:type="table" w:styleId="778">
     <w:name w:val="List Table 4"/>
-    <w:basedOn w:val="665"/>
+    <w:basedOn w:val="887"/>
     <w:uiPriority w:val="99"/>
     <w:pPr>
       <w:pBdr/>
@@ -24852,9 +24996,9 @@
       </w:tcPr>
     </w:tblStylePr>
   </w:style>
-  <w:style w:type="table" w:styleId="90">
+  <w:style w:type="table" w:styleId="779">
     <w:name w:val="List Table 4 - Accent 1"/>
-    <w:basedOn w:val="665"/>
+    <w:basedOn w:val="887"/>
     <w:uiPriority w:val="99"/>
     <w:pPr>
       <w:pBdr/>
@@ -25077,9 +25221,9 @@
       </w:tcPr>
     </w:tblStylePr>
   </w:style>
-  <w:style w:type="table" w:styleId="91">
+  <w:style w:type="table" w:styleId="780">
     <w:name w:val="List Table 4 - Accent 2"/>
-    <w:basedOn w:val="665"/>
+    <w:basedOn w:val="887"/>
     <w:uiPriority w:val="99"/>
     <w:pPr>
       <w:pBdr/>
@@ -25302,9 +25446,9 @@
       </w:tcPr>
     </w:tblStylePr>
   </w:style>
-  <w:style w:type="table" w:styleId="92">
+  <w:style w:type="table" w:styleId="781">
     <w:name w:val="List Table 4 - Accent 3"/>
-    <w:basedOn w:val="665"/>
+    <w:basedOn w:val="887"/>
     <w:uiPriority w:val="99"/>
     <w:pPr>
       <w:pBdr/>
@@ -25527,9 +25671,9 @@
       </w:tcPr>
     </w:tblStylePr>
   </w:style>
-  <w:style w:type="table" w:styleId="93">
+  <w:style w:type="table" w:styleId="782">
     <w:name w:val="List Table 4 - Accent 4"/>
-    <w:basedOn w:val="665"/>
+    <w:basedOn w:val="887"/>
     <w:uiPriority w:val="99"/>
     <w:pPr>
       <w:pBdr/>
@@ -25752,9 +25896,9 @@
       </w:tcPr>
     </w:tblStylePr>
   </w:style>
-  <w:style w:type="table" w:styleId="94">
+  <w:style w:type="table" w:styleId="783">
     <w:name w:val="List Table 4 - Accent 5"/>
-    <w:basedOn w:val="665"/>
+    <w:basedOn w:val="887"/>
     <w:uiPriority w:val="99"/>
     <w:pPr>
       <w:pBdr/>
@@ -25977,9 +26121,9 @@
       </w:tcPr>
     </w:tblStylePr>
   </w:style>
-  <w:style w:type="table" w:styleId="95">
+  <w:style w:type="table" w:styleId="784">
     <w:name w:val="List Table 4 - Accent 6"/>
-    <w:basedOn w:val="665"/>
+    <w:basedOn w:val="887"/>
     <w:uiPriority w:val="99"/>
     <w:pPr>
       <w:pBdr/>
@@ -26202,9 +26346,9 @@
       </w:tcPr>
     </w:tblStylePr>
   </w:style>
-  <w:style w:type="table" w:styleId="96">
+  <w:style w:type="table" w:styleId="785">
     <w:name w:val="List Table 5 Dark"/>
-    <w:basedOn w:val="665"/>
+    <w:basedOn w:val="887"/>
     <w:uiPriority w:val="99"/>
     <w:pPr>
       <w:pBdr/>
@@ -26444,9 +26588,9 @@
       </w:tcPr>
     </w:tblStylePr>
   </w:style>
-  <w:style w:type="table" w:styleId="97">
+  <w:style w:type="table" w:styleId="786">
     <w:name w:val="List Table 5 Dark - Accent 1"/>
-    <w:basedOn w:val="665"/>
+    <w:basedOn w:val="887"/>
     <w:uiPriority w:val="99"/>
     <w:pPr>
       <w:pBdr/>
@@ -26686,9 +26830,9 @@
       </w:tcPr>
     </w:tblStylePr>
   </w:style>
-  <w:style w:type="table" w:styleId="98">
+  <w:style w:type="table" w:styleId="787">
     <w:name w:val="List Table 5 Dark - Accent 2"/>
-    <w:basedOn w:val="665"/>
+    <w:basedOn w:val="887"/>
     <w:uiPriority w:val="99"/>
     <w:pPr>
       <w:pBdr/>
@@ -26928,9 +27072,9 @@
       </w:tcPr>
     </w:tblStylePr>
   </w:style>
-  <w:style w:type="table" w:styleId="99">
+  <w:style w:type="table" w:styleId="788">
     <w:name w:val="List Table 5 Dark - Accent 3"/>
-    <w:basedOn w:val="665"/>
+    <w:basedOn w:val="887"/>
     <w:uiPriority w:val="99"/>
     <w:pPr>
       <w:pBdr/>
@@ -27170,9 +27314,9 @@
       </w:tcPr>
     </w:tblStylePr>
   </w:style>
-  <w:style w:type="table" w:styleId="100">
+  <w:style w:type="table" w:styleId="789">
     <w:name w:val="List Table 5 Dark - Accent 4"/>
-    <w:basedOn w:val="665"/>
+    <w:basedOn w:val="887"/>
     <w:uiPriority w:val="99"/>
     <w:pPr>
       <w:pBdr/>
@@ -27412,9 +27556,9 @@
       </w:tcPr>
     </w:tblStylePr>
   </w:style>
-  <w:style w:type="table" w:styleId="101">
+  <w:style w:type="table" w:styleId="790">
     <w:name w:val="List Table 5 Dark - Accent 5"/>
-    <w:basedOn w:val="665"/>
+    <w:basedOn w:val="887"/>
     <w:uiPriority w:val="99"/>
     <w:pPr>
       <w:pBdr/>
@@ -27654,9 +27798,9 @@
       </w:tcPr>
     </w:tblStylePr>
   </w:style>
-  <w:style w:type="table" w:styleId="102">
+  <w:style w:type="table" w:styleId="791">
     <w:name w:val="List Table 5 Dark - Accent 6"/>
-    <w:basedOn w:val="665"/>
+    <w:basedOn w:val="887"/>
     <w:uiPriority w:val="99"/>
     <w:pPr>
       <w:pBdr/>
@@ -27896,9 +28040,9 @@
       </w:tcPr>
     </w:tblStylePr>
   </w:style>
-  <w:style w:type="table" w:styleId="103">
+  <w:style w:type="table" w:styleId="792">
     <w:name w:val="List Table 6 Colorful"/>
-    <w:basedOn w:val="665"/>
+    <w:basedOn w:val="887"/>
     <w:uiPriority w:val="99"/>
     <w:pPr>
       <w:pBdr/>
@@ -28119,9 +28263,9 @@
       </w:tcPr>
     </w:tblStylePr>
   </w:style>
-  <w:style w:type="table" w:styleId="104">
+  <w:style w:type="table" w:styleId="793">
     <w:name w:val="List Table 6 Colorful - Accent 1"/>
-    <w:basedOn w:val="665"/>
+    <w:basedOn w:val="887"/>
     <w:uiPriority w:val="99"/>
     <w:pPr>
       <w:pBdr/>
@@ -28342,9 +28486,9 @@
       </w:tcPr>
     </w:tblStylePr>
   </w:style>
-  <w:style w:type="table" w:styleId="105">
+  <w:style w:type="table" w:styleId="794">
     <w:name w:val="List Table 6 Colorful - Accent 2"/>
-    <w:basedOn w:val="665"/>
+    <w:basedOn w:val="887"/>
     <w:uiPriority w:val="99"/>
     <w:pPr>
       <w:pBdr/>
@@ -28565,9 +28709,9 @@
       </w:tcPr>
     </w:tblStylePr>
   </w:style>
-  <w:style w:type="table" w:styleId="106">
+  <w:style w:type="table" w:styleId="795">
     <w:name w:val="List Table 6 Colorful - Accent 3"/>
-    <w:basedOn w:val="665"/>
+    <w:basedOn w:val="887"/>
     <w:uiPriority w:val="99"/>
     <w:pPr>
       <w:pBdr/>
@@ -28788,9 +28932,9 @@
       </w:tcPr>
     </w:tblStylePr>
   </w:style>
-  <w:style w:type="table" w:styleId="107">
+  <w:style w:type="table" w:styleId="796">
     <w:name w:val="List Table 6 Colorful - Accent 4"/>
-    <w:basedOn w:val="665"/>
+    <w:basedOn w:val="887"/>
     <w:uiPriority w:val="99"/>
     <w:pPr>
       <w:pBdr/>
@@ -29011,9 +29155,9 @@
       </w:tcPr>
     </w:tblStylePr>
   </w:style>
-  <w:style w:type="table" w:styleId="108">
+  <w:style w:type="table" w:styleId="797">
     <w:name w:val="List Table 6 Colorful - Accent 5"/>
-    <w:basedOn w:val="665"/>
+    <w:basedOn w:val="887"/>
     <w:uiPriority w:val="99"/>
     <w:pPr>
       <w:pBdr/>
@@ -29234,9 +29378,9 @@
       </w:tcPr>
     </w:tblStylePr>
   </w:style>
-  <w:style w:type="table" w:styleId="109">
+  <w:style w:type="table" w:styleId="798">
     <w:name w:val="List Table 6 Colorful - Accent 6"/>
-    <w:basedOn w:val="665"/>
+    <w:basedOn w:val="887"/>
     <w:uiPriority w:val="99"/>
     <w:pPr>
       <w:pBdr/>
@@ -29457,9 +29601,9 @@
       </w:tcPr>
     </w:tblStylePr>
   </w:style>
-  <w:style w:type="table" w:styleId="110">
+  <w:style w:type="table" w:styleId="799">
     <w:name w:val="List Table 7 Colorful"/>
-    <w:basedOn w:val="665"/>
+    <w:basedOn w:val="887"/>
     <w:uiPriority w:val="99"/>
     <w:pPr>
       <w:pBdr/>
@@ -29558,11 +29702,11 @@
         <w:tblBorders/>
       </w:tblPr>
       <w:tcPr>
-        <w:shd w:color="ffffff"/>
+        <w:shd w:val="clear" w:color="ffffff"/>
         <w:tcBorders>
-          <w:top w:val="none"/>
-          <w:left w:val="none"/>
-          <w:bottom w:val="none"/>
+          <w:top w:val="none" w:color="000000" w:sz="4" w:space="0"/>
+          <w:left w:val="none" w:color="000000" w:sz="4" w:space="0"/>
+          <w:bottom w:val="none" w:color="000000" w:sz="4" w:space="0"/>
           <w:right w:val="single" w:color="000000" w:themeColor="text1" w:themeTint="80" w:sz="4" w:space="0"/>
         </w:tcBorders>
       </w:tcPr>
@@ -29585,10 +29729,10 @@
       <w:tcPr>
         <w:shd w:val="clear" w:color="ffffff" w:themeColor="light1" w:fill="ffffff" w:themeFill="light1"/>
         <w:tcBorders>
-          <w:top w:val="none"/>
-          <w:left w:val="none"/>
+          <w:top w:val="none" w:color="000000" w:sz="4" w:space="0"/>
+          <w:left w:val="none" w:color="000000" w:sz="4" w:space="0"/>
           <w:bottom w:val="single" w:color="000000" w:themeColor="text1" w:themeTint="80" w:sz="4" w:space="0"/>
-          <w:right w:val="none"/>
+          <w:right w:val="none" w:color="000000" w:sz="4" w:space="0"/>
         </w:tcBorders>
       </w:tcPr>
     </w:tblStylePr>
@@ -29608,12 +29752,12 @@
         <w:tblBorders/>
       </w:tblPr>
       <w:tcPr>
-        <w:shd w:color="ffffff"/>
+        <w:shd w:val="clear" w:color="ffffff"/>
         <w:tcBorders>
-          <w:top w:val="none"/>
+          <w:top w:val="none" w:color="000000" w:sz="4" w:space="0"/>
           <w:left w:val="single" w:color="000000" w:themeColor="text1" w:themeTint="80" w:sz="4" w:space="0"/>
-          <w:bottom w:val="none"/>
-          <w:right w:val="none"/>
+          <w:bottom w:val="none" w:color="000000" w:sz="4" w:space="0"/>
+          <w:right w:val="none" w:color="000000" w:sz="4" w:space="0"/>
         </w:tcBorders>
       </w:tcPr>
     </w:tblStylePr>
@@ -29636,9 +29780,9 @@
         <w:shd w:val="clear" w:color="ffffff" w:themeColor="light1" w:fill="ffffff" w:themeFill="light1"/>
         <w:tcBorders>
           <w:top w:val="single" w:color="000000" w:themeColor="text1" w:themeTint="80" w:sz="4" w:space="0"/>
-          <w:left w:val="none"/>
-          <w:bottom w:val="none"/>
-          <w:right w:val="none"/>
+          <w:left w:val="none" w:color="000000" w:sz="4" w:space="0"/>
+          <w:bottom w:val="none" w:color="000000" w:sz="4" w:space="0"/>
+          <w:right w:val="none" w:color="000000" w:sz="4" w:space="0"/>
         </w:tcBorders>
       </w:tcPr>
     </w:tblStylePr>
@@ -29713,9 +29857,9 @@
       </w:tcPr>
     </w:tblStylePr>
   </w:style>
-  <w:style w:type="table" w:styleId="111">
+  <w:style w:type="table" w:styleId="800">
     <w:name w:val="List Table 7 Colorful - Accent 1"/>
-    <w:basedOn w:val="665"/>
+    <w:basedOn w:val="887"/>
     <w:uiPriority w:val="99"/>
     <w:pPr>
       <w:pBdr/>
@@ -29814,11 +29958,11 @@
         <w:tblBorders/>
       </w:tblPr>
       <w:tcPr>
-        <w:shd w:color="ffffff"/>
+        <w:shd w:val="clear" w:color="ffffff"/>
         <w:tcBorders>
-          <w:top w:val="none"/>
-          <w:left w:val="none"/>
-          <w:bottom w:val="none"/>
+          <w:top w:val="none" w:color="000000" w:sz="4" w:space="0"/>
+          <w:left w:val="none" w:color="000000" w:sz="4" w:space="0"/>
+          <w:bottom w:val="none" w:color="000000" w:sz="4" w:space="0"/>
           <w:right w:val="single" w:color="000000" w:themeColor="accent1" w:sz="4" w:space="0"/>
         </w:tcBorders>
       </w:tcPr>
@@ -29841,10 +29985,10 @@
       <w:tcPr>
         <w:shd w:val="clear" w:color="ffffff" w:themeColor="light1" w:fill="ffffff" w:themeFill="light1"/>
         <w:tcBorders>
-          <w:top w:val="none"/>
-          <w:left w:val="none"/>
+          <w:top w:val="none" w:color="000000" w:sz="4" w:space="0"/>
+          <w:left w:val="none" w:color="000000" w:sz="4" w:space="0"/>
           <w:bottom w:val="single" w:color="000000" w:themeColor="accent1" w:sz="4" w:space="0"/>
-          <w:right w:val="none"/>
+          <w:right w:val="none" w:color="000000" w:sz="4" w:space="0"/>
         </w:tcBorders>
       </w:tcPr>
     </w:tblStylePr>
@@ -29864,12 +30008,12 @@
         <w:tblBorders/>
       </w:tblPr>
       <w:tcPr>
-        <w:shd w:color="ffffff"/>
+        <w:shd w:val="clear" w:color="ffffff"/>
         <w:tcBorders>
-          <w:top w:val="none"/>
+          <w:top w:val="none" w:color="000000" w:sz="4" w:space="0"/>
           <w:left w:val="single" w:color="000000" w:themeColor="accent1" w:sz="4" w:space="0"/>
-          <w:bottom w:val="none"/>
-          <w:right w:val="none"/>
+          <w:bottom w:val="none" w:color="000000" w:sz="4" w:space="0"/>
+          <w:right w:val="none" w:color="000000" w:sz="4" w:space="0"/>
         </w:tcBorders>
       </w:tcPr>
     </w:tblStylePr>
@@ -29892,9 +30036,9 @@
         <w:shd w:val="clear" w:color="ffffff" w:themeColor="light1" w:fill="ffffff" w:themeFill="light1"/>
         <w:tcBorders>
           <w:top w:val="single" w:color="000000" w:themeColor="accent1" w:sz="4" w:space="0"/>
-          <w:left w:val="none"/>
-          <w:bottom w:val="none"/>
-          <w:right w:val="none"/>
+          <w:left w:val="none" w:color="000000" w:sz="4" w:space="0"/>
+          <w:bottom w:val="none" w:color="000000" w:sz="4" w:space="0"/>
+          <w:right w:val="none" w:color="000000" w:sz="4" w:space="0"/>
         </w:tcBorders>
       </w:tcPr>
     </w:tblStylePr>
@@ -29969,9 +30113,9 @@
       </w:tcPr>
     </w:tblStylePr>
   </w:style>
-  <w:style w:type="table" w:styleId="112">
+  <w:style w:type="table" w:styleId="801">
     <w:name w:val="List Table 7 Colorful - Accent 2"/>
-    <w:basedOn w:val="665"/>
+    <w:basedOn w:val="887"/>
     <w:uiPriority w:val="99"/>
     <w:pPr>
       <w:pBdr/>
@@ -30070,11 +30214,11 @@
         <w:tblBorders/>
       </w:tblPr>
       <w:tcPr>
-        <w:shd w:color="ffffff"/>
+        <w:shd w:val="clear" w:color="ffffff"/>
         <w:tcBorders>
-          <w:top w:val="none"/>
-          <w:left w:val="none"/>
-          <w:bottom w:val="none"/>
+          <w:top w:val="none" w:color="000000" w:sz="4" w:space="0"/>
+          <w:left w:val="none" w:color="000000" w:sz="4" w:space="0"/>
+          <w:bottom w:val="none" w:color="000000" w:sz="4" w:space="0"/>
           <w:right w:val="single" w:color="000000" w:themeColor="accent2" w:themeTint="97" w:sz="4" w:space="0"/>
         </w:tcBorders>
       </w:tcPr>
@@ -30097,10 +30241,10 @@
       <w:tcPr>
         <w:shd w:val="clear" w:color="ffffff" w:themeColor="light1" w:fill="ffffff" w:themeFill="light1"/>
         <w:tcBorders>
-          <w:top w:val="none"/>
-          <w:left w:val="none"/>
+          <w:top w:val="none" w:color="000000" w:sz="4" w:space="0"/>
+          <w:left w:val="none" w:color="000000" w:sz="4" w:space="0"/>
           <w:bottom w:val="single" w:color="000000" w:themeColor="accent2" w:themeTint="97" w:sz="4" w:space="0"/>
-          <w:right w:val="none"/>
+          <w:right w:val="none" w:color="000000" w:sz="4" w:space="0"/>
         </w:tcBorders>
       </w:tcPr>
     </w:tblStylePr>
@@ -30120,12 +30264,12 @@
         <w:tblBorders/>
       </w:tblPr>
       <w:tcPr>
-        <w:shd w:color="ffffff"/>
+        <w:shd w:val="clear" w:color="ffffff"/>
         <w:tcBorders>
-          <w:top w:val="none"/>
+          <w:top w:val="none" w:color="000000" w:sz="4" w:space="0"/>
           <w:left w:val="single" w:color="000000" w:themeColor="accent2" w:themeTint="97" w:sz="4" w:space="0"/>
-          <w:bottom w:val="none"/>
-          <w:right w:val="none"/>
+          <w:bottom w:val="none" w:color="000000" w:sz="4" w:space="0"/>
+          <w:right w:val="none" w:color="000000" w:sz="4" w:space="0"/>
         </w:tcBorders>
       </w:tcPr>
     </w:tblStylePr>
@@ -30148,9 +30292,9 @@
         <w:shd w:val="clear" w:color="ffffff" w:themeColor="light1" w:fill="ffffff" w:themeFill="light1"/>
         <w:tcBorders>
           <w:top w:val="single" w:color="000000" w:themeColor="accent2" w:themeTint="97" w:sz="4" w:space="0"/>
-          <w:left w:val="none"/>
-          <w:bottom w:val="none"/>
-          <w:right w:val="none"/>
+          <w:left w:val="none" w:color="000000" w:sz="4" w:space="0"/>
+          <w:bottom w:val="none" w:color="000000" w:sz="4" w:space="0"/>
+          <w:right w:val="none" w:color="000000" w:sz="4" w:space="0"/>
         </w:tcBorders>
       </w:tcPr>
     </w:tblStylePr>
@@ -30225,9 +30369,9 @@
       </w:tcPr>
     </w:tblStylePr>
   </w:style>
-  <w:style w:type="table" w:styleId="113">
+  <w:style w:type="table" w:styleId="802">
     <w:name w:val="List Table 7 Colorful - Accent 3"/>
-    <w:basedOn w:val="665"/>
+    <w:basedOn w:val="887"/>
     <w:uiPriority w:val="99"/>
     <w:pPr>
       <w:pBdr/>
@@ -30326,11 +30470,11 @@
         <w:tblBorders/>
       </w:tblPr>
       <w:tcPr>
-        <w:shd w:color="ffffff"/>
+        <w:shd w:val="clear" w:color="ffffff"/>
         <w:tcBorders>
-          <w:top w:val="none"/>
-          <w:left w:val="none"/>
-          <w:bottom w:val="none"/>
+          <w:top w:val="none" w:color="000000" w:sz="4" w:space="0"/>
+          <w:left w:val="none" w:color="000000" w:sz="4" w:space="0"/>
+          <w:bottom w:val="none" w:color="000000" w:sz="4" w:space="0"/>
           <w:right w:val="single" w:color="000000" w:themeColor="accent3" w:themeTint="98" w:sz="4" w:space="0"/>
         </w:tcBorders>
       </w:tcPr>
@@ -30353,10 +30497,10 @@
       <w:tcPr>
         <w:shd w:val="clear" w:color="ffffff" w:themeColor="light1" w:fill="ffffff" w:themeFill="light1"/>
         <w:tcBorders>
-          <w:top w:val="none"/>
-          <w:left w:val="none"/>
+          <w:top w:val="none" w:color="000000" w:sz="4" w:space="0"/>
+          <w:left w:val="none" w:color="000000" w:sz="4" w:space="0"/>
           <w:bottom w:val="single" w:color="000000" w:themeColor="accent3" w:themeTint="98" w:sz="4" w:space="0"/>
-          <w:right w:val="none"/>
+          <w:right w:val="none" w:color="000000" w:sz="4" w:space="0"/>
         </w:tcBorders>
       </w:tcPr>
     </w:tblStylePr>
@@ -30376,12 +30520,12 @@
         <w:tblBorders/>
       </w:tblPr>
       <w:tcPr>
-        <w:shd w:color="ffffff"/>
+        <w:shd w:val="clear" w:color="ffffff"/>
         <w:tcBorders>
-          <w:top w:val="none"/>
+          <w:top w:val="none" w:color="000000" w:sz="4" w:space="0"/>
           <w:left w:val="single" w:color="000000" w:themeColor="accent3" w:themeTint="98" w:sz="4" w:space="0"/>
-          <w:bottom w:val="none"/>
-          <w:right w:val="none"/>
+          <w:bottom w:val="none" w:color="000000" w:sz="4" w:space="0"/>
+          <w:right w:val="none" w:color="000000" w:sz="4" w:space="0"/>
         </w:tcBorders>
       </w:tcPr>
     </w:tblStylePr>
@@ -30404,9 +30548,9 @@
         <w:shd w:val="clear" w:color="ffffff" w:themeColor="light1" w:fill="ffffff" w:themeFill="light1"/>
         <w:tcBorders>
           <w:top w:val="single" w:color="000000" w:themeColor="accent3" w:themeTint="98" w:sz="4" w:space="0"/>
-          <w:left w:val="none"/>
-          <w:bottom w:val="none"/>
-          <w:right w:val="none"/>
+          <w:left w:val="none" w:color="000000" w:sz="4" w:space="0"/>
+          <w:bottom w:val="none" w:color="000000" w:sz="4" w:space="0"/>
+          <w:right w:val="none" w:color="000000" w:sz="4" w:space="0"/>
         </w:tcBorders>
       </w:tcPr>
     </w:tblStylePr>
@@ -30481,9 +30625,9 @@
       </w:tcPr>
     </w:tblStylePr>
   </w:style>
-  <w:style w:type="table" w:styleId="114">
+  <w:style w:type="table" w:styleId="803">
     <w:name w:val="List Table 7 Colorful - Accent 4"/>
-    <w:basedOn w:val="665"/>
+    <w:basedOn w:val="887"/>
     <w:uiPriority w:val="99"/>
     <w:pPr>
       <w:pBdr/>
@@ -30582,11 +30726,11 @@
         <w:tblBorders/>
       </w:tblPr>
       <w:tcPr>
-        <w:shd w:color="ffffff"/>
+        <w:shd w:val="clear" w:color="ffffff"/>
         <w:tcBorders>
-          <w:top w:val="none"/>
-          <w:left w:val="none"/>
-          <w:bottom w:val="none"/>
+          <w:top w:val="none" w:color="000000" w:sz="4" w:space="0"/>
+          <w:left w:val="none" w:color="000000" w:sz="4" w:space="0"/>
+          <w:bottom w:val="none" w:color="000000" w:sz="4" w:space="0"/>
           <w:right w:val="single" w:color="000000" w:themeColor="accent4" w:themeTint="9A" w:sz="4" w:space="0"/>
         </w:tcBorders>
       </w:tcPr>
@@ -30609,10 +30753,10 @@
       <w:tcPr>
         <w:shd w:val="clear" w:color="ffffff" w:themeColor="light1" w:fill="ffffff" w:themeFill="light1"/>
         <w:tcBorders>
-          <w:top w:val="none"/>
-          <w:left w:val="none"/>
+          <w:top w:val="none" w:color="000000" w:sz="4" w:space="0"/>
+          <w:left w:val="none" w:color="000000" w:sz="4" w:space="0"/>
           <w:bottom w:val="single" w:color="000000" w:themeColor="accent4" w:themeTint="9A" w:sz="4" w:space="0"/>
-          <w:right w:val="none"/>
+          <w:right w:val="none" w:color="000000" w:sz="4" w:space="0"/>
         </w:tcBorders>
       </w:tcPr>
     </w:tblStylePr>
@@ -30632,12 +30776,12 @@
         <w:tblBorders/>
       </w:tblPr>
       <w:tcPr>
-        <w:shd w:color="ffffff"/>
+        <w:shd w:val="clear" w:color="ffffff"/>
         <w:tcBorders>
-          <w:top w:val="none"/>
+          <w:top w:val="none" w:color="000000" w:sz="4" w:space="0"/>
           <w:left w:val="single" w:color="000000" w:themeColor="accent4" w:themeTint="9A" w:sz="4" w:space="0"/>
-          <w:bottom w:val="none"/>
-          <w:right w:val="none"/>
+          <w:bottom w:val="none" w:color="000000" w:sz="4" w:space="0"/>
+          <w:right w:val="none" w:color="000000" w:sz="4" w:space="0"/>
         </w:tcBorders>
       </w:tcPr>
     </w:tblStylePr>
@@ -30660,9 +30804,9 @@
         <w:shd w:val="clear" w:color="ffffff" w:themeColor="light1" w:fill="ffffff" w:themeFill="light1"/>
         <w:tcBorders>
           <w:top w:val="single" w:color="000000" w:themeColor="accent4" w:themeTint="9A" w:sz="4" w:space="0"/>
-          <w:left w:val="none"/>
-          <w:bottom w:val="none"/>
-          <w:right w:val="none"/>
+          <w:left w:val="none" w:color="000000" w:sz="4" w:space="0"/>
+          <w:bottom w:val="none" w:color="000000" w:sz="4" w:space="0"/>
+          <w:right w:val="none" w:color="000000" w:sz="4" w:space="0"/>
         </w:tcBorders>
       </w:tcPr>
     </w:tblStylePr>
@@ -30737,9 +30881,9 @@
       </w:tcPr>
     </w:tblStylePr>
   </w:style>
-  <w:style w:type="table" w:styleId="115">
+  <w:style w:type="table" w:styleId="804">
     <w:name w:val="List Table 7 Colorful - Accent 5"/>
-    <w:basedOn w:val="665"/>
+    <w:basedOn w:val="887"/>
     <w:uiPriority w:val="99"/>
     <w:pPr>
       <w:pBdr/>
@@ -30838,11 +30982,11 @@
         <w:tblBorders/>
       </w:tblPr>
       <w:tcPr>
-        <w:shd w:color="ffffff"/>
+        <w:shd w:val="clear" w:color="ffffff"/>
         <w:tcBorders>
-          <w:top w:val="none"/>
-          <w:left w:val="none"/>
-          <w:bottom w:val="none"/>
+          <w:top w:val="none" w:color="000000" w:sz="4" w:space="0"/>
+          <w:left w:val="none" w:color="000000" w:sz="4" w:space="0"/>
+          <w:bottom w:val="none" w:color="000000" w:sz="4" w:space="0"/>
           <w:right w:val="single" w:color="000000" w:themeColor="accent5" w:themeTint="9A" w:sz="4" w:space="0"/>
         </w:tcBorders>
       </w:tcPr>
@@ -30865,10 +31009,10 @@
       <w:tcPr>
         <w:shd w:val="clear" w:color="ffffff" w:themeColor="light1" w:fill="ffffff" w:themeFill="light1"/>
         <w:tcBorders>
-          <w:top w:val="none"/>
-          <w:left w:val="none"/>
+          <w:top w:val="none" w:color="000000" w:sz="4" w:space="0"/>
+          <w:left w:val="none" w:color="000000" w:sz="4" w:space="0"/>
           <w:bottom w:val="single" w:color="000000" w:themeColor="accent5" w:themeTint="9A" w:sz="4" w:space="0"/>
-          <w:right w:val="none"/>
+          <w:right w:val="none" w:color="000000" w:sz="4" w:space="0"/>
         </w:tcBorders>
       </w:tcPr>
     </w:tblStylePr>
@@ -30888,12 +31032,12 @@
         <w:tblBorders/>
       </w:tblPr>
       <w:tcPr>
-        <w:shd w:color="ffffff"/>
+        <w:shd w:val="clear" w:color="ffffff"/>
         <w:tcBorders>
-          <w:top w:val="none"/>
+          <w:top w:val="none" w:color="000000" w:sz="4" w:space="0"/>
           <w:left w:val="single" w:color="000000" w:themeColor="accent5" w:themeTint="9A" w:sz="4" w:space="0"/>
-          <w:bottom w:val="none"/>
-          <w:right w:val="none"/>
+          <w:bottom w:val="none" w:color="000000" w:sz="4" w:space="0"/>
+          <w:right w:val="none" w:color="000000" w:sz="4" w:space="0"/>
         </w:tcBorders>
       </w:tcPr>
     </w:tblStylePr>
@@ -30916,9 +31060,9 @@
         <w:shd w:val="clear" w:color="ffffff" w:themeColor="light1" w:fill="ffffff" w:themeFill="light1"/>
         <w:tcBorders>
           <w:top w:val="single" w:color="000000" w:themeColor="accent5" w:themeTint="9A" w:sz="4" w:space="0"/>
-          <w:left w:val="none"/>
-          <w:bottom w:val="none"/>
-          <w:right w:val="none"/>
+          <w:left w:val="none" w:color="000000" w:sz="4" w:space="0"/>
+          <w:bottom w:val="none" w:color="000000" w:sz="4" w:space="0"/>
+          <w:right w:val="none" w:color="000000" w:sz="4" w:space="0"/>
         </w:tcBorders>
       </w:tcPr>
     </w:tblStylePr>
@@ -30993,9 +31137,9 @@
       </w:tcPr>
     </w:tblStylePr>
   </w:style>
-  <w:style w:type="table" w:styleId="116">
+  <w:style w:type="table" w:styleId="805">
     <w:name w:val="List Table 7 Colorful - Accent 6"/>
-    <w:basedOn w:val="665"/>
+    <w:basedOn w:val="887"/>
     <w:uiPriority w:val="99"/>
     <w:pPr>
       <w:pBdr/>
@@ -31094,11 +31238,11 @@
         <w:tblBorders/>
       </w:tblPr>
       <w:tcPr>
-        <w:shd w:color="ffffff"/>
+        <w:shd w:val="clear" w:color="ffffff"/>
         <w:tcBorders>
-          <w:top w:val="none"/>
-          <w:left w:val="none"/>
-          <w:bottom w:val="none"/>
+          <w:top w:val="none" w:color="000000" w:sz="4" w:space="0"/>
+          <w:left w:val="none" w:color="000000" w:sz="4" w:space="0"/>
+          <w:bottom w:val="none" w:color="000000" w:sz="4" w:space="0"/>
           <w:right w:val="single" w:color="000000" w:themeColor="accent6" w:themeTint="98" w:sz="4" w:space="0"/>
         </w:tcBorders>
       </w:tcPr>
@@ -31121,10 +31265,10 @@
       <w:tcPr>
         <w:shd w:val="clear" w:color="ffffff" w:themeColor="light1" w:fill="ffffff" w:themeFill="light1"/>
         <w:tcBorders>
-          <w:top w:val="none"/>
-          <w:left w:val="none"/>
+          <w:top w:val="none" w:color="000000" w:sz="4" w:space="0"/>
+          <w:left w:val="none" w:color="000000" w:sz="4" w:space="0"/>
           <w:bottom w:val="single" w:color="000000" w:themeColor="accent6" w:themeTint="98" w:sz="4" w:space="0"/>
-          <w:right w:val="none"/>
+          <w:right w:val="none" w:color="000000" w:sz="4" w:space="0"/>
         </w:tcBorders>
       </w:tcPr>
     </w:tblStylePr>
@@ -31144,12 +31288,12 @@
         <w:tblBorders/>
       </w:tblPr>
       <w:tcPr>
-        <w:shd w:color="ffffff"/>
+        <w:shd w:val="clear" w:color="ffffff"/>
         <w:tcBorders>
-          <w:top w:val="none"/>
+          <w:top w:val="none" w:color="000000" w:sz="4" w:space="0"/>
           <w:left w:val="single" w:color="000000" w:themeColor="accent6" w:themeTint="98" w:sz="4" w:space="0"/>
-          <w:bottom w:val="none"/>
-          <w:right w:val="none"/>
+          <w:bottom w:val="none" w:color="000000" w:sz="4" w:space="0"/>
+          <w:right w:val="none" w:color="000000" w:sz="4" w:space="0"/>
         </w:tcBorders>
       </w:tcPr>
     </w:tblStylePr>
@@ -31172,9 +31316,9 @@
         <w:shd w:val="clear" w:color="ffffff" w:themeColor="light1" w:fill="ffffff" w:themeFill="light1"/>
         <w:tcBorders>
           <w:top w:val="single" w:color="000000" w:themeColor="accent6" w:themeTint="98" w:sz="4" w:space="0"/>
-          <w:left w:val="none"/>
-          <w:bottom w:val="none"/>
-          <w:right w:val="none"/>
+          <w:left w:val="none" w:color="000000" w:sz="4" w:space="0"/>
+          <w:bottom w:val="none" w:color="000000" w:sz="4" w:space="0"/>
+          <w:right w:val="none" w:color="000000" w:sz="4" w:space="0"/>
         </w:tcBorders>
       </w:tcPr>
     </w:tblStylePr>
@@ -31249,9 +31393,9 @@
       </w:tcPr>
     </w:tblStylePr>
   </w:style>
-  <w:style w:type="table" w:styleId="117">
+  <w:style w:type="table" w:styleId="806">
     <w:name w:val="Lined - Accent"/>
-    <w:basedOn w:val="665"/>
+    <w:basedOn w:val="887"/>
     <w:uiPriority w:val="99"/>
     <w:pPr>
       <w:pBdr/>
@@ -31486,9 +31630,9 @@
       </w:tcPr>
     </w:tblStylePr>
   </w:style>
-  <w:style w:type="table" w:styleId="118">
+  <w:style w:type="table" w:styleId="807">
     <w:name w:val="Lined - Accent 1"/>
-    <w:basedOn w:val="665"/>
+    <w:basedOn w:val="887"/>
     <w:uiPriority w:val="99"/>
     <w:pPr>
       <w:pBdr/>
@@ -31723,9 +31867,9 @@
       </w:tcPr>
     </w:tblStylePr>
   </w:style>
-  <w:style w:type="table" w:styleId="119">
+  <w:style w:type="table" w:styleId="808">
     <w:name w:val="Lined - Accent 2"/>
-    <w:basedOn w:val="665"/>
+    <w:basedOn w:val="887"/>
     <w:uiPriority w:val="99"/>
     <w:pPr>
       <w:pBdr/>
@@ -31960,9 +32104,9 @@
       </w:tcPr>
     </w:tblStylePr>
   </w:style>
-  <w:style w:type="table" w:styleId="120">
+  <w:style w:type="table" w:styleId="809">
     <w:name w:val="Lined - Accent 3"/>
-    <w:basedOn w:val="665"/>
+    <w:basedOn w:val="887"/>
     <w:uiPriority w:val="99"/>
     <w:pPr>
       <w:pBdr/>
@@ -32197,9 +32341,9 @@
       </w:tcPr>
     </w:tblStylePr>
   </w:style>
-  <w:style w:type="table" w:styleId="121">
+  <w:style w:type="table" w:styleId="810">
     <w:name w:val="Lined - Accent 4"/>
-    <w:basedOn w:val="665"/>
+    <w:basedOn w:val="887"/>
     <w:uiPriority w:val="99"/>
     <w:pPr>
       <w:pBdr/>
@@ -32434,9 +32578,9 @@
       </w:tcPr>
     </w:tblStylePr>
   </w:style>
-  <w:style w:type="table" w:styleId="122">
+  <w:style w:type="table" w:styleId="811">
     <w:name w:val="Lined - Accent 5"/>
-    <w:basedOn w:val="665"/>
+    <w:basedOn w:val="887"/>
     <w:uiPriority w:val="99"/>
     <w:pPr>
       <w:pBdr/>
@@ -32671,9 +32815,9 @@
       </w:tcPr>
     </w:tblStylePr>
   </w:style>
-  <w:style w:type="table" w:styleId="123">
+  <w:style w:type="table" w:styleId="812">
     <w:name w:val="Lined - Accent 6"/>
-    <w:basedOn w:val="665"/>
+    <w:basedOn w:val="887"/>
     <w:uiPriority w:val="99"/>
     <w:pPr>
       <w:pBdr/>
@@ -32908,9 +33052,9 @@
       </w:tcPr>
     </w:tblStylePr>
   </w:style>
-  <w:style w:type="table" w:styleId="124">
+  <w:style w:type="table" w:styleId="813">
     <w:name w:val="Bordered &amp; Lined - Accent"/>
-    <w:basedOn w:val="665"/>
+    <w:basedOn w:val="887"/>
     <w:uiPriority w:val="99"/>
     <w:pPr>
       <w:pBdr/>
@@ -33152,9 +33296,9 @@
       </w:tcPr>
     </w:tblStylePr>
   </w:style>
-  <w:style w:type="table" w:styleId="125">
+  <w:style w:type="table" w:styleId="814">
     <w:name w:val="Bordered &amp; Lined - Accent 1"/>
-    <w:basedOn w:val="665"/>
+    <w:basedOn w:val="887"/>
     <w:uiPriority w:val="99"/>
     <w:pPr>
       <w:pBdr/>
@@ -33396,9 +33540,9 @@
       </w:tcPr>
     </w:tblStylePr>
   </w:style>
-  <w:style w:type="table" w:styleId="126">
+  <w:style w:type="table" w:styleId="815">
     <w:name w:val="Bordered &amp; Lined - Accent 2"/>
-    <w:basedOn w:val="665"/>
+    <w:basedOn w:val="887"/>
     <w:uiPriority w:val="99"/>
     <w:pPr>
       <w:pBdr/>
@@ -33640,9 +33784,9 @@
       </w:tcPr>
     </w:tblStylePr>
   </w:style>
-  <w:style w:type="table" w:styleId="127">
+  <w:style w:type="table" w:styleId="816">
     <w:name w:val="Bordered &amp; Lined - Accent 3"/>
-    <w:basedOn w:val="665"/>
+    <w:basedOn w:val="887"/>
     <w:uiPriority w:val="99"/>
     <w:pPr>
       <w:pBdr/>
@@ -33884,9 +34028,9 @@
       </w:tcPr>
     </w:tblStylePr>
   </w:style>
-  <w:style w:type="table" w:styleId="128">
+  <w:style w:type="table" w:styleId="817">
     <w:name w:val="Bordered &amp; Lined - Accent 4"/>
-    <w:basedOn w:val="665"/>
+    <w:basedOn w:val="887"/>
     <w:uiPriority w:val="99"/>
     <w:pPr>
       <w:pBdr/>
@@ -34128,9 +34272,9 @@
       </w:tcPr>
     </w:tblStylePr>
   </w:style>
-  <w:style w:type="table" w:styleId="129">
+  <w:style w:type="table" w:styleId="818">
     <w:name w:val="Bordered &amp; Lined - Accent 5"/>
-    <w:basedOn w:val="665"/>
+    <w:basedOn w:val="887"/>
     <w:uiPriority w:val="99"/>
     <w:pPr>
       <w:pBdr/>
@@ -34372,9 +34516,9 @@
       </w:tcPr>
     </w:tblStylePr>
   </w:style>
-  <w:style w:type="table" w:styleId="130">
+  <w:style w:type="table" w:styleId="819">
     <w:name w:val="Bordered &amp; Lined - Accent 6"/>
-    <w:basedOn w:val="665"/>
+    <w:basedOn w:val="887"/>
     <w:uiPriority w:val="99"/>
     <w:pPr>
       <w:pBdr/>
@@ -34616,9 +34760,9 @@
       </w:tcPr>
     </w:tblStylePr>
   </w:style>
-  <w:style w:type="table" w:styleId="131">
+  <w:style w:type="table" w:styleId="820">
     <w:name w:val="Bordered"/>
-    <w:basedOn w:val="665"/>
+    <w:basedOn w:val="887"/>
     <w:uiPriority w:val="99"/>
     <w:pPr>
       <w:pBdr/>
@@ -34847,9 +34991,9 @@
       </w:tcPr>
     </w:tblStylePr>
   </w:style>
-  <w:style w:type="table" w:styleId="132">
+  <w:style w:type="table" w:styleId="821">
     <w:name w:val="Bordered - Accent 1"/>
-    <w:basedOn w:val="665"/>
+    <w:basedOn w:val="887"/>
     <w:uiPriority w:val="99"/>
     <w:pPr>
       <w:pBdr/>
@@ -35078,9 +35222,9 @@
       </w:tcPr>
     </w:tblStylePr>
   </w:style>
-  <w:style w:type="table" w:styleId="133">
+  <w:style w:type="table" w:styleId="822">
     <w:name w:val="Bordered - Accent 2"/>
-    <w:basedOn w:val="665"/>
+    <w:basedOn w:val="887"/>
     <w:uiPriority w:val="99"/>
     <w:pPr>
       <w:pBdr/>
@@ -35309,9 +35453,9 @@
       </w:tcPr>
     </w:tblStylePr>
   </w:style>
-  <w:style w:type="table" w:styleId="134">
+  <w:style w:type="table" w:styleId="823">
     <w:name w:val="Bordered - Accent 3"/>
-    <w:basedOn w:val="665"/>
+    <w:basedOn w:val="887"/>
     <w:uiPriority w:val="99"/>
     <w:pPr>
       <w:pBdr/>
@@ -35540,9 +35684,9 @@
       </w:tcPr>
     </w:tblStylePr>
   </w:style>
-  <w:style w:type="table" w:styleId="135">
+  <w:style w:type="table" w:styleId="824">
     <w:name w:val="Bordered - Accent 4"/>
-    <w:basedOn w:val="665"/>
+    <w:basedOn w:val="887"/>
     <w:uiPriority w:val="99"/>
     <w:pPr>
       <w:pBdr/>
@@ -35771,9 +35915,9 @@
       </w:tcPr>
     </w:tblStylePr>
   </w:style>
-  <w:style w:type="table" w:styleId="136">
+  <w:style w:type="table" w:styleId="825">
     <w:name w:val="Bordered - Accent 5"/>
-    <w:basedOn w:val="665"/>
+    <w:basedOn w:val="887"/>
     <w:uiPriority w:val="99"/>
     <w:pPr>
       <w:pBdr/>
@@ -36002,9 +36146,9 @@
       </w:tcPr>
     </w:tblStylePr>
   </w:style>
-  <w:style w:type="table" w:styleId="137">
+  <w:style w:type="table" w:styleId="826">
     <w:name w:val="Bordered - Accent 6"/>
-    <w:basedOn w:val="665"/>
+    <w:basedOn w:val="887"/>
     <w:uiPriority w:val="99"/>
     <w:pPr>
       <w:pBdr/>
@@ -36233,11 +36377,11 @@
       </w:tcPr>
     </w:tblStylePr>
   </w:style>
-  <w:style w:type="paragraph" w:styleId="139">
+  <w:style w:type="paragraph" w:styleId="827">
     <w:name w:val="Heading 1"/>
-    <w:basedOn w:val="664"/>
-    <w:next w:val="664"/>
-    <w:link w:val="150"/>
+    <w:basedOn w:val="886"/>
+    <w:next w:val="886"/>
+    <w:link w:val="837"/>
     <w:uiPriority w:val="9"/>
     <w:qFormat/>
     <w:pPr>
@@ -36255,11 +36399,11 @@
       <w:szCs w:val="40"/>
     </w:rPr>
   </w:style>
-  <w:style w:type="paragraph" w:styleId="140">
+  <w:style w:type="paragraph" w:styleId="828">
     <w:name w:val="Heading 2"/>
-    <w:basedOn w:val="664"/>
-    <w:next w:val="664"/>
-    <w:link w:val="151"/>
+    <w:basedOn w:val="886"/>
+    <w:next w:val="886"/>
+    <w:link w:val="838"/>
     <w:uiPriority w:val="9"/>
     <w:unhideWhenUsed/>
     <w:qFormat/>
@@ -36278,11 +36422,11 @@
       <w:szCs w:val="32"/>
     </w:rPr>
   </w:style>
-  <w:style w:type="paragraph" w:styleId="141">
+  <w:style w:type="paragraph" w:styleId="829">
     <w:name w:val="Heading 3"/>
-    <w:basedOn w:val="664"/>
-    <w:next w:val="664"/>
-    <w:link w:val="152"/>
+    <w:basedOn w:val="886"/>
+    <w:next w:val="886"/>
+    <w:link w:val="839"/>
     <w:uiPriority w:val="9"/>
     <w:unhideWhenUsed/>
     <w:qFormat/>
@@ -36301,11 +36445,11 @@
       <w:szCs w:val="28"/>
     </w:rPr>
   </w:style>
-  <w:style w:type="paragraph" w:styleId="142">
+  <w:style w:type="paragraph" w:styleId="830">
     <w:name w:val="Heading 4"/>
-    <w:basedOn w:val="664"/>
-    <w:next w:val="664"/>
-    <w:link w:val="153"/>
+    <w:basedOn w:val="886"/>
+    <w:next w:val="886"/>
+    <w:link w:val="840"/>
     <w:uiPriority w:val="9"/>
     <w:unhideWhenUsed/>
     <w:qFormat/>
@@ -36324,11 +36468,11 @@
       <w:color w:val="0f4761" w:themeColor="accent1" w:themeShade="BF"/>
     </w:rPr>
   </w:style>
-  <w:style w:type="paragraph" w:styleId="143">
+  <w:style w:type="paragraph" w:styleId="831">
     <w:name w:val="Heading 5"/>
-    <w:basedOn w:val="664"/>
-    <w:next w:val="664"/>
-    <w:link w:val="154"/>
+    <w:basedOn w:val="886"/>
+    <w:next w:val="886"/>
+    <w:link w:val="841"/>
     <w:uiPriority w:val="9"/>
     <w:unhideWhenUsed/>
     <w:qFormat/>
@@ -36345,11 +36489,11 @@
       <w:color w:val="0f4761" w:themeColor="accent1" w:themeShade="BF"/>
     </w:rPr>
   </w:style>
-  <w:style w:type="paragraph" w:styleId="144">
+  <w:style w:type="paragraph" w:styleId="832">
     <w:name w:val="Heading 6"/>
-    <w:basedOn w:val="664"/>
-    <w:next w:val="664"/>
-    <w:link w:val="155"/>
+    <w:basedOn w:val="886"/>
+    <w:next w:val="886"/>
+    <w:link w:val="842"/>
     <w:uiPriority w:val="9"/>
     <w:unhideWhenUsed/>
     <w:qFormat/>
@@ -36368,11 +36512,11 @@
       <w:color w:val="595959" w:themeColor="text1" w:themeTint="A6"/>
     </w:rPr>
   </w:style>
-  <w:style w:type="paragraph" w:styleId="145">
+  <w:style w:type="paragraph" w:styleId="833">
     <w:name w:val="Heading 7"/>
-    <w:basedOn w:val="664"/>
-    <w:next w:val="664"/>
-    <w:link w:val="156"/>
+    <w:basedOn w:val="886"/>
+    <w:next w:val="886"/>
+    <w:link w:val="843"/>
     <w:uiPriority w:val="9"/>
     <w:unhideWhenUsed/>
     <w:qFormat/>
@@ -36389,11 +36533,11 @@
       <w:color w:val="595959" w:themeColor="text1" w:themeTint="A6"/>
     </w:rPr>
   </w:style>
-  <w:style w:type="paragraph" w:styleId="146">
+  <w:style w:type="paragraph" w:styleId="834">
     <w:name w:val="Heading 8"/>
-    <w:basedOn w:val="664"/>
-    <w:next w:val="664"/>
-    <w:link w:val="157"/>
+    <w:basedOn w:val="886"/>
+    <w:next w:val="886"/>
+    <w:link w:val="844"/>
     <w:uiPriority w:val="9"/>
     <w:unhideWhenUsed/>
     <w:qFormat/>
@@ -36412,11 +36556,11 @@
       <w:color w:val="272727" w:themeColor="text1" w:themeTint="D8"/>
     </w:rPr>
   </w:style>
-  <w:style w:type="paragraph" w:styleId="147">
+  <w:style w:type="paragraph" w:styleId="835">
     <w:name w:val="Heading 9"/>
-    <w:basedOn w:val="664"/>
-    <w:next w:val="664"/>
-    <w:link w:val="158"/>
+    <w:basedOn w:val="886"/>
+    <w:next w:val="886"/>
+    <w:link w:val="845"/>
     <w:uiPriority w:val="9"/>
     <w:unhideWhenUsed/>
     <w:qFormat/>
@@ -36435,7 +36579,7 @@
       <w:color w:val="272727" w:themeColor="text1" w:themeTint="D8"/>
     </w:rPr>
   </w:style>
-  <w:style w:type="character" w:styleId="148" w:default="1">
+  <w:style w:type="character" w:styleId="836" w:default="1">
     <w:name w:val="Default Paragraph Font"/>
     <w:uiPriority w:val="1"/>
     <w:semiHidden/>
@@ -36446,10 +36590,10 @@
       <w:ind/>
     </w:pPr>
   </w:style>
-  <w:style w:type="character" w:styleId="150">
+  <w:style w:type="character" w:styleId="837">
     <w:name w:val="Heading 1 Char"/>
-    <w:basedOn w:val="148"/>
-    <w:link w:val="139"/>
+    <w:basedOn w:val="836"/>
+    <w:link w:val="827"/>
     <w:uiPriority w:val="9"/>
     <w:pPr>
       <w:pBdr/>
@@ -36463,10 +36607,10 @@
       <w:szCs w:val="40"/>
     </w:rPr>
   </w:style>
-  <w:style w:type="character" w:styleId="151">
+  <w:style w:type="character" w:styleId="838">
     <w:name w:val="Heading 2 Char"/>
-    <w:basedOn w:val="148"/>
-    <w:link w:val="140"/>
+    <w:basedOn w:val="836"/>
+    <w:link w:val="828"/>
     <w:uiPriority w:val="9"/>
     <w:pPr>
       <w:pBdr/>
@@ -36480,10 +36624,10 @@
       <w:szCs w:val="32"/>
     </w:rPr>
   </w:style>
-  <w:style w:type="character" w:styleId="152">
+  <w:style w:type="character" w:styleId="839">
     <w:name w:val="Heading 3 Char"/>
-    <w:basedOn w:val="148"/>
-    <w:link w:val="141"/>
+    <w:basedOn w:val="836"/>
+    <w:link w:val="829"/>
     <w:uiPriority w:val="9"/>
     <w:pPr>
       <w:pBdr/>
@@ -36497,10 +36641,10 @@
       <w:szCs w:val="28"/>
     </w:rPr>
   </w:style>
-  <w:style w:type="character" w:styleId="153">
+  <w:style w:type="character" w:styleId="840">
     <w:name w:val="Heading 4 Char"/>
-    <w:basedOn w:val="148"/>
-    <w:link w:val="142"/>
+    <w:basedOn w:val="836"/>
+    <w:link w:val="830"/>
     <w:uiPriority w:val="9"/>
     <w:pPr>
       <w:pBdr/>
@@ -36514,10 +36658,10 @@
       <w:color w:val="0f4761" w:themeColor="accent1" w:themeShade="BF"/>
     </w:rPr>
   </w:style>
-  <w:style w:type="character" w:styleId="154">
+  <w:style w:type="character" w:styleId="841">
     <w:name w:val="Heading 5 Char"/>
-    <w:basedOn w:val="148"/>
-    <w:link w:val="143"/>
+    <w:basedOn w:val="836"/>
+    <w:link w:val="831"/>
     <w:uiPriority w:val="9"/>
     <w:pPr>
       <w:pBdr/>
@@ -36529,10 +36673,10 @@
       <w:color w:val="0f4761" w:themeColor="accent1" w:themeShade="BF"/>
     </w:rPr>
   </w:style>
-  <w:style w:type="character" w:styleId="155">
+  <w:style w:type="character" w:styleId="842">
     <w:name w:val="Heading 6 Char"/>
-    <w:basedOn w:val="148"/>
-    <w:link w:val="144"/>
+    <w:basedOn w:val="836"/>
+    <w:link w:val="832"/>
     <w:uiPriority w:val="9"/>
     <w:pPr>
       <w:pBdr/>
@@ -36546,10 +36690,10 @@
       <w:color w:val="595959" w:themeColor="text1" w:themeTint="A6"/>
     </w:rPr>
   </w:style>
-  <w:style w:type="character" w:styleId="156">
+  <w:style w:type="character" w:styleId="843">
     <w:name w:val="Heading 7 Char"/>
-    <w:basedOn w:val="148"/>
-    <w:link w:val="145"/>
+    <w:basedOn w:val="836"/>
+    <w:link w:val="833"/>
     <w:uiPriority w:val="9"/>
     <w:pPr>
       <w:pBdr/>
@@ -36561,10 +36705,10 @@
       <w:color w:val="595959" w:themeColor="text1" w:themeTint="A6"/>
     </w:rPr>
   </w:style>
-  <w:style w:type="character" w:styleId="157">
+  <w:style w:type="character" w:styleId="844">
     <w:name w:val="Heading 8 Char"/>
-    <w:basedOn w:val="148"/>
-    <w:link w:val="146"/>
+    <w:basedOn w:val="836"/>
+    <w:link w:val="834"/>
     <w:uiPriority w:val="9"/>
     <w:pPr>
       <w:pBdr/>
@@ -36578,10 +36722,10 @@
       <w:color w:val="272727" w:themeColor="text1" w:themeTint="D8"/>
     </w:rPr>
   </w:style>
-  <w:style w:type="character" w:styleId="158">
+  <w:style w:type="character" w:styleId="845">
     <w:name w:val="Heading 9 Char"/>
-    <w:basedOn w:val="148"/>
-    <w:link w:val="147"/>
+    <w:basedOn w:val="836"/>
+    <w:link w:val="835"/>
     <w:uiPriority w:val="9"/>
     <w:pPr>
       <w:pBdr/>
@@ -36595,11 +36739,11 @@
       <w:color w:val="272727" w:themeColor="text1" w:themeTint="D8"/>
     </w:rPr>
   </w:style>
-  <w:style w:type="paragraph" w:styleId="159">
+  <w:style w:type="paragraph" w:styleId="846">
     <w:name w:val="Title"/>
-    <w:basedOn w:val="664"/>
-    <w:next w:val="664"/>
-    <w:link w:val="160"/>
+    <w:basedOn w:val="886"/>
+    <w:next w:val="886"/>
+    <w:link w:val="847"/>
     <w:uiPriority w:val="10"/>
     <w:qFormat/>
     <w:pPr>
@@ -36615,10 +36759,10 @@
       <w:szCs w:val="56"/>
     </w:rPr>
   </w:style>
-  <w:style w:type="character" w:styleId="160">
+  <w:style w:type="character" w:styleId="847">
     <w:name w:val="Title Char"/>
-    <w:basedOn w:val="148"/>
-    <w:link w:val="159"/>
+    <w:basedOn w:val="836"/>
+    <w:link w:val="846"/>
     <w:uiPriority w:val="10"/>
     <w:pPr>
       <w:pBdr/>
@@ -36632,11 +36776,11 @@
       <w:szCs w:val="56"/>
     </w:rPr>
   </w:style>
-  <w:style w:type="paragraph" w:styleId="161">
+  <w:style w:type="paragraph" w:styleId="848">
     <w:name w:val="Subtitle"/>
-    <w:basedOn w:val="664"/>
-    <w:next w:val="664"/>
-    <w:link w:val="162"/>
+    <w:basedOn w:val="886"/>
+    <w:next w:val="886"/>
+    <w:link w:val="849"/>
     <w:uiPriority w:val="11"/>
     <w:qFormat/>
     <w:pPr>
@@ -36654,10 +36798,10 @@
       <w:szCs w:val="28"/>
     </w:rPr>
   </w:style>
-  <w:style w:type="character" w:styleId="162">
+  <w:style w:type="character" w:styleId="849">
     <w:name w:val="Subtitle Char"/>
-    <w:basedOn w:val="148"/>
-    <w:link w:val="161"/>
+    <w:basedOn w:val="836"/>
+    <w:link w:val="848"/>
     <w:uiPriority w:val="11"/>
     <w:pPr>
       <w:pBdr/>
@@ -36671,11 +36815,11 @@
       <w:szCs w:val="28"/>
     </w:rPr>
   </w:style>
-  <w:style w:type="paragraph" w:styleId="163">
+  <w:style w:type="paragraph" w:styleId="850">
     <w:name w:val="Quote"/>
-    <w:basedOn w:val="664"/>
-    <w:next w:val="664"/>
-    <w:link w:val="164"/>
+    <w:basedOn w:val="886"/>
+    <w:next w:val="886"/>
+    <w:link w:val="851"/>
     <w:uiPriority w:val="29"/>
     <w:qFormat/>
     <w:pPr>
@@ -36690,10 +36834,10 @@
       <w:color w:val="404040" w:themeColor="text1" w:themeTint="BF"/>
     </w:rPr>
   </w:style>
-  <w:style w:type="character" w:styleId="164">
+  <w:style w:type="character" w:styleId="851">
     <w:name w:val="Quote Char"/>
-    <w:basedOn w:val="148"/>
-    <w:link w:val="163"/>
+    <w:basedOn w:val="836"/>
+    <w:link w:val="850"/>
     <w:uiPriority w:val="29"/>
     <w:pPr>
       <w:pBdr/>
@@ -36706,9 +36850,9 @@
       <w:color w:val="404040" w:themeColor="text1" w:themeTint="BF"/>
     </w:rPr>
   </w:style>
-  <w:style w:type="character" w:styleId="166">
+  <w:style w:type="character" w:styleId="852">
     <w:name w:val="Intense Emphasis"/>
-    <w:basedOn w:val="148"/>
+    <w:basedOn w:val="836"/>
     <w:uiPriority w:val="21"/>
     <w:qFormat/>
     <w:pPr>
@@ -36722,11 +36866,11 @@
       <w:color w:val="0f4761" w:themeColor="accent1" w:themeShade="BF"/>
     </w:rPr>
   </w:style>
-  <w:style w:type="paragraph" w:styleId="167">
+  <w:style w:type="paragraph" w:styleId="853">
     <w:name w:val="Intense Quote"/>
-    <w:basedOn w:val="664"/>
-    <w:next w:val="664"/>
-    <w:link w:val="168"/>
+    <w:basedOn w:val="886"/>
+    <w:next w:val="886"/>
+    <w:link w:val="854"/>
     <w:uiPriority w:val="30"/>
     <w:qFormat/>
     <w:pPr>
@@ -36744,10 +36888,10 @@
       <w:color w:val="0f4761" w:themeColor="accent1" w:themeShade="BF"/>
     </w:rPr>
   </w:style>
-  <w:style w:type="character" w:styleId="168">
+  <w:style w:type="character" w:styleId="854">
     <w:name w:val="Intense Quote Char"/>
-    <w:basedOn w:val="148"/>
-    <w:link w:val="167"/>
+    <w:basedOn w:val="836"/>
+    <w:link w:val="853"/>
     <w:uiPriority w:val="30"/>
     <w:pPr>
       <w:pBdr/>
@@ -36760,9 +36904,9 @@
       <w:color w:val="0f4761" w:themeColor="accent1" w:themeShade="BF"/>
     </w:rPr>
   </w:style>
-  <w:style w:type="character" w:styleId="169">
+  <w:style w:type="character" w:styleId="855">
     <w:name w:val="Intense Reference"/>
-    <w:basedOn w:val="148"/>
+    <w:basedOn w:val="836"/>
     <w:uiPriority w:val="32"/>
     <w:qFormat/>
     <w:pPr>
@@ -36778,9 +36922,9 @@
       <w:spacing w:val="5"/>
     </w:rPr>
   </w:style>
-  <w:style w:type="character" w:styleId="171">
+  <w:style w:type="character" w:styleId="856">
     <w:name w:val="Subtle Emphasis"/>
-    <w:basedOn w:val="148"/>
+    <w:basedOn w:val="836"/>
     <w:uiPriority w:val="19"/>
     <w:qFormat/>
     <w:pPr>
@@ -36794,9 +36938,9 @@
       <w:color w:val="404040" w:themeColor="text1" w:themeTint="BF"/>
     </w:rPr>
   </w:style>
-  <w:style w:type="character" w:styleId="172">
+  <w:style w:type="character" w:styleId="857">
     <w:name w:val="Emphasis"/>
-    <w:basedOn w:val="148"/>
+    <w:basedOn w:val="836"/>
     <w:uiPriority w:val="20"/>
     <w:qFormat/>
     <w:pPr>
@@ -36809,9 +36953,9 @@
       <w:iCs/>
     </w:rPr>
   </w:style>
-  <w:style w:type="character" w:styleId="173">
+  <w:style w:type="character" w:styleId="858">
     <w:name w:val="Strong"/>
-    <w:basedOn w:val="148"/>
+    <w:basedOn w:val="836"/>
     <w:uiPriority w:val="22"/>
     <w:qFormat/>
     <w:pPr>
@@ -36824,9 +36968,9 @@
       <w:bCs/>
     </w:rPr>
   </w:style>
-  <w:style w:type="character" w:styleId="174">
+  <w:style w:type="character" w:styleId="859">
     <w:name w:val="Subtle Reference"/>
-    <w:basedOn w:val="148"/>
+    <w:basedOn w:val="836"/>
     <w:uiPriority w:val="31"/>
     <w:qFormat/>
     <w:pPr>
@@ -36839,9 +36983,9 @@
       <w:color w:val="5a5a5a" w:themeColor="text1" w:themeTint="A5"/>
     </w:rPr>
   </w:style>
-  <w:style w:type="character" w:styleId="175">
+  <w:style w:type="character" w:styleId="860">
     <w:name w:val="Book Title"/>
-    <w:basedOn w:val="148"/>
+    <w:basedOn w:val="836"/>
     <w:uiPriority w:val="33"/>
     <w:qFormat/>
     <w:pPr>
@@ -36857,10 +37001,10 @@
       <w:spacing w:val="5"/>
     </w:rPr>
   </w:style>
-  <w:style w:type="paragraph" w:styleId="176">
+  <w:style w:type="paragraph" w:styleId="861">
     <w:name w:val="Header"/>
-    <w:basedOn w:val="664"/>
-    <w:link w:val="177"/>
+    <w:basedOn w:val="886"/>
+    <w:link w:val="862"/>
     <w:uiPriority w:val="99"/>
     <w:unhideWhenUsed/>
     <w:pPr>
@@ -36873,10 +37017,10 @@
       <w:ind/>
     </w:pPr>
   </w:style>
-  <w:style w:type="character" w:styleId="177">
+  <w:style w:type="character" w:styleId="862">
     <w:name w:val="Header Char"/>
-    <w:basedOn w:val="148"/>
-    <w:link w:val="176"/>
+    <w:basedOn w:val="836"/>
+    <w:link w:val="861"/>
     <w:uiPriority w:val="99"/>
     <w:pPr>
       <w:pBdr/>
@@ -36884,10 +37028,10 @@
       <w:ind/>
     </w:pPr>
   </w:style>
-  <w:style w:type="paragraph" w:styleId="178">
+  <w:style w:type="paragraph" w:styleId="863">
     <w:name w:val="Footer"/>
-    <w:basedOn w:val="664"/>
-    <w:link w:val="179"/>
+    <w:basedOn w:val="886"/>
+    <w:link w:val="864"/>
     <w:uiPriority w:val="99"/>
     <w:unhideWhenUsed/>
     <w:pPr>
@@ -36900,10 +37044,10 @@
       <w:ind/>
     </w:pPr>
   </w:style>
-  <w:style w:type="character" w:styleId="179">
+  <w:style w:type="character" w:styleId="864">
     <w:name w:val="Footer Char"/>
-    <w:basedOn w:val="148"/>
-    <w:link w:val="178"/>
+    <w:basedOn w:val="836"/>
+    <w:link w:val="863"/>
     <w:uiPriority w:val="99"/>
     <w:pPr>
       <w:pBdr/>
@@ -36911,10 +37055,10 @@
       <w:ind/>
     </w:pPr>
   </w:style>
-  <w:style w:type="paragraph" w:styleId="180">
+  <w:style w:type="paragraph" w:styleId="865">
     <w:name w:val="Caption"/>
-    <w:basedOn w:val="664"/>
-    <w:next w:val="664"/>
+    <w:basedOn w:val="886"/>
+    <w:next w:val="886"/>
     <w:uiPriority w:val="35"/>
     <w:unhideWhenUsed/>
     <w:qFormat/>
@@ -36931,10 +37075,10 @@
       <w:szCs w:val="18"/>
     </w:rPr>
   </w:style>
-  <w:style w:type="paragraph" w:styleId="181">
+  <w:style w:type="paragraph" w:styleId="866">
     <w:name w:val="footnote text"/>
-    <w:basedOn w:val="664"/>
-    <w:link w:val="182"/>
+    <w:basedOn w:val="886"/>
+    <w:link w:val="867"/>
     <w:uiPriority w:val="99"/>
     <w:semiHidden/>
     <w:unhideWhenUsed/>
@@ -36948,10 +37092,10 @@
       <w:szCs w:val="20"/>
     </w:rPr>
   </w:style>
-  <w:style w:type="character" w:styleId="182">
+  <w:style w:type="character" w:styleId="867">
     <w:name w:val="Footnote Text Char"/>
-    <w:basedOn w:val="148"/>
-    <w:link w:val="181"/>
+    <w:basedOn w:val="836"/>
+    <w:link w:val="866"/>
     <w:uiPriority w:val="99"/>
     <w:semiHidden/>
     <w:pPr>
@@ -36964,9 +37108,9 @@
       <w:szCs w:val="20"/>
     </w:rPr>
   </w:style>
-  <w:style w:type="character" w:styleId="183">
+  <w:style w:type="character" w:styleId="868">
     <w:name w:val="footnote reference"/>
-    <w:basedOn w:val="148"/>
+    <w:basedOn w:val="836"/>
     <w:uiPriority w:val="99"/>
     <w:semiHidden/>
     <w:unhideWhenUsed/>
@@ -36979,10 +37123,10 @@
       <w:vertAlign w:val="superscript"/>
     </w:rPr>
   </w:style>
-  <w:style w:type="paragraph" w:styleId="184">
+  <w:style w:type="paragraph" w:styleId="869">
     <w:name w:val="endnote text"/>
-    <w:basedOn w:val="664"/>
-    <w:link w:val="185"/>
+    <w:basedOn w:val="886"/>
+    <w:link w:val="870"/>
     <w:uiPriority w:val="99"/>
     <w:semiHidden/>
     <w:unhideWhenUsed/>
@@ -36996,10 +37140,10 @@
       <w:szCs w:val="20"/>
     </w:rPr>
   </w:style>
-  <w:style w:type="character" w:styleId="185">
+  <w:style w:type="character" w:styleId="870">
     <w:name w:val="Endnote Text Char"/>
-    <w:basedOn w:val="148"/>
-    <w:link w:val="184"/>
+    <w:basedOn w:val="836"/>
+    <w:link w:val="869"/>
     <w:uiPriority w:val="99"/>
     <w:semiHidden/>
     <w:pPr>
@@ -37012,9 +37156,9 @@
       <w:szCs w:val="20"/>
     </w:rPr>
   </w:style>
-  <w:style w:type="character" w:styleId="186">
+  <w:style w:type="character" w:styleId="871">
     <w:name w:val="endnote reference"/>
-    <w:basedOn w:val="148"/>
+    <w:basedOn w:val="836"/>
     <w:uiPriority w:val="99"/>
     <w:semiHidden/>
     <w:unhideWhenUsed/>
@@ -37027,9 +37171,9 @@
       <w:vertAlign w:val="superscript"/>
     </w:rPr>
   </w:style>
-  <w:style w:type="character" w:styleId="187">
+  <w:style w:type="character" w:styleId="872">
     <w:name w:val="Hyperlink"/>
-    <w:basedOn w:val="148"/>
+    <w:basedOn w:val="836"/>
     <w:uiPriority w:val="99"/>
     <w:unhideWhenUsed/>
     <w:pPr>
@@ -37042,9 +37186,9 @@
       <w:u w:val="single"/>
     </w:rPr>
   </w:style>
-  <w:style w:type="character" w:styleId="188">
+  <w:style w:type="character" w:styleId="873">
     <w:name w:val="FollowedHyperlink"/>
-    <w:basedOn w:val="148"/>
+    <w:basedOn w:val="836"/>
     <w:uiPriority w:val="99"/>
     <w:semiHidden/>
     <w:unhideWhenUsed/>
@@ -37058,10 +37202,10 @@
       <w:u w:val="single"/>
     </w:rPr>
   </w:style>
-  <w:style w:type="paragraph" w:styleId="189">
+  <w:style w:type="paragraph" w:styleId="874">
     <w:name w:val="toc 1"/>
-    <w:basedOn w:val="664"/>
-    <w:next w:val="664"/>
+    <w:basedOn w:val="886"/>
+    <w:next w:val="886"/>
     <w:uiPriority w:val="39"/>
     <w:unhideWhenUsed/>
     <w:pPr>
@@ -37070,10 +37214,10 @@
       <w:ind/>
     </w:pPr>
   </w:style>
-  <w:style w:type="paragraph" w:styleId="190">
+  <w:style w:type="paragraph" w:styleId="875">
     <w:name w:val="toc 2"/>
-    <w:basedOn w:val="664"/>
-    <w:next w:val="664"/>
+    <w:basedOn w:val="886"/>
+    <w:next w:val="886"/>
     <w:uiPriority w:val="39"/>
     <w:unhideWhenUsed/>
     <w:pPr>
@@ -37082,10 +37226,10 @@
       <w:ind w:left="220"/>
     </w:pPr>
   </w:style>
-  <w:style w:type="paragraph" w:styleId="191">
+  <w:style w:type="paragraph" w:styleId="876">
     <w:name w:val="toc 3"/>
-    <w:basedOn w:val="664"/>
-    <w:next w:val="664"/>
+    <w:basedOn w:val="886"/>
+    <w:next w:val="886"/>
     <w:uiPriority w:val="39"/>
     <w:unhideWhenUsed/>
     <w:pPr>
@@ -37094,10 +37238,10 @@
       <w:ind w:left="440"/>
     </w:pPr>
   </w:style>
-  <w:style w:type="paragraph" w:styleId="192">
+  <w:style w:type="paragraph" w:styleId="877">
     <w:name w:val="toc 4"/>
-    <w:basedOn w:val="664"/>
-    <w:next w:val="664"/>
+    <w:basedOn w:val="886"/>
+    <w:next w:val="886"/>
     <w:uiPriority w:val="39"/>
     <w:unhideWhenUsed/>
     <w:pPr>
@@ -37106,10 +37250,10 @@
       <w:ind w:left="660"/>
     </w:pPr>
   </w:style>
-  <w:style w:type="paragraph" w:styleId="193">
+  <w:style w:type="paragraph" w:styleId="878">
     <w:name w:val="toc 5"/>
-    <w:basedOn w:val="664"/>
-    <w:next w:val="664"/>
+    <w:basedOn w:val="886"/>
+    <w:next w:val="886"/>
     <w:uiPriority w:val="39"/>
     <w:unhideWhenUsed/>
     <w:pPr>
@@ -37118,10 +37262,10 @@
       <w:ind w:left="880"/>
     </w:pPr>
   </w:style>
-  <w:style w:type="paragraph" w:styleId="194">
+  <w:style w:type="paragraph" w:styleId="879">
     <w:name w:val="toc 6"/>
-    <w:basedOn w:val="664"/>
-    <w:next w:val="664"/>
+    <w:basedOn w:val="886"/>
+    <w:next w:val="886"/>
     <w:uiPriority w:val="39"/>
     <w:unhideWhenUsed/>
     <w:pPr>
@@ -37130,10 +37274,10 @@
       <w:ind w:left="1100"/>
     </w:pPr>
   </w:style>
-  <w:style w:type="paragraph" w:styleId="195">
+  <w:style w:type="paragraph" w:styleId="880">
     <w:name w:val="toc 7"/>
-    <w:basedOn w:val="664"/>
-    <w:next w:val="664"/>
+    <w:basedOn w:val="886"/>
+    <w:next w:val="886"/>
     <w:uiPriority w:val="39"/>
     <w:unhideWhenUsed/>
     <w:pPr>
@@ -37142,10 +37286,10 @@
       <w:ind w:left="1320"/>
     </w:pPr>
   </w:style>
-  <w:style w:type="paragraph" w:styleId="196">
+  <w:style w:type="paragraph" w:styleId="881">
     <w:name w:val="toc 8"/>
-    <w:basedOn w:val="664"/>
-    <w:next w:val="664"/>
+    <w:basedOn w:val="886"/>
+    <w:next w:val="886"/>
     <w:uiPriority w:val="39"/>
     <w:unhideWhenUsed/>
     <w:pPr>
@@ -37154,10 +37298,10 @@
       <w:ind w:left="1540"/>
     </w:pPr>
   </w:style>
-  <w:style w:type="paragraph" w:styleId="197">
+  <w:style w:type="paragraph" w:styleId="882">
     <w:name w:val="toc 9"/>
-    <w:basedOn w:val="664"/>
-    <w:next w:val="664"/>
+    <w:basedOn w:val="886"/>
+    <w:next w:val="886"/>
     <w:uiPriority w:val="39"/>
     <w:unhideWhenUsed/>
     <w:pPr>
@@ -37166,9 +37310,9 @@
       <w:ind w:left="1760"/>
     </w:pPr>
   </w:style>
-  <w:style w:type="character" w:styleId="198">
+  <w:style w:type="character" w:styleId="883">
     <w:name w:val="Placeholder Text"/>
-    <w:basedOn w:val="148"/>
+    <w:basedOn w:val="836"/>
     <w:uiPriority w:val="99"/>
     <w:semiHidden/>
     <w:pPr>
@@ -37180,7 +37324,7 @@
       <w:color w:val="666666"/>
     </w:rPr>
   </w:style>
-  <w:style w:type="paragraph" w:styleId="208">
+  <w:style w:type="paragraph" w:styleId="884">
     <w:name w:val="TOC Heading"/>
     <w:uiPriority w:val="39"/>
     <w:unhideWhenUsed/>
@@ -37190,10 +37334,10 @@
       <w:ind/>
     </w:pPr>
   </w:style>
-  <w:style w:type="paragraph" w:styleId="209">
+  <w:style w:type="paragraph" w:styleId="885">
     <w:name w:val="table of figures"/>
-    <w:basedOn w:val="664"/>
-    <w:next w:val="664"/>
+    <w:basedOn w:val="886"/>
+    <w:next w:val="886"/>
     <w:uiPriority w:val="99"/>
     <w:unhideWhenUsed/>
     <w:pPr>
@@ -37202,7 +37346,7 @@
       <w:ind/>
     </w:pPr>
   </w:style>
-  <w:style w:type="paragraph" w:styleId="664" w:default="1">
+  <w:style w:type="paragraph" w:styleId="886" w:default="1">
     <w:name w:val="Normal"/>
     <w:qFormat/>
     <w:pPr>
@@ -37211,7 +37355,7 @@
       <w:ind/>
     </w:pPr>
   </w:style>
-  <w:style w:type="table" w:styleId="665" w:default="1">
+  <w:style w:type="table" w:styleId="887" w:default="1">
     <w:name w:val="Normal Table"/>
     <w:uiPriority w:val="99"/>
     <w:semiHidden/>
@@ -37404,7 +37548,7 @@
       </w:tcPr>
     </w:tblStylePr>
   </w:style>
-  <w:style w:type="numbering" w:styleId="666" w:default="1">
+  <w:style w:type="numbering" w:styleId="888" w:default="1">
     <w:name w:val="No List"/>
     <w:uiPriority w:val="99"/>
     <w:semiHidden/>
@@ -37415,9 +37559,9 @@
       <w:ind/>
     </w:pPr>
   </w:style>
-  <w:style w:type="paragraph" w:styleId="667">
+  <w:style w:type="paragraph" w:styleId="889">
     <w:name w:val="No Spacing"/>
-    <w:basedOn w:val="664"/>
+    <w:basedOn w:val="886"/>
     <w:uiPriority w:val="1"/>
     <w:qFormat/>
     <w:pPr>
@@ -37426,9 +37570,9 @@
       <w:ind/>
     </w:pPr>
   </w:style>
-  <w:style w:type="paragraph" w:styleId="668">
+  <w:style w:type="paragraph" w:styleId="890">
     <w:name w:val="List Paragraph"/>
-    <w:basedOn w:val="664"/>
+    <w:basedOn w:val="886"/>
     <w:uiPriority w:val="34"/>
     <w:qFormat/>
     <w:pPr>
